--- a/docs/files/latvenergo/latvenergo_6M2026_lt.docx
+++ b/docs/files/latvenergo/latvenergo_6M2026_lt.docx
@@ -3928,24 +3928,10 @@
         <w:rPr>
           <w:sz w:val="24"/>
         </w:rPr>
-        <w:t xml:space="preserve">☐ </w:t>
+        <w:t xml:space="preserve">☑ </w:t>
       </w:r>
       <w:r>
         <w:t>Yes, the company is not in the list of sanctions (add a screenshot)</w:t>
-      </w:r>
-    </w:p>
-    <w:p>
-      <w:pPr>
-        <w:spacing w:after="0"/>
-        <w:ind w:left="397"/>
-      </w:pPr>
-      <w:r>
-        <w:rPr>
-          <w:b/>
-          <w:color w:val="B42318"/>
-          <w:sz w:val="19"/>
-        </w:rPr>
-        <w:t>Reikia peržiūrėti</w:t>
       </w:r>
     </w:p>
     <w:p>
@@ -3965,7 +3951,7 @@
           <w:color w:val="333333"/>
           <w:sz w:val="19"/>
         </w:rPr>
-        <w:t>Automatinė patikra ES, JT, JAV OFAC ir JK konsoliduotuose sankcijų sąrašuose.</w:t>
+        <w:t>Nerasta EU, UN, UK, US OFAC konsoliduotuose sankcijų sąrašuose (automatinė patikra 2026-10-22).</w:t>
       </w:r>
     </w:p>
     <w:p>

--- a/docs/files/latvenergo/latvenergo_6M2026_lt.docx
+++ b/docs/files/latvenergo/latvenergo_6M2026_lt.docx
@@ -2,139 +2,314 @@
 <file path=word/document.xml><?xml version="1.0" encoding="utf-8"?>
 <w:document xmlns:wpc="http://schemas.microsoft.com/office/word/2010/wordprocessingCanvas" xmlns:mo="http://schemas.microsoft.com/office/mac/office/2008/main" xmlns:mc="http://schemas.openxmlformats.org/markup-compatibility/2006" xmlns:mv="urn:schemas-microsoft-com:mac:vml" xmlns:o="urn:schemas-microsoft-com:office:office" xmlns:r="http://schemas.openxmlformats.org/officeDocument/2006/relationships" xmlns:m="http://schemas.openxmlformats.org/officeDocument/2006/math" xmlns:v="urn:schemas-microsoft-com:vml" xmlns:wp14="http://schemas.microsoft.com/office/word/2010/wordprocessingDrawing" xmlns:wp="http://schemas.openxmlformats.org/drawingml/2006/wordprocessingDrawing" xmlns:w10="urn:schemas-microsoft-com:office:word" xmlns:w="http://schemas.openxmlformats.org/wordprocessingml/2006/main" xmlns:w14="http://schemas.microsoft.com/office/word/2010/wordml" xmlns:wpg="http://schemas.microsoft.com/office/word/2010/wordprocessingGroup" xmlns:wpi="http://schemas.microsoft.com/office/word/2010/wordprocessingInk" xmlns:wne="http://schemas.microsoft.com/office/word/2006/wordml" xmlns:wps="http://schemas.microsoft.com/office/word/2010/wordprocessingShape" mc:Ignorable="w14 wp14">
   <w:body>
+    <w:tbl>
+      <w:tblPr>
+        <w:tblW w:w="9639" w:type="dxa"/>
+        <w:tblBorders>
+          <w:top w:val="nil"/>
+          <w:left w:val="nil"/>
+          <w:bottom w:val="nil"/>
+          <w:right w:val="nil"/>
+          <w:insideH w:val="nil"/>
+          <w:insideV w:val="nil"/>
+        </w:tblBorders>
+        <w:tblLayout w:type="fixed"/>
+        <w:tblCellMar>
+          <w:top w:w="260" w:type="dxa"/>
+          <w:left w:w="280" w:type="dxa"/>
+          <w:bottom w:w="260" w:type="dxa"/>
+          <w:right w:w="280" w:type="dxa"/>
+        </w:tblCellMar>
+        <w:tblLook w:firstColumn="1" w:firstRow="1" w:lastColumn="0" w:lastRow="0" w:noHBand="0" w:noVBand="1" w:val="04A0"/>
+      </w:tblPr>
+      <w:tblGrid>
+        <w:gridCol w:w="7030"/>
+        <w:gridCol w:w="2608"/>
+      </w:tblGrid>
+      <w:tr>
+        <w:tc>
+          <w:tcPr>
+            <w:tcW w:type="dxa" w:w="7030"/>
+            <w:shd w:val="clear" w:color="auto" w:fill="1F4E79"/>
+          </w:tcPr>
+          <w:p>
+            <w:pPr>
+              <w:spacing w:before="0" w:after="0"/>
+            </w:pPr>
+            <w:r>
+              <w:rPr>
+                <w:b/>
+                <w:caps/>
+                <w:color w:val="AFC6DD"/>
+                <w:sz w:val="17"/>
+              </w:rPr>
+              <w:t>Emitento apžvalga · 6M2026</w:t>
+            </w:r>
+          </w:p>
+          <w:p>
+            <w:pPr>
+              <w:spacing w:before="40" w:after="0"/>
+            </w:pPr>
+            <w:r>
+              <w:rPr>
+                <w:b/>
+                <w:color w:val="FFFFFF"/>
+                <w:sz w:val="52"/>
+              </w:rPr>
+              <w:t>Latvenergo</w:t>
+            </w:r>
+          </w:p>
+        </w:tc>
+        <w:tc>
+          <w:tcPr>
+            <w:tcW w:type="dxa" w:w="2608"/>
+            <w:shd w:val="clear" w:color="auto" w:fill="1F4E79"/>
+          </w:tcPr>
+          <w:p>
+            <w:pPr>
+              <w:spacing w:before="280" w:after="0"/>
+              <w:jc w:val="right"/>
+            </w:pPr>
+            <w:r>
+              <w:rPr>
+                <w:b/>
+                <w:color w:val="1B7F3B"/>
+                <w:sz w:val="19"/>
+                <w:shd w:val="clear" w:color="auto" w:fill="E3F3E8"/>
+              </w:rPr>
+              <w:t xml:space="preserve">  ●  TVARKINGA  </w:t>
+            </w:r>
+          </w:p>
+        </w:tc>
+      </w:tr>
+    </w:tbl>
     <w:p>
       <w:pPr>
-        <w:spacing w:after="0"/>
+        <w:pBdr>
+          <w:top w:val="single" w:sz="12" w:color="2A78D6" w:space="0"/>
+        </w:pBdr>
+        <w:spacing w:before="0" w:after="200" w:line="120" w:lineRule="auto"/>
       </w:pPr>
-      <w:r>
-        <w:rPr>
-          <w:b/>
-          <w:color w:val="1F4E79"/>
-          <w:sz w:val="48"/>
-        </w:rPr>
-        <w:t>Latvenergo</w:t>
-      </w:r>
-    </w:p>
-    <w:p>
-      <w:r>
-        <w:rPr>
-          <w:color w:val="5F6B7A"/>
-          <w:sz w:val="24"/>
-        </w:rPr>
-        <w:t>Emitento apžvalga · 6M2026</w:t>
-      </w:r>
-    </w:p>
-    <w:p>
-      <w:pPr>
-        <w:spacing w:after="0"/>
-      </w:pPr>
-      <w:r>
-        <w:rPr>
-          <w:b/>
-          <w:sz w:val="19"/>
-        </w:rPr>
-        <w:t xml:space="preserve">Analizės data: </w:t>
-      </w:r>
-      <w:r>
-        <w:rPr>
-          <w:b w:val="0"/>
-          <w:sz w:val="19"/>
-        </w:rPr>
-        <w:t>2026-10-22</w:t>
-      </w:r>
-    </w:p>
-    <w:p>
-      <w:pPr>
-        <w:spacing w:after="0"/>
-      </w:pPr>
-      <w:r>
-        <w:rPr>
-          <w:b/>
-          <w:sz w:val="19"/>
-        </w:rPr>
-        <w:t xml:space="preserve">Reitingas: </w:t>
-      </w:r>
-      <w:r>
-        <w:rPr>
-          <w:b w:val="0"/>
-          <w:sz w:val="19"/>
-        </w:rPr>
-        <w:t>Moody's Baa2, stable outlook (affirmed October 2025)</w:t>
-      </w:r>
-      <w:hyperlink r:id="rId10">
-        <w:r>
-          <w:rPr>
-            <w:color w:val="2A78D6"/>
-            <w:vertAlign w:val="superscript"/>
-            <w:sz w:val="16"/>
-          </w:rPr>
-          <w:t xml:space="preserve">1</w:t>
-        </w:r>
-      </w:hyperlink>
-      <w:r>
-        <w:rPr>
-          <w:color w:val="2A78D6"/>
-          <w:vertAlign w:val="superscript"/>
-        </w:rPr>
-        <w:t>,</w:t>
-      </w:r>
-      <w:hyperlink r:id="rId11">
-        <w:r>
-          <w:rPr>
-            <w:color w:val="2A78D6"/>
-            <w:vertAlign w:val="superscript"/>
-            <w:sz w:val="16"/>
-          </w:rPr>
-          <w:t xml:space="preserve">2</w:t>
-        </w:r>
-      </w:hyperlink>
-    </w:p>
-    <w:p>
-      <w:pPr>
-        <w:spacing w:after="0"/>
-      </w:pPr>
-      <w:r>
-        <w:rPr>
-          <w:b/>
-          <w:sz w:val="19"/>
-        </w:rPr>
-        <w:t xml:space="preserve">Kita ataskaita: </w:t>
-      </w:r>
-      <w:r>
-        <w:rPr>
-          <w:b w:val="0"/>
-          <w:sz w:val="19"/>
-        </w:rPr>
-        <w:t>9M 2026 interim report - 2026-11-30</w:t>
-      </w:r>
-      <w:hyperlink r:id="rId12">
-        <w:r>
-          <w:rPr>
-            <w:color w:val="2A78D6"/>
-            <w:vertAlign w:val="superscript"/>
-            <w:sz w:val="16"/>
-          </w:rPr>
-          <w:t xml:space="preserve">3</w:t>
-        </w:r>
-      </w:hyperlink>
     </w:p>
     <w:tbl>
       <w:tblPr>
-        <w:tblW w:type="auto" w:w="0"/>
+        <w:tblW w:w="9639" w:type="dxa"/>
+        <w:tblBorders>
+          <w:top w:val="nil"/>
+          <w:left w:val="nil"/>
+          <w:bottom w:val="nil"/>
+          <w:right w:val="nil"/>
+          <w:insideH w:val="nil"/>
+          <w:insideV w:val="nil"/>
+        </w:tblBorders>
+        <w:tblLayout w:type="fixed"/>
+        <w:tblCellMar>
+          <w:top w:w="0" w:type="dxa"/>
+          <w:left w:w="0" w:type="dxa"/>
+          <w:bottom w:w="120" w:type="dxa"/>
+          <w:right w:w="160" w:type="dxa"/>
+        </w:tblCellMar>
         <w:tblLook w:firstColumn="1" w:firstRow="1" w:lastColumn="0" w:lastRow="0" w:noHBand="0" w:noVBand="1" w:val="04A0"/>
       </w:tblPr>
       <w:tblGrid>
-        <w:gridCol w:w="9972"/>
+        <w:gridCol w:w="3213"/>
+        <w:gridCol w:w="3213"/>
+        <w:gridCol w:w="3213"/>
+      </w:tblGrid>
+      <w:tr>
+        <w:tc>
+          <w:tcPr>
+            <w:tcW w:type="dxa" w:w="3213"/>
+            <w:tcBorders>
+              <w:top w:val="nil"/>
+              <w:left w:val="nil"/>
+              <w:bottom w:val="single" w:sz="4" w:color="C9D3DE" w:space="0"/>
+              <w:right w:val="nil"/>
+            </w:tcBorders>
+          </w:tcPr>
+          <w:p>
+            <w:pPr>
+              <w:spacing w:before="0" w:after="20"/>
+            </w:pPr>
+            <w:r>
+              <w:rPr>
+                <w:b/>
+                <w:caps/>
+                <w:color w:val="5F6B7A"/>
+                <w:sz w:val="15"/>
+              </w:rPr>
+              <w:t>Analizės data</w:t>
+            </w:r>
+          </w:p>
+          <w:p>
+            <w:pPr>
+              <w:spacing w:before="0" w:after="0"/>
+            </w:pPr>
+            <w:r>
+              <w:rPr>
+                <w:b w:val="0"/>
+                <w:sz w:val="19"/>
+              </w:rPr>
+              <w:t>2026-10-22</w:t>
+            </w:r>
+          </w:p>
+        </w:tc>
+        <w:tc>
+          <w:tcPr>
+            <w:tcW w:type="dxa" w:w="3213"/>
+            <w:tcBorders>
+              <w:top w:val="nil"/>
+              <w:left w:val="nil"/>
+              <w:bottom w:val="single" w:sz="4" w:color="C9D3DE" w:space="0"/>
+              <w:right w:val="nil"/>
+            </w:tcBorders>
+          </w:tcPr>
+          <w:p>
+            <w:pPr>
+              <w:spacing w:before="0" w:after="20"/>
+            </w:pPr>
+            <w:r>
+              <w:rPr>
+                <w:b/>
+                <w:caps/>
+                <w:color w:val="5F6B7A"/>
+                <w:sz w:val="15"/>
+              </w:rPr>
+              <w:t>Reitingas</w:t>
+            </w:r>
+          </w:p>
+          <w:p>
+            <w:pPr>
+              <w:spacing w:before="0" w:after="0"/>
+            </w:pPr>
+            <w:r>
+              <w:rPr>
+                <w:b w:val="0"/>
+                <w:sz w:val="19"/>
+              </w:rPr>
+              <w:t>Moody's Baa2, stable outlook (affirmed October 2025)</w:t>
+            </w:r>
+            <w:hyperlink r:id="rId12">
+              <w:r>
+                <w:rPr>
+                  <w:color w:val="2A78D6"/>
+                  <w:vertAlign w:val="superscript"/>
+                  <w:sz w:val="16"/>
+                </w:rPr>
+                <w:t xml:space="preserve">1</w:t>
+              </w:r>
+            </w:hyperlink>
+            <w:r>
+              <w:rPr>
+                <w:color w:val="2A78D6"/>
+                <w:vertAlign w:val="superscript"/>
+              </w:rPr>
+              <w:t>,</w:t>
+            </w:r>
+            <w:hyperlink r:id="rId13">
+              <w:r>
+                <w:rPr>
+                  <w:color w:val="2A78D6"/>
+                  <w:vertAlign w:val="superscript"/>
+                  <w:sz w:val="16"/>
+                </w:rPr>
+                <w:t xml:space="preserve">2</w:t>
+              </w:r>
+            </w:hyperlink>
+          </w:p>
+        </w:tc>
+        <w:tc>
+          <w:tcPr>
+            <w:tcW w:type="dxa" w:w="3213"/>
+            <w:tcBorders>
+              <w:top w:val="nil"/>
+              <w:left w:val="nil"/>
+              <w:bottom w:val="single" w:sz="4" w:color="C9D3DE" w:space="0"/>
+              <w:right w:val="nil"/>
+            </w:tcBorders>
+          </w:tcPr>
+          <w:p>
+            <w:pPr>
+              <w:spacing w:before="0" w:after="20"/>
+            </w:pPr>
+            <w:r>
+              <w:rPr>
+                <w:b/>
+                <w:caps/>
+                <w:color w:val="5F6B7A"/>
+                <w:sz w:val="15"/>
+              </w:rPr>
+              <w:t>Kita ataskaita</w:t>
+            </w:r>
+          </w:p>
+          <w:p>
+            <w:pPr>
+              <w:spacing w:before="0" w:after="0"/>
+            </w:pPr>
+            <w:r>
+              <w:rPr>
+                <w:b w:val="0"/>
+                <w:sz w:val="19"/>
+              </w:rPr>
+              <w:t>9M 2026 interim report - 2026-11-30</w:t>
+            </w:r>
+            <w:hyperlink r:id="rId14">
+              <w:r>
+                <w:rPr>
+                  <w:color w:val="2A78D6"/>
+                  <w:vertAlign w:val="superscript"/>
+                  <w:sz w:val="16"/>
+                </w:rPr>
+                <w:t xml:space="preserve">3</w:t>
+              </w:r>
+            </w:hyperlink>
+          </w:p>
+        </w:tc>
+      </w:tr>
+    </w:tbl>
+    <w:p>
+      <w:pPr>
+        <w:spacing w:before="0" w:after="80"/>
+      </w:pPr>
+    </w:p>
+    <w:tbl>
+      <w:tblPr>
+        <w:tblW w:w="9639" w:type="dxa"/>
+        <w:tblBorders>
+          <w:top w:val="nil"/>
+          <w:left w:val="nil"/>
+          <w:bottom w:val="nil"/>
+          <w:right w:val="nil"/>
+          <w:insideH w:val="nil"/>
+          <w:insideV w:val="nil"/>
+        </w:tblBorders>
+        <w:tblLayout w:type="fixed"/>
+        <w:tblCellMar>
+          <w:top w:w="180" w:type="dxa"/>
+          <w:left w:w="260" w:type="dxa"/>
+          <w:bottom w:w="200" w:type="dxa"/>
+          <w:right w:w="260" w:type="dxa"/>
+        </w:tblCellMar>
+        <w:tblLook w:firstColumn="1" w:firstRow="1" w:lastColumn="0" w:lastRow="0" w:noHBand="0" w:noVBand="1" w:val="04A0"/>
+      </w:tblPr>
+      <w:tblGrid>
+        <w:gridCol w:w="9639"/>
       </w:tblGrid>
       <w:tr>
         <w:tc>
           <w:tcPr>
             <w:tcW w:type="dxa" w:w="9638"/>
+            <w:tcBorders>
+              <w:top w:val="nil"/>
+              <w:left w:val="single" w:sz="24" w:color="1B7F3B" w:space="0"/>
+              <w:bottom w:val="nil"/>
+              <w:right w:val="nil"/>
+            </w:tcBorders>
             <w:shd w:val="clear" w:color="auto" w:fill="E3F3E8"/>
           </w:tcPr>
           <w:p>
             <w:pPr>
-              <w:spacing w:before="60" w:after="60"/>
+              <w:spacing w:before="0" w:after="0" w:line="276" w:lineRule="auto"/>
             </w:pPr>
             <w:r>
               <w:rPr>
@@ -152,7 +327,7 @@
               </w:rPr>
               <w:t xml:space="preserve"> I pusm. pelnas 144,6 mln. EUR (+7 %), reitingas Baa2 stabilus</w:t>
             </w:r>
-            <w:hyperlink r:id="rId11">
+            <w:hyperlink r:id="rId13">
               <w:r>
                 <w:rPr>
                   <w:color w:val="2A78D6"/>
@@ -170,7 +345,7 @@
               </w:rPr>
               <w:t>. Skola auga dėl didelių investicijų į atsinaujinančią energetiką: grynoji skola / EBITDA 2,4x (prieš metus 1,5x), tačiau FFO / grynoji skola 35 % vis dar viršija strategijos tikslą (&gt;25 %)</w:t>
             </w:r>
-            <w:hyperlink r:id="rId13">
+            <w:hyperlink r:id="rId15">
               <w:r>
                 <w:rPr>
                   <w:color w:val="2A78D6"/>
@@ -194,63 +369,101 @@
     </w:tbl>
     <w:p>
       <w:pPr>
-        <w:spacing w:after="0"/>
+        <w:spacing w:before="0" w:after="120"/>
       </w:pPr>
     </w:p>
     <w:tbl>
       <w:tblPr>
-        <w:tblW w:type="auto" w:w="0"/>
-        <w:jc w:val="center"/>
+        <w:tblW w:w="9639" w:type="dxa"/>
+        <w:tblBorders>
+          <w:top w:val="nil"/>
+          <w:left w:val="nil"/>
+          <w:bottom w:val="nil"/>
+          <w:right w:val="nil"/>
+          <w:insideH w:val="nil"/>
+          <w:insideV w:val="nil"/>
+        </w:tblBorders>
+        <w:tblLayout w:type="fixed"/>
+        <w:tblCellMar>
+          <w:top w:w="150" w:type="dxa"/>
+          <w:left w:w="170" w:type="dxa"/>
+          <w:bottom w:w="150" w:type="dxa"/>
+          <w:right w:w="100" w:type="dxa"/>
+        </w:tblCellMar>
         <w:tblLook w:firstColumn="1" w:firstRow="1" w:lastColumn="0" w:lastRow="0" w:noHBand="0" w:noVBand="1" w:val="04A0"/>
-        <w:tblBorders>
-          <w:top w:val="single" w:sz="4" w:color="FFFFFF"/>
-          <w:left w:val="nil"/>
-          <w:bottom w:val="single" w:sz="4" w:color="FFFFFF"/>
-          <w:right w:val="nil"/>
-          <w:insideH w:val="single" w:sz="4" w:color="FFFFFF"/>
-          <w:insideV w:val="nil"/>
-        </w:tblBorders>
       </w:tblPr>
       <w:tblGrid>
-        <w:gridCol w:w="2493"/>
-        <w:gridCol w:w="2493"/>
-        <w:gridCol w:w="2493"/>
-        <w:gridCol w:w="2493"/>
+        <w:gridCol w:w="2260"/>
+        <w:gridCol w:w="198"/>
+        <w:gridCol w:w="2260"/>
+        <w:gridCol w:w="198"/>
+        <w:gridCol w:w="2260"/>
+        <w:gridCol w:w="198"/>
+        <w:gridCol w:w="2260"/>
       </w:tblGrid>
       <w:tr>
         <w:tc>
           <w:tcPr>
-            <w:tcW w:type="dxa" w:w="2493"/>
-            <w:shd w:val="clear" w:color="auto" w:fill="EAF1F8"/>
+            <w:tcW w:type="dxa" w:w="2261"/>
+            <w:tcBorders>
+              <w:top w:val="single" w:sz="18" w:color="2A78D6" w:space="0"/>
+              <w:left w:val="single" w:sz="4" w:color="C9D3DE" w:space="0"/>
+              <w:bottom w:val="single" w:sz="4" w:color="C9D3DE" w:space="0"/>
+              <w:right w:val="single" w:sz="4" w:color="C9D3DE" w:space="0"/>
+            </w:tcBorders>
           </w:tcPr>
           <w:p>
-            <w:r/>
+            <w:pPr>
+              <w:spacing w:before="0" w:after="60"/>
+            </w:pPr>
             <w:r>
               <w:rPr>
+                <w:b/>
+                <w:caps/>
                 <w:color w:val="5F6B7A"/>
-                <w:sz w:val="16"/>
+                <w:sz w:val="14"/>
               </w:rPr>
-              <w:t>EBITDA (6M2026)</w:t>
+              <w:t>EBITDA</w:t>
+            </w:r>
+            <w:r>
+              <w:rPr>
+                <w:b w:val="0"/>
+                <w:color w:val="5F6B7A"/>
+                <w:sz w:val="14"/>
+              </w:rPr>
+              <w:t xml:space="preserve">  ·  6M2026</w:t>
             </w:r>
           </w:p>
           <w:p>
             <w:pPr>
-              <w:spacing w:after="0"/>
+              <w:spacing w:before="0" w:after="20"/>
             </w:pPr>
             <w:r>
               <w:rPr>
                 <w:b/>
                 <w:color w:val="1F4E79"/>
-                <w:sz w:val="26"/>
+                <w:sz w:val="34"/>
               </w:rPr>
-              <w:t>284,6 mln. EUR</w:t>
+              <w:t>284,6</w:t>
+            </w:r>
+            <w:r>
+              <w:rPr>
+                <w:b w:val="0"/>
+                <w:color w:val="5F6B7A"/>
+                <w:sz w:val="18"/>
+              </w:rPr>
+              <w:t xml:space="preserve"> mln. EUR</w:t>
             </w:r>
           </w:p>
           <w:p>
+            <w:pPr>
+              <w:spacing w:before="0" w:after="0"/>
+            </w:pPr>
             <w:r>
               <w:rPr>
+                <w:b w:val="0"/>
                 <w:color w:val="5F6B7A"/>
-                <w:sz w:val="16"/>
+                <w:sz w:val="15"/>
               </w:rPr>
               <w:t>▲ 4,7 % vs 6M2025</w:t>
             </w:r>
@@ -258,37 +471,72 @@
         </w:tc>
         <w:tc>
           <w:tcPr>
-            <w:tcW w:type="dxa" w:w="2493"/>
-            <w:shd w:val="clear" w:color="auto" w:fill="EAF1F8"/>
+            <w:tcW w:type="dxa" w:w="198"/>
+          </w:tcPr>
+          <w:p/>
+        </w:tc>
+        <w:tc>
+          <w:tcPr>
+            <w:tcW w:type="dxa" w:w="2261"/>
+            <w:tcBorders>
+              <w:top w:val="single" w:sz="18" w:color="2A78D6" w:space="0"/>
+              <w:left w:val="single" w:sz="4" w:color="C9D3DE" w:space="0"/>
+              <w:bottom w:val="single" w:sz="4" w:color="C9D3DE" w:space="0"/>
+              <w:right w:val="single" w:sz="4" w:color="C9D3DE" w:space="0"/>
+            </w:tcBorders>
           </w:tcPr>
           <w:p>
-            <w:r/>
+            <w:pPr>
+              <w:spacing w:before="0" w:after="60"/>
+            </w:pPr>
             <w:r>
               <w:rPr>
+                <w:b/>
+                <w:caps/>
                 <w:color w:val="5F6B7A"/>
-                <w:sz w:val="16"/>
+                <w:sz w:val="14"/>
               </w:rPr>
-              <w:t>Grynasis pelnas (6M2026)</w:t>
+              <w:t>Grynasis pelnas</w:t>
+            </w:r>
+            <w:r>
+              <w:rPr>
+                <w:b w:val="0"/>
+                <w:color w:val="5F6B7A"/>
+                <w:sz w:val="14"/>
+              </w:rPr>
+              <w:t xml:space="preserve">  ·  6M2026</w:t>
             </w:r>
           </w:p>
           <w:p>
             <w:pPr>
-              <w:spacing w:after="0"/>
+              <w:spacing w:before="0" w:after="20"/>
             </w:pPr>
             <w:r>
               <w:rPr>
                 <w:b/>
                 <w:color w:val="1F4E79"/>
-                <w:sz w:val="26"/>
+                <w:sz w:val="34"/>
               </w:rPr>
-              <w:t>144,6 mln. EUR</w:t>
+              <w:t>144,6</w:t>
+            </w:r>
+            <w:r>
+              <w:rPr>
+                <w:b w:val="0"/>
+                <w:color w:val="5F6B7A"/>
+                <w:sz w:val="18"/>
+              </w:rPr>
+              <w:t xml:space="preserve"> mln. EUR</w:t>
             </w:r>
           </w:p>
           <w:p>
+            <w:pPr>
+              <w:spacing w:before="0" w:after="0"/>
+            </w:pPr>
             <w:r>
               <w:rPr>
+                <w:b w:val="0"/>
                 <w:color w:val="5F6B7A"/>
-                <w:sz w:val="16"/>
+                <w:sz w:val="15"/>
               </w:rPr>
               <w:t>▲ 6,9 % vs 6M2025</w:t>
             </w:r>
@@ -296,37 +544,72 @@
         </w:tc>
         <w:tc>
           <w:tcPr>
-            <w:tcW w:type="dxa" w:w="2493"/>
-            <w:shd w:val="clear" w:color="auto" w:fill="EAF1F8"/>
+            <w:tcW w:type="dxa" w:w="198"/>
+          </w:tcPr>
+          <w:p/>
+        </w:tc>
+        <w:tc>
+          <w:tcPr>
+            <w:tcW w:type="dxa" w:w="2261"/>
+            <w:tcBorders>
+              <w:top w:val="single" w:sz="18" w:color="2A78D6" w:space="0"/>
+              <w:left w:val="single" w:sz="4" w:color="C9D3DE" w:space="0"/>
+              <w:bottom w:val="single" w:sz="4" w:color="C9D3DE" w:space="0"/>
+              <w:right w:val="single" w:sz="4" w:color="C9D3DE" w:space="0"/>
+            </w:tcBorders>
           </w:tcPr>
           <w:p>
-            <w:r/>
+            <w:pPr>
+              <w:spacing w:before="0" w:after="60"/>
+            </w:pPr>
             <w:r>
               <w:rPr>
+                <w:b/>
+                <w:caps/>
                 <w:color w:val="5F6B7A"/>
-                <w:sz w:val="16"/>
+                <w:sz w:val="14"/>
               </w:rPr>
-              <w:t>Grynoji skola / EBITDA (6M2026)</w:t>
+              <w:t>Grynoji skola / EBITDA</w:t>
+            </w:r>
+            <w:r>
+              <w:rPr>
+                <w:b w:val="0"/>
+                <w:color w:val="5F6B7A"/>
+                <w:sz w:val="14"/>
+              </w:rPr>
+              <w:t xml:space="preserve">  ·  6M2026</w:t>
             </w:r>
           </w:p>
           <w:p>
             <w:pPr>
-              <w:spacing w:after="0"/>
+              <w:spacing w:before="0" w:after="20"/>
             </w:pPr>
             <w:r>
               <w:rPr>
                 <w:b/>
                 <w:color w:val="1F4E79"/>
-                <w:sz w:val="26"/>
+                <w:sz w:val="34"/>
               </w:rPr>
-              <w:t>2,4x</w:t>
+              <w:t>2,4</w:t>
+            </w:r>
+            <w:r>
+              <w:rPr>
+                <w:b w:val="0"/>
+                <w:color w:val="5F6B7A"/>
+                <w:sz w:val="18"/>
+              </w:rPr>
+              <w:t xml:space="preserve"> x</w:t>
             </w:r>
           </w:p>
           <w:p>
+            <w:pPr>
+              <w:spacing w:before="0" w:after="0"/>
+            </w:pPr>
             <w:r>
               <w:rPr>
+                <w:b w:val="0"/>
                 <w:color w:val="5F6B7A"/>
-                <w:sz w:val="16"/>
+                <w:sz w:val="15"/>
               </w:rPr>
               <w:t>▲ 0,9x vs 6M2025</w:t>
             </w:r>
@@ -334,37 +617,72 @@
         </w:tc>
         <w:tc>
           <w:tcPr>
-            <w:tcW w:type="dxa" w:w="2493"/>
-            <w:shd w:val="clear" w:color="auto" w:fill="EAF1F8"/>
+            <w:tcW w:type="dxa" w:w="198"/>
+          </w:tcPr>
+          <w:p/>
+        </w:tc>
+        <w:tc>
+          <w:tcPr>
+            <w:tcW w:type="dxa" w:w="2261"/>
+            <w:tcBorders>
+              <w:top w:val="single" w:sz="18" w:color="2A78D6" w:space="0"/>
+              <w:left w:val="single" w:sz="4" w:color="C9D3DE" w:space="0"/>
+              <w:bottom w:val="single" w:sz="4" w:color="C9D3DE" w:space="0"/>
+              <w:right w:val="single" w:sz="4" w:color="C9D3DE" w:space="0"/>
+            </w:tcBorders>
           </w:tcPr>
           <w:p>
-            <w:r/>
+            <w:pPr>
+              <w:spacing w:before="0" w:after="60"/>
+            </w:pPr>
             <w:r>
               <w:rPr>
+                <w:b/>
+                <w:caps/>
                 <w:color w:val="5F6B7A"/>
-                <w:sz w:val="16"/>
+                <w:sz w:val="14"/>
               </w:rPr>
-              <w:t>FFO / grynoji skola (6M2026)</w:t>
+              <w:t>FFO / grynoji skola</w:t>
+            </w:r>
+            <w:r>
+              <w:rPr>
+                <w:b w:val="0"/>
+                <w:color w:val="5F6B7A"/>
+                <w:sz w:val="14"/>
+              </w:rPr>
+              <w:t xml:space="preserve">  ·  6M2026</w:t>
             </w:r>
           </w:p>
           <w:p>
             <w:pPr>
-              <w:spacing w:after="0"/>
+              <w:spacing w:before="0" w:after="20"/>
             </w:pPr>
             <w:r>
               <w:rPr>
                 <w:b/>
                 <w:color w:val="1F4E79"/>
-                <w:sz w:val="26"/>
+                <w:sz w:val="34"/>
               </w:rPr>
-              <w:t>35 %</w:t>
+              <w:t>35</w:t>
+            </w:r>
+            <w:r>
+              <w:rPr>
+                <w:b w:val="0"/>
+                <w:color w:val="5F6B7A"/>
+                <w:sz w:val="18"/>
+              </w:rPr>
+              <w:t xml:space="preserve"> %</w:t>
             </w:r>
           </w:p>
           <w:p>
+            <w:pPr>
+              <w:spacing w:before="0" w:after="0"/>
+            </w:pPr>
             <w:r>
               <w:rPr>
+                <w:b w:val="0"/>
                 <w:color w:val="5F6B7A"/>
-                <w:sz w:val="16"/>
+                <w:sz w:val="15"/>
               </w:rPr>
               <w:t>▼ 22 p. p. vs 6M2025</w:t>
             </w:r>
@@ -374,11 +692,29 @@
     </w:tbl>
     <w:p>
       <w:pPr>
-        <w:spacing w:before="280" w:after="80"/>
+        <w:spacing w:before="0" w:after="40"/>
+      </w:pPr>
+    </w:p>
+    <w:p>
+      <w:pPr>
+        <w:keepNext/>
         <w:pBdr>
-          <w:bottom w:val="single" w:sz="6" w:color="C9D3DE" w:space="2"/>
+          <w:bottom w:val="single" w:sz="8" w:color="1F4E79" w:space="4"/>
         </w:pBdr>
+        <w:tabs>
+          <w:tab w:pos="482" w:val="left"/>
+        </w:tabs>
+        <w:spacing w:before="360" w:after="160"/>
       </w:pPr>
+      <w:r>
+        <w:rPr>
+          <w:b/>
+          <w:color w:val="2A78D6"/>
+          <w:sz w:val="18"/>
+        </w:rPr>
+        <w:t>01</w:t>
+        <w:tab/>
+      </w:r>
       <w:r>
         <w:rPr>
           <w:b/>
@@ -390,9 +726,21 @@
     </w:p>
     <w:p>
       <w:pPr>
-        <w:pStyle w:val="ListBullet"/>
-        <w:spacing w:after="60"/>
+        <w:tabs>
+          <w:tab w:pos="255" w:val="left"/>
+        </w:tabs>
+        <w:spacing w:before="0" w:after="80"/>
+        <w:ind w:left="255" w:hanging="255"/>
       </w:pPr>
+      <w:r>
+        <w:rPr>
+          <w:b/>
+          <w:color w:val="2A78D6"/>
+          <w:sz w:val="20"/>
+        </w:rPr>
+        <w:t>▪</w:t>
+        <w:tab/>
+      </w:r>
       <w:r>
         <w:rPr>
           <w:b/>
@@ -405,7 +753,7 @@
         </w:rPr>
         <w:t xml:space="preserve"> I pusm. pajamos 941,8 mln. EUR (+11 %), EBITDA 284,6 mln. EUR (+5 %), grynasis pelnas 144,6 mln. EUR (135,3 mln.)</w:t>
       </w:r>
-      <w:hyperlink r:id="rId11">
+      <w:hyperlink r:id="rId13">
         <w:r>
           <w:rPr>
             <w:color w:val="2A78D6"/>
@@ -424,9 +772,21 @@
     </w:p>
     <w:p>
       <w:pPr>
-        <w:pStyle w:val="ListBullet"/>
-        <w:spacing w:after="60"/>
+        <w:tabs>
+          <w:tab w:pos="255" w:val="left"/>
+        </w:tabs>
+        <w:spacing w:before="0" w:after="80"/>
+        <w:ind w:left="255" w:hanging="255"/>
       </w:pPr>
+      <w:r>
+        <w:rPr>
+          <w:b/>
+          <w:color w:val="2A78D6"/>
+          <w:sz w:val="20"/>
+        </w:rPr>
+        <w:t>▪</w:t>
+        <w:tab/>
+      </w:r>
       <w:r>
         <w:rPr>
           <w:b/>
@@ -439,7 +799,7 @@
         </w:rPr>
         <w:t xml:space="preserve"> pagaminta 3 336 GWh elektros, prieš metus 2 603 GWh. 2025 m. 66 % elektros pagaminta iš atsinaujinančių šaltinių</w:t>
       </w:r>
-      <w:hyperlink r:id="rId11">
+      <w:hyperlink r:id="rId13">
         <w:r>
           <w:rPr>
             <w:color w:val="2A78D6"/>
@@ -456,7 +816,7 @@
         </w:rPr>
         <w:t>,</w:t>
       </w:r>
-      <w:hyperlink r:id="rId14">
+      <w:hyperlink r:id="rId16">
         <w:r>
           <w:rPr>
             <w:color w:val="2A78D6"/>
@@ -475,9 +835,21 @@
     </w:p>
     <w:p>
       <w:pPr>
-        <w:pStyle w:val="ListBullet"/>
-        <w:spacing w:after="60"/>
+        <w:tabs>
+          <w:tab w:pos="255" w:val="left"/>
+        </w:tabs>
+        <w:spacing w:before="0" w:after="80"/>
+        <w:ind w:left="255" w:hanging="255"/>
       </w:pPr>
+      <w:r>
+        <w:rPr>
+          <w:b/>
+          <w:color w:val="2A78D6"/>
+          <w:sz w:val="20"/>
+        </w:rPr>
+        <w:t>▪</w:t>
+        <w:tab/>
+      </w:r>
       <w:r>
         <w:rPr>
           <w:b/>
@@ -490,7 +862,7 @@
         </w:rPr>
         <w:t xml:space="preserve"> grynoji skola 1 372,1 mln. EUR (843,1 mln.), grynoji skola / EBITDA 2,4x (1,5x). Investicijos per pusmetį 255,5 mln. EUR, 2025 m. – rekordinės 792,1 mln. EUR</w:t>
       </w:r>
-      <w:hyperlink r:id="rId11">
+      <w:hyperlink r:id="rId13">
         <w:r>
           <w:rPr>
             <w:color w:val="2A78D6"/>
@@ -507,7 +879,7 @@
         </w:rPr>
         <w:t>,</w:t>
       </w:r>
-      <w:hyperlink r:id="rId15">
+      <w:hyperlink r:id="rId17">
         <w:r>
           <w:rPr>
             <w:color w:val="2A78D6"/>
@@ -526,9 +898,21 @@
     </w:p>
     <w:p>
       <w:pPr>
-        <w:pStyle w:val="ListBullet"/>
-        <w:spacing w:after="60"/>
+        <w:tabs>
+          <w:tab w:pos="255" w:val="left"/>
+        </w:tabs>
+        <w:spacing w:before="0" w:after="80"/>
+        <w:ind w:left="255" w:hanging="255"/>
       </w:pPr>
+      <w:r>
+        <w:rPr>
+          <w:b/>
+          <w:color w:val="2A78D6"/>
+          <w:sz w:val="20"/>
+        </w:rPr>
+        <w:t>▪</w:t>
+        <w:tab/>
+      </w:r>
       <w:r>
         <w:rPr>
           <w:b/>
@@ -541,7 +925,7 @@
         </w:rPr>
         <w:t xml:space="preserve"> 2026 m. birželį išleista 300 mln. EUR 7 metų žaliųjų obligacijų, pajamingumas 1,3 %</w:t>
       </w:r>
-      <w:hyperlink r:id="rId16">
+      <w:hyperlink r:id="rId18">
         <w:r>
           <w:rPr>
             <w:color w:val="2A78D6"/>
@@ -560,11 +944,24 @@
     </w:p>
     <w:p>
       <w:pPr>
-        <w:spacing w:before="280" w:after="80"/>
+        <w:keepNext/>
         <w:pBdr>
-          <w:bottom w:val="single" w:sz="6" w:color="C9D3DE" w:space="2"/>
+          <w:bottom w:val="single" w:sz="8" w:color="1F4E79" w:space="4"/>
         </w:pBdr>
+        <w:tabs>
+          <w:tab w:pos="482" w:val="left"/>
+        </w:tabs>
+        <w:spacing w:before="360" w:after="160"/>
       </w:pPr>
+      <w:r>
+        <w:rPr>
+          <w:b/>
+          <w:color w:val="2A78D6"/>
+          <w:sz w:val="18"/>
+        </w:rPr>
+        <w:t>02</w:t>
+        <w:tab/>
+      </w:r>
       <w:r>
         <w:rPr>
           <w:b/>
@@ -576,37 +973,53 @@
     </w:p>
     <w:tbl>
       <w:tblPr>
-        <w:tblW w:type="auto" w:w="0"/>
+        <w:tblW w:w="9639" w:type="dxa"/>
+        <w:tblBorders>
+          <w:top w:val="nil"/>
+          <w:left w:val="nil"/>
+          <w:bottom w:val="nil"/>
+          <w:right w:val="nil"/>
+          <w:insideH w:val="nil"/>
+          <w:insideV w:val="nil"/>
+        </w:tblBorders>
+        <w:tblLayout w:type="fixed"/>
+        <w:tblCellMar>
+          <w:top w:w="70" w:type="dxa"/>
+          <w:left w:w="100" w:type="dxa"/>
+          <w:bottom w:w="70" w:type="dxa"/>
+          <w:right w:w="100" w:type="dxa"/>
+        </w:tblCellMar>
         <w:tblLook w:firstColumn="1" w:firstRow="1" w:lastColumn="0" w:lastRow="0" w:noHBand="0" w:noVBand="1" w:val="04A0"/>
-        <w:tblBorders>
-          <w:top w:val="single" w:sz="4" w:color="C9D3DE"/>
-          <w:left w:val="nil"/>
-          <w:bottom w:val="single" w:sz="4" w:color="C9D3DE"/>
-          <w:right w:val="nil"/>
-          <w:insideH w:val="single" w:sz="4" w:color="C9D3DE"/>
-          <w:insideV w:val="nil"/>
-        </w:tblBorders>
       </w:tblPr>
       <w:tblGrid>
-        <w:gridCol w:w="1994"/>
-        <w:gridCol w:w="1994"/>
-        <w:gridCol w:w="1994"/>
-        <w:gridCol w:w="1994"/>
-        <w:gridCol w:w="1994"/>
+        <w:gridCol w:w="1701"/>
+        <w:gridCol w:w="2608"/>
+        <w:gridCol w:w="963"/>
+        <w:gridCol w:w="1304"/>
+        <w:gridCol w:w="3061"/>
       </w:tblGrid>
       <w:tr>
         <w:tc>
           <w:tcPr>
             <w:tcW w:type="dxa" w:w="1701"/>
-            <w:shd w:val="clear" w:color="auto" w:fill="1F4E79"/>
+            <w:tcBorders>
+              <w:top w:val="single" w:sz="12" w:color="1F4E79" w:space="0"/>
+              <w:left w:val="nil"/>
+              <w:bottom w:val="single" w:sz="4" w:color="C9D3DE" w:space="0"/>
+              <w:right w:val="nil"/>
+            </w:tcBorders>
+            <w:shd w:val="clear" w:color="auto" w:fill="EAF1F8"/>
           </w:tcPr>
           <w:p>
-            <w:r/>
+            <w:pPr>
+              <w:spacing w:before="0" w:after="0"/>
+            </w:pPr>
             <w:r>
               <w:rPr>
                 <w:b/>
-                <w:color w:val="FFFFFF"/>
-                <w:sz w:val="17"/>
+                <w:caps/>
+                <w:color w:val="1F4E79"/>
+                <w:sz w:val="16"/>
               </w:rPr>
               <w:t>ISIN</w:t>
             </w:r>
@@ -615,15 +1028,24 @@
         <w:tc>
           <w:tcPr>
             <w:tcW w:type="dxa" w:w="2608"/>
-            <w:shd w:val="clear" w:color="auto" w:fill="1F4E79"/>
+            <w:tcBorders>
+              <w:top w:val="single" w:sz="12" w:color="1F4E79" w:space="0"/>
+              <w:left w:val="nil"/>
+              <w:bottom w:val="single" w:sz="4" w:color="C9D3DE" w:space="0"/>
+              <w:right w:val="nil"/>
+            </w:tcBorders>
+            <w:shd w:val="clear" w:color="auto" w:fill="EAF1F8"/>
           </w:tcPr>
           <w:p>
-            <w:r/>
+            <w:pPr>
+              <w:spacing w:before="0" w:after="0"/>
+            </w:pPr>
             <w:r>
               <w:rPr>
                 <w:b/>
-                <w:color w:val="FFFFFF"/>
-                <w:sz w:val="17"/>
+                <w:caps/>
+                <w:color w:val="1F4E79"/>
+                <w:sz w:val="16"/>
               </w:rPr>
               <w:t>Priemonė</w:t>
             </w:r>
@@ -632,18 +1054,25 @@
         <w:tc>
           <w:tcPr>
             <w:tcW w:type="dxa" w:w="964"/>
-            <w:shd w:val="clear" w:color="auto" w:fill="1F4E79"/>
+            <w:tcBorders>
+              <w:top w:val="single" w:sz="12" w:color="1F4E79" w:space="0"/>
+              <w:left w:val="nil"/>
+              <w:bottom w:val="single" w:sz="4" w:color="C9D3DE" w:space="0"/>
+              <w:right w:val="nil"/>
+            </w:tcBorders>
+            <w:shd w:val="clear" w:color="auto" w:fill="EAF1F8"/>
           </w:tcPr>
           <w:p>
             <w:pPr>
+              <w:spacing w:before="0" w:after="0"/>
               <w:jc w:val="right"/>
             </w:pPr>
-            <w:r/>
             <w:r>
               <w:rPr>
                 <w:b/>
-                <w:color w:val="FFFFFF"/>
-                <w:sz w:val="17"/>
+                <w:caps/>
+                <w:color w:val="1F4E79"/>
+                <w:sz w:val="16"/>
               </w:rPr>
               <w:t>Kuponas</w:t>
             </w:r>
@@ -652,15 +1081,24 @@
         <w:tc>
           <w:tcPr>
             <w:tcW w:type="dxa" w:w="1304"/>
-            <w:shd w:val="clear" w:color="auto" w:fill="1F4E79"/>
+            <w:tcBorders>
+              <w:top w:val="single" w:sz="12" w:color="1F4E79" w:space="0"/>
+              <w:left w:val="nil"/>
+              <w:bottom w:val="single" w:sz="4" w:color="C9D3DE" w:space="0"/>
+              <w:right w:val="nil"/>
+            </w:tcBorders>
+            <w:shd w:val="clear" w:color="auto" w:fill="EAF1F8"/>
           </w:tcPr>
           <w:p>
-            <w:r/>
+            <w:pPr>
+              <w:spacing w:before="0" w:after="0"/>
+            </w:pPr>
             <w:r>
               <w:rPr>
                 <w:b/>
-                <w:color w:val="FFFFFF"/>
-                <w:sz w:val="17"/>
+                <w:caps/>
+                <w:color w:val="1F4E79"/>
+                <w:sz w:val="16"/>
               </w:rPr>
               <w:t>Išpirkimas</w:t>
             </w:r>
@@ -669,15 +1107,24 @@
         <w:tc>
           <w:tcPr>
             <w:tcW w:type="dxa" w:w="3061"/>
-            <w:shd w:val="clear" w:color="auto" w:fill="1F4E79"/>
+            <w:tcBorders>
+              <w:top w:val="single" w:sz="12" w:color="1F4E79" w:space="0"/>
+              <w:left w:val="nil"/>
+              <w:bottom w:val="single" w:sz="4" w:color="C9D3DE" w:space="0"/>
+              <w:right w:val="nil"/>
+            </w:tcBorders>
+            <w:shd w:val="clear" w:color="auto" w:fill="EAF1F8"/>
           </w:tcPr>
           <w:p>
-            <w:r/>
+            <w:pPr>
+              <w:spacing w:before="0" w:after="0"/>
+            </w:pPr>
             <w:r>
               <w:rPr>
                 <w:b/>
-                <w:color w:val="FFFFFF"/>
-                <w:sz w:val="17"/>
+                <w:caps/>
+                <w:color w:val="1F4E79"/>
+                <w:sz w:val="16"/>
               </w:rPr>
               <w:t>Pastaba</w:t>
             </w:r>
@@ -688,12 +1135,17 @@
         <w:tc>
           <w:tcPr>
             <w:tcW w:type="dxa" w:w="1701"/>
+            <w:tcBorders>
+              <w:top w:val="nil"/>
+              <w:left w:val="nil"/>
+              <w:bottom w:val="single" w:sz="4" w:color="DDE3EA" w:space="0"/>
+              <w:right w:val="nil"/>
+            </w:tcBorders>
           </w:tcPr>
           <w:p>
             <w:pPr>
-              <w:spacing w:after="0"/>
+              <w:spacing w:before="0" w:after="0"/>
             </w:pPr>
-            <w:r/>
             <w:r>
               <w:rPr>
                 <w:b w:val="0"/>
@@ -706,12 +1158,17 @@
         <w:tc>
           <w:tcPr>
             <w:tcW w:type="dxa" w:w="2608"/>
+            <w:tcBorders>
+              <w:top w:val="nil"/>
+              <w:left w:val="nil"/>
+              <w:bottom w:val="single" w:sz="4" w:color="DDE3EA" w:space="0"/>
+              <w:right w:val="nil"/>
+            </w:tcBorders>
           </w:tcPr>
           <w:p>
             <w:pPr>
-              <w:spacing w:after="0"/>
+              <w:spacing w:before="0" w:after="0"/>
             </w:pPr>
-            <w:r/>
             <w:r>
               <w:rPr>
                 <w:b w:val="0"/>
@@ -724,13 +1181,18 @@
         <w:tc>
           <w:tcPr>
             <w:tcW w:type="dxa" w:w="964"/>
+            <w:tcBorders>
+              <w:top w:val="nil"/>
+              <w:left w:val="nil"/>
+              <w:bottom w:val="single" w:sz="4" w:color="DDE3EA" w:space="0"/>
+              <w:right w:val="nil"/>
+            </w:tcBorders>
           </w:tcPr>
           <w:p>
             <w:pPr>
-              <w:spacing w:after="0"/>
+              <w:spacing w:before="0" w:after="0"/>
               <w:jc w:val="right"/>
             </w:pPr>
-            <w:r/>
             <w:r>
               <w:rPr>
                 <w:b w:val="0"/>
@@ -743,12 +1205,17 @@
         <w:tc>
           <w:tcPr>
             <w:tcW w:type="dxa" w:w="1304"/>
+            <w:tcBorders>
+              <w:top w:val="nil"/>
+              <w:left w:val="nil"/>
+              <w:bottom w:val="single" w:sz="4" w:color="DDE3EA" w:space="0"/>
+              <w:right w:val="nil"/>
+            </w:tcBorders>
           </w:tcPr>
           <w:p>
             <w:pPr>
-              <w:spacing w:after="0"/>
+              <w:spacing w:before="0" w:after="0"/>
             </w:pPr>
-            <w:r/>
             <w:r>
               <w:rPr>
                 <w:b w:val="0"/>
@@ -761,12 +1228,17 @@
         <w:tc>
           <w:tcPr>
             <w:tcW w:type="dxa" w:w="3061"/>
+            <w:tcBorders>
+              <w:top w:val="nil"/>
+              <w:left w:val="nil"/>
+              <w:bottom w:val="single" w:sz="4" w:color="DDE3EA" w:space="0"/>
+              <w:right w:val="nil"/>
+            </w:tcBorders>
           </w:tcPr>
           <w:p>
             <w:pPr>
-              <w:spacing w:after="0"/>
+              <w:spacing w:before="0" w:after="0"/>
             </w:pPr>
-            <w:r/>
             <w:r>
               <w:rPr>
                 <w:b w:val="0"/>
@@ -781,13 +1253,17 @@
         <w:tc>
           <w:tcPr>
             <w:tcW w:type="dxa" w:w="1701"/>
-            <w:shd w:val="clear" w:color="auto" w:fill="F6F8FA"/>
+            <w:tcBorders>
+              <w:top w:val="nil"/>
+              <w:left w:val="nil"/>
+              <w:bottom w:val="single" w:sz="4" w:color="DDE3EA" w:space="0"/>
+              <w:right w:val="nil"/>
+            </w:tcBorders>
           </w:tcPr>
           <w:p>
             <w:pPr>
-              <w:spacing w:after="0"/>
+              <w:spacing w:before="0" w:after="0"/>
             </w:pPr>
-            <w:r/>
             <w:r>
               <w:rPr>
                 <w:b w:val="0"/>
@@ -800,13 +1276,17 @@
         <w:tc>
           <w:tcPr>
             <w:tcW w:type="dxa" w:w="2608"/>
-            <w:shd w:val="clear" w:color="auto" w:fill="F6F8FA"/>
+            <w:tcBorders>
+              <w:top w:val="nil"/>
+              <w:left w:val="nil"/>
+              <w:bottom w:val="single" w:sz="4" w:color="DDE3EA" w:space="0"/>
+              <w:right w:val="nil"/>
+            </w:tcBorders>
           </w:tcPr>
           <w:p>
             <w:pPr>
-              <w:spacing w:after="0"/>
+              <w:spacing w:before="0" w:after="0"/>
             </w:pPr>
-            <w:r/>
             <w:r>
               <w:rPr>
                 <w:b w:val="0"/>
@@ -819,14 +1299,18 @@
         <w:tc>
           <w:tcPr>
             <w:tcW w:type="dxa" w:w="964"/>
-            <w:shd w:val="clear" w:color="auto" w:fill="F6F8FA"/>
+            <w:tcBorders>
+              <w:top w:val="nil"/>
+              <w:left w:val="nil"/>
+              <w:bottom w:val="single" w:sz="4" w:color="DDE3EA" w:space="0"/>
+              <w:right w:val="nil"/>
+            </w:tcBorders>
           </w:tcPr>
           <w:p>
             <w:pPr>
-              <w:spacing w:after="0"/>
+              <w:spacing w:before="0" w:after="0"/>
               <w:jc w:val="right"/>
             </w:pPr>
-            <w:r/>
             <w:r>
               <w:rPr>
                 <w:b w:val="0"/>
@@ -839,13 +1323,17 @@
         <w:tc>
           <w:tcPr>
             <w:tcW w:type="dxa" w:w="1304"/>
-            <w:shd w:val="clear" w:color="auto" w:fill="F6F8FA"/>
+            <w:tcBorders>
+              <w:top w:val="nil"/>
+              <w:left w:val="nil"/>
+              <w:bottom w:val="single" w:sz="4" w:color="DDE3EA" w:space="0"/>
+              <w:right w:val="nil"/>
+            </w:tcBorders>
           </w:tcPr>
           <w:p>
             <w:pPr>
-              <w:spacing w:after="0"/>
+              <w:spacing w:before="0" w:after="0"/>
             </w:pPr>
-            <w:r/>
             <w:r>
               <w:rPr>
                 <w:b w:val="0"/>
@@ -858,13 +1346,17 @@
         <w:tc>
           <w:tcPr>
             <w:tcW w:type="dxa" w:w="3061"/>
-            <w:shd w:val="clear" w:color="auto" w:fill="F6F8FA"/>
+            <w:tcBorders>
+              <w:top w:val="nil"/>
+              <w:left w:val="nil"/>
+              <w:bottom w:val="single" w:sz="4" w:color="DDE3EA" w:space="0"/>
+              <w:right w:val="nil"/>
+            </w:tcBorders>
           </w:tcPr>
           <w:p>
             <w:pPr>
-              <w:spacing w:after="0"/>
+              <w:spacing w:before="0" w:after="0"/>
             </w:pPr>
-            <w:r/>
             <w:r>
               <w:rPr>
                 <w:b w:val="0"/>
@@ -879,12 +1371,17 @@
         <w:tc>
           <w:tcPr>
             <w:tcW w:type="dxa" w:w="1701"/>
+            <w:tcBorders>
+              <w:top w:val="nil"/>
+              <w:left w:val="nil"/>
+              <w:bottom w:val="single" w:sz="4" w:color="DDE3EA" w:space="0"/>
+              <w:right w:val="nil"/>
+            </w:tcBorders>
           </w:tcPr>
           <w:p>
             <w:pPr>
-              <w:spacing w:after="0"/>
+              <w:spacing w:before="0" w:after="0"/>
             </w:pPr>
-            <w:r/>
             <w:r>
               <w:rPr>
                 <w:b w:val="0"/>
@@ -897,12 +1394,17 @@
         <w:tc>
           <w:tcPr>
             <w:tcW w:type="dxa" w:w="2608"/>
+            <w:tcBorders>
+              <w:top w:val="nil"/>
+              <w:left w:val="nil"/>
+              <w:bottom w:val="single" w:sz="4" w:color="DDE3EA" w:space="0"/>
+              <w:right w:val="nil"/>
+            </w:tcBorders>
           </w:tcPr>
           <w:p>
             <w:pPr>
-              <w:spacing w:after="0"/>
+              <w:spacing w:before="0" w:after="0"/>
             </w:pPr>
-            <w:r/>
             <w:r>
               <w:rPr>
                 <w:b w:val="0"/>
@@ -915,13 +1417,18 @@
         <w:tc>
           <w:tcPr>
             <w:tcW w:type="dxa" w:w="964"/>
+            <w:tcBorders>
+              <w:top w:val="nil"/>
+              <w:left w:val="nil"/>
+              <w:bottom w:val="single" w:sz="4" w:color="DDE3EA" w:space="0"/>
+              <w:right w:val="nil"/>
+            </w:tcBorders>
           </w:tcPr>
           <w:p>
             <w:pPr>
-              <w:spacing w:after="0"/>
+              <w:spacing w:before="0" w:after="0"/>
               <w:jc w:val="right"/>
             </w:pPr>
-            <w:r/>
             <w:r>
               <w:rPr>
                 <w:b w:val="0"/>
@@ -934,12 +1441,17 @@
         <w:tc>
           <w:tcPr>
             <w:tcW w:type="dxa" w:w="1304"/>
+            <w:tcBorders>
+              <w:top w:val="nil"/>
+              <w:left w:val="nil"/>
+              <w:bottom w:val="single" w:sz="4" w:color="DDE3EA" w:space="0"/>
+              <w:right w:val="nil"/>
+            </w:tcBorders>
           </w:tcPr>
           <w:p>
             <w:pPr>
-              <w:spacing w:after="0"/>
+              <w:spacing w:before="0" w:after="0"/>
             </w:pPr>
-            <w:r/>
             <w:r>
               <w:rPr>
                 <w:b w:val="0"/>
@@ -952,12 +1464,17 @@
         <w:tc>
           <w:tcPr>
             <w:tcW w:type="dxa" w:w="3061"/>
+            <w:tcBorders>
+              <w:top w:val="nil"/>
+              <w:left w:val="nil"/>
+              <w:bottom w:val="single" w:sz="4" w:color="DDE3EA" w:space="0"/>
+              <w:right w:val="nil"/>
+            </w:tcBorders>
           </w:tcPr>
           <w:p>
             <w:pPr>
-              <w:spacing w:after="0"/>
+              <w:spacing w:before="0" w:after="0"/>
             </w:pPr>
-            <w:r/>
             <w:r>
               <w:rPr>
                 <w:b w:val="0"/>
@@ -972,13 +1489,17 @@
         <w:tc>
           <w:tcPr>
             <w:tcW w:type="dxa" w:w="1701"/>
-            <w:shd w:val="clear" w:color="auto" w:fill="F6F8FA"/>
+            <w:tcBorders>
+              <w:top w:val="nil"/>
+              <w:left w:val="nil"/>
+              <w:bottom w:val="single" w:sz="4" w:color="DDE3EA" w:space="0"/>
+              <w:right w:val="nil"/>
+            </w:tcBorders>
           </w:tcPr>
           <w:p>
             <w:pPr>
-              <w:spacing w:after="0"/>
+              <w:spacing w:before="0" w:after="0"/>
             </w:pPr>
-            <w:r/>
             <w:r>
               <w:rPr>
                 <w:b w:val="0"/>
@@ -991,13 +1512,17 @@
         <w:tc>
           <w:tcPr>
             <w:tcW w:type="dxa" w:w="2608"/>
-            <w:shd w:val="clear" w:color="auto" w:fill="F6F8FA"/>
+            <w:tcBorders>
+              <w:top w:val="nil"/>
+              <w:left w:val="nil"/>
+              <w:bottom w:val="single" w:sz="4" w:color="DDE3EA" w:space="0"/>
+              <w:right w:val="nil"/>
+            </w:tcBorders>
           </w:tcPr>
           <w:p>
             <w:pPr>
-              <w:spacing w:after="0"/>
+              <w:spacing w:before="0" w:after="0"/>
             </w:pPr>
-            <w:r/>
             <w:r>
               <w:rPr>
                 <w:b w:val="0"/>
@@ -1010,14 +1535,18 @@
         <w:tc>
           <w:tcPr>
             <w:tcW w:type="dxa" w:w="964"/>
-            <w:shd w:val="clear" w:color="auto" w:fill="F6F8FA"/>
+            <w:tcBorders>
+              <w:top w:val="nil"/>
+              <w:left w:val="nil"/>
+              <w:bottom w:val="single" w:sz="4" w:color="DDE3EA" w:space="0"/>
+              <w:right w:val="nil"/>
+            </w:tcBorders>
           </w:tcPr>
           <w:p>
             <w:pPr>
-              <w:spacing w:after="0"/>
+              <w:spacing w:before="0" w:after="0"/>
               <w:jc w:val="right"/>
             </w:pPr>
-            <w:r/>
             <w:r>
               <w:rPr>
                 <w:b w:val="0"/>
@@ -1030,13 +1559,17 @@
         <w:tc>
           <w:tcPr>
             <w:tcW w:type="dxa" w:w="1304"/>
-            <w:shd w:val="clear" w:color="auto" w:fill="F6F8FA"/>
+            <w:tcBorders>
+              <w:top w:val="nil"/>
+              <w:left w:val="nil"/>
+              <w:bottom w:val="single" w:sz="4" w:color="DDE3EA" w:space="0"/>
+              <w:right w:val="nil"/>
+            </w:tcBorders>
           </w:tcPr>
           <w:p>
             <w:pPr>
-              <w:spacing w:after="0"/>
+              <w:spacing w:before="0" w:after="0"/>
             </w:pPr>
-            <w:r/>
             <w:r>
               <w:rPr>
                 <w:b w:val="0"/>
@@ -1049,13 +1582,17 @@
         <w:tc>
           <w:tcPr>
             <w:tcW w:type="dxa" w:w="3061"/>
-            <w:shd w:val="clear" w:color="auto" w:fill="F6F8FA"/>
+            <w:tcBorders>
+              <w:top w:val="nil"/>
+              <w:left w:val="nil"/>
+              <w:bottom w:val="single" w:sz="4" w:color="DDE3EA" w:space="0"/>
+              <w:right w:val="nil"/>
+            </w:tcBorders>
           </w:tcPr>
           <w:p>
             <w:pPr>
-              <w:spacing w:after="0"/>
+              <w:spacing w:before="0" w:after="0"/>
             </w:pPr>
-            <w:r/>
             <w:r>
               <w:rPr>
                 <w:b w:val="0"/>
@@ -1069,11 +1606,29 @@
     </w:tbl>
     <w:p>
       <w:pPr>
-        <w:spacing w:before="280" w:after="80"/>
+        <w:spacing w:before="0" w:after="40"/>
+      </w:pPr>
+    </w:p>
+    <w:p>
+      <w:pPr>
+        <w:keepNext/>
         <w:pBdr>
-          <w:bottom w:val="single" w:sz="6" w:color="C9D3DE" w:space="2"/>
+          <w:bottom w:val="single" w:sz="8" w:color="1F4E79" w:space="4"/>
         </w:pBdr>
+        <w:tabs>
+          <w:tab w:pos="482" w:val="left"/>
+        </w:tabs>
+        <w:spacing w:before="360" w:after="160"/>
       </w:pPr>
+      <w:r>
+        <w:rPr>
+          <w:b/>
+          <w:color w:val="2A78D6"/>
+          <w:sz w:val="18"/>
+        </w:rPr>
+        <w:t>03</w:t>
+        <w:tab/>
+      </w:r>
       <w:r>
         <w:rPr>
           <w:b/>
@@ -1085,37 +1640,53 @@
     </w:p>
     <w:tbl>
       <w:tblPr>
-        <w:tblW w:type="auto" w:w="0"/>
+        <w:tblW w:w="9639" w:type="dxa"/>
+        <w:tblBorders>
+          <w:top w:val="nil"/>
+          <w:left w:val="nil"/>
+          <w:bottom w:val="nil"/>
+          <w:right w:val="nil"/>
+          <w:insideH w:val="nil"/>
+          <w:insideV w:val="nil"/>
+        </w:tblBorders>
+        <w:tblLayout w:type="fixed"/>
+        <w:tblCellMar>
+          <w:top w:w="70" w:type="dxa"/>
+          <w:left w:w="100" w:type="dxa"/>
+          <w:bottom w:w="70" w:type="dxa"/>
+          <w:right w:w="100" w:type="dxa"/>
+        </w:tblCellMar>
         <w:tblLook w:firstColumn="1" w:firstRow="1" w:lastColumn="0" w:lastRow="0" w:noHBand="0" w:noVBand="1" w:val="04A0"/>
-        <w:tblBorders>
-          <w:top w:val="single" w:sz="4" w:color="C9D3DE"/>
-          <w:left w:val="nil"/>
-          <w:bottom w:val="single" w:sz="4" w:color="C9D3DE"/>
-          <w:right w:val="nil"/>
-          <w:insideH w:val="single" w:sz="4" w:color="C9D3DE"/>
-          <w:insideV w:val="nil"/>
-        </w:tblBorders>
       </w:tblPr>
       <w:tblGrid>
-        <w:gridCol w:w="1994"/>
-        <w:gridCol w:w="1994"/>
-        <w:gridCol w:w="1994"/>
-        <w:gridCol w:w="1994"/>
-        <w:gridCol w:w="1994"/>
+        <w:gridCol w:w="3254"/>
+        <w:gridCol w:w="1314"/>
+        <w:gridCol w:w="1314"/>
+        <w:gridCol w:w="1314"/>
+        <w:gridCol w:w="2441"/>
       </w:tblGrid>
       <w:tr>
         <w:tc>
           <w:tcPr>
-            <w:tcW w:type="dxa" w:w="2948"/>
-            <w:shd w:val="clear" w:color="auto" w:fill="1F4E79"/>
+            <w:tcW w:type="dxa" w:w="3254"/>
+            <w:tcBorders>
+              <w:top w:val="single" w:sz="12" w:color="1F4E79" w:space="0"/>
+              <w:left w:val="nil"/>
+              <w:bottom w:val="single" w:sz="4" w:color="C9D3DE" w:space="0"/>
+              <w:right w:val="nil"/>
+            </w:tcBorders>
+            <w:shd w:val="clear" w:color="auto" w:fill="EAF1F8"/>
           </w:tcPr>
           <w:p>
-            <w:r/>
+            <w:pPr>
+              <w:spacing w:before="0" w:after="0"/>
+            </w:pPr>
             <w:r>
               <w:rPr>
                 <w:b/>
-                <w:color w:val="FFFFFF"/>
-                <w:sz w:val="17"/>
+                <w:caps/>
+                <w:color w:val="1F4E79"/>
+                <w:sz w:val="16"/>
               </w:rPr>
               <w:t>Rodiklis</w:t>
             </w:r>
@@ -1123,19 +1694,26 @@
         </w:tc>
         <w:tc>
           <w:tcPr>
-            <w:tcW w:type="dxa" w:w="1191"/>
-            <w:shd w:val="clear" w:color="auto" w:fill="1F4E79"/>
+            <w:tcW w:type="dxa" w:w="1314"/>
+            <w:tcBorders>
+              <w:top w:val="single" w:sz="12" w:color="1F4E79" w:space="0"/>
+              <w:left w:val="nil"/>
+              <w:bottom w:val="single" w:sz="4" w:color="C9D3DE" w:space="0"/>
+              <w:right w:val="nil"/>
+            </w:tcBorders>
+            <w:shd w:val="clear" w:color="auto" w:fill="EAF1F8"/>
           </w:tcPr>
           <w:p>
             <w:pPr>
+              <w:spacing w:before="0" w:after="0"/>
               <w:jc w:val="right"/>
             </w:pPr>
-            <w:r/>
             <w:r>
               <w:rPr>
                 <w:b/>
-                <w:color w:val="FFFFFF"/>
-                <w:sz w:val="17"/>
+                <w:caps/>
+                <w:color w:val="1F4E79"/>
+                <w:sz w:val="16"/>
               </w:rPr>
               <w:t>FY2025</w:t>
             </w:r>
@@ -1143,19 +1721,26 @@
         </w:tc>
         <w:tc>
           <w:tcPr>
-            <w:tcW w:type="dxa" w:w="1191"/>
-            <w:shd w:val="clear" w:color="auto" w:fill="1F4E79"/>
+            <w:tcW w:type="dxa" w:w="1314"/>
+            <w:tcBorders>
+              <w:top w:val="single" w:sz="12" w:color="1F4E79" w:space="0"/>
+              <w:left w:val="nil"/>
+              <w:bottom w:val="single" w:sz="4" w:color="C9D3DE" w:space="0"/>
+              <w:right w:val="nil"/>
+            </w:tcBorders>
+            <w:shd w:val="clear" w:color="auto" w:fill="EAF1F8"/>
           </w:tcPr>
           <w:p>
             <w:pPr>
+              <w:spacing w:before="0" w:after="0"/>
               <w:jc w:val="right"/>
             </w:pPr>
-            <w:r/>
             <w:r>
               <w:rPr>
                 <w:b/>
-                <w:color w:val="FFFFFF"/>
-                <w:sz w:val="17"/>
+                <w:caps/>
+                <w:color w:val="1F4E79"/>
+                <w:sz w:val="16"/>
               </w:rPr>
               <w:t>6M2025</w:t>
             </w:r>
@@ -1163,19 +1748,26 @@
         </w:tc>
         <w:tc>
           <w:tcPr>
-            <w:tcW w:type="dxa" w:w="1191"/>
-            <w:shd w:val="clear" w:color="auto" w:fill="1F4E79"/>
+            <w:tcW w:type="dxa" w:w="1314"/>
+            <w:tcBorders>
+              <w:top w:val="single" w:sz="12" w:color="1F4E79" w:space="0"/>
+              <w:left w:val="nil"/>
+              <w:bottom w:val="single" w:sz="4" w:color="C9D3DE" w:space="0"/>
+              <w:right w:val="nil"/>
+            </w:tcBorders>
+            <w:shd w:val="clear" w:color="auto" w:fill="EAF1F8"/>
           </w:tcPr>
           <w:p>
             <w:pPr>
+              <w:spacing w:before="0" w:after="0"/>
               <w:jc w:val="right"/>
             </w:pPr>
-            <w:r/>
             <w:r>
               <w:rPr>
                 <w:b/>
-                <w:color w:val="FFFFFF"/>
-                <w:sz w:val="17"/>
+                <w:caps/>
+                <w:color w:val="1F4E79"/>
+                <w:sz w:val="16"/>
               </w:rPr>
               <w:t>6M2026</w:t>
             </w:r>
@@ -1183,19 +1775,26 @@
         </w:tc>
         <w:tc>
           <w:tcPr>
-            <w:tcW w:type="dxa" w:w="2211"/>
-            <w:shd w:val="clear" w:color="auto" w:fill="1F4E79"/>
+            <w:tcW w:type="dxa" w:w="2441"/>
+            <w:tcBorders>
+              <w:top w:val="single" w:sz="12" w:color="1F4E79" w:space="0"/>
+              <w:left w:val="nil"/>
+              <w:bottom w:val="single" w:sz="4" w:color="C9D3DE" w:space="0"/>
+              <w:right w:val="nil"/>
+            </w:tcBorders>
+            <w:shd w:val="clear" w:color="auto" w:fill="EAF1F8"/>
           </w:tcPr>
           <w:p>
             <w:pPr>
+              <w:spacing w:before="0" w:after="0"/>
               <w:jc w:val="right"/>
             </w:pPr>
-            <w:r/>
             <w:r>
               <w:rPr>
                 <w:b/>
-                <w:color w:val="FFFFFF"/>
-                <w:sz w:val="17"/>
+                <w:caps/>
+                <w:color w:val="1F4E79"/>
+                <w:sz w:val="16"/>
               </w:rPr>
               <w:t>Pokytis</w:t>
             </w:r>
@@ -1205,13 +1804,18 @@
       <w:tr>
         <w:tc>
           <w:tcPr>
-            <w:tcW w:type="dxa" w:w="2948"/>
+            <w:tcW w:type="dxa" w:w="3254"/>
+            <w:tcBorders>
+              <w:top w:val="nil"/>
+              <w:left w:val="nil"/>
+              <w:bottom w:val="single" w:sz="4" w:color="DDE3EA" w:space="0"/>
+              <w:right w:val="nil"/>
+            </w:tcBorders>
           </w:tcPr>
           <w:p>
             <w:pPr>
-              <w:spacing w:after="0"/>
+              <w:spacing w:before="0" w:after="0"/>
             </w:pPr>
-            <w:r/>
             <w:r>
               <w:rPr>
                 <w:b w:val="0"/>
@@ -1219,7 +1823,7 @@
               </w:rPr>
               <w:t>Pajamos, mln. EUR</w:t>
             </w:r>
-            <w:hyperlink r:id="rId15">
+            <w:hyperlink r:id="rId17">
               <w:r>
                 <w:rPr>
                   <w:color w:val="2A78D6"/>
@@ -1236,7 +1840,7 @@
               </w:rPr>
               <w:t>,</w:t>
             </w:r>
-            <w:hyperlink r:id="rId17">
+            <w:hyperlink r:id="rId19">
               <w:r>
                 <w:rPr>
                   <w:color w:val="2A78D6"/>
@@ -1250,14 +1854,19 @@
         </w:tc>
         <w:tc>
           <w:tcPr>
-            <w:tcW w:type="dxa" w:w="1191"/>
+            <w:tcW w:type="dxa" w:w="1314"/>
+            <w:tcBorders>
+              <w:top w:val="nil"/>
+              <w:left w:val="nil"/>
+              <w:bottom w:val="single" w:sz="4" w:color="DDE3EA" w:space="0"/>
+              <w:right w:val="nil"/>
+            </w:tcBorders>
           </w:tcPr>
           <w:p>
             <w:pPr>
-              <w:spacing w:after="0"/>
+              <w:spacing w:before="0" w:after="0"/>
               <w:jc w:val="right"/>
             </w:pPr>
-            <w:r/>
             <w:r>
               <w:rPr>
                 <w:b w:val="0"/>
@@ -1269,14 +1878,19 @@
         </w:tc>
         <w:tc>
           <w:tcPr>
-            <w:tcW w:type="dxa" w:w="1191"/>
+            <w:tcW w:type="dxa" w:w="1314"/>
+            <w:tcBorders>
+              <w:top w:val="nil"/>
+              <w:left w:val="nil"/>
+              <w:bottom w:val="single" w:sz="4" w:color="DDE3EA" w:space="0"/>
+              <w:right w:val="nil"/>
+            </w:tcBorders>
           </w:tcPr>
           <w:p>
             <w:pPr>
-              <w:spacing w:after="0"/>
+              <w:spacing w:before="0" w:after="0"/>
               <w:jc w:val="right"/>
             </w:pPr>
-            <w:r/>
             <w:r>
               <w:rPr>
                 <w:b w:val="0"/>
@@ -1288,14 +1902,19 @@
         </w:tc>
         <w:tc>
           <w:tcPr>
-            <w:tcW w:type="dxa" w:w="1191"/>
+            <w:tcW w:type="dxa" w:w="1314"/>
+            <w:tcBorders>
+              <w:top w:val="nil"/>
+              <w:left w:val="nil"/>
+              <w:bottom w:val="single" w:sz="4" w:color="DDE3EA" w:space="0"/>
+              <w:right w:val="nil"/>
+            </w:tcBorders>
           </w:tcPr>
           <w:p>
             <w:pPr>
-              <w:spacing w:after="0"/>
+              <w:spacing w:before="0" w:after="0"/>
               <w:jc w:val="right"/>
             </w:pPr>
-            <w:r/>
             <w:r>
               <w:rPr>
                 <w:b w:val="0"/>
@@ -1307,14 +1926,19 @@
         </w:tc>
         <w:tc>
           <w:tcPr>
-            <w:tcW w:type="dxa" w:w="2211"/>
+            <w:tcW w:type="dxa" w:w="2441"/>
+            <w:tcBorders>
+              <w:top w:val="nil"/>
+              <w:left w:val="nil"/>
+              <w:bottom w:val="single" w:sz="4" w:color="DDE3EA" w:space="0"/>
+              <w:right w:val="nil"/>
+            </w:tcBorders>
           </w:tcPr>
           <w:p>
             <w:pPr>
-              <w:spacing w:after="0"/>
+              <w:spacing w:before="0" w:after="0"/>
               <w:jc w:val="right"/>
             </w:pPr>
-            <w:r/>
             <w:r>
               <w:rPr>
                 <w:b/>
@@ -1329,14 +1953,18 @@
       <w:tr>
         <w:tc>
           <w:tcPr>
-            <w:tcW w:type="dxa" w:w="2948"/>
-            <w:shd w:val="clear" w:color="auto" w:fill="F6F8FA"/>
+            <w:tcW w:type="dxa" w:w="3254"/>
+            <w:tcBorders>
+              <w:top w:val="nil"/>
+              <w:left w:val="nil"/>
+              <w:bottom w:val="single" w:sz="4" w:color="DDE3EA" w:space="0"/>
+              <w:right w:val="nil"/>
+            </w:tcBorders>
           </w:tcPr>
           <w:p>
             <w:pPr>
-              <w:spacing w:after="0"/>
+              <w:spacing w:before="0" w:after="0"/>
             </w:pPr>
-            <w:r/>
             <w:r>
               <w:rPr>
                 <w:b w:val="0"/>
@@ -1344,7 +1972,7 @@
               </w:rPr>
               <w:t>EBITDA, mln. EUR</w:t>
             </w:r>
-            <w:hyperlink r:id="rId11">
+            <w:hyperlink r:id="rId13">
               <w:r>
                 <w:rPr>
                   <w:color w:val="2A78D6"/>
@@ -1358,15 +1986,19 @@
         </w:tc>
         <w:tc>
           <w:tcPr>
-            <w:tcW w:type="dxa" w:w="1191"/>
-            <w:shd w:val="clear" w:color="auto" w:fill="F6F8FA"/>
+            <w:tcW w:type="dxa" w:w="1314"/>
+            <w:tcBorders>
+              <w:top w:val="nil"/>
+              <w:left w:val="nil"/>
+              <w:bottom w:val="single" w:sz="4" w:color="DDE3EA" w:space="0"/>
+              <w:right w:val="nil"/>
+            </w:tcBorders>
           </w:tcPr>
           <w:p>
             <w:pPr>
-              <w:spacing w:after="0"/>
+              <w:spacing w:before="0" w:after="0"/>
               <w:jc w:val="right"/>
             </w:pPr>
-            <w:r/>
             <w:r>
               <w:rPr>
                 <w:b w:val="0"/>
@@ -1378,15 +2010,19 @@
         </w:tc>
         <w:tc>
           <w:tcPr>
-            <w:tcW w:type="dxa" w:w="1191"/>
-            <w:shd w:val="clear" w:color="auto" w:fill="F6F8FA"/>
+            <w:tcW w:type="dxa" w:w="1314"/>
+            <w:tcBorders>
+              <w:top w:val="nil"/>
+              <w:left w:val="nil"/>
+              <w:bottom w:val="single" w:sz="4" w:color="DDE3EA" w:space="0"/>
+              <w:right w:val="nil"/>
+            </w:tcBorders>
           </w:tcPr>
           <w:p>
             <w:pPr>
-              <w:spacing w:after="0"/>
+              <w:spacing w:before="0" w:after="0"/>
               <w:jc w:val="right"/>
             </w:pPr>
-            <w:r/>
             <w:r>
               <w:rPr>
                 <w:b w:val="0"/>
@@ -1398,15 +2034,19 @@
         </w:tc>
         <w:tc>
           <w:tcPr>
-            <w:tcW w:type="dxa" w:w="1191"/>
-            <w:shd w:val="clear" w:color="auto" w:fill="F6F8FA"/>
+            <w:tcW w:type="dxa" w:w="1314"/>
+            <w:tcBorders>
+              <w:top w:val="nil"/>
+              <w:left w:val="nil"/>
+              <w:bottom w:val="single" w:sz="4" w:color="DDE3EA" w:space="0"/>
+              <w:right w:val="nil"/>
+            </w:tcBorders>
           </w:tcPr>
           <w:p>
             <w:pPr>
-              <w:spacing w:after="0"/>
+              <w:spacing w:before="0" w:after="0"/>
               <w:jc w:val="right"/>
             </w:pPr>
-            <w:r/>
             <w:r>
               <w:rPr>
                 <w:b w:val="0"/>
@@ -1418,15 +2058,19 @@
         </w:tc>
         <w:tc>
           <w:tcPr>
-            <w:tcW w:type="dxa" w:w="2211"/>
-            <w:shd w:val="clear" w:color="auto" w:fill="F6F8FA"/>
+            <w:tcW w:type="dxa" w:w="2441"/>
+            <w:tcBorders>
+              <w:top w:val="nil"/>
+              <w:left w:val="nil"/>
+              <w:bottom w:val="single" w:sz="4" w:color="DDE3EA" w:space="0"/>
+              <w:right w:val="nil"/>
+            </w:tcBorders>
           </w:tcPr>
           <w:p>
             <w:pPr>
-              <w:spacing w:after="0"/>
+              <w:spacing w:before="0" w:after="0"/>
               <w:jc w:val="right"/>
             </w:pPr>
-            <w:r/>
             <w:r>
               <w:rPr>
                 <w:b/>
@@ -1441,13 +2085,18 @@
       <w:tr>
         <w:tc>
           <w:tcPr>
-            <w:tcW w:type="dxa" w:w="2948"/>
+            <w:tcW w:type="dxa" w:w="3254"/>
+            <w:tcBorders>
+              <w:top w:val="nil"/>
+              <w:left w:val="nil"/>
+              <w:bottom w:val="single" w:sz="4" w:color="DDE3EA" w:space="0"/>
+              <w:right w:val="nil"/>
+            </w:tcBorders>
           </w:tcPr>
           <w:p>
             <w:pPr>
-              <w:spacing w:after="0"/>
+              <w:spacing w:before="0" w:after="0"/>
             </w:pPr>
-            <w:r/>
             <w:r>
               <w:rPr>
                 <w:b w:val="0"/>
@@ -1455,7 +2104,7 @@
               </w:rPr>
               <w:t>Grynasis pelnas, mln. EUR</w:t>
             </w:r>
-            <w:hyperlink r:id="rId10">
+            <w:hyperlink r:id="rId12">
               <w:r>
                 <w:rPr>
                   <w:color w:val="2A78D6"/>
@@ -1472,7 +2121,7 @@
               </w:rPr>
               <w:t>,</w:t>
             </w:r>
-            <w:hyperlink r:id="rId11">
+            <w:hyperlink r:id="rId13">
               <w:r>
                 <w:rPr>
                   <w:color w:val="2A78D6"/>
@@ -1486,14 +2135,19 @@
         </w:tc>
         <w:tc>
           <w:tcPr>
-            <w:tcW w:type="dxa" w:w="1191"/>
+            <w:tcW w:type="dxa" w:w="1314"/>
+            <w:tcBorders>
+              <w:top w:val="nil"/>
+              <w:left w:val="nil"/>
+              <w:bottom w:val="single" w:sz="4" w:color="DDE3EA" w:space="0"/>
+              <w:right w:val="nil"/>
+            </w:tcBorders>
           </w:tcPr>
           <w:p>
             <w:pPr>
-              <w:spacing w:after="0"/>
+              <w:spacing w:before="0" w:after="0"/>
               <w:jc w:val="right"/>
             </w:pPr>
-            <w:r/>
             <w:r>
               <w:rPr>
                 <w:b w:val="0"/>
@@ -1505,14 +2159,19 @@
         </w:tc>
         <w:tc>
           <w:tcPr>
-            <w:tcW w:type="dxa" w:w="1191"/>
+            <w:tcW w:type="dxa" w:w="1314"/>
+            <w:tcBorders>
+              <w:top w:val="nil"/>
+              <w:left w:val="nil"/>
+              <w:bottom w:val="single" w:sz="4" w:color="DDE3EA" w:space="0"/>
+              <w:right w:val="nil"/>
+            </w:tcBorders>
           </w:tcPr>
           <w:p>
             <w:pPr>
-              <w:spacing w:after="0"/>
+              <w:spacing w:before="0" w:after="0"/>
               <w:jc w:val="right"/>
             </w:pPr>
-            <w:r/>
             <w:r>
               <w:rPr>
                 <w:b w:val="0"/>
@@ -1524,14 +2183,19 @@
         </w:tc>
         <w:tc>
           <w:tcPr>
-            <w:tcW w:type="dxa" w:w="1191"/>
+            <w:tcW w:type="dxa" w:w="1314"/>
+            <w:tcBorders>
+              <w:top w:val="nil"/>
+              <w:left w:val="nil"/>
+              <w:bottom w:val="single" w:sz="4" w:color="DDE3EA" w:space="0"/>
+              <w:right w:val="nil"/>
+            </w:tcBorders>
           </w:tcPr>
           <w:p>
             <w:pPr>
-              <w:spacing w:after="0"/>
+              <w:spacing w:before="0" w:after="0"/>
               <w:jc w:val="right"/>
             </w:pPr>
-            <w:r/>
             <w:r>
               <w:rPr>
                 <w:b w:val="0"/>
@@ -1543,14 +2207,19 @@
         </w:tc>
         <w:tc>
           <w:tcPr>
-            <w:tcW w:type="dxa" w:w="2211"/>
+            <w:tcW w:type="dxa" w:w="2441"/>
+            <w:tcBorders>
+              <w:top w:val="nil"/>
+              <w:left w:val="nil"/>
+              <w:bottom w:val="single" w:sz="4" w:color="DDE3EA" w:space="0"/>
+              <w:right w:val="nil"/>
+            </w:tcBorders>
           </w:tcPr>
           <w:p>
             <w:pPr>
-              <w:spacing w:after="0"/>
+              <w:spacing w:before="0" w:after="0"/>
               <w:jc w:val="right"/>
             </w:pPr>
-            <w:r/>
             <w:r>
               <w:rPr>
                 <w:b/>
@@ -1565,14 +2234,18 @@
       <w:tr>
         <w:tc>
           <w:tcPr>
-            <w:tcW w:type="dxa" w:w="2948"/>
-            <w:shd w:val="clear" w:color="auto" w:fill="F6F8FA"/>
+            <w:tcW w:type="dxa" w:w="3254"/>
+            <w:tcBorders>
+              <w:top w:val="nil"/>
+              <w:left w:val="nil"/>
+              <w:bottom w:val="single" w:sz="4" w:color="DDE3EA" w:space="0"/>
+              <w:right w:val="nil"/>
+            </w:tcBorders>
           </w:tcPr>
           <w:p>
             <w:pPr>
-              <w:spacing w:after="0"/>
+              <w:spacing w:before="0" w:after="0"/>
             </w:pPr>
-            <w:r/>
             <w:r>
               <w:rPr>
                 <w:b w:val="0"/>
@@ -1580,7 +2253,7 @@
               </w:rPr>
               <w:t>Investicijos, mln. EUR</w:t>
             </w:r>
-            <w:hyperlink r:id="rId15">
+            <w:hyperlink r:id="rId17">
               <w:r>
                 <w:rPr>
                   <w:color w:val="2A78D6"/>
@@ -1597,7 +2270,7 @@
               </w:rPr>
               <w:t>,</w:t>
             </w:r>
-            <w:hyperlink r:id="rId11">
+            <w:hyperlink r:id="rId13">
               <w:r>
                 <w:rPr>
                   <w:color w:val="2A78D6"/>
@@ -1611,15 +2284,19 @@
         </w:tc>
         <w:tc>
           <w:tcPr>
-            <w:tcW w:type="dxa" w:w="1191"/>
-            <w:shd w:val="clear" w:color="auto" w:fill="F6F8FA"/>
+            <w:tcW w:type="dxa" w:w="1314"/>
+            <w:tcBorders>
+              <w:top w:val="nil"/>
+              <w:left w:val="nil"/>
+              <w:bottom w:val="single" w:sz="4" w:color="DDE3EA" w:space="0"/>
+              <w:right w:val="nil"/>
+            </w:tcBorders>
           </w:tcPr>
           <w:p>
             <w:pPr>
-              <w:spacing w:after="0"/>
+              <w:spacing w:before="0" w:after="0"/>
               <w:jc w:val="right"/>
             </w:pPr>
-            <w:r/>
             <w:r>
               <w:rPr>
                 <w:b w:val="0"/>
@@ -1631,15 +2308,19 @@
         </w:tc>
         <w:tc>
           <w:tcPr>
-            <w:tcW w:type="dxa" w:w="1191"/>
-            <w:shd w:val="clear" w:color="auto" w:fill="F6F8FA"/>
+            <w:tcW w:type="dxa" w:w="1314"/>
+            <w:tcBorders>
+              <w:top w:val="nil"/>
+              <w:left w:val="nil"/>
+              <w:bottom w:val="single" w:sz="4" w:color="DDE3EA" w:space="0"/>
+              <w:right w:val="nil"/>
+            </w:tcBorders>
           </w:tcPr>
           <w:p>
             <w:pPr>
-              <w:spacing w:after="0"/>
+              <w:spacing w:before="0" w:after="0"/>
               <w:jc w:val="right"/>
             </w:pPr>
-            <w:r/>
             <w:r>
               <w:rPr>
                 <w:b w:val="0"/>
@@ -1651,15 +2332,19 @@
         </w:tc>
         <w:tc>
           <w:tcPr>
-            <w:tcW w:type="dxa" w:w="1191"/>
-            <w:shd w:val="clear" w:color="auto" w:fill="F6F8FA"/>
+            <w:tcW w:type="dxa" w:w="1314"/>
+            <w:tcBorders>
+              <w:top w:val="nil"/>
+              <w:left w:val="nil"/>
+              <w:bottom w:val="single" w:sz="4" w:color="DDE3EA" w:space="0"/>
+              <w:right w:val="nil"/>
+            </w:tcBorders>
           </w:tcPr>
           <w:p>
             <w:pPr>
-              <w:spacing w:after="0"/>
+              <w:spacing w:before="0" w:after="0"/>
               <w:jc w:val="right"/>
             </w:pPr>
-            <w:r/>
             <w:r>
               <w:rPr>
                 <w:b w:val="0"/>
@@ -1671,15 +2356,19 @@
         </w:tc>
         <w:tc>
           <w:tcPr>
-            <w:tcW w:type="dxa" w:w="2211"/>
-            <w:shd w:val="clear" w:color="auto" w:fill="F6F8FA"/>
+            <w:tcW w:type="dxa" w:w="2441"/>
+            <w:tcBorders>
+              <w:top w:val="nil"/>
+              <w:left w:val="nil"/>
+              <w:bottom w:val="single" w:sz="4" w:color="DDE3EA" w:space="0"/>
+              <w:right w:val="nil"/>
+            </w:tcBorders>
           </w:tcPr>
           <w:p>
             <w:pPr>
-              <w:spacing w:after="0"/>
+              <w:spacing w:before="0" w:after="0"/>
               <w:jc w:val="right"/>
             </w:pPr>
-            <w:r/>
             <w:r>
               <w:rPr>
                 <w:b w:val="0"/>
@@ -1694,13 +2383,18 @@
       <w:tr>
         <w:tc>
           <w:tcPr>
-            <w:tcW w:type="dxa" w:w="2948"/>
+            <w:tcW w:type="dxa" w:w="3254"/>
+            <w:tcBorders>
+              <w:top w:val="nil"/>
+              <w:left w:val="nil"/>
+              <w:bottom w:val="single" w:sz="4" w:color="DDE3EA" w:space="0"/>
+              <w:right w:val="nil"/>
+            </w:tcBorders>
           </w:tcPr>
           <w:p>
             <w:pPr>
-              <w:spacing w:after="0"/>
+              <w:spacing w:before="0" w:after="0"/>
             </w:pPr>
-            <w:r/>
             <w:r>
               <w:rPr>
                 <w:b w:val="0"/>
@@ -1708,7 +2402,7 @@
               </w:rPr>
               <w:t>Grynoji skola, mln. EUR</w:t>
             </w:r>
-            <w:hyperlink r:id="rId11">
+            <w:hyperlink r:id="rId13">
               <w:r>
                 <w:rPr>
                   <w:color w:val="2A78D6"/>
@@ -1722,14 +2416,19 @@
         </w:tc>
         <w:tc>
           <w:tcPr>
-            <w:tcW w:type="dxa" w:w="1191"/>
+            <w:tcW w:type="dxa" w:w="1314"/>
+            <w:tcBorders>
+              <w:top w:val="nil"/>
+              <w:left w:val="nil"/>
+              <w:bottom w:val="single" w:sz="4" w:color="DDE3EA" w:space="0"/>
+              <w:right w:val="nil"/>
+            </w:tcBorders>
           </w:tcPr>
           <w:p>
             <w:pPr>
-              <w:spacing w:after="0"/>
+              <w:spacing w:before="0" w:after="0"/>
               <w:jc w:val="right"/>
             </w:pPr>
-            <w:r/>
             <w:r>
               <w:rPr>
                 <w:b w:val="0"/>
@@ -1741,14 +2440,19 @@
         </w:tc>
         <w:tc>
           <w:tcPr>
-            <w:tcW w:type="dxa" w:w="1191"/>
+            <w:tcW w:type="dxa" w:w="1314"/>
+            <w:tcBorders>
+              <w:top w:val="nil"/>
+              <w:left w:val="nil"/>
+              <w:bottom w:val="single" w:sz="4" w:color="DDE3EA" w:space="0"/>
+              <w:right w:val="nil"/>
+            </w:tcBorders>
           </w:tcPr>
           <w:p>
             <w:pPr>
-              <w:spacing w:after="0"/>
+              <w:spacing w:before="0" w:after="0"/>
               <w:jc w:val="right"/>
             </w:pPr>
-            <w:r/>
             <w:r>
               <w:rPr>
                 <w:b w:val="0"/>
@@ -1760,14 +2464,19 @@
         </w:tc>
         <w:tc>
           <w:tcPr>
-            <w:tcW w:type="dxa" w:w="1191"/>
+            <w:tcW w:type="dxa" w:w="1314"/>
+            <w:tcBorders>
+              <w:top w:val="nil"/>
+              <w:left w:val="nil"/>
+              <w:bottom w:val="single" w:sz="4" w:color="DDE3EA" w:space="0"/>
+              <w:right w:val="nil"/>
+            </w:tcBorders>
           </w:tcPr>
           <w:p>
             <w:pPr>
-              <w:spacing w:after="0"/>
+              <w:spacing w:before="0" w:after="0"/>
               <w:jc w:val="right"/>
             </w:pPr>
-            <w:r/>
             <w:r>
               <w:rPr>
                 <w:b w:val="0"/>
@@ -1779,14 +2488,19 @@
         </w:tc>
         <w:tc>
           <w:tcPr>
-            <w:tcW w:type="dxa" w:w="2211"/>
+            <w:tcW w:type="dxa" w:w="2441"/>
+            <w:tcBorders>
+              <w:top w:val="nil"/>
+              <w:left w:val="nil"/>
+              <w:bottom w:val="single" w:sz="4" w:color="DDE3EA" w:space="0"/>
+              <w:right w:val="nil"/>
+            </w:tcBorders>
           </w:tcPr>
           <w:p>
             <w:pPr>
-              <w:spacing w:after="0"/>
+              <w:spacing w:before="0" w:after="0"/>
               <w:jc w:val="right"/>
             </w:pPr>
-            <w:r/>
             <w:r>
               <w:rPr>
                 <w:b/>
@@ -1801,14 +2515,18 @@
       <w:tr>
         <w:tc>
           <w:tcPr>
-            <w:tcW w:type="dxa" w:w="2948"/>
-            <w:shd w:val="clear" w:color="auto" w:fill="F6F8FA"/>
+            <w:tcW w:type="dxa" w:w="3254"/>
+            <w:tcBorders>
+              <w:top w:val="nil"/>
+              <w:left w:val="nil"/>
+              <w:bottom w:val="single" w:sz="4" w:color="DDE3EA" w:space="0"/>
+              <w:right w:val="nil"/>
+            </w:tcBorders>
           </w:tcPr>
           <w:p>
             <w:pPr>
-              <w:spacing w:after="0"/>
+              <w:spacing w:before="0" w:after="0"/>
             </w:pPr>
-            <w:r/>
             <w:r>
               <w:rPr>
                 <w:b w:val="0"/>
@@ -1816,7 +2534,7 @@
               </w:rPr>
               <w:t>Grynoji skola / EBITDA</w:t>
             </w:r>
-            <w:hyperlink r:id="rId11">
+            <w:hyperlink r:id="rId13">
               <w:r>
                 <w:rPr>
                   <w:color w:val="2A78D6"/>
@@ -1830,15 +2548,19 @@
         </w:tc>
         <w:tc>
           <w:tcPr>
-            <w:tcW w:type="dxa" w:w="1191"/>
-            <w:shd w:val="clear" w:color="auto" w:fill="F6F8FA"/>
+            <w:tcW w:type="dxa" w:w="1314"/>
+            <w:tcBorders>
+              <w:top w:val="nil"/>
+              <w:left w:val="nil"/>
+              <w:bottom w:val="single" w:sz="4" w:color="DDE3EA" w:space="0"/>
+              <w:right w:val="nil"/>
+            </w:tcBorders>
           </w:tcPr>
           <w:p>
             <w:pPr>
-              <w:spacing w:after="0"/>
+              <w:spacing w:before="0" w:after="0"/>
               <w:jc w:val="right"/>
             </w:pPr>
-            <w:r/>
             <w:r>
               <w:rPr>
                 <w:b w:val="0"/>
@@ -1850,15 +2572,19 @@
         </w:tc>
         <w:tc>
           <w:tcPr>
-            <w:tcW w:type="dxa" w:w="1191"/>
-            <w:shd w:val="clear" w:color="auto" w:fill="F6F8FA"/>
+            <w:tcW w:type="dxa" w:w="1314"/>
+            <w:tcBorders>
+              <w:top w:val="nil"/>
+              <w:left w:val="nil"/>
+              <w:bottom w:val="single" w:sz="4" w:color="DDE3EA" w:space="0"/>
+              <w:right w:val="nil"/>
+            </w:tcBorders>
           </w:tcPr>
           <w:p>
             <w:pPr>
-              <w:spacing w:after="0"/>
+              <w:spacing w:before="0" w:after="0"/>
               <w:jc w:val="right"/>
             </w:pPr>
-            <w:r/>
             <w:r>
               <w:rPr>
                 <w:b w:val="0"/>
@@ -1870,15 +2596,20 @@
         </w:tc>
         <w:tc>
           <w:tcPr>
-            <w:tcW w:type="dxa" w:w="1191"/>
+            <w:tcW w:type="dxa" w:w="1314"/>
+            <w:tcBorders>
+              <w:top w:val="nil"/>
+              <w:left w:val="nil"/>
+              <w:bottom w:val="single" w:sz="4" w:color="DDE3EA" w:space="0"/>
+              <w:right w:val="nil"/>
+            </w:tcBorders>
             <w:shd w:val="clear" w:color="auto" w:fill="E3F3E8"/>
           </w:tcPr>
           <w:p>
             <w:pPr>
-              <w:spacing w:after="0"/>
+              <w:spacing w:before="0" w:after="0"/>
               <w:jc w:val="right"/>
             </w:pPr>
-            <w:r/>
             <w:r>
               <w:rPr>
                 <w:b/>
@@ -1890,15 +2621,19 @@
         </w:tc>
         <w:tc>
           <w:tcPr>
-            <w:tcW w:type="dxa" w:w="2211"/>
-            <w:shd w:val="clear" w:color="auto" w:fill="F6F8FA"/>
+            <w:tcW w:type="dxa" w:w="2441"/>
+            <w:tcBorders>
+              <w:top w:val="nil"/>
+              <w:left w:val="nil"/>
+              <w:bottom w:val="single" w:sz="4" w:color="DDE3EA" w:space="0"/>
+              <w:right w:val="nil"/>
+            </w:tcBorders>
           </w:tcPr>
           <w:p>
             <w:pPr>
-              <w:spacing w:after="0"/>
+              <w:spacing w:before="0" w:after="0"/>
               <w:jc w:val="right"/>
             </w:pPr>
-            <w:r/>
             <w:r>
               <w:rPr>
                 <w:b/>
@@ -1913,13 +2648,18 @@
       <w:tr>
         <w:tc>
           <w:tcPr>
-            <w:tcW w:type="dxa" w:w="2948"/>
+            <w:tcW w:type="dxa" w:w="3254"/>
+            <w:tcBorders>
+              <w:top w:val="nil"/>
+              <w:left w:val="nil"/>
+              <w:bottom w:val="single" w:sz="4" w:color="DDE3EA" w:space="0"/>
+              <w:right w:val="nil"/>
+            </w:tcBorders>
           </w:tcPr>
           <w:p>
             <w:pPr>
-              <w:spacing w:after="0"/>
+              <w:spacing w:before="0" w:after="0"/>
             </w:pPr>
-            <w:r/>
             <w:r>
               <w:rPr>
                 <w:b w:val="0"/>
@@ -1927,7 +2667,7 @@
               </w:rPr>
               <w:t>FFO / grynoji skola</w:t>
             </w:r>
-            <w:hyperlink r:id="rId10">
+            <w:hyperlink r:id="rId12">
               <w:r>
                 <w:rPr>
                   <w:color w:val="2A78D6"/>
@@ -1944,7 +2684,7 @@
               </w:rPr>
               <w:t>,</w:t>
             </w:r>
-            <w:hyperlink r:id="rId11">
+            <w:hyperlink r:id="rId13">
               <w:r>
                 <w:rPr>
                   <w:color w:val="2A78D6"/>
@@ -1958,14 +2698,19 @@
         </w:tc>
         <w:tc>
           <w:tcPr>
-            <w:tcW w:type="dxa" w:w="1191"/>
+            <w:tcW w:type="dxa" w:w="1314"/>
+            <w:tcBorders>
+              <w:top w:val="nil"/>
+              <w:left w:val="nil"/>
+              <w:bottom w:val="single" w:sz="4" w:color="DDE3EA" w:space="0"/>
+              <w:right w:val="nil"/>
+            </w:tcBorders>
           </w:tcPr>
           <w:p>
             <w:pPr>
-              <w:spacing w:after="0"/>
+              <w:spacing w:before="0" w:after="0"/>
               <w:jc w:val="right"/>
             </w:pPr>
-            <w:r/>
             <w:r>
               <w:rPr>
                 <w:b w:val="0"/>
@@ -1977,14 +2722,19 @@
         </w:tc>
         <w:tc>
           <w:tcPr>
-            <w:tcW w:type="dxa" w:w="1191"/>
+            <w:tcW w:type="dxa" w:w="1314"/>
+            <w:tcBorders>
+              <w:top w:val="nil"/>
+              <w:left w:val="nil"/>
+              <w:bottom w:val="single" w:sz="4" w:color="DDE3EA" w:space="0"/>
+              <w:right w:val="nil"/>
+            </w:tcBorders>
           </w:tcPr>
           <w:p>
             <w:pPr>
-              <w:spacing w:after="0"/>
+              <w:spacing w:before="0" w:after="0"/>
               <w:jc w:val="right"/>
             </w:pPr>
-            <w:r/>
             <w:r>
               <w:rPr>
                 <w:b w:val="0"/>
@@ -1996,15 +2746,20 @@
         </w:tc>
         <w:tc>
           <w:tcPr>
-            <w:tcW w:type="dxa" w:w="1191"/>
+            <w:tcW w:type="dxa" w:w="1314"/>
+            <w:tcBorders>
+              <w:top w:val="nil"/>
+              <w:left w:val="nil"/>
+              <w:bottom w:val="single" w:sz="4" w:color="DDE3EA" w:space="0"/>
+              <w:right w:val="nil"/>
+            </w:tcBorders>
             <w:shd w:val="clear" w:color="auto" w:fill="E3F3E8"/>
           </w:tcPr>
           <w:p>
             <w:pPr>
-              <w:spacing w:after="0"/>
+              <w:spacing w:before="0" w:after="0"/>
               <w:jc w:val="right"/>
             </w:pPr>
-            <w:r/>
             <w:r>
               <w:rPr>
                 <w:b/>
@@ -2016,14 +2771,19 @@
         </w:tc>
         <w:tc>
           <w:tcPr>
-            <w:tcW w:type="dxa" w:w="2211"/>
+            <w:tcW w:type="dxa" w:w="2441"/>
+            <w:tcBorders>
+              <w:top w:val="nil"/>
+              <w:left w:val="nil"/>
+              <w:bottom w:val="single" w:sz="4" w:color="DDE3EA" w:space="0"/>
+              <w:right w:val="nil"/>
+            </w:tcBorders>
           </w:tcPr>
           <w:p>
             <w:pPr>
-              <w:spacing w:after="0"/>
+              <w:spacing w:before="0" w:after="0"/>
               <w:jc w:val="right"/>
             </w:pPr>
-            <w:r/>
             <w:r>
               <w:rPr>
                 <w:b/>
@@ -2038,14 +2798,18 @@
       <w:tr>
         <w:tc>
           <w:tcPr>
-            <w:tcW w:type="dxa" w:w="2948"/>
-            <w:shd w:val="clear" w:color="auto" w:fill="F6F8FA"/>
+            <w:tcW w:type="dxa" w:w="3254"/>
+            <w:tcBorders>
+              <w:top w:val="nil"/>
+              <w:left w:val="nil"/>
+              <w:bottom w:val="single" w:sz="4" w:color="DDE3EA" w:space="0"/>
+              <w:right w:val="nil"/>
+            </w:tcBorders>
           </w:tcPr>
           <w:p>
             <w:pPr>
-              <w:spacing w:after="0"/>
+              <w:spacing w:before="0" w:after="0"/>
             </w:pPr>
-            <w:r/>
             <w:r>
               <w:rPr>
                 <w:b w:val="0"/>
@@ -2053,7 +2817,7 @@
               </w:rPr>
               <w:t>ROE</w:t>
             </w:r>
-            <w:hyperlink r:id="rId11">
+            <w:hyperlink r:id="rId13">
               <w:r>
                 <w:rPr>
                   <w:color w:val="2A78D6"/>
@@ -2067,15 +2831,19 @@
         </w:tc>
         <w:tc>
           <w:tcPr>
-            <w:tcW w:type="dxa" w:w="1191"/>
-            <w:shd w:val="clear" w:color="auto" w:fill="F6F8FA"/>
+            <w:tcW w:type="dxa" w:w="1314"/>
+            <w:tcBorders>
+              <w:top w:val="nil"/>
+              <w:left w:val="nil"/>
+              <w:bottom w:val="single" w:sz="4" w:color="DDE3EA" w:space="0"/>
+              <w:right w:val="nil"/>
+            </w:tcBorders>
           </w:tcPr>
           <w:p>
             <w:pPr>
-              <w:spacing w:after="0"/>
+              <w:spacing w:before="0" w:after="0"/>
               <w:jc w:val="right"/>
             </w:pPr>
-            <w:r/>
             <w:r>
               <w:rPr>
                 <w:b w:val="0"/>
@@ -2087,15 +2855,19 @@
         </w:tc>
         <w:tc>
           <w:tcPr>
-            <w:tcW w:type="dxa" w:w="1191"/>
-            <w:shd w:val="clear" w:color="auto" w:fill="F6F8FA"/>
+            <w:tcW w:type="dxa" w:w="1314"/>
+            <w:tcBorders>
+              <w:top w:val="nil"/>
+              <w:left w:val="nil"/>
+              <w:bottom w:val="single" w:sz="4" w:color="DDE3EA" w:space="0"/>
+              <w:right w:val="nil"/>
+            </w:tcBorders>
           </w:tcPr>
           <w:p>
             <w:pPr>
-              <w:spacing w:after="0"/>
+              <w:spacing w:before="0" w:after="0"/>
               <w:jc w:val="right"/>
             </w:pPr>
-            <w:r/>
             <w:r>
               <w:rPr>
                 <w:b w:val="0"/>
@@ -2107,15 +2879,20 @@
         </w:tc>
         <w:tc>
           <w:tcPr>
-            <w:tcW w:type="dxa" w:w="1191"/>
+            <w:tcW w:type="dxa" w:w="1314"/>
+            <w:tcBorders>
+              <w:top w:val="nil"/>
+              <w:left w:val="nil"/>
+              <w:bottom w:val="single" w:sz="4" w:color="DDE3EA" w:space="0"/>
+              <w:right w:val="nil"/>
+            </w:tcBorders>
             <w:shd w:val="clear" w:color="auto" w:fill="FDE7E5"/>
           </w:tcPr>
           <w:p>
             <w:pPr>
-              <w:spacing w:after="0"/>
+              <w:spacing w:before="0" w:after="0"/>
               <w:jc w:val="right"/>
             </w:pPr>
-            <w:r/>
             <w:r>
               <w:rPr>
                 <w:b/>
@@ -2127,15 +2904,19 @@
         </w:tc>
         <w:tc>
           <w:tcPr>
-            <w:tcW w:type="dxa" w:w="2211"/>
-            <w:shd w:val="clear" w:color="auto" w:fill="F6F8FA"/>
+            <w:tcW w:type="dxa" w:w="2441"/>
+            <w:tcBorders>
+              <w:top w:val="nil"/>
+              <w:left w:val="nil"/>
+              <w:bottom w:val="single" w:sz="4" w:color="DDE3EA" w:space="0"/>
+              <w:right w:val="nil"/>
+            </w:tcBorders>
           </w:tcPr>
           <w:p>
             <w:pPr>
-              <w:spacing w:after="0"/>
+              <w:spacing w:before="0" w:after="0"/>
               <w:jc w:val="right"/>
             </w:pPr>
-            <w:r/>
             <w:r>
               <w:rPr>
                 <w:b/>
@@ -2150,13 +2931,18 @@
       <w:tr>
         <w:tc>
           <w:tcPr>
-            <w:tcW w:type="dxa" w:w="2948"/>
+            <w:tcW w:type="dxa" w:w="3254"/>
+            <w:tcBorders>
+              <w:top w:val="nil"/>
+              <w:left w:val="nil"/>
+              <w:bottom w:val="single" w:sz="4" w:color="DDE3EA" w:space="0"/>
+              <w:right w:val="nil"/>
+            </w:tcBorders>
           </w:tcPr>
           <w:p>
             <w:pPr>
-              <w:spacing w:after="0"/>
+              <w:spacing w:before="0" w:after="0"/>
             </w:pPr>
-            <w:r/>
             <w:r>
               <w:rPr>
                 <w:b w:val="0"/>
@@ -2164,7 +2950,7 @@
               </w:rPr>
               <w:t>Nuosavas kapitalas, mln. EUR</w:t>
             </w:r>
-            <w:hyperlink r:id="rId11">
+            <w:hyperlink r:id="rId13">
               <w:r>
                 <w:rPr>
                   <w:color w:val="2A78D6"/>
@@ -2178,14 +2964,19 @@
         </w:tc>
         <w:tc>
           <w:tcPr>
-            <w:tcW w:type="dxa" w:w="1191"/>
+            <w:tcW w:type="dxa" w:w="1314"/>
+            <w:tcBorders>
+              <w:top w:val="nil"/>
+              <w:left w:val="nil"/>
+              <w:bottom w:val="single" w:sz="4" w:color="DDE3EA" w:space="0"/>
+              <w:right w:val="nil"/>
+            </w:tcBorders>
           </w:tcPr>
           <w:p>
             <w:pPr>
-              <w:spacing w:after="0"/>
+              <w:spacing w:before="0" w:after="0"/>
               <w:jc w:val="right"/>
             </w:pPr>
-            <w:r/>
             <w:r>
               <w:rPr>
                 <w:b w:val="0"/>
@@ -2197,14 +2988,19 @@
         </w:tc>
         <w:tc>
           <w:tcPr>
-            <w:tcW w:type="dxa" w:w="1191"/>
+            <w:tcW w:type="dxa" w:w="1314"/>
+            <w:tcBorders>
+              <w:top w:val="nil"/>
+              <w:left w:val="nil"/>
+              <w:bottom w:val="single" w:sz="4" w:color="DDE3EA" w:space="0"/>
+              <w:right w:val="nil"/>
+            </w:tcBorders>
           </w:tcPr>
           <w:p>
             <w:pPr>
-              <w:spacing w:after="0"/>
+              <w:spacing w:before="0" w:after="0"/>
               <w:jc w:val="right"/>
             </w:pPr>
-            <w:r/>
             <w:r>
               <w:rPr>
                 <w:b w:val="0"/>
@@ -2216,14 +3012,19 @@
         </w:tc>
         <w:tc>
           <w:tcPr>
-            <w:tcW w:type="dxa" w:w="1191"/>
+            <w:tcW w:type="dxa" w:w="1314"/>
+            <w:tcBorders>
+              <w:top w:val="nil"/>
+              <w:left w:val="nil"/>
+              <w:bottom w:val="single" w:sz="4" w:color="DDE3EA" w:space="0"/>
+              <w:right w:val="nil"/>
+            </w:tcBorders>
           </w:tcPr>
           <w:p>
             <w:pPr>
-              <w:spacing w:after="0"/>
+              <w:spacing w:before="0" w:after="0"/>
               <w:jc w:val="right"/>
             </w:pPr>
-            <w:r/>
             <w:r>
               <w:rPr>
                 <w:b w:val="0"/>
@@ -2235,14 +3036,19 @@
         </w:tc>
         <w:tc>
           <w:tcPr>
-            <w:tcW w:type="dxa" w:w="2211"/>
+            <w:tcW w:type="dxa" w:w="2441"/>
+            <w:tcBorders>
+              <w:top w:val="nil"/>
+              <w:left w:val="nil"/>
+              <w:bottom w:val="single" w:sz="4" w:color="DDE3EA" w:space="0"/>
+              <w:right w:val="nil"/>
+            </w:tcBorders>
           </w:tcPr>
           <w:p>
             <w:pPr>
-              <w:spacing w:after="0"/>
+              <w:spacing w:before="0" w:after="0"/>
               <w:jc w:val="right"/>
             </w:pPr>
-            <w:r/>
             <w:r>
               <w:rPr>
                 <w:b/>
@@ -2257,14 +3063,18 @@
       <w:tr>
         <w:tc>
           <w:tcPr>
-            <w:tcW w:type="dxa" w:w="2948"/>
-            <w:shd w:val="clear" w:color="auto" w:fill="F6F8FA"/>
+            <w:tcW w:type="dxa" w:w="3254"/>
+            <w:tcBorders>
+              <w:top w:val="nil"/>
+              <w:left w:val="nil"/>
+              <w:bottom w:val="single" w:sz="4" w:color="DDE3EA" w:space="0"/>
+              <w:right w:val="nil"/>
+            </w:tcBorders>
           </w:tcPr>
           <w:p>
             <w:pPr>
-              <w:spacing w:after="0"/>
+              <w:spacing w:before="0" w:after="0"/>
             </w:pPr>
-            <w:r/>
             <w:r>
               <w:rPr>
                 <w:b w:val="0"/>
@@ -2272,7 +3082,7 @@
               </w:rPr>
               <w:t>Turtas, mln. EUR</w:t>
             </w:r>
-            <w:hyperlink r:id="rId15">
+            <w:hyperlink r:id="rId17">
               <w:r>
                 <w:rPr>
                   <w:color w:val="2A78D6"/>
@@ -2289,7 +3099,7 @@
               </w:rPr>
               <w:t>,</w:t>
             </w:r>
-            <w:hyperlink r:id="rId11">
+            <w:hyperlink r:id="rId13">
               <w:r>
                 <w:rPr>
                   <w:color w:val="2A78D6"/>
@@ -2303,15 +3113,19 @@
         </w:tc>
         <w:tc>
           <w:tcPr>
-            <w:tcW w:type="dxa" w:w="1191"/>
-            <w:shd w:val="clear" w:color="auto" w:fill="F6F8FA"/>
+            <w:tcW w:type="dxa" w:w="1314"/>
+            <w:tcBorders>
+              <w:top w:val="nil"/>
+              <w:left w:val="nil"/>
+              <w:bottom w:val="single" w:sz="4" w:color="DDE3EA" w:space="0"/>
+              <w:right w:val="nil"/>
+            </w:tcBorders>
           </w:tcPr>
           <w:p>
             <w:pPr>
-              <w:spacing w:after="0"/>
+              <w:spacing w:before="0" w:after="0"/>
               <w:jc w:val="right"/>
             </w:pPr>
-            <w:r/>
             <w:r>
               <w:rPr>
                 <w:b w:val="0"/>
@@ -2323,15 +3137,19 @@
         </w:tc>
         <w:tc>
           <w:tcPr>
-            <w:tcW w:type="dxa" w:w="1191"/>
-            <w:shd w:val="clear" w:color="auto" w:fill="F6F8FA"/>
+            <w:tcW w:type="dxa" w:w="1314"/>
+            <w:tcBorders>
+              <w:top w:val="nil"/>
+              <w:left w:val="nil"/>
+              <w:bottom w:val="single" w:sz="4" w:color="DDE3EA" w:space="0"/>
+              <w:right w:val="nil"/>
+            </w:tcBorders>
           </w:tcPr>
           <w:p>
             <w:pPr>
-              <w:spacing w:after="0"/>
+              <w:spacing w:before="0" w:after="0"/>
               <w:jc w:val="right"/>
             </w:pPr>
-            <w:r/>
             <w:r>
               <w:rPr>
                 <w:b w:val="0"/>
@@ -2343,15 +3161,19 @@
         </w:tc>
         <w:tc>
           <w:tcPr>
-            <w:tcW w:type="dxa" w:w="1191"/>
-            <w:shd w:val="clear" w:color="auto" w:fill="F6F8FA"/>
+            <w:tcW w:type="dxa" w:w="1314"/>
+            <w:tcBorders>
+              <w:top w:val="nil"/>
+              <w:left w:val="nil"/>
+              <w:bottom w:val="single" w:sz="4" w:color="DDE3EA" w:space="0"/>
+              <w:right w:val="nil"/>
+            </w:tcBorders>
           </w:tcPr>
           <w:p>
             <w:pPr>
-              <w:spacing w:after="0"/>
+              <w:spacing w:before="0" w:after="0"/>
               <w:jc w:val="right"/>
             </w:pPr>
-            <w:r/>
             <w:r>
               <w:rPr>
                 <w:b w:val="0"/>
@@ -2363,15 +3185,19 @@
         </w:tc>
         <w:tc>
           <w:tcPr>
-            <w:tcW w:type="dxa" w:w="2211"/>
-            <w:shd w:val="clear" w:color="auto" w:fill="F6F8FA"/>
+            <w:tcW w:type="dxa" w:w="2441"/>
+            <w:tcBorders>
+              <w:top w:val="nil"/>
+              <w:left w:val="nil"/>
+              <w:bottom w:val="single" w:sz="4" w:color="DDE3EA" w:space="0"/>
+              <w:right w:val="nil"/>
+            </w:tcBorders>
           </w:tcPr>
           <w:p>
             <w:pPr>
-              <w:spacing w:after="0"/>
+              <w:spacing w:before="0" w:after="0"/>
               <w:jc w:val="right"/>
             </w:pPr>
-            <w:r/>
             <w:r>
               <w:rPr>
                 <w:b w:val="0"/>
@@ -2386,13 +3212,18 @@
       <w:tr>
         <w:tc>
           <w:tcPr>
-            <w:tcW w:type="dxa" w:w="2948"/>
+            <w:tcW w:type="dxa" w:w="3254"/>
+            <w:tcBorders>
+              <w:top w:val="nil"/>
+              <w:left w:val="nil"/>
+              <w:bottom w:val="single" w:sz="4" w:color="DDE3EA" w:space="0"/>
+              <w:right w:val="nil"/>
+            </w:tcBorders>
           </w:tcPr>
           <w:p>
             <w:pPr>
-              <w:spacing w:after="0"/>
+              <w:spacing w:before="0" w:after="0"/>
             </w:pPr>
-            <w:r/>
             <w:r>
               <w:rPr>
                 <w:b w:val="0"/>
@@ -2400,7 +3231,7 @@
               </w:rPr>
               <w:t>Nuosavo kapitalo dalis</w:t>
             </w:r>
-            <w:hyperlink r:id="rId11">
+            <w:hyperlink r:id="rId13">
               <w:r>
                 <w:rPr>
                   <w:color w:val="2A78D6"/>
@@ -2414,14 +3245,19 @@
         </w:tc>
         <w:tc>
           <w:tcPr>
-            <w:tcW w:type="dxa" w:w="1191"/>
+            <w:tcW w:type="dxa" w:w="1314"/>
+            <w:tcBorders>
+              <w:top w:val="nil"/>
+              <w:left w:val="nil"/>
+              <w:bottom w:val="single" w:sz="4" w:color="DDE3EA" w:space="0"/>
+              <w:right w:val="nil"/>
+            </w:tcBorders>
           </w:tcPr>
           <w:p>
             <w:pPr>
-              <w:spacing w:after="0"/>
+              <w:spacing w:before="0" w:after="0"/>
               <w:jc w:val="right"/>
             </w:pPr>
-            <w:r/>
             <w:r>
               <w:rPr>
                 <w:b w:val="0"/>
@@ -2433,14 +3269,19 @@
         </w:tc>
         <w:tc>
           <w:tcPr>
-            <w:tcW w:type="dxa" w:w="1191"/>
+            <w:tcW w:type="dxa" w:w="1314"/>
+            <w:tcBorders>
+              <w:top w:val="nil"/>
+              <w:left w:val="nil"/>
+              <w:bottom w:val="single" w:sz="4" w:color="DDE3EA" w:space="0"/>
+              <w:right w:val="nil"/>
+            </w:tcBorders>
           </w:tcPr>
           <w:p>
             <w:pPr>
-              <w:spacing w:after="0"/>
+              <w:spacing w:before="0" w:after="0"/>
               <w:jc w:val="right"/>
             </w:pPr>
-            <w:r/>
             <w:r>
               <w:rPr>
                 <w:b w:val="0"/>
@@ -2452,15 +3293,20 @@
         </w:tc>
         <w:tc>
           <w:tcPr>
-            <w:tcW w:type="dxa" w:w="1191"/>
+            <w:tcW w:type="dxa" w:w="1314"/>
+            <w:tcBorders>
+              <w:top w:val="nil"/>
+              <w:left w:val="nil"/>
+              <w:bottom w:val="single" w:sz="4" w:color="DDE3EA" w:space="0"/>
+              <w:right w:val="nil"/>
+            </w:tcBorders>
             <w:shd w:val="clear" w:color="auto" w:fill="E3F3E8"/>
           </w:tcPr>
           <w:p>
             <w:pPr>
-              <w:spacing w:after="0"/>
+              <w:spacing w:before="0" w:after="0"/>
               <w:jc w:val="right"/>
             </w:pPr>
-            <w:r/>
             <w:r>
               <w:rPr>
                 <w:b/>
@@ -2472,14 +3318,19 @@
         </w:tc>
         <w:tc>
           <w:tcPr>
-            <w:tcW w:type="dxa" w:w="2211"/>
+            <w:tcW w:type="dxa" w:w="2441"/>
+            <w:tcBorders>
+              <w:top w:val="nil"/>
+              <w:left w:val="nil"/>
+              <w:bottom w:val="single" w:sz="4" w:color="DDE3EA" w:space="0"/>
+              <w:right w:val="nil"/>
+            </w:tcBorders>
           </w:tcPr>
           <w:p>
             <w:pPr>
-              <w:spacing w:after="0"/>
+              <w:spacing w:before="0" w:after="0"/>
               <w:jc w:val="right"/>
             </w:pPr>
-            <w:r/>
             <w:r>
               <w:rPr>
                 <w:b/>
@@ -2494,14 +3345,18 @@
       <w:tr>
         <w:tc>
           <w:tcPr>
-            <w:tcW w:type="dxa" w:w="2948"/>
-            <w:shd w:val="clear" w:color="auto" w:fill="F6F8FA"/>
+            <w:tcW w:type="dxa" w:w="3254"/>
+            <w:tcBorders>
+              <w:top w:val="nil"/>
+              <w:left w:val="nil"/>
+              <w:bottom w:val="single" w:sz="4" w:color="DDE3EA" w:space="0"/>
+              <w:right w:val="nil"/>
+            </w:tcBorders>
           </w:tcPr>
           <w:p>
             <w:pPr>
-              <w:spacing w:after="0"/>
+              <w:spacing w:before="0" w:after="0"/>
             </w:pPr>
-            <w:r/>
             <w:r>
               <w:rPr>
                 <w:b w:val="0"/>
@@ -2509,7 +3364,7 @@
               </w:rPr>
               <w:t>Pagaminta elektros, GWh</w:t>
             </w:r>
-            <w:hyperlink r:id="rId18">
+            <w:hyperlink r:id="rId20">
               <w:r>
                 <w:rPr>
                   <w:color w:val="2A78D6"/>
@@ -2526,7 +3381,7 @@
               </w:rPr>
               <w:t>,</w:t>
             </w:r>
-            <w:hyperlink r:id="rId11">
+            <w:hyperlink r:id="rId13">
               <w:r>
                 <w:rPr>
                   <w:color w:val="2A78D6"/>
@@ -2540,15 +3395,19 @@
         </w:tc>
         <w:tc>
           <w:tcPr>
-            <w:tcW w:type="dxa" w:w="1191"/>
-            <w:shd w:val="clear" w:color="auto" w:fill="F6F8FA"/>
+            <w:tcW w:type="dxa" w:w="1314"/>
+            <w:tcBorders>
+              <w:top w:val="nil"/>
+              <w:left w:val="nil"/>
+              <w:bottom w:val="single" w:sz="4" w:color="DDE3EA" w:space="0"/>
+              <w:right w:val="nil"/>
+            </w:tcBorders>
           </w:tcPr>
           <w:p>
             <w:pPr>
-              <w:spacing w:after="0"/>
+              <w:spacing w:before="0" w:after="0"/>
               <w:jc w:val="right"/>
             </w:pPr>
-            <w:r/>
             <w:r>
               <w:rPr>
                 <w:b w:val="0"/>
@@ -2560,15 +3419,19 @@
         </w:tc>
         <w:tc>
           <w:tcPr>
-            <w:tcW w:type="dxa" w:w="1191"/>
-            <w:shd w:val="clear" w:color="auto" w:fill="F6F8FA"/>
+            <w:tcW w:type="dxa" w:w="1314"/>
+            <w:tcBorders>
+              <w:top w:val="nil"/>
+              <w:left w:val="nil"/>
+              <w:bottom w:val="single" w:sz="4" w:color="DDE3EA" w:space="0"/>
+              <w:right w:val="nil"/>
+            </w:tcBorders>
           </w:tcPr>
           <w:p>
             <w:pPr>
-              <w:spacing w:after="0"/>
+              <w:spacing w:before="0" w:after="0"/>
               <w:jc w:val="right"/>
             </w:pPr>
-            <w:r/>
             <w:r>
               <w:rPr>
                 <w:b w:val="0"/>
@@ -2580,15 +3443,19 @@
         </w:tc>
         <w:tc>
           <w:tcPr>
-            <w:tcW w:type="dxa" w:w="1191"/>
-            <w:shd w:val="clear" w:color="auto" w:fill="F6F8FA"/>
+            <w:tcW w:type="dxa" w:w="1314"/>
+            <w:tcBorders>
+              <w:top w:val="nil"/>
+              <w:left w:val="nil"/>
+              <w:bottom w:val="single" w:sz="4" w:color="DDE3EA" w:space="0"/>
+              <w:right w:val="nil"/>
+            </w:tcBorders>
           </w:tcPr>
           <w:p>
             <w:pPr>
-              <w:spacing w:after="0"/>
+              <w:spacing w:before="0" w:after="0"/>
               <w:jc w:val="right"/>
             </w:pPr>
-            <w:r/>
             <w:r>
               <w:rPr>
                 <w:b w:val="0"/>
@@ -2600,15 +3467,19 @@
         </w:tc>
         <w:tc>
           <w:tcPr>
-            <w:tcW w:type="dxa" w:w="2211"/>
-            <w:shd w:val="clear" w:color="auto" w:fill="F6F8FA"/>
+            <w:tcW w:type="dxa" w:w="2441"/>
+            <w:tcBorders>
+              <w:top w:val="nil"/>
+              <w:left w:val="nil"/>
+              <w:bottom w:val="single" w:sz="4" w:color="DDE3EA" w:space="0"/>
+              <w:right w:val="nil"/>
+            </w:tcBorders>
           </w:tcPr>
           <w:p>
             <w:pPr>
-              <w:spacing w:after="0"/>
+              <w:spacing w:before="0" w:after="0"/>
               <w:jc w:val="right"/>
             </w:pPr>
-            <w:r/>
             <w:r>
               <w:rPr>
                 <w:b w:val="0"/>
@@ -2622,9 +3493,17 @@
       </w:tr>
     </w:tbl>
     <w:p>
+      <w:pPr>
+        <w:spacing w:before="0" w:after="40"/>
+      </w:pPr>
+    </w:p>
+    <w:p>
+      <w:pPr>
+        <w:spacing w:before="40" w:after="60"/>
+      </w:pPr>
       <w:r>
         <w:rPr>
-          <w:i/>
+          <w:b w:val="0"/>
           <w:color w:val="5F6B7A"/>
           <w:sz w:val="16"/>
         </w:rPr>
@@ -2632,9 +3511,12 @@
       </w:r>
     </w:p>
     <w:p>
+      <w:pPr>
+        <w:spacing w:before="40" w:after="60"/>
+      </w:pPr>
       <w:r>
         <w:rPr>
-          <w:i/>
+          <w:b w:val="0"/>
           <w:color w:val="5F6B7A"/>
           <w:sz w:val="16"/>
         </w:rPr>
@@ -2658,7 +3540,7 @@
                     <pic:cNvPicPr/>
                   </pic:nvPicPr>
                   <pic:blipFill>
-                    <a:blip r:embed="rId19"/>
+                    <a:blip r:embed="rId21"/>
                     <a:stretch>
                       <a:fillRect/>
                     </a:stretch>
@@ -2679,11 +3561,24 @@
     </w:p>
     <w:p>
       <w:pPr>
-        <w:spacing w:before="280" w:after="80"/>
+        <w:keepNext/>
         <w:pBdr>
-          <w:bottom w:val="single" w:sz="6" w:color="C9D3DE" w:space="2"/>
+          <w:bottom w:val="single" w:sz="8" w:color="1F4E79" w:space="4"/>
         </w:pBdr>
+        <w:tabs>
+          <w:tab w:pos="482" w:val="left"/>
+        </w:tabs>
+        <w:spacing w:before="360" w:after="160"/>
       </w:pPr>
+      <w:r>
+        <w:rPr>
+          <w:b/>
+          <w:color w:val="2A78D6"/>
+          <w:sz w:val="18"/>
+        </w:rPr>
+        <w:t>04</w:t>
+        <w:tab/>
+      </w:r>
       <w:r>
         <w:rPr>
           <w:b/>
@@ -2695,9 +3590,21 @@
     </w:p>
     <w:p>
       <w:pPr>
-        <w:pStyle w:val="ListBullet"/>
-        <w:spacing w:after="60"/>
+        <w:tabs>
+          <w:tab w:pos="255" w:val="left"/>
+        </w:tabs>
+        <w:spacing w:before="0" w:after="80"/>
+        <w:ind w:left="255" w:hanging="255"/>
       </w:pPr>
+      <w:r>
+        <w:rPr>
+          <w:b/>
+          <w:color w:val="2A78D6"/>
+          <w:sz w:val="20"/>
+        </w:rPr>
+        <w:t>▪</w:t>
+        <w:tab/>
+      </w:r>
       <w:r>
         <w:rPr>
           <w:b/>
@@ -2710,7 +3617,7 @@
         </w:rPr>
         <w:t xml:space="preserve"> birželio pabaigoje įrengta 937 MW vėjo ir saulės jėgainių, patvirtintas 1 144 MW projektų portfelis; strategijos tikslas – 600 MW iki 2026 m., 2 300 MW iki 2030 m.</w:t>
       </w:r>
-      <w:hyperlink r:id="rId20">
+      <w:hyperlink r:id="rId22">
         <w:r>
           <w:rPr>
             <w:color w:val="2A78D6"/>
@@ -2729,9 +3636,21 @@
     </w:p>
     <w:p>
       <w:pPr>
-        <w:pStyle w:val="ListBullet"/>
-        <w:spacing w:after="60"/>
+        <w:tabs>
+          <w:tab w:pos="255" w:val="left"/>
+        </w:tabs>
+        <w:spacing w:before="0" w:after="80"/>
+        <w:ind w:left="255" w:hanging="255"/>
       </w:pPr>
+      <w:r>
+        <w:rPr>
+          <w:b/>
+          <w:color w:val="2A78D6"/>
+          <w:sz w:val="20"/>
+        </w:rPr>
+        <w:t>▪</w:t>
+        <w:tab/>
+      </w:r>
       <w:r>
         <w:rPr>
           <w:b/>
@@ -2744,7 +3663,7 @@
         </w:rPr>
         <w:t xml:space="preserve"> hidroelektrinės 2 882 GWh (61 %), dujomis kūrenamos Rygos termofikacinės elektrinės 1 587 GWh (34 %), vėjo ir saulės jėgainės 209 GWh (dalys apskaičiuotos įrankio)</w:t>
       </w:r>
-      <w:hyperlink r:id="rId18">
+      <w:hyperlink r:id="rId20">
         <w:r>
           <w:rPr>
             <w:color w:val="2A78D6"/>
@@ -2763,16 +3682,28 @@
     </w:p>
     <w:p>
       <w:pPr>
-        <w:pStyle w:val="ListBullet"/>
-        <w:spacing w:after="60"/>
+        <w:tabs>
+          <w:tab w:pos="255" w:val="left"/>
+        </w:tabs>
+        <w:spacing w:before="0" w:after="80"/>
+        <w:ind w:left="255" w:hanging="255"/>
       </w:pPr>
+      <w:r>
+        <w:rPr>
+          <w:b/>
+          <w:color w:val="2A78D6"/>
+          <w:sz w:val="20"/>
+        </w:rPr>
+        <w:t>▪</w:t>
+        <w:tab/>
+      </w:r>
       <w:r>
         <w:rPr>
           <w:b w:val="0"/>
         </w:rPr>
         <w:t>2026-08-22 stipri audra sukėlė plačius elektros tiekimo sutrikimus</w:t>
       </w:r>
-      <w:hyperlink r:id="rId16">
+      <w:hyperlink r:id="rId18">
         <w:r>
           <w:rPr>
             <w:color w:val="2A78D6"/>
@@ -2791,11 +3722,24 @@
     </w:p>
     <w:p>
       <w:pPr>
-        <w:spacing w:before="280" w:after="80"/>
+        <w:keepNext/>
         <w:pBdr>
-          <w:bottom w:val="single" w:sz="6" w:color="C9D3DE" w:space="2"/>
+          <w:bottom w:val="single" w:sz="8" w:color="1F4E79" w:space="4"/>
         </w:pBdr>
+        <w:tabs>
+          <w:tab w:pos="482" w:val="left"/>
+        </w:tabs>
+        <w:spacing w:before="360" w:after="160"/>
       </w:pPr>
+      <w:r>
+        <w:rPr>
+          <w:b/>
+          <w:color w:val="2A78D6"/>
+          <w:sz w:val="18"/>
+        </w:rPr>
+        <w:t>05</w:t>
+        <w:tab/>
+      </w:r>
       <w:r>
         <w:rPr>
           <w:b/>
@@ -2807,16 +3751,28 @@
     </w:p>
     <w:p>
       <w:pPr>
-        <w:pStyle w:val="ListBullet"/>
-        <w:spacing w:after="60"/>
+        <w:tabs>
+          <w:tab w:pos="255" w:val="left"/>
+        </w:tabs>
+        <w:spacing w:before="0" w:after="80"/>
+        <w:ind w:left="255" w:hanging="255"/>
       </w:pPr>
+      <w:r>
+        <w:rPr>
+          <w:b/>
+          <w:color w:val="2A78D6"/>
+          <w:sz w:val="20"/>
+        </w:rPr>
+        <w:t>▪</w:t>
+        <w:tab/>
+      </w:r>
       <w:r>
         <w:rPr>
           <w:b w:val="0"/>
         </w:rPr>
         <w:t>2025 m. pajamos 1 566,1 mln. EUR (2024 m. – 1 703,6 mln.), pelnas 198,8 mln. EUR (273,7 mln., −74,8 mln.); FFO / grynoji skola 39 %</w:t>
       </w:r>
-      <w:hyperlink r:id="rId15">
+      <w:hyperlink r:id="rId17">
         <w:r>
           <w:rPr>
             <w:color w:val="2A78D6"/>
@@ -2835,16 +3791,28 @@
     </w:p>
     <w:p>
       <w:pPr>
-        <w:pStyle w:val="ListBullet"/>
-        <w:spacing w:after="60"/>
+        <w:tabs>
+          <w:tab w:pos="255" w:val="left"/>
+        </w:tabs>
+        <w:spacing w:before="0" w:after="80"/>
+        <w:ind w:left="255" w:hanging="255"/>
       </w:pPr>
+      <w:r>
+        <w:rPr>
+          <w:b/>
+          <w:color w:val="2A78D6"/>
+          <w:sz w:val="20"/>
+        </w:rPr>
+        <w:t>▪</w:t>
+        <w:tab/>
+      </w:r>
       <w:r>
         <w:rPr>
           <w:b w:val="0"/>
         </w:rPr>
         <w:t>Nuosavas kapitalas 3 035,9 mln. EUR, turtas 5 259,6 mln. EUR – nuosavo kapitalo dalis 57,7 % (apskaičiuota įrankio); ROE 6,9 % (5,2 %)</w:t>
       </w:r>
-      <w:hyperlink r:id="rId11">
+      <w:hyperlink r:id="rId13">
         <w:r>
           <w:rPr>
             <w:color w:val="2A78D6"/>
@@ -2863,9 +3831,21 @@
     </w:p>
     <w:p>
       <w:pPr>
-        <w:pStyle w:val="ListBullet"/>
-        <w:spacing w:after="60"/>
+        <w:tabs>
+          <w:tab w:pos="255" w:val="left"/>
+        </w:tabs>
+        <w:spacing w:before="0" w:after="80"/>
+        <w:ind w:left="255" w:hanging="255"/>
       </w:pPr>
+      <w:r>
+        <w:rPr>
+          <w:b/>
+          <w:color w:val="2A78D6"/>
+          <w:sz w:val="20"/>
+        </w:rPr>
+        <w:t>▪</w:t>
+        <w:tab/>
+      </w:r>
       <w:r>
         <w:rPr>
           <w:b/>
@@ -2878,7 +3858,7 @@
         </w:rPr>
         <w:t xml:space="preserve"> 2026-05-27 patvirtinta 141,0 mln. EUR iš 2025 m. pelno, dviem dalimis po 70,5 mln. EUR (birželį ir iki lapkričio 30 d.)</w:t>
       </w:r>
-      <w:hyperlink r:id="rId21">
+      <w:hyperlink r:id="rId23">
         <w:r>
           <w:rPr>
             <w:color w:val="2A78D6"/>
@@ -2897,11 +3877,24 @@
     </w:p>
     <w:p>
       <w:pPr>
-        <w:spacing w:before="280" w:after="80"/>
+        <w:keepNext/>
         <w:pBdr>
-          <w:bottom w:val="single" w:sz="6" w:color="C9D3DE" w:space="2"/>
+          <w:bottom w:val="single" w:sz="8" w:color="1F4E79" w:space="4"/>
         </w:pBdr>
+        <w:tabs>
+          <w:tab w:pos="482" w:val="left"/>
+        </w:tabs>
+        <w:spacing w:before="360" w:after="160"/>
       </w:pPr>
+      <w:r>
+        <w:rPr>
+          <w:b/>
+          <w:color w:val="2A78D6"/>
+          <w:sz w:val="18"/>
+        </w:rPr>
+        <w:t>06</w:t>
+        <w:tab/>
+      </w:r>
       <w:r>
         <w:rPr>
           <w:b/>
@@ -2913,36 +3906,52 @@
     </w:p>
     <w:tbl>
       <w:tblPr>
-        <w:tblW w:type="auto" w:w="0"/>
+        <w:tblW w:w="9638" w:type="dxa"/>
+        <w:tblBorders>
+          <w:top w:val="nil"/>
+          <w:left w:val="nil"/>
+          <w:bottom w:val="nil"/>
+          <w:right w:val="nil"/>
+          <w:insideH w:val="nil"/>
+          <w:insideV w:val="nil"/>
+        </w:tblBorders>
+        <w:tblLayout w:type="fixed"/>
+        <w:tblCellMar>
+          <w:top w:w="70" w:type="dxa"/>
+          <w:left w:w="100" w:type="dxa"/>
+          <w:bottom w:w="70" w:type="dxa"/>
+          <w:right w:w="100" w:type="dxa"/>
+        </w:tblCellMar>
         <w:tblLook w:firstColumn="1" w:firstRow="1" w:lastColumn="0" w:lastRow="0" w:noHBand="0" w:noVBand="1" w:val="04A0"/>
-        <w:tblBorders>
-          <w:top w:val="single" w:sz="4" w:color="C9D3DE"/>
-          <w:left w:val="nil"/>
-          <w:bottom w:val="single" w:sz="4" w:color="C9D3DE"/>
-          <w:right w:val="nil"/>
-          <w:insideH w:val="single" w:sz="4" w:color="C9D3DE"/>
-          <w:insideV w:val="nil"/>
-        </w:tblBorders>
       </w:tblPr>
       <w:tblGrid>
-        <w:gridCol w:w="2493"/>
-        <w:gridCol w:w="2493"/>
-        <w:gridCol w:w="2493"/>
-        <w:gridCol w:w="2493"/>
+        <w:gridCol w:w="2577"/>
+        <w:gridCol w:w="2577"/>
+        <w:gridCol w:w="3138"/>
+        <w:gridCol w:w="1344"/>
       </w:tblGrid>
       <w:tr>
         <w:tc>
           <w:tcPr>
-            <w:tcW w:type="dxa" w:w="2608"/>
-            <w:shd w:val="clear" w:color="auto" w:fill="1F4E79"/>
+            <w:tcW w:type="dxa" w:w="2578"/>
+            <w:tcBorders>
+              <w:top w:val="single" w:sz="12" w:color="1F4E79" w:space="0"/>
+              <w:left w:val="nil"/>
+              <w:bottom w:val="single" w:sz="4" w:color="C9D3DE" w:space="0"/>
+              <w:right w:val="nil"/>
+            </w:tcBorders>
+            <w:shd w:val="clear" w:color="auto" w:fill="EAF1F8"/>
           </w:tcPr>
           <w:p>
-            <w:r/>
+            <w:pPr>
+              <w:spacing w:before="0" w:after="0"/>
+            </w:pPr>
             <w:r>
               <w:rPr>
                 <w:b/>
-                <w:color w:val="FFFFFF"/>
-                <w:sz w:val="17"/>
+                <w:caps/>
+                <w:color w:val="1F4E79"/>
+                <w:sz w:val="16"/>
               </w:rPr>
               <w:t>Planas / tikslas</w:t>
             </w:r>
@@ -2950,16 +3959,25 @@
         </w:tc>
         <w:tc>
           <w:tcPr>
-            <w:tcW w:type="dxa" w:w="2608"/>
-            <w:shd w:val="clear" w:color="auto" w:fill="1F4E79"/>
+            <w:tcW w:type="dxa" w:w="2578"/>
+            <w:tcBorders>
+              <w:top w:val="single" w:sz="12" w:color="1F4E79" w:space="0"/>
+              <w:left w:val="nil"/>
+              <w:bottom w:val="single" w:sz="4" w:color="C9D3DE" w:space="0"/>
+              <w:right w:val="nil"/>
+            </w:tcBorders>
+            <w:shd w:val="clear" w:color="auto" w:fill="EAF1F8"/>
           </w:tcPr>
           <w:p>
-            <w:r/>
+            <w:pPr>
+              <w:spacing w:before="0" w:after="0"/>
+            </w:pPr>
             <w:r>
               <w:rPr>
                 <w:b/>
-                <w:color w:val="FFFFFF"/>
-                <w:sz w:val="17"/>
+                <w:caps/>
+                <w:color w:val="1F4E79"/>
+                <w:sz w:val="16"/>
               </w:rPr>
               <w:t>Rezultatas</w:t>
             </w:r>
@@ -2967,16 +3985,25 @@
         </w:tc>
         <w:tc>
           <w:tcPr>
-            <w:tcW w:type="dxa" w:w="3175"/>
-            <w:shd w:val="clear" w:color="auto" w:fill="1F4E79"/>
+            <w:tcW w:type="dxa" w:w="3138"/>
+            <w:tcBorders>
+              <w:top w:val="single" w:sz="12" w:color="1F4E79" w:space="0"/>
+              <w:left w:val="nil"/>
+              <w:bottom w:val="single" w:sz="4" w:color="C9D3DE" w:space="0"/>
+              <w:right w:val="nil"/>
+            </w:tcBorders>
+            <w:shd w:val="clear" w:color="auto" w:fill="EAF1F8"/>
           </w:tcPr>
           <w:p>
-            <w:r/>
+            <w:pPr>
+              <w:spacing w:before="0" w:after="0"/>
+            </w:pPr>
             <w:r>
               <w:rPr>
                 <w:b/>
-                <w:color w:val="FFFFFF"/>
-                <w:sz w:val="17"/>
+                <w:caps/>
+                <w:color w:val="1F4E79"/>
+                <w:sz w:val="16"/>
               </w:rPr>
               <w:t>Kas pasikeitė ir kodėl</w:t>
             </w:r>
@@ -2984,16 +4011,25 @@
         </w:tc>
         <w:tc>
           <w:tcPr>
-            <w:tcW w:type="dxa" w:w="1361"/>
-            <w:shd w:val="clear" w:color="auto" w:fill="1F4E79"/>
+            <w:tcW w:type="dxa" w:w="1345"/>
+            <w:tcBorders>
+              <w:top w:val="single" w:sz="12" w:color="1F4E79" w:space="0"/>
+              <w:left w:val="nil"/>
+              <w:bottom w:val="single" w:sz="4" w:color="C9D3DE" w:space="0"/>
+              <w:right w:val="nil"/>
+            </w:tcBorders>
+            <w:shd w:val="clear" w:color="auto" w:fill="EAF1F8"/>
           </w:tcPr>
           <w:p>
-            <w:r/>
+            <w:pPr>
+              <w:spacing w:before="0" w:after="0"/>
+            </w:pPr>
             <w:r>
               <w:rPr>
                 <w:b/>
-                <w:color w:val="FFFFFF"/>
-                <w:sz w:val="17"/>
+                <w:caps/>
+                <w:color w:val="1F4E79"/>
+                <w:sz w:val="16"/>
               </w:rPr>
               <w:t>Būsena</w:t>
             </w:r>
@@ -3003,13 +4039,18 @@
       <w:tr>
         <w:tc>
           <w:tcPr>
-            <w:tcW w:type="dxa" w:w="2608"/>
+            <w:tcW w:type="dxa" w:w="2578"/>
+            <w:tcBorders>
+              <w:top w:val="nil"/>
+              <w:left w:val="nil"/>
+              <w:bottom w:val="single" w:sz="4" w:color="DDE3EA" w:space="0"/>
+              <w:right w:val="nil"/>
+            </w:tcBorders>
           </w:tcPr>
           <w:p>
             <w:pPr>
-              <w:spacing w:after="0"/>
+              <w:spacing w:before="0" w:after="0"/>
             </w:pPr>
-            <w:r/>
             <w:r>
               <w:rPr>
                 <w:b w:val="0"/>
@@ -3021,13 +4062,18 @@
         </w:tc>
         <w:tc>
           <w:tcPr>
-            <w:tcW w:type="dxa" w:w="2608"/>
+            <w:tcW w:type="dxa" w:w="2578"/>
+            <w:tcBorders>
+              <w:top w:val="nil"/>
+              <w:left w:val="nil"/>
+              <w:bottom w:val="single" w:sz="4" w:color="DDE3EA" w:space="0"/>
+              <w:right w:val="nil"/>
+            </w:tcBorders>
           </w:tcPr>
           <w:p>
             <w:pPr>
-              <w:spacing w:after="0"/>
+              <w:spacing w:before="0" w:after="0"/>
             </w:pPr>
-            <w:r/>
             <w:r>
               <w:rPr>
                 <w:b w:val="0"/>
@@ -3035,7 +4081,7 @@
               </w:rPr>
               <w:t>6M 2026: ROE 6,9 %, FFO / grynoji skola 35 %, reitingas Baa2</w:t>
             </w:r>
-            <w:hyperlink r:id="rId13">
+            <w:hyperlink r:id="rId15">
               <w:r>
                 <w:rPr>
                   <w:color w:val="2A78D6"/>
@@ -3049,13 +4095,18 @@
         </w:tc>
         <w:tc>
           <w:tcPr>
-            <w:tcW w:type="dxa" w:w="3175"/>
+            <w:tcW w:type="dxa" w:w="3138"/>
+            <w:tcBorders>
+              <w:top w:val="nil"/>
+              <w:left w:val="nil"/>
+              <w:bottom w:val="single" w:sz="4" w:color="DDE3EA" w:space="0"/>
+              <w:right w:val="nil"/>
+            </w:tcBorders>
           </w:tcPr>
           <w:p>
             <w:pPr>
-              <w:spacing w:after="0"/>
+              <w:spacing w:before="0" w:after="0"/>
             </w:pPr>
-            <w:r/>
             <w:r>
               <w:rPr>
                 <w:b w:val="0"/>
@@ -3063,7 +4114,7 @@
               </w:rPr>
               <w:t>Iš dalies: reitingo ir FFO tikslai vykdomi; ROE (6,9 %) arti 7 % tikslo</w:t>
             </w:r>
-            <w:hyperlink r:id="rId11">
+            <w:hyperlink r:id="rId13">
               <w:r>
                 <w:rPr>
                   <w:color w:val="2A78D6"/>
@@ -3084,14 +4135,19 @@
         </w:tc>
         <w:tc>
           <w:tcPr>
-            <w:tcW w:type="dxa" w:w="1361"/>
+            <w:tcW w:type="dxa" w:w="1345"/>
+            <w:tcBorders>
+              <w:top w:val="nil"/>
+              <w:left w:val="nil"/>
+              <w:bottom w:val="single" w:sz="4" w:color="DDE3EA" w:space="0"/>
+              <w:right w:val="nil"/>
+            </w:tcBorders>
             <w:shd w:val="clear" w:color="auto" w:fill="FDF1D8"/>
           </w:tcPr>
           <w:p>
             <w:pPr>
-              <w:spacing w:after="0"/>
+              <w:spacing w:before="0" w:after="0"/>
             </w:pPr>
-            <w:r/>
             <w:r>
               <w:rPr>
                 <w:b/>
@@ -3105,14 +4161,18 @@
       <w:tr>
         <w:tc>
           <w:tcPr>
-            <w:tcW w:type="dxa" w:w="2608"/>
-            <w:shd w:val="clear" w:color="auto" w:fill="F6F8FA"/>
+            <w:tcW w:type="dxa" w:w="2578"/>
+            <w:tcBorders>
+              <w:top w:val="nil"/>
+              <w:left w:val="nil"/>
+              <w:bottom w:val="single" w:sz="4" w:color="DDE3EA" w:space="0"/>
+              <w:right w:val="nil"/>
+            </w:tcBorders>
           </w:tcPr>
           <w:p>
             <w:pPr>
-              <w:spacing w:after="0"/>
+              <w:spacing w:before="0" w:after="0"/>
             </w:pPr>
-            <w:r/>
             <w:r>
               <w:rPr>
                 <w:b w:val="0"/>
@@ -3124,14 +4184,18 @@
         </w:tc>
         <w:tc>
           <w:tcPr>
-            <w:tcW w:type="dxa" w:w="2608"/>
-            <w:shd w:val="clear" w:color="auto" w:fill="F6F8FA"/>
+            <w:tcW w:type="dxa" w:w="2578"/>
+            <w:tcBorders>
+              <w:top w:val="nil"/>
+              <w:left w:val="nil"/>
+              <w:bottom w:val="single" w:sz="4" w:color="DDE3EA" w:space="0"/>
+              <w:right w:val="nil"/>
+            </w:tcBorders>
           </w:tcPr>
           <w:p>
             <w:pPr>
-              <w:spacing w:after="0"/>
+              <w:spacing w:before="0" w:after="0"/>
             </w:pPr>
-            <w:r/>
             <w:r>
               <w:rPr>
                 <w:b w:val="0"/>
@@ -3139,7 +4203,7 @@
               </w:rPr>
               <w:t>2026-06-30 – 937 MW įrengta</w:t>
             </w:r>
-            <w:hyperlink r:id="rId20">
+            <w:hyperlink r:id="rId22">
               <w:r>
                 <w:rPr>
                   <w:color w:val="2A78D6"/>
@@ -3153,14 +4217,18 @@
         </w:tc>
         <w:tc>
           <w:tcPr>
-            <w:tcW w:type="dxa" w:w="3175"/>
-            <w:shd w:val="clear" w:color="auto" w:fill="F6F8FA"/>
+            <w:tcW w:type="dxa" w:w="3138"/>
+            <w:tcBorders>
+              <w:top w:val="nil"/>
+              <w:left w:val="nil"/>
+              <w:bottom w:val="single" w:sz="4" w:color="DDE3EA" w:space="0"/>
+              <w:right w:val="nil"/>
+            </w:tcBorders>
           </w:tcPr>
           <w:p>
             <w:pPr>
-              <w:spacing w:after="0"/>
+              <w:spacing w:before="0" w:after="0"/>
             </w:pPr>
-            <w:r/>
             <w:r>
               <w:rPr>
                 <w:b w:val="0"/>
@@ -3168,7 +4236,7 @@
               </w:rPr>
               <w:t>Įvykdyta su perviršiu</w:t>
             </w:r>
-            <w:hyperlink r:id="rId20">
+            <w:hyperlink r:id="rId22">
               <w:r>
                 <w:rPr>
                   <w:color w:val="2A78D6"/>
@@ -3189,14 +4257,19 @@
         </w:tc>
         <w:tc>
           <w:tcPr>
-            <w:tcW w:type="dxa" w:w="1361"/>
+            <w:tcW w:type="dxa" w:w="1345"/>
+            <w:tcBorders>
+              <w:top w:val="nil"/>
+              <w:left w:val="nil"/>
+              <w:bottom w:val="single" w:sz="4" w:color="DDE3EA" w:space="0"/>
+              <w:right w:val="nil"/>
+            </w:tcBorders>
             <w:shd w:val="clear" w:color="auto" w:fill="E3F3E8"/>
           </w:tcPr>
           <w:p>
             <w:pPr>
-              <w:spacing w:after="0"/>
+              <w:spacing w:before="0" w:after="0"/>
             </w:pPr>
-            <w:r/>
             <w:r>
               <w:rPr>
                 <w:b/>
@@ -3210,13 +4283,18 @@
       <w:tr>
         <w:tc>
           <w:tcPr>
-            <w:tcW w:type="dxa" w:w="2608"/>
+            <w:tcW w:type="dxa" w:w="2578"/>
+            <w:tcBorders>
+              <w:top w:val="nil"/>
+              <w:left w:val="nil"/>
+              <w:bottom w:val="single" w:sz="4" w:color="DDE3EA" w:space="0"/>
+              <w:right w:val="nil"/>
+            </w:tcBorders>
           </w:tcPr>
           <w:p>
             <w:pPr>
-              <w:spacing w:after="0"/>
+              <w:spacing w:before="0" w:after="0"/>
             </w:pPr>
-            <w:r/>
             <w:r>
               <w:rPr>
                 <w:b w:val="0"/>
@@ -3228,13 +4306,18 @@
         </w:tc>
         <w:tc>
           <w:tcPr>
-            <w:tcW w:type="dxa" w:w="2608"/>
+            <w:tcW w:type="dxa" w:w="2578"/>
+            <w:tcBorders>
+              <w:top w:val="nil"/>
+              <w:left w:val="nil"/>
+              <w:bottom w:val="single" w:sz="4" w:color="DDE3EA" w:space="0"/>
+              <w:right w:val="nil"/>
+            </w:tcBorders>
           </w:tcPr>
           <w:p>
             <w:pPr>
-              <w:spacing w:after="0"/>
+              <w:spacing w:before="0" w:after="0"/>
             </w:pPr>
-            <w:r/>
             <w:r>
               <w:rPr>
                 <w:b w:val="0"/>
@@ -3242,7 +4325,7 @@
               </w:rPr>
               <w:t>Patvirtintas 1 144 MW projektų portfelis</w:t>
             </w:r>
-            <w:hyperlink r:id="rId22">
+            <w:hyperlink r:id="rId24">
               <w:r>
                 <w:rPr>
                   <w:color w:val="2A78D6"/>
@@ -3259,7 +4342,7 @@
               </w:rPr>
               <w:t>,</w:t>
             </w:r>
-            <w:hyperlink r:id="rId14">
+            <w:hyperlink r:id="rId16">
               <w:r>
                 <w:rPr>
                   <w:color w:val="2A78D6"/>
@@ -3273,13 +4356,18 @@
         </w:tc>
         <w:tc>
           <w:tcPr>
-            <w:tcW w:type="dxa" w:w="3175"/>
+            <w:tcW w:type="dxa" w:w="3138"/>
+            <w:tcBorders>
+              <w:top w:val="nil"/>
+              <w:left w:val="nil"/>
+              <w:bottom w:val="single" w:sz="4" w:color="DDE3EA" w:space="0"/>
+              <w:right w:val="nil"/>
+            </w:tcBorders>
           </w:tcPr>
           <w:p>
             <w:pPr>
-              <w:spacing w:after="0"/>
+              <w:spacing w:before="0" w:after="0"/>
             </w:pPr>
-            <w:r/>
             <w:r>
               <w:rPr>
                 <w:b w:val="0"/>
@@ -3287,7 +4375,7 @@
               </w:rPr>
               <w:t>Ilgalaikis tikslas, finansuojamas žaliosiomis obligacijomis</w:t>
             </w:r>
-            <w:hyperlink r:id="rId16">
+            <w:hyperlink r:id="rId18">
               <w:r>
                 <w:rPr>
                   <w:color w:val="2A78D6"/>
@@ -3308,14 +4396,19 @@
         </w:tc>
         <w:tc>
           <w:tcPr>
-            <w:tcW w:type="dxa" w:w="1361"/>
+            <w:tcW w:type="dxa" w:w="1345"/>
+            <w:tcBorders>
+              <w:top w:val="nil"/>
+              <w:left w:val="nil"/>
+              <w:bottom w:val="single" w:sz="4" w:color="DDE3EA" w:space="0"/>
+              <w:right w:val="nil"/>
+            </w:tcBorders>
             <w:shd w:val="clear" w:color="auto" w:fill="EAF1F8"/>
           </w:tcPr>
           <w:p>
             <w:pPr>
-              <w:spacing w:after="0"/>
+              <w:spacing w:before="0" w:after="0"/>
             </w:pPr>
-            <w:r/>
             <w:r>
               <w:rPr>
                 <w:b/>
@@ -3329,14 +4422,18 @@
       <w:tr>
         <w:tc>
           <w:tcPr>
-            <w:tcW w:type="dxa" w:w="2608"/>
-            <w:shd w:val="clear" w:color="auto" w:fill="F6F8FA"/>
+            <w:tcW w:type="dxa" w:w="2578"/>
+            <w:tcBorders>
+              <w:top w:val="nil"/>
+              <w:left w:val="nil"/>
+              <w:bottom w:val="single" w:sz="4" w:color="DDE3EA" w:space="0"/>
+              <w:right w:val="nil"/>
+            </w:tcBorders>
           </w:tcPr>
           <w:p>
             <w:pPr>
-              <w:spacing w:after="0"/>
+              <w:spacing w:before="0" w:after="0"/>
             </w:pPr>
-            <w:r/>
             <w:r>
               <w:rPr>
                 <w:b w:val="0"/>
@@ -3348,14 +4445,18 @@
         </w:tc>
         <w:tc>
           <w:tcPr>
-            <w:tcW w:type="dxa" w:w="2608"/>
-            <w:shd w:val="clear" w:color="auto" w:fill="F6F8FA"/>
+            <w:tcW w:type="dxa" w:w="2578"/>
+            <w:tcBorders>
+              <w:top w:val="nil"/>
+              <w:left w:val="nil"/>
+              <w:bottom w:val="single" w:sz="4" w:color="DDE3EA" w:space="0"/>
+              <w:right w:val="nil"/>
+            </w:tcBorders>
           </w:tcPr>
           <w:p>
             <w:pPr>
-              <w:spacing w:after="0"/>
+              <w:spacing w:before="0" w:after="0"/>
             </w:pPr>
-            <w:r/>
             <w:r>
               <w:rPr>
                 <w:b w:val="0"/>
@@ -3363,7 +4464,7 @@
               </w:rPr>
               <w:t>2025 m. – −17 %</w:t>
             </w:r>
-            <w:hyperlink r:id="rId23">
+            <w:hyperlink r:id="rId25">
               <w:r>
                 <w:rPr>
                   <w:color w:val="2A78D6"/>
@@ -3377,14 +4478,18 @@
         </w:tc>
         <w:tc>
           <w:tcPr>
-            <w:tcW w:type="dxa" w:w="3175"/>
-            <w:shd w:val="clear" w:color="auto" w:fill="F6F8FA"/>
+            <w:tcW w:type="dxa" w:w="3138"/>
+            <w:tcBorders>
+              <w:top w:val="nil"/>
+              <w:left w:val="nil"/>
+              <w:bottom w:val="single" w:sz="4" w:color="DDE3EA" w:space="0"/>
+              <w:right w:val="nil"/>
+            </w:tcBorders>
           </w:tcPr>
           <w:p>
             <w:pPr>
-              <w:spacing w:after="0"/>
+              <w:spacing w:before="0" w:after="0"/>
             </w:pPr>
-            <w:r/>
             <w:r>
               <w:rPr>
                 <w:b w:val="0"/>
@@ -3392,7 +4497,7 @@
               </w:rPr>
               <w:t>Vykdoma; pažanga priklauso nuo dujinių elektrinių darbo valandų</w:t>
             </w:r>
-            <w:hyperlink r:id="rId23">
+            <w:hyperlink r:id="rId25">
               <w:r>
                 <w:rPr>
                   <w:color w:val="2A78D6"/>
@@ -3413,14 +4518,19 @@
         </w:tc>
         <w:tc>
           <w:tcPr>
-            <w:tcW w:type="dxa" w:w="1361"/>
+            <w:tcW w:type="dxa" w:w="1345"/>
+            <w:tcBorders>
+              <w:top w:val="nil"/>
+              <w:left w:val="nil"/>
+              <w:bottom w:val="single" w:sz="4" w:color="DDE3EA" w:space="0"/>
+              <w:right w:val="nil"/>
+            </w:tcBorders>
             <w:shd w:val="clear" w:color="auto" w:fill="EAF1F8"/>
           </w:tcPr>
           <w:p>
             <w:pPr>
-              <w:spacing w:after="0"/>
+              <w:spacing w:before="0" w:after="0"/>
             </w:pPr>
-            <w:r/>
             <w:r>
               <w:rPr>
                 <w:b/>
@@ -3434,11 +4544,29 @@
     </w:tbl>
     <w:p>
       <w:pPr>
-        <w:spacing w:before="280" w:after="80"/>
+        <w:spacing w:before="0" w:after="40"/>
+      </w:pPr>
+    </w:p>
+    <w:p>
+      <w:pPr>
+        <w:keepNext/>
         <w:pBdr>
-          <w:bottom w:val="single" w:sz="6" w:color="C9D3DE" w:space="2"/>
+          <w:bottom w:val="single" w:sz="8" w:color="1F4E79" w:space="4"/>
         </w:pBdr>
+        <w:tabs>
+          <w:tab w:pos="482" w:val="left"/>
+        </w:tabs>
+        <w:spacing w:before="360" w:after="160"/>
       </w:pPr>
+      <w:r>
+        <w:rPr>
+          <w:b/>
+          <w:color w:val="2A78D6"/>
+          <w:sz w:val="18"/>
+        </w:rPr>
+        <w:t>07</w:t>
+        <w:tab/>
+      </w:r>
       <w:r>
         <w:rPr>
           <w:b/>
@@ -3450,9 +4578,21 @@
     </w:p>
     <w:p>
       <w:pPr>
-        <w:pStyle w:val="ListBullet"/>
-        <w:spacing w:after="60"/>
+        <w:tabs>
+          <w:tab w:pos="255" w:val="left"/>
+        </w:tabs>
+        <w:spacing w:before="0" w:after="80"/>
+        <w:ind w:left="255" w:hanging="255"/>
       </w:pPr>
+      <w:r>
+        <w:rPr>
+          <w:b/>
+          <w:color w:val="2A78D6"/>
+          <w:sz w:val="20"/>
+        </w:rPr>
+        <w:t>▪</w:t>
+        <w:tab/>
+      </w:r>
       <w:r>
         <w:rPr>
           <w:b/>
@@ -3465,7 +4605,7 @@
         </w:rPr>
         <w:t xml:space="preserve"> keturios žaliosios obligacijos – 2,42 % 2027 (100 mln. EUR), 0,5 % 2028 (50 mln. EUR), 4,952 % 2029 (50 mln. EUR) ir 3,612 % 2030 (400 mln. EUR)</w:t>
       </w:r>
-      <w:hyperlink r:id="rId24">
+      <w:hyperlink r:id="rId26">
         <w:r>
           <w:rPr>
             <w:color w:val="2A78D6"/>
@@ -3482,7 +4622,7 @@
         </w:rPr>
         <w:t>,</w:t>
       </w:r>
-      <w:hyperlink r:id="rId25">
+      <w:hyperlink r:id="rId27">
         <w:r>
           <w:rPr>
             <w:color w:val="2A78D6"/>
@@ -3499,7 +4639,7 @@
         </w:rPr>
         <w:t>,</w:t>
       </w:r>
-      <w:hyperlink r:id="rId26">
+      <w:hyperlink r:id="rId28">
         <w:r>
           <w:rPr>
             <w:color w:val="2A78D6"/>
@@ -3516,7 +4656,7 @@
         </w:rPr>
         <w:t>,</w:t>
       </w:r>
-      <w:hyperlink r:id="rId27">
+      <w:hyperlink r:id="rId29">
         <w:r>
           <w:rPr>
             <w:color w:val="2A78D6"/>
@@ -3532,7 +4672,7 @@
         </w:rPr>
         <w:t>. Moody's žaliosioms obligacijoms suteikė Baa2 reitingą</w:t>
       </w:r>
-      <w:hyperlink r:id="rId28">
+      <w:hyperlink r:id="rId30">
         <w:r>
           <w:rPr>
             <w:color w:val="2A78D6"/>
@@ -3551,9 +4691,21 @@
     </w:p>
     <w:p>
       <w:pPr>
-        <w:pStyle w:val="ListBullet"/>
-        <w:spacing w:after="60"/>
+        <w:tabs>
+          <w:tab w:pos="255" w:val="left"/>
+        </w:tabs>
+        <w:spacing w:before="0" w:after="80"/>
+        <w:ind w:left="255" w:hanging="255"/>
       </w:pPr>
+      <w:r>
+        <w:rPr>
+          <w:b/>
+          <w:color w:val="2A78D6"/>
+          <w:sz w:val="20"/>
+        </w:rPr>
+        <w:t>▪</w:t>
+        <w:tab/>
+      </w:r>
       <w:r>
         <w:rPr>
           <w:b/>
@@ -3566,7 +4718,7 @@
         </w:rPr>
         <w:t xml:space="preserve"> 2,42 % obligacija – 2027-05-05. Bendrovė pinigų turi: 2026 m. birželį pasiskolinta 300 mln. EUR už 1,3 %</w:t>
       </w:r>
-      <w:hyperlink r:id="rId25">
+      <w:hyperlink r:id="rId27">
         <w:r>
           <w:rPr>
             <w:color w:val="2A78D6"/>
@@ -3583,7 +4735,7 @@
         </w:rPr>
         <w:t>,</w:t>
       </w:r>
-      <w:hyperlink r:id="rId16">
+      <w:hyperlink r:id="rId18">
         <w:r>
           <w:rPr>
             <w:color w:val="2A78D6"/>
@@ -3602,9 +4754,21 @@
     </w:p>
     <w:p>
       <w:pPr>
-        <w:pStyle w:val="ListBullet"/>
-        <w:spacing w:after="60"/>
+        <w:tabs>
+          <w:tab w:pos="255" w:val="left"/>
+        </w:tabs>
+        <w:spacing w:before="0" w:after="80"/>
+        <w:ind w:left="255" w:hanging="255"/>
       </w:pPr>
+      <w:r>
+        <w:rPr>
+          <w:b/>
+          <w:color w:val="2A78D6"/>
+          <w:sz w:val="20"/>
+        </w:rPr>
+        <w:t>▪</w:t>
+        <w:tab/>
+      </w:r>
       <w:r>
         <w:rPr>
           <w:b/>
@@ -3617,7 +4781,7 @@
         </w:rPr>
         <w:t xml:space="preserve"> ir dividendų politika (&gt;64 % pelno) reiškia, kad dalis pinigų išeina valstybei, tačiau reitingo tikslas (≥ Baa3) apriboja skolinimąsi</w:t>
       </w:r>
-      <w:hyperlink r:id="rId13">
+      <w:hyperlink r:id="rId15">
         <w:r>
           <w:rPr>
             <w:color w:val="2A78D6"/>
@@ -3636,9 +4800,21 @@
     </w:p>
     <w:p>
       <w:pPr>
-        <w:pStyle w:val="ListBullet"/>
-        <w:spacing w:after="60"/>
+        <w:tabs>
+          <w:tab w:pos="255" w:val="left"/>
+        </w:tabs>
+        <w:spacing w:before="0" w:after="80"/>
+        <w:ind w:left="255" w:hanging="255"/>
       </w:pPr>
+      <w:r>
+        <w:rPr>
+          <w:b/>
+          <w:color w:val="2A78D6"/>
+          <w:sz w:val="20"/>
+        </w:rPr>
+        <w:t>▪</w:t>
+        <w:tab/>
+      </w:r>
       <w:r>
         <w:rPr>
           <w:b/>
@@ -3654,11 +4830,739 @@
     </w:p>
     <w:p>
       <w:pPr>
-        <w:spacing w:before="280" w:after="80"/>
+        <w:keepNext/>
         <w:pBdr>
-          <w:bottom w:val="single" w:sz="6" w:color="C9D3DE" w:space="2"/>
+          <w:bottom w:val="single" w:sz="8" w:color="1F4E79" w:space="4"/>
         </w:pBdr>
+        <w:tabs>
+          <w:tab w:pos="482" w:val="left"/>
+        </w:tabs>
+        <w:spacing w:before="360" w:after="160"/>
       </w:pPr>
+      <w:r>
+        <w:rPr>
+          <w:b/>
+          <w:color w:val="2A78D6"/>
+          <w:sz w:val="18"/>
+        </w:rPr>
+        <w:t>08</w:t>
+        <w:tab/>
+      </w:r>
+      <w:r>
+        <w:rPr>
+          <w:b/>
+          <w:color w:val="1F4E79"/>
+          <w:sz w:val="28"/>
+        </w:rPr>
+        <w:t>Ką rašo spauda</w:t>
+      </w:r>
+    </w:p>
+    <w:p>
+      <w:pPr>
+        <w:tabs>
+          <w:tab w:pos="255" w:val="left"/>
+        </w:tabs>
+        <w:spacing w:before="0" w:after="80"/>
+        <w:ind w:left="255" w:hanging="255"/>
+      </w:pPr>
+      <w:r>
+        <w:rPr>
+          <w:b/>
+          <w:color w:val="2A78D6"/>
+          <w:sz w:val="20"/>
+        </w:rPr>
+        <w:t>▪</w:t>
+        <w:tab/>
+      </w:r>
+      <w:r>
+        <w:rPr>
+          <w:b/>
+        </w:rPr>
+        <w:t>Vadovai:</w:t>
+      </w:r>
+      <w:r>
+        <w:rPr>
+          <w:b w:val="0"/>
+        </w:rPr>
+        <w:t xml:space="preserve"> 2026-10-05 valdybos narys Māris Kuņickis palieka bendrovę</w:t>
+      </w:r>
+      <w:hyperlink r:id="rId31">
+        <w:r>
+          <w:rPr>
+            <w:color w:val="2A78D6"/>
+            <w:vertAlign w:val="superscript"/>
+            <w:sz w:val="17"/>
+          </w:rPr>
+          <w:t xml:space="preserve">26</w:t>
+        </w:r>
+      </w:hyperlink>
+      <w:r>
+        <w:rPr>
+          <w:b w:val="0"/>
+        </w:rPr>
+        <w:t>.</w:t>
+      </w:r>
+    </w:p>
+    <w:p>
+      <w:pPr>
+        <w:tabs>
+          <w:tab w:pos="255" w:val="left"/>
+        </w:tabs>
+        <w:spacing w:before="0" w:after="80"/>
+        <w:ind w:left="255" w:hanging="255"/>
+      </w:pPr>
+      <w:r>
+        <w:rPr>
+          <w:b/>
+          <w:color w:val="2A78D6"/>
+          <w:sz w:val="20"/>
+        </w:rPr>
+        <w:t>▪</w:t>
+        <w:tab/>
+      </w:r>
+      <w:r>
+        <w:rPr>
+          <w:b/>
+        </w:rPr>
+        <w:t>Tet ir LMT:</w:t>
+      </w:r>
+      <w:r>
+        <w:rPr>
+          <w:b w:val="0"/>
+        </w:rPr>
+        <w:t xml:space="preserve"> 2026-10-22 rašyta, kad Latvenergo pasirengusi tęsti bendradarbiavimą Tet ir LMT dalių išpirkimo procese</w:t>
+      </w:r>
+      <w:hyperlink r:id="rId32">
+        <w:r>
+          <w:rPr>
+            <w:color w:val="2A78D6"/>
+            <w:vertAlign w:val="superscript"/>
+            <w:sz w:val="17"/>
+          </w:rPr>
+          <w:t xml:space="preserve">27</w:t>
+        </w:r>
+      </w:hyperlink>
+      <w:r>
+        <w:rPr>
+          <w:b w:val="0"/>
+        </w:rPr>
+        <w:t>.</w:t>
+      </w:r>
+    </w:p>
+    <w:p>
+      <w:pPr>
+        <w:tabs>
+          <w:tab w:pos="255" w:val="left"/>
+        </w:tabs>
+        <w:spacing w:before="0" w:after="80"/>
+        <w:ind w:left="255" w:hanging="255"/>
+      </w:pPr>
+      <w:r>
+        <w:rPr>
+          <w:b/>
+          <w:color w:val="2A78D6"/>
+          <w:sz w:val="20"/>
+        </w:rPr>
+        <w:t>▪</w:t>
+        <w:tab/>
+      </w:r>
+      <w:r>
+        <w:rPr>
+          <w:b/>
+        </w:rPr>
+        <w:t>Dujų kainos:</w:t>
+      </w:r>
+      <w:r>
+        <w:rPr>
+          <w:b w:val="0"/>
+        </w:rPr>
+        <w:t xml:space="preserve"> 2026-10-14 bendrovės analitikė įspėjo, kad gamtinės dujos tokios brangios nebuvo keletą metų</w:t>
+      </w:r>
+      <w:hyperlink r:id="rId33">
+        <w:r>
+          <w:rPr>
+            <w:color w:val="2A78D6"/>
+            <w:vertAlign w:val="superscript"/>
+            <w:sz w:val="17"/>
+          </w:rPr>
+          <w:t xml:space="preserve">28</w:t>
+        </w:r>
+      </w:hyperlink>
+      <w:r>
+        <w:rPr>
+          <w:b w:val="0"/>
+        </w:rPr>
+        <w:t>.</w:t>
+      </w:r>
+    </w:p>
+    <w:p>
+      <w:pPr>
+        <w:spacing w:before="40" w:after="60"/>
+      </w:pPr>
+      <w:r>
+        <w:rPr>
+          <w:b w:val="0"/>
+          <w:color w:val="5F6B7A"/>
+          <w:sz w:val="18"/>
+        </w:rPr>
+        <w:t>Automatinė naujienų paieška (Google News, LV), 2026-07-24 – 2026-10-22: 6 pranešimų.</w:t>
+      </w:r>
+    </w:p>
+    <w:tbl>
+      <w:tblPr>
+        <w:tblW w:w="9639" w:type="dxa"/>
+        <w:tblBorders>
+          <w:top w:val="nil"/>
+          <w:left w:val="nil"/>
+          <w:bottom w:val="nil"/>
+          <w:right w:val="nil"/>
+          <w:insideH w:val="nil"/>
+          <w:insideV w:val="nil"/>
+        </w:tblBorders>
+        <w:tblLayout w:type="fixed"/>
+        <w:tblCellMar>
+          <w:top w:w="80" w:type="dxa"/>
+          <w:left w:w="0" w:type="dxa"/>
+          <w:bottom w:w="80" w:type="dxa"/>
+          <w:right w:w="120" w:type="dxa"/>
+        </w:tblCellMar>
+        <w:tblLook w:firstColumn="1" w:firstRow="1" w:lastColumn="0" w:lastRow="0" w:noHBand="0" w:noVBand="1" w:val="04A0"/>
+      </w:tblPr>
+      <w:tblGrid>
+        <w:gridCol w:w="1020"/>
+        <w:gridCol w:w="1360"/>
+        <w:gridCol w:w="7257"/>
+      </w:tblGrid>
+      <w:tr>
+        <w:tc>
+          <w:tcPr>
+            <w:tcW w:type="dxa" w:w="1020"/>
+            <w:tcBorders>
+              <w:top w:val="nil"/>
+              <w:left w:val="nil"/>
+              <w:bottom w:val="single" w:sz="4" w:color="E3E8EE" w:space="0"/>
+              <w:right w:val="nil"/>
+            </w:tcBorders>
+          </w:tcPr>
+          <w:p>
+            <w:pPr>
+              <w:spacing w:before="0" w:after="0"/>
+            </w:pPr>
+            <w:r>
+              <w:rPr>
+                <w:b w:val="0"/>
+                <w:color w:val="1A1A1A"/>
+                <w:sz w:val="17"/>
+              </w:rPr>
+              <w:t>2026-10-05</w:t>
+            </w:r>
+          </w:p>
+        </w:tc>
+        <w:tc>
+          <w:tcPr>
+            <w:tcW w:type="dxa" w:w="1361"/>
+            <w:tcBorders>
+              <w:top w:val="nil"/>
+              <w:left w:val="nil"/>
+              <w:bottom w:val="single" w:sz="4" w:color="E3E8EE" w:space="0"/>
+              <w:right w:val="nil"/>
+            </w:tcBorders>
+          </w:tcPr>
+          <w:p>
+            <w:pPr>
+              <w:spacing w:before="0" w:after="0"/>
+            </w:pPr>
+            <w:r>
+              <w:rPr>
+                <w:b/>
+                <w:color w:val="5F6B7A"/>
+                <w:sz w:val="14"/>
+                <w:shd w:val="clear" w:color="auto" w:fill="F0F2F5"/>
+              </w:rPr>
+              <w:t xml:space="preserve"> VADOVAI </w:t>
+            </w:r>
+          </w:p>
+        </w:tc>
+        <w:tc>
+          <w:tcPr>
+            <w:tcW w:type="dxa" w:w="7257"/>
+            <w:tcBorders>
+              <w:top w:val="nil"/>
+              <w:left w:val="nil"/>
+              <w:bottom w:val="single" w:sz="4" w:color="E3E8EE" w:space="0"/>
+              <w:right w:val="nil"/>
+            </w:tcBorders>
+          </w:tcPr>
+          <w:p>
+            <w:pPr>
+              <w:spacing w:before="0" w:after="0"/>
+            </w:pPr>
+            <w:hyperlink r:id="rId31">
+              <w:r>
+                <w:rPr>
+                  <w:color w:val="1A1A1A"/>
+                  <w:sz w:val="18"/>
+                </w:rPr>
+                <w:t xml:space="preserve">"Latvenergo" valdes loceklis Māris Kuņickis atstāj darbu uzņēmumā</w:t>
+              </w:r>
+            </w:hyperlink>
+            <w:r>
+              <w:rPr>
+                <w:b w:val="0"/>
+                <w:color w:val="5F6B7A"/>
+                <w:sz w:val="15"/>
+              </w:rPr>
+              <w:t xml:space="preserve">   Jauns.lv</w:t>
+            </w:r>
+          </w:p>
+        </w:tc>
+      </w:tr>
+      <w:tr>
+        <w:tc>
+          <w:tcPr>
+            <w:tcW w:type="dxa" w:w="1020"/>
+            <w:tcBorders>
+              <w:top w:val="nil"/>
+              <w:left w:val="nil"/>
+              <w:bottom w:val="single" w:sz="4" w:color="E3E8EE" w:space="0"/>
+              <w:right w:val="nil"/>
+            </w:tcBorders>
+          </w:tcPr>
+          <w:p>
+            <w:pPr>
+              <w:spacing w:before="0" w:after="0"/>
+            </w:pPr>
+            <w:r>
+              <w:rPr>
+                <w:b w:val="0"/>
+                <w:color w:val="1A1A1A"/>
+                <w:sz w:val="17"/>
+              </w:rPr>
+              <w:t>2026-10-22</w:t>
+            </w:r>
+          </w:p>
+        </w:tc>
+        <w:tc>
+          <w:tcPr>
+            <w:tcW w:type="dxa" w:w="1361"/>
+            <w:tcBorders>
+              <w:top w:val="nil"/>
+              <w:left w:val="nil"/>
+              <w:bottom w:val="single" w:sz="4" w:color="E3E8EE" w:space="0"/>
+              <w:right w:val="nil"/>
+            </w:tcBorders>
+          </w:tcPr>
+          <w:p>
+            <w:pPr>
+              <w:spacing w:before="0" w:after="0"/>
+            </w:pPr>
+            <w:r>
+              <w:rPr>
+                <w:b/>
+                <w:color w:val="5F6B7A"/>
+                <w:sz w:val="14"/>
+                <w:shd w:val="clear" w:color="auto" w:fill="F0F2F5"/>
+              </w:rPr>
+              <w:t xml:space="preserve"> KITA </w:t>
+            </w:r>
+          </w:p>
+        </w:tc>
+        <w:tc>
+          <w:tcPr>
+            <w:tcW w:type="dxa" w:w="7257"/>
+            <w:tcBorders>
+              <w:top w:val="nil"/>
+              <w:left w:val="nil"/>
+              <w:bottom w:val="single" w:sz="4" w:color="E3E8EE" w:space="0"/>
+              <w:right w:val="nil"/>
+            </w:tcBorders>
+          </w:tcPr>
+          <w:p>
+            <w:pPr>
+              <w:spacing w:before="0" w:after="0"/>
+            </w:pPr>
+            <w:hyperlink r:id="rId32">
+              <w:r>
+                <w:rPr>
+                  <w:color w:val="1A1A1A"/>
+                  <w:sz w:val="18"/>
+                </w:rPr>
+                <w:t xml:space="preserve">"Latvenergo" gatava turpināt sadarbību "Tet" un LMT daļu izpirkšanas procesā</w:t>
+              </w:r>
+            </w:hyperlink>
+            <w:r>
+              <w:rPr>
+                <w:b w:val="0"/>
+                <w:color w:val="5F6B7A"/>
+                <w:sz w:val="15"/>
+              </w:rPr>
+              <w:t xml:space="preserve">   TVNET</w:t>
+            </w:r>
+          </w:p>
+        </w:tc>
+      </w:tr>
+      <w:tr>
+        <w:tc>
+          <w:tcPr>
+            <w:tcW w:type="dxa" w:w="1020"/>
+            <w:tcBorders>
+              <w:top w:val="nil"/>
+              <w:left w:val="nil"/>
+              <w:bottom w:val="single" w:sz="4" w:color="E3E8EE" w:space="0"/>
+              <w:right w:val="nil"/>
+            </w:tcBorders>
+          </w:tcPr>
+          <w:p>
+            <w:pPr>
+              <w:spacing w:before="0" w:after="0"/>
+            </w:pPr>
+            <w:r>
+              <w:rPr>
+                <w:b w:val="0"/>
+                <w:color w:val="1A1A1A"/>
+                <w:sz w:val="17"/>
+              </w:rPr>
+              <w:t>2026-10-21</w:t>
+            </w:r>
+          </w:p>
+        </w:tc>
+        <w:tc>
+          <w:tcPr>
+            <w:tcW w:type="dxa" w:w="1361"/>
+            <w:tcBorders>
+              <w:top w:val="nil"/>
+              <w:left w:val="nil"/>
+              <w:bottom w:val="single" w:sz="4" w:color="E3E8EE" w:space="0"/>
+              <w:right w:val="nil"/>
+            </w:tcBorders>
+          </w:tcPr>
+          <w:p>
+            <w:pPr>
+              <w:spacing w:before="0" w:after="0"/>
+            </w:pPr>
+            <w:r>
+              <w:rPr>
+                <w:b/>
+                <w:color w:val="5F6B7A"/>
+                <w:sz w:val="14"/>
+                <w:shd w:val="clear" w:color="auto" w:fill="F0F2F5"/>
+              </w:rPr>
+              <w:t xml:space="preserve"> KITA </w:t>
+            </w:r>
+          </w:p>
+        </w:tc>
+        <w:tc>
+          <w:tcPr>
+            <w:tcW w:type="dxa" w:w="7257"/>
+            <w:tcBorders>
+              <w:top w:val="nil"/>
+              <w:left w:val="nil"/>
+              <w:bottom w:val="single" w:sz="4" w:color="E3E8EE" w:space="0"/>
+              <w:right w:val="nil"/>
+            </w:tcBorders>
+          </w:tcPr>
+          <w:p>
+            <w:pPr>
+              <w:spacing w:before="0" w:after="0"/>
+            </w:pPr>
+            <w:hyperlink r:id="rId34">
+              <w:r>
+                <w:rPr>
+                  <w:color w:val="1A1A1A"/>
+                  <w:sz w:val="18"/>
+                </w:rPr>
+                <w:t xml:space="preserve">Vai ziemā pietiks gāzes un kas notiks ar cenām? «Latvenergo» skaidro situāciju pirms apkures sezonas</w:t>
+              </w:r>
+            </w:hyperlink>
+            <w:r>
+              <w:rPr>
+                <w:b w:val="0"/>
+                <w:color w:val="5F6B7A"/>
+                <w:sz w:val="15"/>
+              </w:rPr>
+              <w:t xml:space="preserve">   bb.lv</w:t>
+            </w:r>
+          </w:p>
+        </w:tc>
+      </w:tr>
+      <w:tr>
+        <w:tc>
+          <w:tcPr>
+            <w:tcW w:type="dxa" w:w="1020"/>
+            <w:tcBorders>
+              <w:top w:val="nil"/>
+              <w:left w:val="nil"/>
+              <w:bottom w:val="single" w:sz="4" w:color="E3E8EE" w:space="0"/>
+              <w:right w:val="nil"/>
+            </w:tcBorders>
+          </w:tcPr>
+          <w:p>
+            <w:pPr>
+              <w:spacing w:before="0" w:after="0"/>
+            </w:pPr>
+            <w:r>
+              <w:rPr>
+                <w:b w:val="0"/>
+                <w:color w:val="1A1A1A"/>
+                <w:sz w:val="17"/>
+              </w:rPr>
+              <w:t>2026-10-14</w:t>
+            </w:r>
+          </w:p>
+        </w:tc>
+        <w:tc>
+          <w:tcPr>
+            <w:tcW w:type="dxa" w:w="1361"/>
+            <w:tcBorders>
+              <w:top w:val="nil"/>
+              <w:left w:val="nil"/>
+              <w:bottom w:val="single" w:sz="4" w:color="E3E8EE" w:space="0"/>
+              <w:right w:val="nil"/>
+            </w:tcBorders>
+          </w:tcPr>
+          <w:p>
+            <w:pPr>
+              <w:spacing w:before="0" w:after="0"/>
+            </w:pPr>
+            <w:r>
+              <w:rPr>
+                <w:b/>
+                <w:color w:val="5F6B7A"/>
+                <w:sz w:val="14"/>
+                <w:shd w:val="clear" w:color="auto" w:fill="F0F2F5"/>
+              </w:rPr>
+              <w:t xml:space="preserve"> KITA </w:t>
+            </w:r>
+          </w:p>
+        </w:tc>
+        <w:tc>
+          <w:tcPr>
+            <w:tcW w:type="dxa" w:w="7257"/>
+            <w:tcBorders>
+              <w:top w:val="nil"/>
+              <w:left w:val="nil"/>
+              <w:bottom w:val="single" w:sz="4" w:color="E3E8EE" w:space="0"/>
+              <w:right w:val="nil"/>
+            </w:tcBorders>
+          </w:tcPr>
+          <w:p>
+            <w:pPr>
+              <w:spacing w:before="0" w:after="0"/>
+            </w:pPr>
+            <w:hyperlink r:id="rId35">
+              <w:r>
+                <w:rPr>
+                  <w:color w:val="1A1A1A"/>
+                  <w:sz w:val="18"/>
+                </w:rPr>
+                <w:t xml:space="preserve">Tik dārga gāze nav bijusi gadiem: "Latvenergo" analītiķe brīdina par saspringtu situāciju pirms apkures sezonas</w:t>
+              </w:r>
+            </w:hyperlink>
+            <w:r>
+              <w:rPr>
+                <w:b w:val="0"/>
+                <w:color w:val="5F6B7A"/>
+                <w:sz w:val="15"/>
+              </w:rPr>
+              <w:t xml:space="preserve">   Dzentlmenis.lv</w:t>
+            </w:r>
+          </w:p>
+        </w:tc>
+      </w:tr>
+      <w:tr>
+        <w:tc>
+          <w:tcPr>
+            <w:tcW w:type="dxa" w:w="1020"/>
+            <w:tcBorders>
+              <w:top w:val="nil"/>
+              <w:left w:val="nil"/>
+              <w:bottom w:val="single" w:sz="4" w:color="E3E8EE" w:space="0"/>
+              <w:right w:val="nil"/>
+            </w:tcBorders>
+          </w:tcPr>
+          <w:p>
+            <w:pPr>
+              <w:spacing w:before="0" w:after="0"/>
+            </w:pPr>
+            <w:r>
+              <w:rPr>
+                <w:b w:val="0"/>
+                <w:color w:val="1A1A1A"/>
+                <w:sz w:val="17"/>
+              </w:rPr>
+              <w:t>2026-10-14</w:t>
+            </w:r>
+          </w:p>
+        </w:tc>
+        <w:tc>
+          <w:tcPr>
+            <w:tcW w:type="dxa" w:w="1361"/>
+            <w:tcBorders>
+              <w:top w:val="nil"/>
+              <w:left w:val="nil"/>
+              <w:bottom w:val="single" w:sz="4" w:color="E3E8EE" w:space="0"/>
+              <w:right w:val="nil"/>
+            </w:tcBorders>
+          </w:tcPr>
+          <w:p>
+            <w:pPr>
+              <w:spacing w:before="0" w:after="0"/>
+            </w:pPr>
+            <w:r>
+              <w:rPr>
+                <w:b/>
+                <w:color w:val="5F6B7A"/>
+                <w:sz w:val="14"/>
+                <w:shd w:val="clear" w:color="auto" w:fill="F0F2F5"/>
+              </w:rPr>
+              <w:t xml:space="preserve"> KITA </w:t>
+            </w:r>
+          </w:p>
+        </w:tc>
+        <w:tc>
+          <w:tcPr>
+            <w:tcW w:type="dxa" w:w="7257"/>
+            <w:tcBorders>
+              <w:top w:val="nil"/>
+              <w:left w:val="nil"/>
+              <w:bottom w:val="single" w:sz="4" w:color="E3E8EE" w:space="0"/>
+              <w:right w:val="nil"/>
+            </w:tcBorders>
+          </w:tcPr>
+          <w:p>
+            <w:pPr>
+              <w:spacing w:before="0" w:after="0"/>
+            </w:pPr>
+            <w:hyperlink r:id="rId33">
+              <w:r>
+                <w:rPr>
+                  <w:color w:val="1A1A1A"/>
+                  <w:sz w:val="18"/>
+                </w:rPr>
+                <w:t xml:space="preserve">"Latvenergo": tik dārga dabasgāze nav bijusi gadiem ilgi</w:t>
+              </w:r>
+            </w:hyperlink>
+            <w:r>
+              <w:rPr>
+                <w:b w:val="0"/>
+                <w:color w:val="5F6B7A"/>
+                <w:sz w:val="15"/>
+              </w:rPr>
+              <w:t xml:space="preserve">   NRA</w:t>
+            </w:r>
+          </w:p>
+        </w:tc>
+      </w:tr>
+      <w:tr>
+        <w:tc>
+          <w:tcPr>
+            <w:tcW w:type="dxa" w:w="1020"/>
+            <w:tcBorders>
+              <w:top w:val="nil"/>
+              <w:left w:val="nil"/>
+              <w:bottom w:val="single" w:sz="4" w:color="E3E8EE" w:space="0"/>
+              <w:right w:val="nil"/>
+            </w:tcBorders>
+          </w:tcPr>
+          <w:p>
+            <w:pPr>
+              <w:spacing w:before="0" w:after="0"/>
+            </w:pPr>
+            <w:r>
+              <w:rPr>
+                <w:b w:val="0"/>
+                <w:color w:val="1A1A1A"/>
+                <w:sz w:val="17"/>
+              </w:rPr>
+              <w:t>2026-10-13</w:t>
+            </w:r>
+          </w:p>
+        </w:tc>
+        <w:tc>
+          <w:tcPr>
+            <w:tcW w:type="dxa" w:w="1361"/>
+            <w:tcBorders>
+              <w:top w:val="nil"/>
+              <w:left w:val="nil"/>
+              <w:bottom w:val="single" w:sz="4" w:color="E3E8EE" w:space="0"/>
+              <w:right w:val="nil"/>
+            </w:tcBorders>
+          </w:tcPr>
+          <w:p>
+            <w:pPr>
+              <w:spacing w:before="0" w:after="0"/>
+            </w:pPr>
+            <w:r>
+              <w:rPr>
+                <w:b/>
+                <w:color w:val="5F6B7A"/>
+                <w:sz w:val="14"/>
+                <w:shd w:val="clear" w:color="auto" w:fill="F0F2F5"/>
+              </w:rPr>
+              <w:t xml:space="preserve"> KITA </w:t>
+            </w:r>
+          </w:p>
+        </w:tc>
+        <w:tc>
+          <w:tcPr>
+            <w:tcW w:type="dxa" w:w="7257"/>
+            <w:tcBorders>
+              <w:top w:val="nil"/>
+              <w:left w:val="nil"/>
+              <w:bottom w:val="single" w:sz="4" w:color="E3E8EE" w:space="0"/>
+              <w:right w:val="nil"/>
+            </w:tcBorders>
+          </w:tcPr>
+          <w:p>
+            <w:pPr>
+              <w:spacing w:before="0" w:after="0"/>
+            </w:pPr>
+            <w:hyperlink r:id="rId36">
+              <w:r>
+                <w:rPr>
+                  <w:color w:val="1A1A1A"/>
+                  <w:sz w:val="18"/>
+                </w:rPr>
+                <w:t xml:space="preserve">"Latvenergo" elektroauto uzlādes tīkla attīstībā sper nākamo soli</w:t>
+              </w:r>
+            </w:hyperlink>
+            <w:r>
+              <w:rPr>
+                <w:b w:val="0"/>
+                <w:color w:val="5F6B7A"/>
+                <w:sz w:val="15"/>
+              </w:rPr>
+              <w:t xml:space="preserve">   DELFI</w:t>
+            </w:r>
+          </w:p>
+        </w:tc>
+      </w:tr>
+    </w:tbl>
+    <w:p>
+      <w:pPr>
+        <w:spacing w:before="0" w:after="40"/>
+      </w:pPr>
+    </w:p>
+    <w:p>
+      <w:pPr>
+        <w:keepNext/>
+        <w:pBdr>
+          <w:bottom w:val="single" w:sz="8" w:color="1F4E79" w:space="4"/>
+        </w:pBdr>
+        <w:tabs>
+          <w:tab w:pos="482" w:val="left"/>
+        </w:tabs>
+        <w:spacing w:before="360" w:after="160"/>
+      </w:pPr>
+      <w:r>
+        <w:rPr>
+          <w:b/>
+          <w:color w:val="2A78D6"/>
+          <w:sz w:val="18"/>
+        </w:rPr>
+        <w:t>09</w:t>
+        <w:tab/>
+      </w:r>
       <w:r>
         <w:rPr>
           <w:b/>
@@ -3670,1273 +5574,2103 @@
     </w:p>
     <w:p>
       <w:pPr>
-        <w:spacing w:before="160"/>
+        <w:keepNext/>
+        <w:shd w:val="clear" w:color="auto" w:fill="EAF1F8"/>
+        <w:spacing w:before="200" w:after="80"/>
+        <w:ind w:left="85"/>
       </w:pPr>
       <w:r>
         <w:rPr>
           <w:b/>
-          <w:sz w:val="22"/>
+          <w:caps/>
+          <w:color w:val="1F4E79"/>
+          <w:sz w:val="19"/>
         </w:rPr>
         <w:t>Exclusionary screening (companies)</w:t>
       </w:r>
     </w:p>
+    <w:tbl>
+      <w:tblPr>
+        <w:tblW w:w="9639" w:type="dxa"/>
+        <w:tblBorders>
+          <w:top w:val="nil"/>
+          <w:left w:val="nil"/>
+          <w:bottom w:val="nil"/>
+          <w:right w:val="nil"/>
+          <w:insideH w:val="nil"/>
+          <w:insideV w:val="nil"/>
+        </w:tblBorders>
+        <w:tblLayout w:type="fixed"/>
+        <w:tblCellMar>
+          <w:top w:w="90" w:type="dxa"/>
+          <w:left w:w="0" w:type="dxa"/>
+          <w:bottom w:w="110" w:type="dxa"/>
+          <w:right w:w="0" w:type="dxa"/>
+        </w:tblCellMar>
+        <w:tblLook w:firstColumn="1" w:firstRow="1" w:lastColumn="0" w:lastRow="0" w:noHBand="0" w:noVBand="1" w:val="04A0"/>
+      </w:tblPr>
+      <w:tblGrid>
+        <w:gridCol w:w="340"/>
+        <w:gridCol w:w="9298"/>
+      </w:tblGrid>
+      <w:tr>
+        <w:tc>
+          <w:tcPr>
+            <w:tcW w:type="dxa" w:w="340"/>
+            <w:tcBorders>
+              <w:top w:val="nil"/>
+              <w:left w:val="nil"/>
+              <w:bottom w:val="single" w:sz="4" w:color="E3E8EE" w:space="0"/>
+              <w:right w:val="nil"/>
+            </w:tcBorders>
+          </w:tcPr>
+          <w:p>
+            <w:pPr>
+              <w:spacing w:before="0" w:after="0"/>
+            </w:pPr>
+            <w:r>
+              <w:rPr>
+                <w:rFonts w:ascii="Segoe UI Symbol" w:hAnsi="Segoe UI Symbol"/>
+                <w:b w:val="0"/>
+                <w:color w:val="1B7F3B"/>
+                <w:sz w:val="24"/>
+              </w:rPr>
+              <w:t>☑</w:t>
+            </w:r>
+          </w:p>
+        </w:tc>
+        <w:tc>
+          <w:tcPr>
+            <w:tcW w:type="dxa" w:w="9298"/>
+            <w:tcBorders>
+              <w:top w:val="nil"/>
+              <w:left w:val="nil"/>
+              <w:bottom w:val="single" w:sz="4" w:color="E3E8EE" w:space="0"/>
+              <w:right w:val="nil"/>
+            </w:tcBorders>
+          </w:tcPr>
+          <w:p>
+            <w:pPr>
+              <w:spacing w:before="0" w:after="40"/>
+            </w:pPr>
+            <w:r>
+              <w:rPr>
+                <w:b/>
+                <w:color w:val="1A1A1A"/>
+                <w:sz w:val="19"/>
+              </w:rPr>
+              <w:t>Yes, the company is not involved in excluded sectors: controversial and nuclear weapons, tobacco, gambling and restricted sectors in fossil fuel</w:t>
+            </w:r>
+          </w:p>
+          <w:p>
+            <w:pPr>
+              <w:tabs>
+                <w:tab w:pos="198" w:val="left"/>
+              </w:tabs>
+              <w:spacing w:before="0" w:after="20"/>
+              <w:ind w:left="198" w:hanging="198"/>
+            </w:pPr>
+            <w:r>
+              <w:rPr>
+                <w:b w:val="0"/>
+                <w:color w:val="5F6B7A"/>
+                <w:sz w:val="18"/>
+              </w:rPr>
+              <w:t>•</w:t>
+              <w:tab/>
+            </w:r>
+            <w:r>
+              <w:rPr>
+                <w:b w:val="0"/>
+                <w:color w:val="333333"/>
+                <w:sz w:val="18"/>
+              </w:rPr>
+              <w:t>Ginklų, tabako ir azartinių lošimų veiklos nėra</w:t>
+            </w:r>
+          </w:p>
+          <w:p>
+            <w:pPr>
+              <w:tabs>
+                <w:tab w:pos="198" w:val="left"/>
+              </w:tabs>
+              <w:spacing w:before="0" w:after="20"/>
+              <w:ind w:left="198" w:hanging="198"/>
+            </w:pPr>
+            <w:r>
+              <w:rPr>
+                <w:b w:val="0"/>
+                <w:color w:val="5F6B7A"/>
+                <w:sz w:val="18"/>
+              </w:rPr>
+              <w:t>•</w:t>
+              <w:tab/>
+            </w:r>
+            <w:r>
+              <w:rPr>
+                <w:b w:val="0"/>
+                <w:color w:val="333333"/>
+                <w:sz w:val="18"/>
+              </w:rPr>
+              <w:t>Anglies ir naftos gavybos nėra.</w:t>
+            </w:r>
+          </w:p>
+          <w:p>
+            <w:pPr>
+              <w:tabs>
+                <w:tab w:pos="198" w:val="left"/>
+              </w:tabs>
+              <w:spacing w:before="0" w:after="20"/>
+              <w:ind w:left="198" w:hanging="198"/>
+            </w:pPr>
+            <w:r>
+              <w:rPr>
+                <w:b w:val="0"/>
+                <w:color w:val="5F6B7A"/>
+                <w:sz w:val="18"/>
+              </w:rPr>
+              <w:t>•</w:t>
+              <w:tab/>
+            </w:r>
+            <w:r>
+              <w:rPr>
+                <w:b w:val="0"/>
+                <w:color w:val="333333"/>
+                <w:sz w:val="18"/>
+              </w:rPr>
+              <w:t>Dvi Rygos termofikacinės elektrinės kūrenamos gamtinėmis dujomis (2025 m. – 34 % gamybos)</w:t>
+            </w:r>
+            <w:hyperlink r:id="rId20">
+              <w:r>
+                <w:rPr>
+                  <w:color w:val="2A78D6"/>
+                  <w:vertAlign w:val="superscript"/>
+                  <w:sz w:val="15"/>
+                </w:rPr>
+                <w:t xml:space="preserve">12</w:t>
+              </w:r>
+            </w:hyperlink>
+            <w:r>
+              <w:rPr>
+                <w:b w:val="0"/>
+                <w:color w:val="333333"/>
+                <w:sz w:val="18"/>
+              </w:rPr>
+              <w:t>.</w:t>
+            </w:r>
+          </w:p>
+          <w:p>
+            <w:pPr>
+              <w:tabs>
+                <w:tab w:pos="198" w:val="left"/>
+              </w:tabs>
+              <w:spacing w:before="0" w:after="20"/>
+              <w:ind w:left="198" w:hanging="198"/>
+            </w:pPr>
+            <w:r>
+              <w:rPr>
+                <w:b w:val="0"/>
+                <w:color w:val="5F6B7A"/>
+                <w:sz w:val="18"/>
+              </w:rPr>
+              <w:t>•</w:t>
+              <w:tab/>
+            </w:r>
+            <w:r>
+              <w:rPr>
+                <w:b w:val="0"/>
+                <w:color w:val="333333"/>
+                <w:sz w:val="18"/>
+              </w:rPr>
+              <w:t>SEB iškastinio kuro politika riboja anglį ir naftos bei dujų gavybą, ne dujinę gamybą</w:t>
+            </w:r>
+            <w:hyperlink r:id="rId37">
+              <w:r>
+                <w:rPr>
+                  <w:color w:val="2A78D6"/>
+                  <w:vertAlign w:val="superscript"/>
+                  <w:sz w:val="15"/>
+                </w:rPr>
+                <w:t xml:space="preserve">29</w:t>
+              </w:r>
+            </w:hyperlink>
+            <w:r>
+              <w:rPr>
+                <w:b w:val="0"/>
+                <w:color w:val="333333"/>
+                <w:sz w:val="18"/>
+              </w:rPr>
+              <w:t>.</w:t>
+            </w:r>
+          </w:p>
+        </w:tc>
+      </w:tr>
+    </w:tbl>
+    <w:tbl>
+      <w:tblPr>
+        <w:tblW w:w="9639" w:type="dxa"/>
+        <w:tblBorders>
+          <w:top w:val="nil"/>
+          <w:left w:val="nil"/>
+          <w:bottom w:val="nil"/>
+          <w:right w:val="nil"/>
+          <w:insideH w:val="nil"/>
+          <w:insideV w:val="nil"/>
+        </w:tblBorders>
+        <w:tblLayout w:type="fixed"/>
+        <w:tblCellMar>
+          <w:top w:w="90" w:type="dxa"/>
+          <w:left w:w="0" w:type="dxa"/>
+          <w:bottom w:w="110" w:type="dxa"/>
+          <w:right w:w="0" w:type="dxa"/>
+        </w:tblCellMar>
+        <w:tblLook w:firstColumn="1" w:firstRow="1" w:lastColumn="0" w:lastRow="0" w:noHBand="0" w:noVBand="1" w:val="04A0"/>
+      </w:tblPr>
+      <w:tblGrid>
+        <w:gridCol w:w="340"/>
+        <w:gridCol w:w="9298"/>
+      </w:tblGrid>
+      <w:tr>
+        <w:tc>
+          <w:tcPr>
+            <w:tcW w:type="dxa" w:w="340"/>
+            <w:tcBorders>
+              <w:top w:val="nil"/>
+              <w:left w:val="nil"/>
+              <w:bottom w:val="single" w:sz="4" w:color="E3E8EE" w:space="0"/>
+              <w:right w:val="nil"/>
+            </w:tcBorders>
+          </w:tcPr>
+          <w:p>
+            <w:pPr>
+              <w:spacing w:before="0" w:after="0"/>
+            </w:pPr>
+            <w:r>
+              <w:rPr>
+                <w:rFonts w:ascii="Segoe UI Symbol" w:hAnsi="Segoe UI Symbol"/>
+                <w:b w:val="0"/>
+                <w:color w:val="1B7F3B"/>
+                <w:sz w:val="24"/>
+              </w:rPr>
+              <w:t>☑</w:t>
+            </w:r>
+          </w:p>
+        </w:tc>
+        <w:tc>
+          <w:tcPr>
+            <w:tcW w:type="dxa" w:w="9298"/>
+            <w:tcBorders>
+              <w:top w:val="nil"/>
+              <w:left w:val="nil"/>
+              <w:bottom w:val="single" w:sz="4" w:color="E3E8EE" w:space="0"/>
+              <w:right w:val="nil"/>
+            </w:tcBorders>
+          </w:tcPr>
+          <w:p>
+            <w:pPr>
+              <w:spacing w:before="0" w:after="40"/>
+            </w:pPr>
+            <w:r>
+              <w:rPr>
+                <w:b/>
+                <w:color w:val="1A1A1A"/>
+                <w:sz w:val="19"/>
+              </w:rPr>
+              <w:t>Yes, the company does not have red flag/signal related to controversies based on UN Global Compact, OECD Guidelines for Multinational Enterprises or any other relevant principles/standards</w:t>
+            </w:r>
+          </w:p>
+          <w:p>
+            <w:pPr>
+              <w:tabs>
+                <w:tab w:pos="198" w:val="left"/>
+              </w:tabs>
+              <w:spacing w:before="0" w:after="20"/>
+              <w:ind w:left="198" w:hanging="198"/>
+            </w:pPr>
+            <w:r>
+              <w:rPr>
+                <w:b w:val="0"/>
+                <w:color w:val="5F6B7A"/>
+                <w:sz w:val="18"/>
+              </w:rPr>
+              <w:t>•</w:t>
+              <w:tab/>
+            </w:r>
+            <w:r>
+              <w:rPr>
+                <w:b w:val="0"/>
+                <w:color w:val="333333"/>
+                <w:sz w:val="18"/>
+              </w:rPr>
+              <w:t>Ginčų pagal JT Pasaulinį susitarimą ar EBPO gaires nerasta.</w:t>
+            </w:r>
+          </w:p>
+          <w:p>
+            <w:pPr>
+              <w:tabs>
+                <w:tab w:pos="198" w:val="left"/>
+              </w:tabs>
+              <w:spacing w:before="0" w:after="20"/>
+              <w:ind w:left="198" w:hanging="198"/>
+            </w:pPr>
+            <w:r>
+              <w:rPr>
+                <w:b w:val="0"/>
+                <w:color w:val="5F6B7A"/>
+                <w:sz w:val="18"/>
+              </w:rPr>
+              <w:t>•</w:t>
+              <w:tab/>
+            </w:r>
+            <w:r>
+              <w:rPr>
+                <w:b w:val="0"/>
+                <w:color w:val="333333"/>
+                <w:sz w:val="18"/>
+              </w:rPr>
+              <w:t>Korupcijos ar etikos pažeidimų su reikšmingu poveikiu 2024–2025 m. – 0</w:t>
+            </w:r>
+            <w:hyperlink r:id="rId38">
+              <w:r>
+                <w:rPr>
+                  <w:color w:val="2A78D6"/>
+                  <w:vertAlign w:val="superscript"/>
+                  <w:sz w:val="15"/>
+                </w:rPr>
+                <w:t xml:space="preserve">30</w:t>
+              </w:r>
+            </w:hyperlink>
+            <w:r>
+              <w:rPr>
+                <w:b w:val="0"/>
+                <w:color w:val="333333"/>
+                <w:sz w:val="18"/>
+              </w:rPr>
+              <w:t>.</w:t>
+            </w:r>
+          </w:p>
+          <w:p>
+            <w:pPr>
+              <w:tabs>
+                <w:tab w:pos="198" w:val="left"/>
+              </w:tabs>
+              <w:spacing w:before="0" w:after="20"/>
+              <w:ind w:left="198" w:hanging="198"/>
+            </w:pPr>
+            <w:r>
+              <w:rPr>
+                <w:b w:val="0"/>
+                <w:color w:val="5F6B7A"/>
+                <w:sz w:val="18"/>
+              </w:rPr>
+              <w:t>•</w:t>
+              <w:tab/>
+            </w:r>
+            <w:r>
+              <w:rPr>
+                <w:b w:val="0"/>
+                <w:color w:val="333333"/>
+                <w:sz w:val="18"/>
+              </w:rPr>
+              <w:t>2020 m. pirkimų istorijoje KNAB baudžiamąją bylą nutraukė, pažeidimų nenustatyta</w:t>
+            </w:r>
+            <w:hyperlink r:id="rId39">
+              <w:r>
+                <w:rPr>
+                  <w:color w:val="2A78D6"/>
+                  <w:vertAlign w:val="superscript"/>
+                  <w:sz w:val="15"/>
+                </w:rPr>
+                <w:t xml:space="preserve">31</w:t>
+              </w:r>
+            </w:hyperlink>
+            <w:r>
+              <w:rPr>
+                <w:b w:val="0"/>
+                <w:color w:val="333333"/>
+                <w:sz w:val="18"/>
+              </w:rPr>
+              <w:t>.</w:t>
+            </w:r>
+          </w:p>
+        </w:tc>
+      </w:tr>
+    </w:tbl>
+    <w:tbl>
+      <w:tblPr>
+        <w:tblW w:w="9639" w:type="dxa"/>
+        <w:tblBorders>
+          <w:top w:val="nil"/>
+          <w:left w:val="nil"/>
+          <w:bottom w:val="nil"/>
+          <w:right w:val="nil"/>
+          <w:insideH w:val="nil"/>
+          <w:insideV w:val="nil"/>
+        </w:tblBorders>
+        <w:tblLayout w:type="fixed"/>
+        <w:tblCellMar>
+          <w:top w:w="90" w:type="dxa"/>
+          <w:left w:w="0" w:type="dxa"/>
+          <w:bottom w:w="110" w:type="dxa"/>
+          <w:right w:w="0" w:type="dxa"/>
+        </w:tblCellMar>
+        <w:tblLook w:firstColumn="1" w:firstRow="1" w:lastColumn="0" w:lastRow="0" w:noHBand="0" w:noVBand="1" w:val="04A0"/>
+      </w:tblPr>
+      <w:tblGrid>
+        <w:gridCol w:w="340"/>
+        <w:gridCol w:w="9298"/>
+      </w:tblGrid>
+      <w:tr>
+        <w:tc>
+          <w:tcPr>
+            <w:tcW w:type="dxa" w:w="340"/>
+            <w:tcBorders>
+              <w:top w:val="nil"/>
+              <w:left w:val="nil"/>
+              <w:bottom w:val="single" w:sz="4" w:color="E3E8EE" w:space="0"/>
+              <w:right w:val="nil"/>
+            </w:tcBorders>
+          </w:tcPr>
+          <w:p>
+            <w:pPr>
+              <w:spacing w:before="0" w:after="0"/>
+            </w:pPr>
+            <w:r>
+              <w:rPr>
+                <w:rFonts w:ascii="Segoe UI Symbol" w:hAnsi="Segoe UI Symbol"/>
+                <w:b w:val="0"/>
+                <w:color w:val="1B7F3B"/>
+                <w:sz w:val="24"/>
+              </w:rPr>
+              <w:t>☑</w:t>
+            </w:r>
+          </w:p>
+        </w:tc>
+        <w:tc>
+          <w:tcPr>
+            <w:tcW w:type="dxa" w:w="9298"/>
+            <w:tcBorders>
+              <w:top w:val="nil"/>
+              <w:left w:val="nil"/>
+              <w:bottom w:val="single" w:sz="4" w:color="E3E8EE" w:space="0"/>
+              <w:right w:val="nil"/>
+            </w:tcBorders>
+          </w:tcPr>
+          <w:p>
+            <w:pPr>
+              <w:spacing w:before="0" w:after="40"/>
+            </w:pPr>
+            <w:r>
+              <w:rPr>
+                <w:b/>
+                <w:color w:val="1A1A1A"/>
+                <w:sz w:val="19"/>
+              </w:rPr>
+              <w:t>Yes, the company is not in the list of sanctions (add a screenshot)</w:t>
+            </w:r>
+          </w:p>
+          <w:p>
+            <w:pPr>
+              <w:tabs>
+                <w:tab w:pos="198" w:val="left"/>
+              </w:tabs>
+              <w:spacing w:before="0" w:after="20"/>
+              <w:ind w:left="198" w:hanging="198"/>
+            </w:pPr>
+            <w:r>
+              <w:rPr>
+                <w:b w:val="0"/>
+                <w:color w:val="5F6B7A"/>
+                <w:sz w:val="18"/>
+              </w:rPr>
+              <w:t>•</w:t>
+              <w:tab/>
+            </w:r>
+            <w:r>
+              <w:rPr>
+                <w:b w:val="0"/>
+                <w:color w:val="333333"/>
+                <w:sz w:val="18"/>
+              </w:rPr>
+              <w:t>Nerasta EU, UN, UK, US OFAC konsoliduotuose sankcijų sąrašuose (automatinė patikra 2026-10-22).</w:t>
+            </w:r>
+          </w:p>
+        </w:tc>
+      </w:tr>
+    </w:tbl>
+    <w:tbl>
+      <w:tblPr>
+        <w:tblW w:w="9639" w:type="dxa"/>
+        <w:tblBorders>
+          <w:top w:val="nil"/>
+          <w:left w:val="nil"/>
+          <w:bottom w:val="nil"/>
+          <w:right w:val="nil"/>
+          <w:insideH w:val="nil"/>
+          <w:insideV w:val="nil"/>
+        </w:tblBorders>
+        <w:tblLayout w:type="fixed"/>
+        <w:tblCellMar>
+          <w:top w:w="90" w:type="dxa"/>
+          <w:left w:w="0" w:type="dxa"/>
+          <w:bottom w:w="110" w:type="dxa"/>
+          <w:right w:w="0" w:type="dxa"/>
+        </w:tblCellMar>
+        <w:tblLook w:firstColumn="1" w:firstRow="1" w:lastColumn="0" w:lastRow="0" w:noHBand="0" w:noVBand="1" w:val="04A0"/>
+      </w:tblPr>
+      <w:tblGrid>
+        <w:gridCol w:w="340"/>
+        <w:gridCol w:w="9298"/>
+      </w:tblGrid>
+      <w:tr>
+        <w:tc>
+          <w:tcPr>
+            <w:tcW w:type="dxa" w:w="340"/>
+            <w:tcBorders>
+              <w:top w:val="nil"/>
+              <w:left w:val="nil"/>
+              <w:bottom w:val="single" w:sz="4" w:color="E3E8EE" w:space="0"/>
+              <w:right w:val="nil"/>
+            </w:tcBorders>
+          </w:tcPr>
+          <w:p>
+            <w:pPr>
+              <w:spacing w:before="0" w:after="0"/>
+            </w:pPr>
+            <w:r>
+              <w:rPr>
+                <w:rFonts w:ascii="Segoe UI Symbol" w:hAnsi="Segoe UI Symbol"/>
+                <w:b w:val="0"/>
+                <w:color w:val="1B7F3B"/>
+                <w:sz w:val="24"/>
+              </w:rPr>
+              <w:t>☑</w:t>
+            </w:r>
+          </w:p>
+        </w:tc>
+        <w:tc>
+          <w:tcPr>
+            <w:tcW w:type="dxa" w:w="9298"/>
+            <w:tcBorders>
+              <w:top w:val="nil"/>
+              <w:left w:val="nil"/>
+              <w:bottom w:val="single" w:sz="4" w:color="E3E8EE" w:space="0"/>
+              <w:right w:val="nil"/>
+            </w:tcBorders>
+          </w:tcPr>
+          <w:p>
+            <w:pPr>
+              <w:spacing w:before="0" w:after="40"/>
+            </w:pPr>
+            <w:r>
+              <w:rPr>
+                <w:b/>
+                <w:color w:val="1A1A1A"/>
+                <w:sz w:val="19"/>
+              </w:rPr>
+              <w:t>Yes, issues were not identified from adverse media checks (add a screenshot)</w:t>
+            </w:r>
+          </w:p>
+          <w:p>
+            <w:pPr>
+              <w:tabs>
+                <w:tab w:pos="198" w:val="left"/>
+              </w:tabs>
+              <w:spacing w:before="0" w:after="20"/>
+              <w:ind w:left="198" w:hanging="198"/>
+            </w:pPr>
+            <w:r>
+              <w:rPr>
+                <w:b w:val="0"/>
+                <w:color w:val="5F6B7A"/>
+                <w:sz w:val="18"/>
+              </w:rPr>
+              <w:t>•</w:t>
+              <w:tab/>
+            </w:r>
+            <w:r>
+              <w:rPr>
+                <w:b w:val="0"/>
+                <w:color w:val="333333"/>
+                <w:sz w:val="18"/>
+              </w:rPr>
+              <w:t>Neigiamų naujienų nerasta (paieška latvių ir anglų k., 2026-10-22).</w:t>
+            </w:r>
+          </w:p>
+          <w:p>
+            <w:pPr>
+              <w:tabs>
+                <w:tab w:pos="198" w:val="left"/>
+              </w:tabs>
+              <w:spacing w:before="0" w:after="20"/>
+              <w:ind w:left="198" w:hanging="198"/>
+            </w:pPr>
+            <w:r>
+              <w:rPr>
+                <w:b w:val="0"/>
+                <w:color w:val="5F6B7A"/>
+                <w:sz w:val="18"/>
+              </w:rPr>
+              <w:t>•</w:t>
+              <w:tab/>
+            </w:r>
+            <w:r>
+              <w:rPr>
+                <w:b w:val="0"/>
+                <w:color w:val="333333"/>
+                <w:sz w:val="18"/>
+              </w:rPr>
+              <w:t>Naujienų suvestinė 2026-07-24 – 2026-10-22: 6 pranešimų, iš jų su neigiamu žodžiu antraštėje – 0 (plačiau – skiltyje „Ką rašo spauda“).</w:t>
+            </w:r>
+          </w:p>
+        </w:tc>
+      </w:tr>
+    </w:tbl>
     <w:p>
       <w:pPr>
-        <w:spacing w:before="80" w:after="20"/>
+        <w:spacing w:before="120" w:after="40"/>
       </w:pPr>
       <w:r>
         <w:rPr>
-          <w:sz w:val="24"/>
-        </w:rPr>
-        <w:t xml:space="preserve">☑ </w:t>
-      </w:r>
-      <w:r>
-        <w:t>Yes, the company is not involved in excluded sectors: controversial and nuclear weapons, tobacco, gambling and restricted sectors in fossil fuel</w:t>
-      </w:r>
-    </w:p>
-    <w:p>
-      <w:pPr>
-        <w:spacing w:after="0"/>
-        <w:ind w:left="510" w:hanging="198"/>
-      </w:pPr>
-      <w:r>
-        <w:rPr>
-          <w:sz w:val="19"/>
-        </w:rPr>
-        <w:t xml:space="preserve">•  </w:t>
-      </w:r>
-      <w:r>
-        <w:rPr>
-          <w:b w:val="0"/>
+          <w:i/>
           <w:color w:val="333333"/>
-          <w:sz w:val="19"/>
-        </w:rPr>
-        <w:t>Ginklų, tabako ir azartinių lošimų veiklos nėra</w:t>
-      </w:r>
-    </w:p>
-    <w:p>
-      <w:pPr>
-        <w:spacing w:after="0"/>
-        <w:ind w:left="510" w:hanging="198"/>
-      </w:pPr>
-      <w:r>
-        <w:rPr>
-          <w:sz w:val="19"/>
-        </w:rPr>
-        <w:t xml:space="preserve">•  </w:t>
-      </w:r>
-      <w:r>
-        <w:rPr>
-          <w:b w:val="0"/>
-          <w:color w:val="333333"/>
-          <w:sz w:val="19"/>
-        </w:rPr>
-        <w:t>Anglies ir naftos gavybos nėra.</w:t>
-      </w:r>
-    </w:p>
-    <w:p>
-      <w:pPr>
-        <w:spacing w:after="0"/>
-        <w:ind w:left="510" w:hanging="198"/>
-      </w:pPr>
-      <w:r>
-        <w:rPr>
-          <w:sz w:val="19"/>
-        </w:rPr>
-        <w:t xml:space="preserve">•  </w:t>
-      </w:r>
-      <w:r>
-        <w:rPr>
-          <w:b w:val="0"/>
-          <w:color w:val="333333"/>
-          <w:sz w:val="19"/>
-        </w:rPr>
-        <w:t>Dvi Rygos termofikacinės elektrinės kūrenamos gamtinėmis dujomis (2025 m. – 34 % gamybos)</w:t>
-      </w:r>
-      <w:hyperlink r:id="rId18">
-        <w:r>
-          <w:rPr>
-            <w:color w:val="2A78D6"/>
-            <w:vertAlign w:val="superscript"/>
-            <w:sz w:val="16"/>
-          </w:rPr>
-          <w:t xml:space="preserve">12</w:t>
-        </w:r>
-      </w:hyperlink>
-      <w:r>
-        <w:rPr>
-          <w:b w:val="0"/>
-          <w:color w:val="333333"/>
-          <w:sz w:val="19"/>
-        </w:rPr>
-        <w:t>.</w:t>
-      </w:r>
-    </w:p>
-    <w:p>
-      <w:pPr>
-        <w:spacing w:after="120"/>
-        <w:ind w:left="510" w:hanging="198"/>
-      </w:pPr>
-      <w:r>
-        <w:rPr>
-          <w:sz w:val="19"/>
-        </w:rPr>
-        <w:t xml:space="preserve">•  </w:t>
-      </w:r>
-      <w:r>
-        <w:rPr>
-          <w:b w:val="0"/>
-          <w:color w:val="333333"/>
-          <w:sz w:val="19"/>
-        </w:rPr>
-        <w:t>SEB iškastinio kuro politika riboja anglį ir naftos bei dujų gavybą, ne dujinę gamybą</w:t>
-      </w:r>
-      <w:hyperlink r:id="rId29">
-        <w:r>
-          <w:rPr>
-            <w:color w:val="2A78D6"/>
-            <w:vertAlign w:val="superscript"/>
-            <w:sz w:val="16"/>
-          </w:rPr>
-          <w:t xml:space="preserve">26</w:t>
-        </w:r>
-      </w:hyperlink>
-      <w:r>
-        <w:rPr>
-          <w:b w:val="0"/>
-          <w:color w:val="333333"/>
-          <w:sz w:val="19"/>
-        </w:rPr>
-        <w:t>.</w:t>
-      </w:r>
-    </w:p>
-    <w:p>
-      <w:pPr>
-        <w:spacing w:before="80" w:after="20"/>
-      </w:pPr>
-      <w:r>
-        <w:rPr>
-          <w:sz w:val="24"/>
-        </w:rPr>
-        <w:t xml:space="preserve">☑ </w:t>
-      </w:r>
-      <w:r>
-        <w:t>Yes, the company does not have red flag/signal related to controversies based on UN Global Compact, OECD Guidelines for Multinational Enterprises or any other relevant principles/standards</w:t>
-      </w:r>
-    </w:p>
-    <w:p>
-      <w:pPr>
-        <w:spacing w:after="0"/>
-        <w:ind w:left="510" w:hanging="198"/>
-      </w:pPr>
-      <w:r>
-        <w:rPr>
-          <w:sz w:val="19"/>
-        </w:rPr>
-        <w:t xml:space="preserve">•  </w:t>
-      </w:r>
-      <w:r>
-        <w:rPr>
-          <w:b w:val="0"/>
-          <w:color w:val="333333"/>
-          <w:sz w:val="19"/>
-        </w:rPr>
-        <w:t>Ginčų pagal JT Pasaulinį susitarimą ar EBPO gaires nerasta.</w:t>
-      </w:r>
-    </w:p>
-    <w:p>
-      <w:pPr>
-        <w:spacing w:after="0"/>
-        <w:ind w:left="510" w:hanging="198"/>
-      </w:pPr>
-      <w:r>
-        <w:rPr>
-          <w:sz w:val="19"/>
-        </w:rPr>
-        <w:t xml:space="preserve">•  </w:t>
-      </w:r>
-      <w:r>
-        <w:rPr>
-          <w:b w:val="0"/>
-          <w:color w:val="333333"/>
-          <w:sz w:val="19"/>
-        </w:rPr>
-        <w:t>Korupcijos ar etikos pažeidimų su reikšmingu poveikiu 2024–2025 m. – 0</w:t>
-      </w:r>
-      <w:hyperlink r:id="rId30">
-        <w:r>
-          <w:rPr>
-            <w:color w:val="2A78D6"/>
-            <w:vertAlign w:val="superscript"/>
-            <w:sz w:val="16"/>
-          </w:rPr>
-          <w:t xml:space="preserve">27</w:t>
-        </w:r>
-      </w:hyperlink>
-      <w:r>
-        <w:rPr>
-          <w:b w:val="0"/>
-          <w:color w:val="333333"/>
-          <w:sz w:val="19"/>
-        </w:rPr>
-        <w:t>.</w:t>
-      </w:r>
-    </w:p>
-    <w:p>
-      <w:pPr>
-        <w:spacing w:after="120"/>
-        <w:ind w:left="510" w:hanging="198"/>
-      </w:pPr>
-      <w:r>
-        <w:rPr>
-          <w:sz w:val="19"/>
-        </w:rPr>
-        <w:t xml:space="preserve">•  </w:t>
-      </w:r>
-      <w:r>
-        <w:rPr>
-          <w:b w:val="0"/>
-          <w:color w:val="333333"/>
-          <w:sz w:val="19"/>
-        </w:rPr>
-        <w:t>2020 m. pirkimų istorijoje KNAB baudžiamąją bylą nutraukė, pažeidimų nenustatyta</w:t>
-      </w:r>
-      <w:hyperlink r:id="rId31">
-        <w:r>
-          <w:rPr>
-            <w:color w:val="2A78D6"/>
-            <w:vertAlign w:val="superscript"/>
-            <w:sz w:val="16"/>
-          </w:rPr>
-          <w:t xml:space="preserve">28</w:t>
-        </w:r>
-      </w:hyperlink>
-      <w:r>
-        <w:rPr>
-          <w:b w:val="0"/>
-          <w:color w:val="333333"/>
-          <w:sz w:val="19"/>
-        </w:rPr>
-        <w:t>.</w:t>
-      </w:r>
-    </w:p>
-    <w:p>
-      <w:pPr>
-        <w:spacing w:before="80" w:after="20"/>
-      </w:pPr>
-      <w:r>
-        <w:rPr>
-          <w:sz w:val="24"/>
-        </w:rPr>
-        <w:t xml:space="preserve">☑ </w:t>
-      </w:r>
-      <w:r>
-        <w:t>Yes, the company is not in the list of sanctions (add a screenshot)</w:t>
-      </w:r>
-    </w:p>
-    <w:p>
-      <w:pPr>
-        <w:spacing w:after="120"/>
-        <w:ind w:left="510" w:hanging="198"/>
-      </w:pPr>
-      <w:r>
-        <w:rPr>
-          <w:sz w:val="19"/>
-        </w:rPr>
-        <w:t xml:space="preserve">•  </w:t>
-      </w:r>
-      <w:r>
-        <w:rPr>
-          <w:b w:val="0"/>
-          <w:color w:val="333333"/>
-          <w:sz w:val="19"/>
-        </w:rPr>
-        <w:t>Nerasta EU, UN, UK, US OFAC konsoliduotuose sankcijų sąrašuose (automatinė patikra 2026-10-22).</w:t>
-      </w:r>
-    </w:p>
-    <w:p>
-      <w:pPr>
-        <w:spacing w:before="80" w:after="20"/>
-      </w:pPr>
-      <w:r>
-        <w:rPr>
-          <w:sz w:val="24"/>
-        </w:rPr>
-        <w:t xml:space="preserve">☑ </w:t>
-      </w:r>
-      <w:r>
-        <w:t>Yes, issues were not identified from adverse media checks (add a screenshot)</w:t>
-      </w:r>
-    </w:p>
-    <w:p>
-      <w:pPr>
-        <w:spacing w:after="120"/>
-        <w:ind w:left="510" w:hanging="198"/>
-      </w:pPr>
-      <w:r>
-        <w:rPr>
-          <w:sz w:val="19"/>
-        </w:rPr>
-        <w:t xml:space="preserve">•  </w:t>
-      </w:r>
-      <w:r>
-        <w:rPr>
-          <w:b w:val="0"/>
-          <w:color w:val="333333"/>
-          <w:sz w:val="19"/>
-        </w:rPr>
-        <w:t>Neigiamų naujienų nerasta (paieška latvių ir anglų k., 2026-10-22).</w:t>
-      </w:r>
-    </w:p>
-    <w:p>
-      <w:r>
-        <w:rPr>
-          <w:i/>
-          <w:sz w:val="19"/>
+          <w:sz w:val="18"/>
         </w:rPr>
         <w:t>In case any red flags, risks, unclarities were identified then additional checks (sanctions screening and adverse media checks) on the company’s Ultimate Beneficial Owners and/or senior management shall be performed.</w:t>
       </w:r>
     </w:p>
     <w:p>
       <w:pPr>
-        <w:spacing w:before="80"/>
+        <w:spacing w:before="120" w:after="40"/>
       </w:pPr>
       <w:r>
         <w:rPr>
           <w:b/>
+          <w:sz w:val="19"/>
         </w:rPr>
         <w:t xml:space="preserve">Additional comments: </w:t>
       </w:r>
     </w:p>
     <w:p>
       <w:pPr>
-        <w:spacing w:before="160"/>
+        <w:keepNext/>
+        <w:shd w:val="clear" w:color="auto" w:fill="EAF1F8"/>
+        <w:spacing w:before="200" w:after="80"/>
+        <w:ind w:left="85"/>
       </w:pPr>
       <w:r>
         <w:rPr>
           <w:b/>
-          <w:sz w:val="22"/>
+          <w:caps/>
+          <w:color w:val="1F4E79"/>
+          <w:sz w:val="19"/>
         </w:rPr>
         <w:t>ESG integration and positive screening (positive answers imply higher allocation)</w:t>
       </w:r>
     </w:p>
+    <w:tbl>
+      <w:tblPr>
+        <w:tblW w:w="9639" w:type="dxa"/>
+        <w:tblBorders>
+          <w:top w:val="nil"/>
+          <w:left w:val="nil"/>
+          <w:bottom w:val="nil"/>
+          <w:right w:val="nil"/>
+          <w:insideH w:val="nil"/>
+          <w:insideV w:val="nil"/>
+        </w:tblBorders>
+        <w:tblLayout w:type="fixed"/>
+        <w:tblCellMar>
+          <w:top w:w="90" w:type="dxa"/>
+          <w:left w:w="0" w:type="dxa"/>
+          <w:bottom w:w="110" w:type="dxa"/>
+          <w:right w:w="0" w:type="dxa"/>
+        </w:tblCellMar>
+        <w:tblLook w:firstColumn="1" w:firstRow="1" w:lastColumn="0" w:lastRow="0" w:noHBand="0" w:noVBand="1" w:val="04A0"/>
+      </w:tblPr>
+      <w:tblGrid>
+        <w:gridCol w:w="340"/>
+        <w:gridCol w:w="9298"/>
+      </w:tblGrid>
+      <w:tr>
+        <w:tc>
+          <w:tcPr>
+            <w:tcW w:type="dxa" w:w="340"/>
+            <w:tcBorders>
+              <w:top w:val="nil"/>
+              <w:left w:val="nil"/>
+              <w:bottom w:val="single" w:sz="4" w:color="E3E8EE" w:space="0"/>
+              <w:right w:val="nil"/>
+            </w:tcBorders>
+          </w:tcPr>
+          <w:p>
+            <w:pPr>
+              <w:spacing w:before="0" w:after="0"/>
+            </w:pPr>
+            <w:r>
+              <w:rPr>
+                <w:rFonts w:ascii="Segoe UI Symbol" w:hAnsi="Segoe UI Symbol"/>
+                <w:b w:val="0"/>
+                <w:color w:val="1B7F3B"/>
+                <w:sz w:val="24"/>
+              </w:rPr>
+              <w:t>☑</w:t>
+            </w:r>
+          </w:p>
+        </w:tc>
+        <w:tc>
+          <w:tcPr>
+            <w:tcW w:type="dxa" w:w="9298"/>
+            <w:tcBorders>
+              <w:top w:val="nil"/>
+              <w:left w:val="nil"/>
+              <w:bottom w:val="single" w:sz="4" w:color="E3E8EE" w:space="0"/>
+              <w:right w:val="nil"/>
+            </w:tcBorders>
+          </w:tcPr>
+          <w:p>
+            <w:pPr>
+              <w:spacing w:before="0" w:after="40"/>
+            </w:pPr>
+            <w:r>
+              <w:rPr>
+                <w:b/>
+                <w:color w:val="1A1A1A"/>
+                <w:sz w:val="19"/>
+              </w:rPr>
+              <w:t>Yes, the company is promoting environmental or social characteristics (activities, ESG policy, good ESG rating, etc)</w:t>
+            </w:r>
+          </w:p>
+          <w:p>
+            <w:pPr>
+              <w:tabs>
+                <w:tab w:pos="198" w:val="left"/>
+              </w:tabs>
+              <w:spacing w:before="0" w:after="20"/>
+              <w:ind w:left="198" w:hanging="198"/>
+            </w:pPr>
+            <w:r>
+              <w:rPr>
+                <w:b w:val="0"/>
+                <w:color w:val="5F6B7A"/>
+                <w:sz w:val="18"/>
+              </w:rPr>
+              <w:t>•</w:t>
+              <w:tab/>
+            </w:r>
+            <w:r>
+              <w:rPr>
+                <w:b w:val="0"/>
+                <w:color w:val="333333"/>
+                <w:sz w:val="18"/>
+              </w:rPr>
+              <w:t>66 % elektros – iš atsinaujinančių šaltinių</w:t>
+            </w:r>
+            <w:hyperlink r:id="rId16">
+              <w:r>
+                <w:rPr>
+                  <w:color w:val="2A78D6"/>
+                  <w:vertAlign w:val="superscript"/>
+                  <w:sz w:val="15"/>
+                </w:rPr>
+                <w:t xml:space="preserve">6</w:t>
+              </w:r>
+            </w:hyperlink>
+          </w:p>
+          <w:p>
+            <w:pPr>
+              <w:tabs>
+                <w:tab w:pos="198" w:val="left"/>
+              </w:tabs>
+              <w:spacing w:before="0" w:after="20"/>
+              <w:ind w:left="198" w:hanging="198"/>
+            </w:pPr>
+            <w:r>
+              <w:rPr>
+                <w:b w:val="0"/>
+                <w:color w:val="5F6B7A"/>
+                <w:sz w:val="18"/>
+              </w:rPr>
+              <w:t>•</w:t>
+              <w:tab/>
+            </w:r>
+            <w:r>
+              <w:rPr>
+                <w:b w:val="0"/>
+                <w:color w:val="333333"/>
+                <w:sz w:val="18"/>
+              </w:rPr>
+              <w:t>S&amp;P Global CSA – 54 balai, tarp 30 % geriausių pasaulio elektros įmonių</w:t>
+            </w:r>
+            <w:hyperlink r:id="rId40">
+              <w:r>
+                <w:rPr>
+                  <w:color w:val="2A78D6"/>
+                  <w:vertAlign w:val="superscript"/>
+                  <w:sz w:val="15"/>
+                </w:rPr>
+                <w:t xml:space="preserve">32</w:t>
+              </w:r>
+            </w:hyperlink>
+          </w:p>
+          <w:p>
+            <w:pPr>
+              <w:tabs>
+                <w:tab w:pos="198" w:val="left"/>
+              </w:tabs>
+              <w:spacing w:before="0" w:after="20"/>
+              <w:ind w:left="198" w:hanging="198"/>
+            </w:pPr>
+            <w:r>
+              <w:rPr>
+                <w:b w:val="0"/>
+                <w:color w:val="5F6B7A"/>
+                <w:sz w:val="18"/>
+              </w:rPr>
+              <w:t>•</w:t>
+              <w:tab/>
+            </w:r>
+            <w:r>
+              <w:rPr>
+                <w:b w:val="0"/>
+                <w:color w:val="333333"/>
+                <w:sz w:val="18"/>
+              </w:rPr>
+              <w:t>Moody's ESG kredito poveikio balas CIS-2</w:t>
+            </w:r>
+            <w:hyperlink r:id="rId17">
+              <w:r>
+                <w:rPr>
+                  <w:color w:val="2A78D6"/>
+                  <w:vertAlign w:val="superscript"/>
+                  <w:sz w:val="15"/>
+                </w:rPr>
+                <w:t xml:space="preserve">7</w:t>
+              </w:r>
+            </w:hyperlink>
+            <w:r>
+              <w:rPr>
+                <w:b w:val="0"/>
+                <w:color w:val="333333"/>
+                <w:sz w:val="18"/>
+              </w:rPr>
+              <w:t>.</w:t>
+            </w:r>
+          </w:p>
+          <w:p>
+            <w:pPr>
+              <w:tabs>
+                <w:tab w:pos="198" w:val="left"/>
+              </w:tabs>
+              <w:spacing w:before="0" w:after="20"/>
+              <w:ind w:left="198" w:hanging="198"/>
+            </w:pPr>
+            <w:r>
+              <w:rPr>
+                <w:b w:val="0"/>
+                <w:color w:val="5F6B7A"/>
+                <w:sz w:val="18"/>
+              </w:rPr>
+              <w:t>•</w:t>
+              <w:tab/>
+            </w:r>
+            <w:r>
+              <w:rPr>
+                <w:b w:val="0"/>
+                <w:color w:val="333333"/>
+                <w:sz w:val="18"/>
+              </w:rPr>
+              <w:t>Visos obligacijos – žaliosios</w:t>
+            </w:r>
+            <w:hyperlink r:id="rId26">
+              <w:r>
+                <w:rPr>
+                  <w:color w:val="2A78D6"/>
+                  <w:vertAlign w:val="superscript"/>
+                  <w:sz w:val="15"/>
+                </w:rPr>
+                <w:t xml:space="preserve">20</w:t>
+              </w:r>
+            </w:hyperlink>
+            <w:r>
+              <w:rPr>
+                <w:color w:val="2A78D6"/>
+                <w:vertAlign w:val="superscript"/>
+              </w:rPr>
+              <w:t>,</w:t>
+            </w:r>
+            <w:hyperlink r:id="rId27">
+              <w:r>
+                <w:rPr>
+                  <w:color w:val="2A78D6"/>
+                  <w:vertAlign w:val="superscript"/>
+                  <w:sz w:val="15"/>
+                </w:rPr>
+                <w:t xml:space="preserve">21</w:t>
+              </w:r>
+            </w:hyperlink>
+            <w:r>
+              <w:rPr>
+                <w:color w:val="2A78D6"/>
+                <w:vertAlign w:val="superscript"/>
+              </w:rPr>
+              <w:t>,</w:t>
+            </w:r>
+            <w:hyperlink r:id="rId28">
+              <w:r>
+                <w:rPr>
+                  <w:color w:val="2A78D6"/>
+                  <w:vertAlign w:val="superscript"/>
+                  <w:sz w:val="15"/>
+                </w:rPr>
+                <w:t xml:space="preserve">22</w:t>
+              </w:r>
+            </w:hyperlink>
+            <w:r>
+              <w:rPr>
+                <w:color w:val="2A78D6"/>
+                <w:vertAlign w:val="superscript"/>
+              </w:rPr>
+              <w:t>,</w:t>
+            </w:r>
+            <w:hyperlink r:id="rId29">
+              <w:r>
+                <w:rPr>
+                  <w:color w:val="2A78D6"/>
+                  <w:vertAlign w:val="superscript"/>
+                  <w:sz w:val="15"/>
+                </w:rPr>
+                <w:t xml:space="preserve">23</w:t>
+              </w:r>
+            </w:hyperlink>
+            <w:r>
+              <w:rPr>
+                <w:b w:val="0"/>
+                <w:color w:val="333333"/>
+                <w:sz w:val="18"/>
+              </w:rPr>
+              <w:t>.</w:t>
+            </w:r>
+          </w:p>
+        </w:tc>
+      </w:tr>
+    </w:tbl>
+    <w:tbl>
+      <w:tblPr>
+        <w:tblW w:w="9639" w:type="dxa"/>
+        <w:tblBorders>
+          <w:top w:val="nil"/>
+          <w:left w:val="nil"/>
+          <w:bottom w:val="nil"/>
+          <w:right w:val="nil"/>
+          <w:insideH w:val="nil"/>
+          <w:insideV w:val="nil"/>
+        </w:tblBorders>
+        <w:tblLayout w:type="fixed"/>
+        <w:tblCellMar>
+          <w:top w:w="90" w:type="dxa"/>
+          <w:left w:w="0" w:type="dxa"/>
+          <w:bottom w:w="110" w:type="dxa"/>
+          <w:right w:w="0" w:type="dxa"/>
+        </w:tblCellMar>
+        <w:tblLook w:firstColumn="1" w:firstRow="1" w:lastColumn="0" w:lastRow="0" w:noHBand="0" w:noVBand="1" w:val="04A0"/>
+      </w:tblPr>
+      <w:tblGrid>
+        <w:gridCol w:w="340"/>
+        <w:gridCol w:w="9298"/>
+      </w:tblGrid>
+      <w:tr>
+        <w:tc>
+          <w:tcPr>
+            <w:tcW w:type="dxa" w:w="340"/>
+            <w:tcBorders>
+              <w:top w:val="nil"/>
+              <w:left w:val="nil"/>
+              <w:bottom w:val="single" w:sz="4" w:color="E3E8EE" w:space="0"/>
+              <w:right w:val="nil"/>
+            </w:tcBorders>
+          </w:tcPr>
+          <w:p>
+            <w:pPr>
+              <w:spacing w:before="0" w:after="0"/>
+            </w:pPr>
+            <w:r>
+              <w:rPr>
+                <w:rFonts w:ascii="Segoe UI Symbol" w:hAnsi="Segoe UI Symbol"/>
+                <w:b w:val="0"/>
+                <w:color w:val="1B7F3B"/>
+                <w:sz w:val="24"/>
+              </w:rPr>
+              <w:t>☑</w:t>
+            </w:r>
+          </w:p>
+        </w:tc>
+        <w:tc>
+          <w:tcPr>
+            <w:tcW w:type="dxa" w:w="9298"/>
+            <w:tcBorders>
+              <w:top w:val="nil"/>
+              <w:left w:val="nil"/>
+              <w:bottom w:val="single" w:sz="4" w:color="E3E8EE" w:space="0"/>
+              <w:right w:val="nil"/>
+            </w:tcBorders>
+          </w:tcPr>
+          <w:p>
+            <w:pPr>
+              <w:spacing w:before="0" w:after="40"/>
+            </w:pPr>
+            <w:r>
+              <w:rPr>
+                <w:b/>
+                <w:color w:val="1A1A1A"/>
+                <w:sz w:val="19"/>
+              </w:rPr>
+              <w:t>Yes, the activities of the company or it’s strategy is aligned with the taxonomy and/or Paris agreement targets (e.g. net zero commitment)</w:t>
+            </w:r>
+          </w:p>
+          <w:p>
+            <w:pPr>
+              <w:tabs>
+                <w:tab w:pos="198" w:val="left"/>
+              </w:tabs>
+              <w:spacing w:before="0" w:after="20"/>
+              <w:ind w:left="198" w:hanging="198"/>
+            </w:pPr>
+            <w:r>
+              <w:rPr>
+                <w:b w:val="0"/>
+                <w:color w:val="5F6B7A"/>
+                <w:sz w:val="18"/>
+              </w:rPr>
+              <w:t>•</w:t>
+              <w:tab/>
+            </w:r>
+            <w:r>
+              <w:rPr>
+                <w:b w:val="0"/>
+                <w:color w:val="333333"/>
+                <w:sz w:val="18"/>
+              </w:rPr>
+              <w:t>Tikslas – klimato neutralumas iki 2050 m., neutrali elektros gamyba iki 2040 m.</w:t>
+            </w:r>
+            <w:hyperlink r:id="rId41">
+              <w:r>
+                <w:rPr>
+                  <w:color w:val="2A78D6"/>
+                  <w:vertAlign w:val="superscript"/>
+                  <w:sz w:val="15"/>
+                </w:rPr>
+                <w:t xml:space="preserve">33</w:t>
+              </w:r>
+            </w:hyperlink>
+            <w:r>
+              <w:rPr>
+                <w:b w:val="0"/>
+                <w:color w:val="333333"/>
+                <w:sz w:val="18"/>
+              </w:rPr>
+              <w:t>.</w:t>
+            </w:r>
+          </w:p>
+          <w:p>
+            <w:pPr>
+              <w:tabs>
+                <w:tab w:pos="198" w:val="left"/>
+              </w:tabs>
+              <w:spacing w:before="0" w:after="20"/>
+              <w:ind w:left="198" w:hanging="198"/>
+            </w:pPr>
+            <w:r>
+              <w:rPr>
+                <w:b w:val="0"/>
+                <w:color w:val="5F6B7A"/>
+                <w:sz w:val="18"/>
+              </w:rPr>
+              <w:t>•</w:t>
+              <w:tab/>
+            </w:r>
+            <w:r>
+              <w:rPr>
+                <w:b w:val="0"/>
+                <w:color w:val="333333"/>
+                <w:sz w:val="18"/>
+              </w:rPr>
+              <w:t>Su ES taksonomija suderintos investicijos – 97 % (tikslas ≥80 %)</w:t>
+            </w:r>
+            <w:hyperlink r:id="rId38">
+              <w:r>
+                <w:rPr>
+                  <w:color w:val="2A78D6"/>
+                  <w:vertAlign w:val="superscript"/>
+                  <w:sz w:val="15"/>
+                </w:rPr>
+                <w:t xml:space="preserve">34</w:t>
+              </w:r>
+            </w:hyperlink>
+            <w:r>
+              <w:rPr>
+                <w:b w:val="0"/>
+                <w:color w:val="333333"/>
+                <w:sz w:val="18"/>
+              </w:rPr>
+              <w:t>.</w:t>
+            </w:r>
+          </w:p>
+        </w:tc>
+      </w:tr>
+    </w:tbl>
+    <w:tbl>
+      <w:tblPr>
+        <w:tblW w:w="9639" w:type="dxa"/>
+        <w:tblBorders>
+          <w:top w:val="nil"/>
+          <w:left w:val="nil"/>
+          <w:bottom w:val="nil"/>
+          <w:right w:val="nil"/>
+          <w:insideH w:val="nil"/>
+          <w:insideV w:val="nil"/>
+        </w:tblBorders>
+        <w:tblLayout w:type="fixed"/>
+        <w:tblCellMar>
+          <w:top w:w="90" w:type="dxa"/>
+          <w:left w:w="0" w:type="dxa"/>
+          <w:bottom w:w="110" w:type="dxa"/>
+          <w:right w:w="0" w:type="dxa"/>
+        </w:tblCellMar>
+        <w:tblLook w:firstColumn="1" w:firstRow="1" w:lastColumn="0" w:lastRow="0" w:noHBand="0" w:noVBand="1" w:val="04A0"/>
+      </w:tblPr>
+      <w:tblGrid>
+        <w:gridCol w:w="340"/>
+        <w:gridCol w:w="9298"/>
+      </w:tblGrid>
+      <w:tr>
+        <w:tc>
+          <w:tcPr>
+            <w:tcW w:type="dxa" w:w="340"/>
+            <w:tcBorders>
+              <w:top w:val="nil"/>
+              <w:left w:val="nil"/>
+              <w:bottom w:val="single" w:sz="4" w:color="E3E8EE" w:space="0"/>
+              <w:right w:val="nil"/>
+            </w:tcBorders>
+          </w:tcPr>
+          <w:p>
+            <w:pPr>
+              <w:spacing w:before="0" w:after="0"/>
+            </w:pPr>
+            <w:r>
+              <w:rPr>
+                <w:rFonts w:ascii="Segoe UI Symbol" w:hAnsi="Segoe UI Symbol"/>
+                <w:b w:val="0"/>
+                <w:color w:val="1B7F3B"/>
+                <w:sz w:val="24"/>
+              </w:rPr>
+              <w:t>☑</w:t>
+            </w:r>
+          </w:p>
+        </w:tc>
+        <w:tc>
+          <w:tcPr>
+            <w:tcW w:type="dxa" w:w="9298"/>
+            <w:tcBorders>
+              <w:top w:val="nil"/>
+              <w:left w:val="nil"/>
+              <w:bottom w:val="single" w:sz="4" w:color="E3E8EE" w:space="0"/>
+              <w:right w:val="nil"/>
+            </w:tcBorders>
+          </w:tcPr>
+          <w:p>
+            <w:pPr>
+              <w:spacing w:before="0" w:after="40"/>
+            </w:pPr>
+            <w:r>
+              <w:rPr>
+                <w:b/>
+                <w:color w:val="1A1A1A"/>
+                <w:sz w:val="19"/>
+              </w:rPr>
+              <w:t>Yes, the company does not have yellow flag/signal related to controversies based on UN Global Compact or any other relevant principles/standards</w:t>
+            </w:r>
+          </w:p>
+          <w:p>
+            <w:pPr>
+              <w:tabs>
+                <w:tab w:pos="198" w:val="left"/>
+              </w:tabs>
+              <w:spacing w:before="0" w:after="20"/>
+              <w:ind w:left="198" w:hanging="198"/>
+            </w:pPr>
+            <w:r>
+              <w:rPr>
+                <w:b w:val="0"/>
+                <w:color w:val="5F6B7A"/>
+                <w:sz w:val="18"/>
+              </w:rPr>
+              <w:t>•</w:t>
+              <w:tab/>
+            </w:r>
+            <w:r>
+              <w:rPr>
+                <w:b w:val="0"/>
+                <w:color w:val="333333"/>
+                <w:sz w:val="18"/>
+              </w:rPr>
+              <w:t>Geltonų signalų nerasta.</w:t>
+            </w:r>
+          </w:p>
+          <w:p>
+            <w:pPr>
+              <w:tabs>
+                <w:tab w:pos="198" w:val="left"/>
+              </w:tabs>
+              <w:spacing w:before="0" w:after="20"/>
+              <w:ind w:left="198" w:hanging="198"/>
+            </w:pPr>
+            <w:r>
+              <w:rPr>
+                <w:b w:val="0"/>
+                <w:color w:val="5F6B7A"/>
+                <w:sz w:val="18"/>
+              </w:rPr>
+              <w:t>•</w:t>
+              <w:tab/>
+            </w:r>
+            <w:r>
+              <w:rPr>
+                <w:b w:val="0"/>
+                <w:color w:val="333333"/>
+                <w:sz w:val="18"/>
+              </w:rPr>
+              <w:t>Rimtų nelaimingų atsitikimų ir didelių taršos atvejų 2024–2025 m. – 0</w:t>
+            </w:r>
+            <w:hyperlink r:id="rId42">
+              <w:r>
+                <w:rPr>
+                  <w:color w:val="2A78D6"/>
+                  <w:vertAlign w:val="superscript"/>
+                  <w:sz w:val="15"/>
+                </w:rPr>
+                <w:t xml:space="preserve">35</w:t>
+              </w:r>
+            </w:hyperlink>
+            <w:r>
+              <w:rPr>
+                <w:b w:val="0"/>
+                <w:color w:val="333333"/>
+                <w:sz w:val="18"/>
+              </w:rPr>
+              <w:t>.</w:t>
+            </w:r>
+          </w:p>
+        </w:tc>
+      </w:tr>
+    </w:tbl>
+    <w:tbl>
+      <w:tblPr>
+        <w:tblW w:w="9639" w:type="dxa"/>
+        <w:tblBorders>
+          <w:top w:val="nil"/>
+          <w:left w:val="nil"/>
+          <w:bottom w:val="nil"/>
+          <w:right w:val="nil"/>
+          <w:insideH w:val="nil"/>
+          <w:insideV w:val="nil"/>
+        </w:tblBorders>
+        <w:tblLayout w:type="fixed"/>
+        <w:tblCellMar>
+          <w:top w:w="90" w:type="dxa"/>
+          <w:left w:w="0" w:type="dxa"/>
+          <w:bottom w:w="110" w:type="dxa"/>
+          <w:right w:w="0" w:type="dxa"/>
+        </w:tblCellMar>
+        <w:tblLook w:firstColumn="1" w:firstRow="1" w:lastColumn="0" w:lastRow="0" w:noHBand="0" w:noVBand="1" w:val="04A0"/>
+      </w:tblPr>
+      <w:tblGrid>
+        <w:gridCol w:w="340"/>
+        <w:gridCol w:w="9298"/>
+      </w:tblGrid>
+      <w:tr>
+        <w:tc>
+          <w:tcPr>
+            <w:tcW w:type="dxa" w:w="340"/>
+            <w:tcBorders>
+              <w:top w:val="nil"/>
+              <w:left w:val="nil"/>
+              <w:bottom w:val="single" w:sz="4" w:color="E3E8EE" w:space="0"/>
+              <w:right w:val="nil"/>
+            </w:tcBorders>
+          </w:tcPr>
+          <w:p>
+            <w:pPr>
+              <w:spacing w:before="0" w:after="0"/>
+            </w:pPr>
+            <w:r>
+              <w:rPr>
+                <w:rFonts w:ascii="Segoe UI Symbol" w:hAnsi="Segoe UI Symbol"/>
+                <w:b w:val="0"/>
+                <w:color w:val="1B7F3B"/>
+                <w:sz w:val="24"/>
+              </w:rPr>
+              <w:t>☑</w:t>
+            </w:r>
+          </w:p>
+        </w:tc>
+        <w:tc>
+          <w:tcPr>
+            <w:tcW w:type="dxa" w:w="9298"/>
+            <w:tcBorders>
+              <w:top w:val="nil"/>
+              <w:left w:val="nil"/>
+              <w:bottom w:val="single" w:sz="4" w:color="E3E8EE" w:space="0"/>
+              <w:right w:val="nil"/>
+            </w:tcBorders>
+          </w:tcPr>
+          <w:p>
+            <w:pPr>
+              <w:spacing w:before="0" w:after="40"/>
+            </w:pPr>
+            <w:r>
+              <w:rPr>
+                <w:b/>
+                <w:color w:val="1A1A1A"/>
+                <w:sz w:val="19"/>
+              </w:rPr>
+              <w:t>Yes, the company fulfills the expectations from SEB thematic and sector policies</w:t>
+            </w:r>
+          </w:p>
+          <w:p>
+            <w:pPr>
+              <w:spacing w:before="40" w:after="0"/>
+            </w:pPr>
+            <w:r>
+              <w:rPr>
+                <w:b/>
+                <w:color w:val="333333"/>
+                <w:sz w:val="18"/>
+              </w:rPr>
+              <w:t>Taikoma</w:t>
+            </w:r>
+          </w:p>
+          <w:p>
+            <w:pPr>
+              <w:tabs>
+                <w:tab w:pos="198" w:val="left"/>
+              </w:tabs>
+              <w:spacing w:before="0" w:after="20"/>
+              <w:ind w:left="198" w:hanging="198"/>
+            </w:pPr>
+            <w:r>
+              <w:rPr>
+                <w:b w:val="0"/>
+                <w:color w:val="5F6B7A"/>
+                <w:sz w:val="18"/>
+              </w:rPr>
+              <w:t>•</w:t>
+              <w:tab/>
+            </w:r>
+            <w:r>
+              <w:rPr>
+                <w:b w:val="0"/>
+                <w:color w:val="333333"/>
+                <w:sz w:val="18"/>
+              </w:rPr>
+              <w:t>Investicijų politika</w:t>
+            </w:r>
+            <w:hyperlink r:id="rId43">
+              <w:r>
+                <w:rPr>
+                  <w:color w:val="2A78D6"/>
+                  <w:vertAlign w:val="superscript"/>
+                  <w:sz w:val="15"/>
+                </w:rPr>
+                <w:t xml:space="preserve">36</w:t>
+              </w:r>
+            </w:hyperlink>
+            <w:r>
+              <w:rPr>
+                <w:b w:val="0"/>
+                <w:color w:val="333333"/>
+                <w:sz w:val="18"/>
+              </w:rPr>
+              <w:t>, elektros ir atsinaujinančios energetikos politika</w:t>
+            </w:r>
+            <w:hyperlink r:id="rId43">
+              <w:r>
+                <w:rPr>
+                  <w:color w:val="2A78D6"/>
+                  <w:vertAlign w:val="superscript"/>
+                  <w:sz w:val="15"/>
+                </w:rPr>
+                <w:t xml:space="preserve">37</w:t>
+              </w:r>
+            </w:hyperlink>
+            <w:r>
+              <w:rPr>
+                <w:b w:val="0"/>
+                <w:color w:val="333333"/>
+                <w:sz w:val="18"/>
+              </w:rPr>
+              <w:t xml:space="preserve"> ir iškastinio kuro politika dėl dujinių elektrinių</w:t>
+            </w:r>
+            <w:hyperlink r:id="rId37">
+              <w:r>
+                <w:rPr>
+                  <w:color w:val="2A78D6"/>
+                  <w:vertAlign w:val="superscript"/>
+                  <w:sz w:val="15"/>
+                </w:rPr>
+                <w:t xml:space="preserve">38</w:t>
+              </w:r>
+            </w:hyperlink>
+            <w:r>
+              <w:rPr>
+                <w:b w:val="0"/>
+                <w:color w:val="333333"/>
+                <w:sz w:val="18"/>
+              </w:rPr>
+              <w:t>.</w:t>
+            </w:r>
+          </w:p>
+          <w:p>
+            <w:pPr>
+              <w:spacing w:before="40" w:after="0"/>
+            </w:pPr>
+            <w:r>
+              <w:rPr>
+                <w:b/>
+                <w:color w:val="333333"/>
+                <w:sz w:val="18"/>
+              </w:rPr>
+              <w:t>Atitinka</w:t>
+            </w:r>
+          </w:p>
+          <w:p>
+            <w:pPr>
+              <w:tabs>
+                <w:tab w:pos="198" w:val="left"/>
+              </w:tabs>
+              <w:spacing w:before="0" w:after="20"/>
+              <w:ind w:left="198" w:hanging="198"/>
+            </w:pPr>
+            <w:r>
+              <w:rPr>
+                <w:b w:val="0"/>
+                <w:color w:val="5F6B7A"/>
+                <w:sz w:val="18"/>
+              </w:rPr>
+              <w:t>•</w:t>
+              <w:tab/>
+            </w:r>
+            <w:r>
+              <w:rPr>
+                <w:b w:val="0"/>
+                <w:color w:val="333333"/>
+                <w:sz w:val="18"/>
+              </w:rPr>
+              <w:t>Emisijų mažinimo tikslai (2030 ir 2040 m.)</w:t>
+            </w:r>
+            <w:hyperlink r:id="rId25">
+              <w:r>
+                <w:rPr>
+                  <w:color w:val="2A78D6"/>
+                  <w:vertAlign w:val="superscript"/>
+                  <w:sz w:val="15"/>
+                </w:rPr>
+                <w:t xml:space="preserve">19</w:t>
+              </w:r>
+            </w:hyperlink>
+          </w:p>
+          <w:p>
+            <w:pPr>
+              <w:tabs>
+                <w:tab w:pos="198" w:val="left"/>
+              </w:tabs>
+              <w:spacing w:before="0" w:after="20"/>
+              <w:ind w:left="198" w:hanging="198"/>
+            </w:pPr>
+            <w:r>
+              <w:rPr>
+                <w:b w:val="0"/>
+                <w:color w:val="5F6B7A"/>
+                <w:sz w:val="18"/>
+              </w:rPr>
+              <w:t>•</w:t>
+              <w:tab/>
+            </w:r>
+            <w:r>
+              <w:rPr>
+                <w:b w:val="0"/>
+                <w:color w:val="333333"/>
+                <w:sz w:val="18"/>
+              </w:rPr>
+              <w:t>2024 m. visų apimčių emisijos nepriklausomai patikrintos</w:t>
+            </w:r>
+            <w:hyperlink r:id="rId44">
+              <w:r>
+                <w:rPr>
+                  <w:color w:val="2A78D6"/>
+                  <w:vertAlign w:val="superscript"/>
+                  <w:sz w:val="15"/>
+                </w:rPr>
+                <w:t xml:space="preserve">39</w:t>
+              </w:r>
+            </w:hyperlink>
+          </w:p>
+          <w:p>
+            <w:pPr>
+              <w:tabs>
+                <w:tab w:pos="198" w:val="left"/>
+              </w:tabs>
+              <w:spacing w:before="0" w:after="20"/>
+              <w:ind w:left="198" w:hanging="198"/>
+            </w:pPr>
+            <w:r>
+              <w:rPr>
+                <w:b w:val="0"/>
+                <w:color w:val="5F6B7A"/>
+                <w:sz w:val="18"/>
+              </w:rPr>
+              <w:t>•</w:t>
+              <w:tab/>
+            </w:r>
+            <w:r>
+              <w:rPr>
+                <w:b w:val="0"/>
+                <w:color w:val="333333"/>
+                <w:sz w:val="18"/>
+              </w:rPr>
+              <w:t>ISO 50001 energijos valdymas</w:t>
+            </w:r>
+            <w:hyperlink r:id="rId45">
+              <w:r>
+                <w:rPr>
+                  <w:color w:val="2A78D6"/>
+                  <w:vertAlign w:val="superscript"/>
+                  <w:sz w:val="15"/>
+                </w:rPr>
+                <w:t xml:space="preserve">40</w:t>
+              </w:r>
+            </w:hyperlink>
+          </w:p>
+          <w:p>
+            <w:pPr>
+              <w:tabs>
+                <w:tab w:pos="198" w:val="left"/>
+              </w:tabs>
+              <w:spacing w:before="0" w:after="20"/>
+              <w:ind w:left="198" w:hanging="198"/>
+            </w:pPr>
+            <w:r>
+              <w:rPr>
+                <w:b w:val="0"/>
+                <w:color w:val="5F6B7A"/>
+                <w:sz w:val="18"/>
+              </w:rPr>
+              <w:t>•</w:t>
+              <w:tab/>
+            </w:r>
+            <w:r>
+              <w:rPr>
+                <w:b w:val="0"/>
+                <w:color w:val="333333"/>
+                <w:sz w:val="18"/>
+              </w:rPr>
+              <w:t>Korupcijos atvejų – 0, sukčiavimo rizikos valdymo planas</w:t>
+            </w:r>
+            <w:hyperlink r:id="rId38">
+              <w:r>
+                <w:rPr>
+                  <w:color w:val="2A78D6"/>
+                  <w:vertAlign w:val="superscript"/>
+                  <w:sz w:val="15"/>
+                </w:rPr>
+                <w:t xml:space="preserve">41</w:t>
+              </w:r>
+            </w:hyperlink>
+          </w:p>
+          <w:p>
+            <w:pPr>
+              <w:tabs>
+                <w:tab w:pos="198" w:val="left"/>
+              </w:tabs>
+              <w:spacing w:before="0" w:after="20"/>
+              <w:ind w:left="198" w:hanging="198"/>
+            </w:pPr>
+            <w:r>
+              <w:rPr>
+                <w:b w:val="0"/>
+                <w:color w:val="5F6B7A"/>
+                <w:sz w:val="18"/>
+              </w:rPr>
+              <w:t>•</w:t>
+              <w:tab/>
+            </w:r>
+            <w:r>
+              <w:rPr>
+                <w:b w:val="0"/>
+                <w:color w:val="333333"/>
+                <w:sz w:val="18"/>
+              </w:rPr>
+              <w:t>Anglies nėra.</w:t>
+            </w:r>
+          </w:p>
+          <w:p>
+            <w:pPr>
+              <w:spacing w:before="40" w:after="0"/>
+            </w:pPr>
+            <w:r>
+              <w:rPr>
+                <w:b/>
+                <w:color w:val="333333"/>
+                <w:sz w:val="18"/>
+              </w:rPr>
+              <w:t>Galėtų būti geriau</w:t>
+            </w:r>
+          </w:p>
+          <w:p>
+            <w:pPr>
+              <w:tabs>
+                <w:tab w:pos="198" w:val="left"/>
+              </w:tabs>
+              <w:spacing w:before="0" w:after="20"/>
+              <w:ind w:left="198" w:hanging="198"/>
+            </w:pPr>
+            <w:r>
+              <w:rPr>
+                <w:b w:val="0"/>
+                <w:color w:val="5F6B7A"/>
+                <w:sz w:val="18"/>
+              </w:rPr>
+              <w:t>•</w:t>
+              <w:tab/>
+            </w:r>
+            <w:r>
+              <w:rPr>
+                <w:b w:val="0"/>
+                <w:color w:val="333333"/>
+                <w:sz w:val="18"/>
+              </w:rPr>
+              <w:t>Absoliučios 1–3 apimties emisijos ataskaitos tekste nerastos.</w:t>
+            </w:r>
+          </w:p>
+        </w:tc>
+      </w:tr>
+    </w:tbl>
     <w:p>
       <w:pPr>
-        <w:spacing w:before="80" w:after="20"/>
-      </w:pPr>
-      <w:r>
-        <w:rPr>
-          <w:sz w:val="24"/>
-        </w:rPr>
-        <w:t xml:space="preserve">☑ </w:t>
-      </w:r>
-      <w:r>
-        <w:t>Yes, the company is promoting environmental or social characteristics (activities, ESG policy, good ESG rating, etc)</w:t>
-      </w:r>
-    </w:p>
-    <w:p>
-      <w:pPr>
-        <w:spacing w:after="0"/>
-        <w:ind w:left="510" w:hanging="198"/>
-      </w:pPr>
-      <w:r>
-        <w:rPr>
-          <w:sz w:val="19"/>
-        </w:rPr>
-        <w:t xml:space="preserve">•  </w:t>
-      </w:r>
-      <w:r>
-        <w:rPr>
-          <w:b w:val="0"/>
-          <w:color w:val="333333"/>
-          <w:sz w:val="19"/>
-        </w:rPr>
-        <w:t>66 % elektros – iš atsinaujinančių šaltinių</w:t>
-      </w:r>
-      <w:hyperlink r:id="rId14">
-        <w:r>
-          <w:rPr>
-            <w:color w:val="2A78D6"/>
-            <w:vertAlign w:val="superscript"/>
-            <w:sz w:val="16"/>
-          </w:rPr>
-          <w:t xml:space="preserve">6</w:t>
-        </w:r>
-      </w:hyperlink>
-    </w:p>
-    <w:p>
-      <w:pPr>
-        <w:spacing w:after="0"/>
-        <w:ind w:left="510" w:hanging="198"/>
-      </w:pPr>
-      <w:r>
-        <w:rPr>
-          <w:sz w:val="19"/>
-        </w:rPr>
-        <w:t xml:space="preserve">•  </w:t>
-      </w:r>
-      <w:r>
-        <w:rPr>
-          <w:b w:val="0"/>
-          <w:color w:val="333333"/>
-          <w:sz w:val="19"/>
-        </w:rPr>
-        <w:t>S&amp;P Global CSA – 54 balai, tarp 30 % geriausių pasaulio elektros įmonių</w:t>
-      </w:r>
-      <w:hyperlink r:id="rId32">
-        <w:r>
-          <w:rPr>
-            <w:color w:val="2A78D6"/>
-            <w:vertAlign w:val="superscript"/>
-            <w:sz w:val="16"/>
-          </w:rPr>
-          <w:t xml:space="preserve">29</w:t>
-        </w:r>
-      </w:hyperlink>
-    </w:p>
-    <w:p>
-      <w:pPr>
-        <w:spacing w:after="0"/>
-        <w:ind w:left="510" w:hanging="198"/>
-      </w:pPr>
-      <w:r>
-        <w:rPr>
-          <w:sz w:val="19"/>
-        </w:rPr>
-        <w:t xml:space="preserve">•  </w:t>
-      </w:r>
-      <w:r>
-        <w:rPr>
-          <w:b w:val="0"/>
-          <w:color w:val="333333"/>
-          <w:sz w:val="19"/>
-        </w:rPr>
-        <w:t>Moody's ESG kredito poveikio balas CIS-2</w:t>
-      </w:r>
-      <w:hyperlink r:id="rId15">
-        <w:r>
-          <w:rPr>
-            <w:color w:val="2A78D6"/>
-            <w:vertAlign w:val="superscript"/>
-            <w:sz w:val="16"/>
-          </w:rPr>
-          <w:t xml:space="preserve">7</w:t>
-        </w:r>
-      </w:hyperlink>
-      <w:r>
-        <w:rPr>
-          <w:b w:val="0"/>
-          <w:color w:val="333333"/>
-          <w:sz w:val="19"/>
-        </w:rPr>
-        <w:t>.</w:t>
-      </w:r>
-    </w:p>
-    <w:p>
-      <w:pPr>
-        <w:spacing w:after="120"/>
-        <w:ind w:left="510" w:hanging="198"/>
-      </w:pPr>
-      <w:r>
-        <w:rPr>
-          <w:sz w:val="19"/>
-        </w:rPr>
-        <w:t xml:space="preserve">•  </w:t>
-      </w:r>
-      <w:r>
-        <w:rPr>
-          <w:b w:val="0"/>
-          <w:color w:val="333333"/>
-          <w:sz w:val="19"/>
-        </w:rPr>
-        <w:t>Visos obligacijos – žaliosios</w:t>
-      </w:r>
-      <w:hyperlink r:id="rId24">
-        <w:r>
-          <w:rPr>
-            <w:color w:val="2A78D6"/>
-            <w:vertAlign w:val="superscript"/>
-            <w:sz w:val="16"/>
-          </w:rPr>
-          <w:t xml:space="preserve">20</w:t>
-        </w:r>
-      </w:hyperlink>
-      <w:r>
-        <w:rPr>
-          <w:color w:val="2A78D6"/>
-          <w:vertAlign w:val="superscript"/>
-        </w:rPr>
-        <w:t>,</w:t>
-      </w:r>
-      <w:hyperlink r:id="rId25">
-        <w:r>
-          <w:rPr>
-            <w:color w:val="2A78D6"/>
-            <w:vertAlign w:val="superscript"/>
-            <w:sz w:val="16"/>
-          </w:rPr>
-          <w:t xml:space="preserve">21</w:t>
-        </w:r>
-      </w:hyperlink>
-      <w:r>
-        <w:rPr>
-          <w:color w:val="2A78D6"/>
-          <w:vertAlign w:val="superscript"/>
-        </w:rPr>
-        <w:t>,</w:t>
-      </w:r>
-      <w:hyperlink r:id="rId26">
-        <w:r>
-          <w:rPr>
-            <w:color w:val="2A78D6"/>
-            <w:vertAlign w:val="superscript"/>
-            <w:sz w:val="16"/>
-          </w:rPr>
-          <w:t xml:space="preserve">22</w:t>
-        </w:r>
-      </w:hyperlink>
-      <w:r>
-        <w:rPr>
-          <w:color w:val="2A78D6"/>
-          <w:vertAlign w:val="superscript"/>
-        </w:rPr>
-        <w:t>,</w:t>
-      </w:r>
-      <w:hyperlink r:id="rId27">
-        <w:r>
-          <w:rPr>
-            <w:color w:val="2A78D6"/>
-            <w:vertAlign w:val="superscript"/>
-            <w:sz w:val="16"/>
-          </w:rPr>
-          <w:t xml:space="preserve">23</w:t>
-        </w:r>
-      </w:hyperlink>
-      <w:r>
-        <w:rPr>
-          <w:b w:val="0"/>
-          <w:color w:val="333333"/>
-          <w:sz w:val="19"/>
-        </w:rPr>
-        <w:t>.</w:t>
-      </w:r>
-    </w:p>
-    <w:p>
-      <w:pPr>
-        <w:spacing w:before="80" w:after="20"/>
-      </w:pPr>
-      <w:r>
-        <w:rPr>
-          <w:sz w:val="24"/>
-        </w:rPr>
-        <w:t xml:space="preserve">☑ </w:t>
-      </w:r>
-      <w:r>
-        <w:t>Yes, the activities of the company or it’s strategy is aligned with the taxonomy and/or Paris agreement targets (e.g. net zero commitment)</w:t>
-      </w:r>
-    </w:p>
-    <w:p>
-      <w:pPr>
-        <w:spacing w:after="0"/>
-        <w:ind w:left="510" w:hanging="198"/>
-      </w:pPr>
-      <w:r>
-        <w:rPr>
-          <w:sz w:val="19"/>
-        </w:rPr>
-        <w:t xml:space="preserve">•  </w:t>
-      </w:r>
-      <w:r>
-        <w:rPr>
-          <w:b w:val="0"/>
-          <w:color w:val="333333"/>
-          <w:sz w:val="19"/>
-        </w:rPr>
-        <w:t>Tikslas – klimato neutralumas iki 2050 m., neutrali elektros gamyba iki 2040 m.</w:t>
-      </w:r>
-      <w:hyperlink r:id="rId33">
-        <w:r>
-          <w:rPr>
-            <w:color w:val="2A78D6"/>
-            <w:vertAlign w:val="superscript"/>
-            <w:sz w:val="16"/>
-          </w:rPr>
-          <w:t xml:space="preserve">30</w:t>
-        </w:r>
-      </w:hyperlink>
-      <w:r>
-        <w:rPr>
-          <w:b w:val="0"/>
-          <w:color w:val="333333"/>
-          <w:sz w:val="19"/>
-        </w:rPr>
-        <w:t>.</w:t>
-      </w:r>
-    </w:p>
-    <w:p>
-      <w:pPr>
-        <w:spacing w:after="120"/>
-        <w:ind w:left="510" w:hanging="198"/>
-      </w:pPr>
-      <w:r>
-        <w:rPr>
-          <w:sz w:val="19"/>
-        </w:rPr>
-        <w:t xml:space="preserve">•  </w:t>
-      </w:r>
-      <w:r>
-        <w:rPr>
-          <w:b w:val="0"/>
-          <w:color w:val="333333"/>
-          <w:sz w:val="19"/>
-        </w:rPr>
-        <w:t>Su ES taksonomija suderintos investicijos – 97 % (tikslas ≥80 %)</w:t>
-      </w:r>
-      <w:hyperlink r:id="rId30">
-        <w:r>
-          <w:rPr>
-            <w:color w:val="2A78D6"/>
-            <w:vertAlign w:val="superscript"/>
-            <w:sz w:val="16"/>
-          </w:rPr>
-          <w:t xml:space="preserve">31</w:t>
-        </w:r>
-      </w:hyperlink>
-      <w:r>
-        <w:rPr>
-          <w:b w:val="0"/>
-          <w:color w:val="333333"/>
-          <w:sz w:val="19"/>
-        </w:rPr>
-        <w:t>.</w:t>
-      </w:r>
-    </w:p>
-    <w:p>
-      <w:pPr>
-        <w:spacing w:before="80" w:after="20"/>
-      </w:pPr>
-      <w:r>
-        <w:rPr>
-          <w:sz w:val="24"/>
-        </w:rPr>
-        <w:t xml:space="preserve">☑ </w:t>
-      </w:r>
-      <w:r>
-        <w:t>Yes, the company does not have yellow flag/signal related to controversies based on UN Global Compact or any other relevant principles/standards</w:t>
-      </w:r>
-    </w:p>
-    <w:p>
-      <w:pPr>
-        <w:spacing w:after="0"/>
-        <w:ind w:left="510" w:hanging="198"/>
-      </w:pPr>
-      <w:r>
-        <w:rPr>
-          <w:sz w:val="19"/>
-        </w:rPr>
-        <w:t xml:space="preserve">•  </w:t>
-      </w:r>
-      <w:r>
-        <w:rPr>
-          <w:b w:val="0"/>
-          <w:color w:val="333333"/>
-          <w:sz w:val="19"/>
-        </w:rPr>
-        <w:t>Geltonų signalų nerasta.</w:t>
-      </w:r>
-    </w:p>
-    <w:p>
-      <w:pPr>
-        <w:spacing w:after="120"/>
-        <w:ind w:left="510" w:hanging="198"/>
-      </w:pPr>
-      <w:r>
-        <w:rPr>
-          <w:sz w:val="19"/>
-        </w:rPr>
-        <w:t xml:space="preserve">•  </w:t>
-      </w:r>
-      <w:r>
-        <w:rPr>
-          <w:b w:val="0"/>
-          <w:color w:val="333333"/>
-          <w:sz w:val="19"/>
-        </w:rPr>
-        <w:t>Rimtų nelaimingų atsitikimų ir didelių taršos atvejų 2024–2025 m. – 0</w:t>
-      </w:r>
-      <w:hyperlink r:id="rId34">
-        <w:r>
-          <w:rPr>
-            <w:color w:val="2A78D6"/>
-            <w:vertAlign w:val="superscript"/>
-            <w:sz w:val="16"/>
-          </w:rPr>
-          <w:t xml:space="preserve">32</w:t>
-        </w:r>
-      </w:hyperlink>
-      <w:r>
-        <w:rPr>
-          <w:b w:val="0"/>
-          <w:color w:val="333333"/>
-          <w:sz w:val="19"/>
-        </w:rPr>
-        <w:t>.</w:t>
-      </w:r>
-    </w:p>
-    <w:p>
-      <w:pPr>
-        <w:spacing w:before="80" w:after="20"/>
-      </w:pPr>
-      <w:r>
-        <w:rPr>
-          <w:sz w:val="24"/>
-        </w:rPr>
-        <w:t xml:space="preserve">☑ </w:t>
-      </w:r>
-      <w:r>
-        <w:t>Yes, the company fulfills the expectations from SEB thematic and sector policies</w:t>
-      </w:r>
-    </w:p>
-    <w:p>
-      <w:pPr>
-        <w:spacing w:after="0"/>
-        <w:ind w:left="397"/>
+        <w:spacing w:before="120" w:after="40"/>
       </w:pPr>
       <w:r>
         <w:rPr>
           <w:b/>
-          <w:color w:val="333333"/>
           <w:sz w:val="19"/>
-        </w:rPr>
-        <w:t>Taikoma</w:t>
-      </w:r>
-    </w:p>
-    <w:p>
-      <w:pPr>
-        <w:spacing w:after="0"/>
-        <w:ind w:left="737" w:hanging="198"/>
-      </w:pPr>
-      <w:r>
-        <w:rPr>
-          <w:sz w:val="19"/>
-        </w:rPr>
-        <w:t xml:space="preserve">•  </w:t>
-      </w:r>
-      <w:r>
-        <w:rPr>
-          <w:b w:val="0"/>
-          <w:color w:val="333333"/>
-          <w:sz w:val="19"/>
-        </w:rPr>
-        <w:t>Investicijų politika</w:t>
-      </w:r>
-      <w:hyperlink r:id="rId35">
-        <w:r>
-          <w:rPr>
-            <w:color w:val="2A78D6"/>
-            <w:vertAlign w:val="superscript"/>
-            <w:sz w:val="16"/>
-          </w:rPr>
-          <w:t xml:space="preserve">33</w:t>
-        </w:r>
-      </w:hyperlink>
-      <w:r>
-        <w:rPr>
-          <w:b w:val="0"/>
-          <w:color w:val="333333"/>
-          <w:sz w:val="19"/>
-        </w:rPr>
-        <w:t>, elektros ir atsinaujinančios energetikos politika</w:t>
-      </w:r>
-      <w:hyperlink r:id="rId35">
-        <w:r>
-          <w:rPr>
-            <w:color w:val="2A78D6"/>
-            <w:vertAlign w:val="superscript"/>
-            <w:sz w:val="16"/>
-          </w:rPr>
-          <w:t xml:space="preserve">34</w:t>
-        </w:r>
-      </w:hyperlink>
-      <w:r>
-        <w:rPr>
-          <w:b w:val="0"/>
-          <w:color w:val="333333"/>
-          <w:sz w:val="19"/>
-        </w:rPr>
-        <w:t xml:space="preserve"> ir iškastinio kuro politika dėl dujinių elektrinių</w:t>
-      </w:r>
-      <w:hyperlink r:id="rId29">
-        <w:r>
-          <w:rPr>
-            <w:color w:val="2A78D6"/>
-            <w:vertAlign w:val="superscript"/>
-            <w:sz w:val="16"/>
-          </w:rPr>
-          <w:t xml:space="preserve">35</w:t>
-        </w:r>
-      </w:hyperlink>
-      <w:r>
-        <w:rPr>
-          <w:b w:val="0"/>
-          <w:color w:val="333333"/>
-          <w:sz w:val="19"/>
-        </w:rPr>
-        <w:t>.</w:t>
-      </w:r>
-    </w:p>
-    <w:p>
-      <w:pPr>
-        <w:spacing w:after="0"/>
-        <w:ind w:left="397"/>
-      </w:pPr>
-      <w:r>
-        <w:rPr>
-          <w:b/>
-          <w:color w:val="333333"/>
-          <w:sz w:val="19"/>
-        </w:rPr>
-        <w:t>Atitinka</w:t>
-      </w:r>
-    </w:p>
-    <w:p>
-      <w:pPr>
-        <w:spacing w:after="0"/>
-        <w:ind w:left="737" w:hanging="198"/>
-      </w:pPr>
-      <w:r>
-        <w:rPr>
-          <w:sz w:val="19"/>
-        </w:rPr>
-        <w:t xml:space="preserve">•  </w:t>
-      </w:r>
-      <w:r>
-        <w:rPr>
-          <w:b w:val="0"/>
-          <w:color w:val="333333"/>
-          <w:sz w:val="19"/>
-        </w:rPr>
-        <w:t>Emisijų mažinimo tikslai (2030 ir 2040 m.)</w:t>
-      </w:r>
-      <w:hyperlink r:id="rId23">
-        <w:r>
-          <w:rPr>
-            <w:color w:val="2A78D6"/>
-            <w:vertAlign w:val="superscript"/>
-            <w:sz w:val="16"/>
-          </w:rPr>
-          <w:t xml:space="preserve">19</w:t>
-        </w:r>
-      </w:hyperlink>
-    </w:p>
-    <w:p>
-      <w:pPr>
-        <w:spacing w:after="0"/>
-        <w:ind w:left="737" w:hanging="198"/>
-      </w:pPr>
-      <w:r>
-        <w:rPr>
-          <w:sz w:val="19"/>
-        </w:rPr>
-        <w:t xml:space="preserve">•  </w:t>
-      </w:r>
-      <w:r>
-        <w:rPr>
-          <w:b w:val="0"/>
-          <w:color w:val="333333"/>
-          <w:sz w:val="19"/>
-        </w:rPr>
-        <w:t>2024 m. visų apimčių emisijos nepriklausomai patikrintos</w:t>
-      </w:r>
-      <w:hyperlink r:id="rId36">
-        <w:r>
-          <w:rPr>
-            <w:color w:val="2A78D6"/>
-            <w:vertAlign w:val="superscript"/>
-            <w:sz w:val="16"/>
-          </w:rPr>
-          <w:t xml:space="preserve">36</w:t>
-        </w:r>
-      </w:hyperlink>
-    </w:p>
-    <w:p>
-      <w:pPr>
-        <w:spacing w:after="0"/>
-        <w:ind w:left="737" w:hanging="198"/>
-      </w:pPr>
-      <w:r>
-        <w:rPr>
-          <w:sz w:val="19"/>
-        </w:rPr>
-        <w:t xml:space="preserve">•  </w:t>
-      </w:r>
-      <w:r>
-        <w:rPr>
-          <w:b w:val="0"/>
-          <w:color w:val="333333"/>
-          <w:sz w:val="19"/>
-        </w:rPr>
-        <w:t>ISO 50001 energijos valdymas</w:t>
-      </w:r>
-      <w:hyperlink r:id="rId37">
-        <w:r>
-          <w:rPr>
-            <w:color w:val="2A78D6"/>
-            <w:vertAlign w:val="superscript"/>
-            <w:sz w:val="16"/>
-          </w:rPr>
-          <w:t xml:space="preserve">37</w:t>
-        </w:r>
-      </w:hyperlink>
-    </w:p>
-    <w:p>
-      <w:pPr>
-        <w:spacing w:after="0"/>
-        <w:ind w:left="737" w:hanging="198"/>
-      </w:pPr>
-      <w:r>
-        <w:rPr>
-          <w:sz w:val="19"/>
-        </w:rPr>
-        <w:t xml:space="preserve">•  </w:t>
-      </w:r>
-      <w:r>
-        <w:rPr>
-          <w:b w:val="0"/>
-          <w:color w:val="333333"/>
-          <w:sz w:val="19"/>
-        </w:rPr>
-        <w:t>Korupcijos atvejų – 0, sukčiavimo rizikos valdymo planas</w:t>
-      </w:r>
-      <w:hyperlink r:id="rId30">
-        <w:r>
-          <w:rPr>
-            <w:color w:val="2A78D6"/>
-            <w:vertAlign w:val="superscript"/>
-            <w:sz w:val="16"/>
-          </w:rPr>
-          <w:t xml:space="preserve">38</w:t>
-        </w:r>
-      </w:hyperlink>
-    </w:p>
-    <w:p>
-      <w:pPr>
-        <w:spacing w:after="0"/>
-        <w:ind w:left="737" w:hanging="198"/>
-      </w:pPr>
-      <w:r>
-        <w:rPr>
-          <w:sz w:val="19"/>
-        </w:rPr>
-        <w:t xml:space="preserve">•  </w:t>
-      </w:r>
-      <w:r>
-        <w:rPr>
-          <w:b w:val="0"/>
-          <w:color w:val="333333"/>
-          <w:sz w:val="19"/>
-        </w:rPr>
-        <w:t>Anglies nėra.</w:t>
-      </w:r>
-    </w:p>
-    <w:p>
-      <w:pPr>
-        <w:spacing w:after="0"/>
-        <w:ind w:left="397"/>
-      </w:pPr>
-      <w:r>
-        <w:rPr>
-          <w:b/>
-          <w:color w:val="333333"/>
-          <w:sz w:val="19"/>
-        </w:rPr>
-        <w:t>Galėtų būti geriau</w:t>
-      </w:r>
-    </w:p>
-    <w:p>
-      <w:pPr>
-        <w:spacing w:after="120"/>
-        <w:ind w:left="737" w:hanging="198"/>
-      </w:pPr>
-      <w:r>
-        <w:rPr>
-          <w:sz w:val="19"/>
-        </w:rPr>
-        <w:t xml:space="preserve">•  </w:t>
-      </w:r>
-      <w:r>
-        <w:rPr>
-          <w:b w:val="0"/>
-          <w:color w:val="333333"/>
-          <w:sz w:val="19"/>
-        </w:rPr>
-        <w:t>Absoliučios 1–3 apimties emisijos ataskaitos tekste nerastos.</w:t>
-      </w:r>
-    </w:p>
-    <w:p>
-      <w:pPr>
-        <w:spacing w:before="80"/>
-      </w:pPr>
-      <w:r>
-        <w:rPr>
-          <w:b/>
         </w:rPr>
         <w:t xml:space="preserve">Additional comments: </w:t>
       </w:r>
     </w:p>
     <w:p>
       <w:pPr>
-        <w:spacing w:before="160"/>
+        <w:keepNext/>
+        <w:shd w:val="clear" w:color="auto" w:fill="EAF1F8"/>
+        <w:spacing w:before="200" w:after="80"/>
+        <w:ind w:left="85"/>
       </w:pPr>
       <w:r>
         <w:rPr>
           <w:b/>
-          <w:sz w:val="22"/>
+          <w:caps/>
+          <w:color w:val="1F4E79"/>
+          <w:sz w:val="19"/>
         </w:rPr>
         <w:t>Engagement</w:t>
       </w:r>
     </w:p>
+    <w:tbl>
+      <w:tblPr>
+        <w:tblW w:w="9639" w:type="dxa"/>
+        <w:tblBorders>
+          <w:top w:val="nil"/>
+          <w:left w:val="nil"/>
+          <w:bottom w:val="nil"/>
+          <w:right w:val="nil"/>
+          <w:insideH w:val="nil"/>
+          <w:insideV w:val="nil"/>
+        </w:tblBorders>
+        <w:tblLayout w:type="fixed"/>
+        <w:tblCellMar>
+          <w:top w:w="90" w:type="dxa"/>
+          <w:left w:w="0" w:type="dxa"/>
+          <w:bottom w:w="110" w:type="dxa"/>
+          <w:right w:w="0" w:type="dxa"/>
+        </w:tblCellMar>
+        <w:tblLook w:firstColumn="1" w:firstRow="1" w:lastColumn="0" w:lastRow="0" w:noHBand="0" w:noVBand="1" w:val="04A0"/>
+      </w:tblPr>
+      <w:tblGrid>
+        <w:gridCol w:w="340"/>
+        <w:gridCol w:w="9298"/>
+      </w:tblGrid>
+      <w:tr>
+        <w:tc>
+          <w:tcPr>
+            <w:tcW w:type="dxa" w:w="340"/>
+            <w:tcBorders>
+              <w:top w:val="nil"/>
+              <w:left w:val="nil"/>
+              <w:bottom w:val="single" w:sz="4" w:color="E3E8EE" w:space="0"/>
+              <w:right w:val="nil"/>
+            </w:tcBorders>
+          </w:tcPr>
+          <w:p>
+            <w:pPr>
+              <w:spacing w:before="0" w:after="0"/>
+            </w:pPr>
+            <w:r>
+              <w:rPr>
+                <w:rFonts w:ascii="Segoe UI Symbol" w:hAnsi="Segoe UI Symbol"/>
+                <w:b w:val="0"/>
+                <w:color w:val="9AA5B1"/>
+                <w:sz w:val="24"/>
+              </w:rPr>
+              <w:t>☐</w:t>
+            </w:r>
+          </w:p>
+        </w:tc>
+        <w:tc>
+          <w:tcPr>
+            <w:tcW w:type="dxa" w:w="9298"/>
+            <w:tcBorders>
+              <w:top w:val="nil"/>
+              <w:left w:val="nil"/>
+              <w:bottom w:val="single" w:sz="4" w:color="E3E8EE" w:space="0"/>
+              <w:right w:val="nil"/>
+            </w:tcBorders>
+          </w:tcPr>
+          <w:p>
+            <w:pPr>
+              <w:spacing w:before="0" w:after="40"/>
+            </w:pPr>
+            <w:r>
+              <w:rPr>
+                <w:b/>
+                <w:color w:val="1A1A1A"/>
+                <w:sz w:val="19"/>
+              </w:rPr>
+              <w:t>Is there a need for pro-active engagement with the company?</w:t>
+            </w:r>
+          </w:p>
+          <w:p>
+            <w:pPr>
+              <w:tabs>
+                <w:tab w:pos="198" w:val="left"/>
+              </w:tabs>
+              <w:spacing w:before="0" w:after="20"/>
+              <w:ind w:left="198" w:hanging="198"/>
+            </w:pPr>
+            <w:r>
+              <w:rPr>
+                <w:b w:val="0"/>
+                <w:color w:val="5F6B7A"/>
+                <w:sz w:val="18"/>
+              </w:rPr>
+              <w:t>•</w:t>
+              <w:tab/>
+            </w:r>
+            <w:r>
+              <w:rPr>
+                <w:b w:val="0"/>
+                <w:color w:val="333333"/>
+                <w:sz w:val="18"/>
+              </w:rPr>
+              <w:t>Nereikia: aiški perėjimo prie atsinaujinančios energetikos strategija ir tvarkinga ESG praktika.</w:t>
+            </w:r>
+          </w:p>
+        </w:tc>
+      </w:tr>
+    </w:tbl>
     <w:p>
       <w:pPr>
-        <w:spacing w:before="80" w:after="20"/>
-      </w:pPr>
-      <w:r>
-        <w:rPr>
-          <w:sz w:val="24"/>
-        </w:rPr>
-        <w:t xml:space="preserve">☐ </w:t>
-      </w:r>
-      <w:r>
-        <w:t>Is there a need for pro-active engagement with the company?</w:t>
-      </w:r>
-    </w:p>
-    <w:p>
-      <w:pPr>
-        <w:spacing w:after="120"/>
-        <w:ind w:left="510" w:hanging="198"/>
-      </w:pPr>
-      <w:r>
-        <w:rPr>
-          <w:sz w:val="19"/>
-        </w:rPr>
-        <w:t xml:space="preserve">•  </w:t>
-      </w:r>
-      <w:r>
-        <w:rPr>
-          <w:b w:val="0"/>
-          <w:color w:val="333333"/>
-          <w:sz w:val="19"/>
-        </w:rPr>
-        <w:t>Nereikia: aiški perėjimo prie atsinaujinančios energetikos strategija ir tvarkinga ESG praktika.</w:t>
-      </w:r>
-    </w:p>
-    <w:p>
-      <w:pPr>
-        <w:spacing w:before="80"/>
+        <w:spacing w:before="120" w:after="40"/>
       </w:pPr>
       <w:r>
         <w:rPr>
           <w:b/>
+          <w:sz w:val="19"/>
         </w:rPr>
         <w:t xml:space="preserve">Additional comments: </w:t>
       </w:r>
     </w:p>
     <w:p>
       <w:pPr>
-        <w:spacing w:before="160"/>
+        <w:keepNext/>
+        <w:shd w:val="clear" w:color="auto" w:fill="EAF1F8"/>
+        <w:spacing w:before="200" w:after="80"/>
+        <w:ind w:left="85"/>
       </w:pPr>
       <w:r>
         <w:rPr>
           <w:b/>
-          <w:sz w:val="22"/>
+          <w:caps/>
+          <w:color w:val="1F4E79"/>
+          <w:sz w:val="19"/>
         </w:rPr>
         <w:t>Indicators</w:t>
       </w:r>
     </w:p>
+    <w:tbl>
+      <w:tblPr>
+        <w:tblW w:w="9639" w:type="dxa"/>
+        <w:tblBorders>
+          <w:top w:val="nil"/>
+          <w:left w:val="nil"/>
+          <w:bottom w:val="nil"/>
+          <w:right w:val="nil"/>
+          <w:insideH w:val="nil"/>
+          <w:insideV w:val="nil"/>
+        </w:tblBorders>
+        <w:tblLayout w:type="fixed"/>
+        <w:tblCellMar>
+          <w:top w:w="90" w:type="dxa"/>
+          <w:left w:w="0" w:type="dxa"/>
+          <w:bottom w:w="110" w:type="dxa"/>
+          <w:right w:w="0" w:type="dxa"/>
+        </w:tblCellMar>
+        <w:tblLook w:firstColumn="1" w:firstRow="1" w:lastColumn="0" w:lastRow="0" w:noHBand="0" w:noVBand="1" w:val="04A0"/>
+      </w:tblPr>
+      <w:tblGrid>
+        <w:gridCol w:w="340"/>
+        <w:gridCol w:w="9298"/>
+      </w:tblGrid>
+      <w:tr>
+        <w:tc>
+          <w:tcPr>
+            <w:tcW w:type="dxa" w:w="340"/>
+            <w:tcBorders>
+              <w:top w:val="nil"/>
+              <w:left w:val="nil"/>
+              <w:bottom w:val="single" w:sz="4" w:color="E3E8EE" w:space="0"/>
+              <w:right w:val="nil"/>
+            </w:tcBorders>
+          </w:tcPr>
+          <w:p>
+            <w:pPr>
+              <w:spacing w:before="0" w:after="0"/>
+            </w:pPr>
+            <w:r>
+              <w:rPr>
+                <w:rFonts w:ascii="Segoe UI Symbol" w:hAnsi="Segoe UI Symbol"/>
+                <w:b w:val="0"/>
+                <w:color w:val="1B7F3B"/>
+                <w:sz w:val="24"/>
+              </w:rPr>
+              <w:t>☑</w:t>
+            </w:r>
+          </w:p>
+        </w:tc>
+        <w:tc>
+          <w:tcPr>
+            <w:tcW w:type="dxa" w:w="9298"/>
+            <w:tcBorders>
+              <w:top w:val="nil"/>
+              <w:left w:val="nil"/>
+              <w:bottom w:val="single" w:sz="4" w:color="E3E8EE" w:space="0"/>
+              <w:right w:val="nil"/>
+            </w:tcBorders>
+          </w:tcPr>
+          <w:p>
+            <w:pPr>
+              <w:spacing w:before="0" w:after="40"/>
+            </w:pPr>
+            <w:r>
+              <w:rPr>
+                <w:b/>
+                <w:color w:val="1A1A1A"/>
+                <w:sz w:val="19"/>
+              </w:rPr>
+              <w:t>Yes, the indicators of the company support the targets of sustainability and PAI indicators followed by the Fund</w:t>
+            </w:r>
+          </w:p>
+          <w:p>
+            <w:pPr>
+              <w:tabs>
+                <w:tab w:pos="198" w:val="left"/>
+              </w:tabs>
+              <w:spacing w:before="0" w:after="20"/>
+              <w:ind w:left="198" w:hanging="198"/>
+            </w:pPr>
+            <w:r>
+              <w:rPr>
+                <w:b w:val="0"/>
+                <w:color w:val="5F6B7A"/>
+                <w:sz w:val="18"/>
+              </w:rPr>
+              <w:t>•</w:t>
+              <w:tab/>
+            </w:r>
+            <w:r>
+              <w:rPr>
+                <w:b w:val="0"/>
+                <w:color w:val="333333"/>
+                <w:sz w:val="18"/>
+              </w:rPr>
+              <w:t>Elektros gamybos emisijų intensyvumas 0,100 t CO2/MWh 2025 m. (tikslas 0,06 iki 2030 m.)</w:t>
+            </w:r>
+          </w:p>
+          <w:p>
+            <w:pPr>
+              <w:tabs>
+                <w:tab w:pos="198" w:val="left"/>
+              </w:tabs>
+              <w:spacing w:before="0" w:after="20"/>
+              <w:ind w:left="198" w:hanging="198"/>
+            </w:pPr>
+            <w:r>
+              <w:rPr>
+                <w:b w:val="0"/>
+                <w:color w:val="5F6B7A"/>
+                <w:sz w:val="18"/>
+              </w:rPr>
+              <w:t>•</w:t>
+              <w:tab/>
+            </w:r>
+            <w:r>
+              <w:rPr>
+                <w:b w:val="0"/>
+                <w:color w:val="333333"/>
+                <w:sz w:val="18"/>
+              </w:rPr>
+              <w:t>1 apimties emisijos −17 % nuo 2021 m.</w:t>
+            </w:r>
+            <w:hyperlink r:id="rId25">
+              <w:r>
+                <w:rPr>
+                  <w:color w:val="2A78D6"/>
+                  <w:vertAlign w:val="superscript"/>
+                  <w:sz w:val="15"/>
+                </w:rPr>
+                <w:t xml:space="preserve">19</w:t>
+              </w:r>
+            </w:hyperlink>
+          </w:p>
+          <w:p>
+            <w:pPr>
+              <w:tabs>
+                <w:tab w:pos="198" w:val="left"/>
+              </w:tabs>
+              <w:spacing w:before="0" w:after="20"/>
+              <w:ind w:left="198" w:hanging="198"/>
+            </w:pPr>
+            <w:r>
+              <w:rPr>
+                <w:b w:val="0"/>
+                <w:color w:val="5F6B7A"/>
+                <w:sz w:val="18"/>
+              </w:rPr>
+              <w:t>•</w:t>
+              <w:tab/>
+            </w:r>
+            <w:r>
+              <w:rPr>
+                <w:b w:val="0"/>
+                <w:color w:val="333333"/>
+                <w:sz w:val="18"/>
+              </w:rPr>
+              <w:t>Taksonomiją atitinkančios investicijos 97 %</w:t>
+            </w:r>
+            <w:hyperlink r:id="rId38">
+              <w:r>
+                <w:rPr>
+                  <w:color w:val="2A78D6"/>
+                  <w:vertAlign w:val="superscript"/>
+                  <w:sz w:val="15"/>
+                </w:rPr>
+                <w:t xml:space="preserve">34</w:t>
+              </w:r>
+            </w:hyperlink>
+          </w:p>
+          <w:p>
+            <w:pPr>
+              <w:tabs>
+                <w:tab w:pos="198" w:val="left"/>
+              </w:tabs>
+              <w:spacing w:before="0" w:after="20"/>
+              <w:ind w:left="198" w:hanging="198"/>
+            </w:pPr>
+            <w:r>
+              <w:rPr>
+                <w:b w:val="0"/>
+                <w:color w:val="5F6B7A"/>
+                <w:sz w:val="18"/>
+              </w:rPr>
+              <w:t>•</w:t>
+              <w:tab/>
+            </w:r>
+            <w:r>
+              <w:rPr>
+                <w:b w:val="0"/>
+                <w:color w:val="333333"/>
+                <w:sz w:val="18"/>
+              </w:rPr>
+              <w:t>Atsinaujinančių šaltinių dalis 66 %</w:t>
+            </w:r>
+            <w:hyperlink r:id="rId25">
+              <w:r>
+                <w:rPr>
+                  <w:color w:val="2A78D6"/>
+                  <w:vertAlign w:val="superscript"/>
+                  <w:sz w:val="15"/>
+                </w:rPr>
+                <w:t xml:space="preserve">19</w:t>
+              </w:r>
+            </w:hyperlink>
+            <w:r>
+              <w:rPr>
+                <w:b w:val="0"/>
+                <w:color w:val="333333"/>
+                <w:sz w:val="18"/>
+              </w:rPr>
+              <w:t>.</w:t>
+            </w:r>
+          </w:p>
+        </w:tc>
+      </w:tr>
+    </w:tbl>
     <w:p>
       <w:pPr>
-        <w:spacing w:before="80" w:after="20"/>
-      </w:pPr>
-      <w:r>
-        <w:rPr>
-          <w:sz w:val="24"/>
-        </w:rPr>
-        <w:t xml:space="preserve">☑ </w:t>
-      </w:r>
-      <w:r>
-        <w:t>Yes, the indicators of the company support the targets of sustainability and PAI indicators followed by the Fund</w:t>
-      </w:r>
-    </w:p>
-    <w:p>
-      <w:pPr>
-        <w:spacing w:after="0"/>
-        <w:ind w:left="510" w:hanging="198"/>
-      </w:pPr>
-      <w:r>
-        <w:rPr>
-          <w:sz w:val="19"/>
-        </w:rPr>
-        <w:t xml:space="preserve">•  </w:t>
-      </w:r>
-      <w:r>
-        <w:rPr>
-          <w:b w:val="0"/>
-          <w:color w:val="333333"/>
-          <w:sz w:val="19"/>
-        </w:rPr>
-        <w:t>Elektros gamybos emisijų intensyvumas 0,100 t CO2/MWh 2025 m.</w:t>
-      </w:r>
-    </w:p>
-    <w:p>
-      <w:pPr>
-        <w:spacing w:after="0"/>
-        <w:ind w:left="510" w:hanging="198"/>
-      </w:pPr>
-      <w:r>
-        <w:rPr>
-          <w:sz w:val="19"/>
-        </w:rPr>
-        <w:t xml:space="preserve">•  </w:t>
-      </w:r>
-      <w:r>
-        <w:rPr>
-          <w:b w:val="0"/>
-          <w:color w:val="333333"/>
-          <w:sz w:val="19"/>
-        </w:rPr>
-        <w:t>(tikslas 0,06 iki 2030 m.)</w:t>
-      </w:r>
-    </w:p>
-    <w:p>
-      <w:pPr>
-        <w:spacing w:after="0"/>
-        <w:ind w:left="510" w:hanging="198"/>
-      </w:pPr>
-      <w:r>
-        <w:rPr>
-          <w:sz w:val="19"/>
-        </w:rPr>
-        <w:t xml:space="preserve">•  </w:t>
-      </w:r>
-      <w:r>
-        <w:rPr>
-          <w:b w:val="0"/>
-          <w:color w:val="333333"/>
-          <w:sz w:val="19"/>
-        </w:rPr>
-        <w:t>1 apimties emisijos −17 % nuo 2021 m.</w:t>
-      </w:r>
-      <w:hyperlink r:id="rId23">
-        <w:r>
-          <w:rPr>
-            <w:color w:val="2A78D6"/>
-            <w:vertAlign w:val="superscript"/>
-            <w:sz w:val="16"/>
-          </w:rPr>
-          <w:t xml:space="preserve">19</w:t>
-        </w:r>
-      </w:hyperlink>
-    </w:p>
-    <w:p>
-      <w:pPr>
-        <w:spacing w:after="0"/>
-        <w:ind w:left="510" w:hanging="198"/>
-      </w:pPr>
-      <w:r>
-        <w:rPr>
-          <w:sz w:val="19"/>
-        </w:rPr>
-        <w:t xml:space="preserve">•  </w:t>
-      </w:r>
-      <w:r>
-        <w:rPr>
-          <w:b w:val="0"/>
-          <w:color w:val="333333"/>
-          <w:sz w:val="19"/>
-        </w:rPr>
-        <w:t>Taksonomiją atitinkančios investicijos 97 %</w:t>
-      </w:r>
-      <w:hyperlink r:id="rId30">
-        <w:r>
-          <w:rPr>
-            <w:color w:val="2A78D6"/>
-            <w:vertAlign w:val="superscript"/>
-            <w:sz w:val="16"/>
-          </w:rPr>
-          <w:t xml:space="preserve">31</w:t>
-        </w:r>
-      </w:hyperlink>
-    </w:p>
-    <w:p>
-      <w:pPr>
-        <w:spacing w:after="120"/>
-        <w:ind w:left="510" w:hanging="198"/>
-      </w:pPr>
-      <w:r>
-        <w:rPr>
-          <w:sz w:val="19"/>
-        </w:rPr>
-        <w:t xml:space="preserve">•  </w:t>
-      </w:r>
-      <w:r>
-        <w:rPr>
-          <w:b w:val="0"/>
-          <w:color w:val="333333"/>
-          <w:sz w:val="19"/>
-        </w:rPr>
-        <w:t>Atsinaujinančių šaltinių dalis 66 %</w:t>
-      </w:r>
-      <w:hyperlink r:id="rId23">
-        <w:r>
-          <w:rPr>
-            <w:color w:val="2A78D6"/>
-            <w:vertAlign w:val="superscript"/>
-            <w:sz w:val="16"/>
-          </w:rPr>
-          <w:t xml:space="preserve">19</w:t>
-        </w:r>
-      </w:hyperlink>
-      <w:r>
-        <w:rPr>
-          <w:b w:val="0"/>
-          <w:color w:val="333333"/>
-          <w:sz w:val="19"/>
-        </w:rPr>
-        <w:t>.</w:t>
-      </w:r>
-    </w:p>
-    <w:p>
-      <w:pPr>
-        <w:spacing w:before="80"/>
+        <w:spacing w:before="120" w:after="40"/>
       </w:pPr>
       <w:r>
         <w:rPr>
           <w:b/>
+          <w:sz w:val="19"/>
         </w:rPr>
         <w:t xml:space="preserve">Additional comments: </w:t>
       </w:r>
     </w:p>
     <w:p>
       <w:pPr>
-        <w:spacing w:before="80"/>
+        <w:spacing w:before="120" w:after="40"/>
       </w:pPr>
       <w:r>
         <w:rPr>
           <w:b/>
+          <w:sz w:val="19"/>
         </w:rPr>
         <w:t xml:space="preserve">Conclusion: </w:t>
       </w:r>
       <w:r>
         <w:rPr>
           <w:b w:val="0"/>
+          <w:sz w:val="19"/>
         </w:rPr>
         <w:t>Išimčių ir raudonų signalų nėra. Daugiausia hidroenergija, sparčiai auga vėjo ir saulės gamyba, aiškūs klimato tikslai; dujinės elektrinės lieka rezervu.</w:t>
       </w:r>
     </w:p>
     <w:p>
+      <w:pPr>
+        <w:spacing w:before="40" w:after="60"/>
+      </w:pPr>
       <w:r>
         <w:rPr>
-          <w:i/>
+          <w:b w:val="0"/>
           <w:color w:val="5F6B7A"/>
           <w:sz w:val="16"/>
         </w:rPr>
@@ -4945,11 +7679,24 @@
     </w:p>
     <w:p>
       <w:pPr>
-        <w:spacing w:before="280" w:after="80"/>
+        <w:keepNext/>
         <w:pBdr>
-          <w:bottom w:val="single" w:sz="6" w:color="C9D3DE" w:space="2"/>
+          <w:bottom w:val="single" w:sz="8" w:color="1F4E79" w:space="4"/>
         </w:pBdr>
+        <w:tabs>
+          <w:tab w:pos="482" w:val="left"/>
+        </w:tabs>
+        <w:spacing w:before="360" w:after="160"/>
       </w:pPr>
+      <w:r>
+        <w:rPr>
+          <w:b/>
+          <w:color w:val="2A78D6"/>
+          <w:sz w:val="18"/>
+        </w:rPr>
+        <w:t>10</w:t>
+        <w:tab/>
+      </w:r>
       <w:r>
         <w:rPr>
           <w:b/>
@@ -4961,16 +7708,22 @@
     </w:p>
     <w:p>
       <w:pPr>
-        <w:spacing w:after="20"/>
-        <w:ind w:left="340" w:hanging="340"/>
+        <w:tabs>
+          <w:tab w:pos="397" w:val="left"/>
+        </w:tabs>
+        <w:spacing w:before="0" w:after="30"/>
+        <w:ind w:left="397" w:hanging="397"/>
       </w:pPr>
       <w:r>
         <w:rPr>
+          <w:b w:val="0"/>
+          <w:color w:val="5F6B7A"/>
           <w:sz w:val="17"/>
         </w:rPr>
-        <w:t xml:space="preserve">1. </w:t>
+        <w:t>1.</w:t>
+        <w:tab/>
       </w:r>
-      <w:hyperlink r:id="rId10">
+      <w:hyperlink r:id="rId12">
         <w:r>
           <w:rPr>
             <w:color w:val="2A78D6"/>
@@ -4982,16 +7735,22 @@
     </w:p>
     <w:p>
       <w:pPr>
-        <w:spacing w:after="20"/>
-        <w:ind w:left="340" w:hanging="340"/>
+        <w:tabs>
+          <w:tab w:pos="397" w:val="left"/>
+        </w:tabs>
+        <w:spacing w:before="0" w:after="30"/>
+        <w:ind w:left="397" w:hanging="397"/>
       </w:pPr>
       <w:r>
         <w:rPr>
+          <w:b w:val="0"/>
+          <w:color w:val="5F6B7A"/>
           <w:sz w:val="17"/>
         </w:rPr>
-        <w:t xml:space="preserve">2. </w:t>
+        <w:t>2.</w:t>
+        <w:tab/>
       </w:r>
-      <w:hyperlink r:id="rId11">
+      <w:hyperlink r:id="rId13">
         <w:r>
           <w:rPr>
             <w:color w:val="2A78D6"/>
@@ -5003,16 +7762,22 @@
     </w:p>
     <w:p>
       <w:pPr>
-        <w:spacing w:after="20"/>
-        <w:ind w:left="340" w:hanging="340"/>
+        <w:tabs>
+          <w:tab w:pos="397" w:val="left"/>
+        </w:tabs>
+        <w:spacing w:before="0" w:after="30"/>
+        <w:ind w:left="397" w:hanging="397"/>
       </w:pPr>
       <w:r>
         <w:rPr>
+          <w:b w:val="0"/>
+          <w:color w:val="5F6B7A"/>
           <w:sz w:val="17"/>
         </w:rPr>
-        <w:t xml:space="preserve">3. </w:t>
+        <w:t>3.</w:t>
+        <w:tab/>
       </w:r>
-      <w:hyperlink r:id="rId12">
+      <w:hyperlink r:id="rId14">
         <w:r>
           <w:rPr>
             <w:color w:val="2A78D6"/>
@@ -5024,16 +7789,22 @@
     </w:p>
     <w:p>
       <w:pPr>
-        <w:spacing w:after="20"/>
-        <w:ind w:left="340" w:hanging="340"/>
+        <w:tabs>
+          <w:tab w:pos="397" w:val="left"/>
+        </w:tabs>
+        <w:spacing w:before="0" w:after="30"/>
+        <w:ind w:left="397" w:hanging="397"/>
       </w:pPr>
       <w:r>
         <w:rPr>
+          <w:b w:val="0"/>
+          <w:color w:val="5F6B7A"/>
           <w:sz w:val="17"/>
         </w:rPr>
-        <w:t xml:space="preserve">4. </w:t>
+        <w:t>4.</w:t>
+        <w:tab/>
       </w:r>
-      <w:hyperlink r:id="rId13">
+      <w:hyperlink r:id="rId15">
         <w:r>
           <w:rPr>
             <w:color w:val="2A78D6"/>
@@ -5045,16 +7816,22 @@
     </w:p>
     <w:p>
       <w:pPr>
-        <w:spacing w:after="20"/>
-        <w:ind w:left="340" w:hanging="340"/>
+        <w:tabs>
+          <w:tab w:pos="397" w:val="left"/>
+        </w:tabs>
+        <w:spacing w:before="0" w:after="30"/>
+        <w:ind w:left="397" w:hanging="397"/>
       </w:pPr>
       <w:r>
         <w:rPr>
+          <w:b w:val="0"/>
+          <w:color w:val="5F6B7A"/>
           <w:sz w:val="17"/>
         </w:rPr>
-        <w:t xml:space="preserve">5. </w:t>
+        <w:t>5.</w:t>
+        <w:tab/>
       </w:r>
-      <w:hyperlink r:id="rId11">
+      <w:hyperlink r:id="rId13">
         <w:r>
           <w:rPr>
             <w:color w:val="2A78D6"/>
@@ -5066,16 +7843,22 @@
     </w:p>
     <w:p>
       <w:pPr>
-        <w:spacing w:after="20"/>
-        <w:ind w:left="340" w:hanging="340"/>
+        <w:tabs>
+          <w:tab w:pos="397" w:val="left"/>
+        </w:tabs>
+        <w:spacing w:before="0" w:after="30"/>
+        <w:ind w:left="397" w:hanging="397"/>
       </w:pPr>
       <w:r>
         <w:rPr>
+          <w:b w:val="0"/>
+          <w:color w:val="5F6B7A"/>
           <w:sz w:val="17"/>
         </w:rPr>
-        <w:t xml:space="preserve">6. </w:t>
+        <w:t>6.</w:t>
+        <w:tab/>
       </w:r>
-      <w:hyperlink r:id="rId14">
+      <w:hyperlink r:id="rId16">
         <w:r>
           <w:rPr>
             <w:color w:val="2A78D6"/>
@@ -5087,16 +7870,22 @@
     </w:p>
     <w:p>
       <w:pPr>
-        <w:spacing w:after="20"/>
-        <w:ind w:left="340" w:hanging="340"/>
+        <w:tabs>
+          <w:tab w:pos="397" w:val="left"/>
+        </w:tabs>
+        <w:spacing w:before="0" w:after="30"/>
+        <w:ind w:left="397" w:hanging="397"/>
       </w:pPr>
       <w:r>
         <w:rPr>
+          <w:b w:val="0"/>
+          <w:color w:val="5F6B7A"/>
           <w:sz w:val="17"/>
         </w:rPr>
-        <w:t xml:space="preserve">7. </w:t>
+        <w:t>7.</w:t>
+        <w:tab/>
       </w:r>
-      <w:hyperlink r:id="rId15">
+      <w:hyperlink r:id="rId17">
         <w:r>
           <w:rPr>
             <w:color w:val="2A78D6"/>
@@ -5108,16 +7897,22 @@
     </w:p>
     <w:p>
       <w:pPr>
-        <w:spacing w:after="20"/>
-        <w:ind w:left="340" w:hanging="340"/>
+        <w:tabs>
+          <w:tab w:pos="397" w:val="left"/>
+        </w:tabs>
+        <w:spacing w:before="0" w:after="30"/>
+        <w:ind w:left="397" w:hanging="397"/>
       </w:pPr>
       <w:r>
         <w:rPr>
+          <w:b w:val="0"/>
+          <w:color w:val="5F6B7A"/>
           <w:sz w:val="17"/>
         </w:rPr>
-        <w:t xml:space="preserve">8. </w:t>
+        <w:t>8.</w:t>
+        <w:tab/>
       </w:r>
-      <w:hyperlink r:id="rId16">
+      <w:hyperlink r:id="rId18">
         <w:r>
           <w:rPr>
             <w:color w:val="2A78D6"/>
@@ -5129,16 +7924,22 @@
     </w:p>
     <w:p>
       <w:pPr>
-        <w:spacing w:after="20"/>
-        <w:ind w:left="340" w:hanging="340"/>
+        <w:tabs>
+          <w:tab w:pos="397" w:val="left"/>
+        </w:tabs>
+        <w:spacing w:before="0" w:after="30"/>
+        <w:ind w:left="397" w:hanging="397"/>
       </w:pPr>
       <w:r>
         <w:rPr>
+          <w:b w:val="0"/>
+          <w:color w:val="5F6B7A"/>
           <w:sz w:val="17"/>
         </w:rPr>
-        <w:t xml:space="preserve">9. </w:t>
+        <w:t>9.</w:t>
+        <w:tab/>
       </w:r>
-      <w:hyperlink r:id="rId17">
+      <w:hyperlink r:id="rId19">
         <w:r>
           <w:rPr>
             <w:color w:val="2A78D6"/>
@@ -5150,16 +7951,22 @@
     </w:p>
     <w:p>
       <w:pPr>
-        <w:spacing w:after="20"/>
-        <w:ind w:left="340" w:hanging="340"/>
+        <w:tabs>
+          <w:tab w:pos="397" w:val="left"/>
+        </w:tabs>
+        <w:spacing w:before="0" w:after="30"/>
+        <w:ind w:left="397" w:hanging="397"/>
       </w:pPr>
       <w:r>
         <w:rPr>
+          <w:b w:val="0"/>
+          <w:color w:val="5F6B7A"/>
           <w:sz w:val="17"/>
         </w:rPr>
-        <w:t xml:space="preserve">10. </w:t>
+        <w:t>10.</w:t>
+        <w:tab/>
       </w:r>
-      <w:hyperlink r:id="rId18">
+      <w:hyperlink r:id="rId20">
         <w:r>
           <w:rPr>
             <w:color w:val="2A78D6"/>
@@ -5171,16 +7978,22 @@
     </w:p>
     <w:p>
       <w:pPr>
-        <w:spacing w:after="20"/>
-        <w:ind w:left="340" w:hanging="340"/>
+        <w:tabs>
+          <w:tab w:pos="397" w:val="left"/>
+        </w:tabs>
+        <w:spacing w:before="0" w:after="30"/>
+        <w:ind w:left="397" w:hanging="397"/>
       </w:pPr>
       <w:r>
         <w:rPr>
+          <w:b w:val="0"/>
+          <w:color w:val="5F6B7A"/>
           <w:sz w:val="17"/>
         </w:rPr>
-        <w:t xml:space="preserve">11. </w:t>
+        <w:t>11.</w:t>
+        <w:tab/>
       </w:r>
-      <w:hyperlink r:id="rId20">
+      <w:hyperlink r:id="rId22">
         <w:r>
           <w:rPr>
             <w:color w:val="2A78D6"/>
@@ -5192,16 +8005,22 @@
     </w:p>
     <w:p>
       <w:pPr>
-        <w:spacing w:after="20"/>
-        <w:ind w:left="340" w:hanging="340"/>
+        <w:tabs>
+          <w:tab w:pos="397" w:val="left"/>
+        </w:tabs>
+        <w:spacing w:before="0" w:after="30"/>
+        <w:ind w:left="397" w:hanging="397"/>
       </w:pPr>
       <w:r>
         <w:rPr>
+          <w:b w:val="0"/>
+          <w:color w:val="5F6B7A"/>
           <w:sz w:val="17"/>
         </w:rPr>
-        <w:t xml:space="preserve">12. </w:t>
+        <w:t>12.</w:t>
+        <w:tab/>
       </w:r>
-      <w:hyperlink r:id="rId18">
+      <w:hyperlink r:id="rId20">
         <w:r>
           <w:rPr>
             <w:color w:val="2A78D6"/>
@@ -5213,16 +8032,22 @@
     </w:p>
     <w:p>
       <w:pPr>
-        <w:spacing w:after="20"/>
-        <w:ind w:left="340" w:hanging="340"/>
+        <w:tabs>
+          <w:tab w:pos="397" w:val="left"/>
+        </w:tabs>
+        <w:spacing w:before="0" w:after="30"/>
+        <w:ind w:left="397" w:hanging="397"/>
       </w:pPr>
       <w:r>
         <w:rPr>
+          <w:b w:val="0"/>
+          <w:color w:val="5F6B7A"/>
           <w:sz w:val="17"/>
         </w:rPr>
-        <w:t xml:space="preserve">13. </w:t>
+        <w:t>13.</w:t>
+        <w:tab/>
       </w:r>
-      <w:hyperlink r:id="rId15">
+      <w:hyperlink r:id="rId17">
         <w:r>
           <w:rPr>
             <w:color w:val="2A78D6"/>
@@ -5234,16 +8059,22 @@
     </w:p>
     <w:p>
       <w:pPr>
-        <w:spacing w:after="20"/>
-        <w:ind w:left="340" w:hanging="340"/>
+        <w:tabs>
+          <w:tab w:pos="397" w:val="left"/>
+        </w:tabs>
+        <w:spacing w:before="0" w:after="30"/>
+        <w:ind w:left="397" w:hanging="397"/>
       </w:pPr>
       <w:r>
         <w:rPr>
+          <w:b w:val="0"/>
+          <w:color w:val="5F6B7A"/>
           <w:sz w:val="17"/>
         </w:rPr>
-        <w:t xml:space="preserve">14. </w:t>
+        <w:t>14.</w:t>
+        <w:tab/>
       </w:r>
-      <w:hyperlink r:id="rId21">
+      <w:hyperlink r:id="rId23">
         <w:r>
           <w:rPr>
             <w:color w:val="2A78D6"/>
@@ -5255,16 +8086,22 @@
     </w:p>
     <w:p>
       <w:pPr>
-        <w:spacing w:after="20"/>
-        <w:ind w:left="340" w:hanging="340"/>
+        <w:tabs>
+          <w:tab w:pos="397" w:val="left"/>
+        </w:tabs>
+        <w:spacing w:before="0" w:after="30"/>
+        <w:ind w:left="397" w:hanging="397"/>
       </w:pPr>
       <w:r>
         <w:rPr>
+          <w:b w:val="0"/>
+          <w:color w:val="5F6B7A"/>
           <w:sz w:val="17"/>
         </w:rPr>
-        <w:t xml:space="preserve">15. </w:t>
+        <w:t>15.</w:t>
+        <w:tab/>
       </w:r>
-      <w:hyperlink r:id="rId13">
+      <w:hyperlink r:id="rId15">
         <w:r>
           <w:rPr>
             <w:color w:val="2A78D6"/>
@@ -5276,16 +8113,22 @@
     </w:p>
     <w:p>
       <w:pPr>
-        <w:spacing w:after="20"/>
-        <w:ind w:left="340" w:hanging="340"/>
+        <w:tabs>
+          <w:tab w:pos="397" w:val="left"/>
+        </w:tabs>
+        <w:spacing w:before="0" w:after="30"/>
+        <w:ind w:left="397" w:hanging="397"/>
       </w:pPr>
       <w:r>
         <w:rPr>
+          <w:b w:val="0"/>
+          <w:color w:val="5F6B7A"/>
           <w:sz w:val="17"/>
         </w:rPr>
-        <w:t xml:space="preserve">16. </w:t>
+        <w:t>16.</w:t>
+        <w:tab/>
       </w:r>
-      <w:hyperlink r:id="rId20">
+      <w:hyperlink r:id="rId22">
         <w:r>
           <w:rPr>
             <w:color w:val="2A78D6"/>
@@ -5297,16 +8140,22 @@
     </w:p>
     <w:p>
       <w:pPr>
-        <w:spacing w:after="20"/>
-        <w:ind w:left="340" w:hanging="340"/>
+        <w:tabs>
+          <w:tab w:pos="397" w:val="left"/>
+        </w:tabs>
+        <w:spacing w:before="0" w:after="30"/>
+        <w:ind w:left="397" w:hanging="397"/>
       </w:pPr>
       <w:r>
         <w:rPr>
+          <w:b w:val="0"/>
+          <w:color w:val="5F6B7A"/>
           <w:sz w:val="17"/>
         </w:rPr>
-        <w:t xml:space="preserve">17. </w:t>
+        <w:t>17.</w:t>
+        <w:tab/>
       </w:r>
-      <w:hyperlink r:id="rId20">
+      <w:hyperlink r:id="rId22">
         <w:r>
           <w:rPr>
             <w:color w:val="2A78D6"/>
@@ -5318,16 +8167,22 @@
     </w:p>
     <w:p>
       <w:pPr>
-        <w:spacing w:after="20"/>
-        <w:ind w:left="340" w:hanging="340"/>
+        <w:tabs>
+          <w:tab w:pos="397" w:val="left"/>
+        </w:tabs>
+        <w:spacing w:before="0" w:after="30"/>
+        <w:ind w:left="397" w:hanging="397"/>
       </w:pPr>
       <w:r>
         <w:rPr>
+          <w:b w:val="0"/>
+          <w:color w:val="5F6B7A"/>
           <w:sz w:val="17"/>
         </w:rPr>
-        <w:t xml:space="preserve">18. </w:t>
+        <w:t>18.</w:t>
+        <w:tab/>
       </w:r>
-      <w:hyperlink r:id="rId22">
+      <w:hyperlink r:id="rId24">
         <w:r>
           <w:rPr>
             <w:color w:val="2A78D6"/>
@@ -5339,16 +8194,22 @@
     </w:p>
     <w:p>
       <w:pPr>
-        <w:spacing w:after="20"/>
-        <w:ind w:left="340" w:hanging="340"/>
+        <w:tabs>
+          <w:tab w:pos="397" w:val="left"/>
+        </w:tabs>
+        <w:spacing w:before="0" w:after="30"/>
+        <w:ind w:left="397" w:hanging="397"/>
       </w:pPr>
       <w:r>
         <w:rPr>
+          <w:b w:val="0"/>
+          <w:color w:val="5F6B7A"/>
           <w:sz w:val="17"/>
         </w:rPr>
-        <w:t xml:space="preserve">19. </w:t>
+        <w:t>19.</w:t>
+        <w:tab/>
       </w:r>
-      <w:hyperlink r:id="rId23">
+      <w:hyperlink r:id="rId25">
         <w:r>
           <w:rPr>
             <w:color w:val="2A78D6"/>
@@ -5360,16 +8221,22 @@
     </w:p>
     <w:p>
       <w:pPr>
-        <w:spacing w:after="20"/>
-        <w:ind w:left="340" w:hanging="340"/>
+        <w:tabs>
+          <w:tab w:pos="397" w:val="left"/>
+        </w:tabs>
+        <w:spacing w:before="0" w:after="30"/>
+        <w:ind w:left="397" w:hanging="397"/>
       </w:pPr>
       <w:r>
         <w:rPr>
+          <w:b w:val="0"/>
+          <w:color w:val="5F6B7A"/>
           <w:sz w:val="17"/>
         </w:rPr>
-        <w:t xml:space="preserve">20. </w:t>
+        <w:t>20.</w:t>
+        <w:tab/>
       </w:r>
-      <w:hyperlink r:id="rId24">
+      <w:hyperlink r:id="rId26">
         <w:r>
           <w:rPr>
             <w:color w:val="2A78D6"/>
@@ -5381,16 +8248,22 @@
     </w:p>
     <w:p>
       <w:pPr>
-        <w:spacing w:after="20"/>
-        <w:ind w:left="340" w:hanging="340"/>
+        <w:tabs>
+          <w:tab w:pos="397" w:val="left"/>
+        </w:tabs>
+        <w:spacing w:before="0" w:after="30"/>
+        <w:ind w:left="397" w:hanging="397"/>
       </w:pPr>
       <w:r>
         <w:rPr>
+          <w:b w:val="0"/>
+          <w:color w:val="5F6B7A"/>
           <w:sz w:val="17"/>
         </w:rPr>
-        <w:t xml:space="preserve">21. </w:t>
+        <w:t>21.</w:t>
+        <w:tab/>
       </w:r>
-      <w:hyperlink r:id="rId25">
+      <w:hyperlink r:id="rId27">
         <w:r>
           <w:rPr>
             <w:color w:val="2A78D6"/>
@@ -5402,16 +8275,22 @@
     </w:p>
     <w:p>
       <w:pPr>
-        <w:spacing w:after="20"/>
-        <w:ind w:left="340" w:hanging="340"/>
+        <w:tabs>
+          <w:tab w:pos="397" w:val="left"/>
+        </w:tabs>
+        <w:spacing w:before="0" w:after="30"/>
+        <w:ind w:left="397" w:hanging="397"/>
       </w:pPr>
       <w:r>
         <w:rPr>
+          <w:b w:val="0"/>
+          <w:color w:val="5F6B7A"/>
           <w:sz w:val="17"/>
         </w:rPr>
-        <w:t xml:space="preserve">22. </w:t>
+        <w:t>22.</w:t>
+        <w:tab/>
       </w:r>
-      <w:hyperlink r:id="rId26">
+      <w:hyperlink r:id="rId28">
         <w:r>
           <w:rPr>
             <w:color w:val="2A78D6"/>
@@ -5423,16 +8302,22 @@
     </w:p>
     <w:p>
       <w:pPr>
-        <w:spacing w:after="20"/>
-        <w:ind w:left="340" w:hanging="340"/>
+        <w:tabs>
+          <w:tab w:pos="397" w:val="left"/>
+        </w:tabs>
+        <w:spacing w:before="0" w:after="30"/>
+        <w:ind w:left="397" w:hanging="397"/>
       </w:pPr>
       <w:r>
         <w:rPr>
+          <w:b w:val="0"/>
+          <w:color w:val="5F6B7A"/>
           <w:sz w:val="17"/>
         </w:rPr>
-        <w:t xml:space="preserve">23. </w:t>
+        <w:t>23.</w:t>
+        <w:tab/>
       </w:r>
-      <w:hyperlink r:id="rId27">
+      <w:hyperlink r:id="rId29">
         <w:r>
           <w:rPr>
             <w:color w:val="2A78D6"/>
@@ -5444,16 +8329,22 @@
     </w:p>
     <w:p>
       <w:pPr>
-        <w:spacing w:after="20"/>
-        <w:ind w:left="340" w:hanging="340"/>
+        <w:tabs>
+          <w:tab w:pos="397" w:val="left"/>
+        </w:tabs>
+        <w:spacing w:before="0" w:after="30"/>
+        <w:ind w:left="397" w:hanging="397"/>
       </w:pPr>
       <w:r>
         <w:rPr>
+          <w:b w:val="0"/>
+          <w:color w:val="5F6B7A"/>
           <w:sz w:val="17"/>
         </w:rPr>
-        <w:t xml:space="preserve">24. </w:t>
+        <w:t>24.</w:t>
+        <w:tab/>
       </w:r>
-      <w:hyperlink r:id="rId28">
+      <w:hyperlink r:id="rId30">
         <w:r>
           <w:rPr>
             <w:color w:val="2A78D6"/>
@@ -5465,16 +8356,22 @@
     </w:p>
     <w:p>
       <w:pPr>
-        <w:spacing w:after="20"/>
-        <w:ind w:left="340" w:hanging="340"/>
+        <w:tabs>
+          <w:tab w:pos="397" w:val="left"/>
+        </w:tabs>
+        <w:spacing w:before="0" w:after="30"/>
+        <w:ind w:left="397" w:hanging="397"/>
       </w:pPr>
       <w:r>
         <w:rPr>
+          <w:b w:val="0"/>
+          <w:color w:val="5F6B7A"/>
           <w:sz w:val="17"/>
         </w:rPr>
-        <w:t xml:space="preserve">25. </w:t>
+        <w:t>25.</w:t>
+        <w:tab/>
       </w:r>
-      <w:hyperlink r:id="rId13">
+      <w:hyperlink r:id="rId15">
         <w:r>
           <w:rPr>
             <w:color w:val="2A78D6"/>
@@ -5486,16 +8383,103 @@
     </w:p>
     <w:p>
       <w:pPr>
-        <w:spacing w:after="20"/>
-        <w:ind w:left="340" w:hanging="340"/>
+        <w:tabs>
+          <w:tab w:pos="397" w:val="left"/>
+        </w:tabs>
+        <w:spacing w:before="0" w:after="30"/>
+        <w:ind w:left="397" w:hanging="397"/>
       </w:pPr>
       <w:r>
         <w:rPr>
+          <w:b w:val="0"/>
+          <w:color w:val="5F6B7A"/>
           <w:sz w:val="17"/>
         </w:rPr>
-        <w:t xml:space="preserve">26. </w:t>
+        <w:t>26.</w:t>
+        <w:tab/>
       </w:r>
-      <w:hyperlink r:id="rId29">
+      <w:hyperlink r:id="rId31">
+        <w:r>
+          <w:rPr>
+            <w:color w:val="2A78D6"/>
+            <w:sz w:val="17"/>
+          </w:rPr>
+          <w:t xml:space="preserve">Jauns.lv – "Latvenergo" valdes loceklis Māris Kuņickis atstāj darbu uzņēmumā, 2026-10-05</w:t>
+        </w:r>
+      </w:hyperlink>
+    </w:p>
+    <w:p>
+      <w:pPr>
+        <w:tabs>
+          <w:tab w:pos="397" w:val="left"/>
+        </w:tabs>
+        <w:spacing w:before="0" w:after="30"/>
+        <w:ind w:left="397" w:hanging="397"/>
+      </w:pPr>
+      <w:r>
+        <w:rPr>
+          <w:b w:val="0"/>
+          <w:color w:val="5F6B7A"/>
+          <w:sz w:val="17"/>
+        </w:rPr>
+        <w:t>27.</w:t>
+        <w:tab/>
+      </w:r>
+      <w:hyperlink r:id="rId32">
+        <w:r>
+          <w:rPr>
+            <w:color w:val="2A78D6"/>
+            <w:sz w:val="17"/>
+          </w:rPr>
+          <w:t xml:space="preserve">TVNET – "Latvenergo" gatava turpināt sadarbību "Tet" un LMT daļu izpirkšanas procesā, 2026-10-22</w:t>
+        </w:r>
+      </w:hyperlink>
+    </w:p>
+    <w:p>
+      <w:pPr>
+        <w:tabs>
+          <w:tab w:pos="397" w:val="left"/>
+        </w:tabs>
+        <w:spacing w:before="0" w:after="30"/>
+        <w:ind w:left="397" w:hanging="397"/>
+      </w:pPr>
+      <w:r>
+        <w:rPr>
+          <w:b w:val="0"/>
+          <w:color w:val="5F6B7A"/>
+          <w:sz w:val="17"/>
+        </w:rPr>
+        <w:t>28.</w:t>
+        <w:tab/>
+      </w:r>
+      <w:hyperlink r:id="rId33">
+        <w:r>
+          <w:rPr>
+            <w:color w:val="2A78D6"/>
+            <w:sz w:val="17"/>
+          </w:rPr>
+          <w:t xml:space="preserve">NRA – "Latvenergo": tik dārga dabasgāze nav bijusi gadiem ilgi, 2026-10-14</w:t>
+        </w:r>
+      </w:hyperlink>
+    </w:p>
+    <w:p>
+      <w:pPr>
+        <w:tabs>
+          <w:tab w:pos="397" w:val="left"/>
+        </w:tabs>
+        <w:spacing w:before="0" w:after="30"/>
+        <w:ind w:left="397" w:hanging="397"/>
+      </w:pPr>
+      <w:r>
+        <w:rPr>
+          <w:b w:val="0"/>
+          <w:color w:val="5F6B7A"/>
+          <w:sz w:val="17"/>
+        </w:rPr>
+        <w:t>29.</w:t>
+        <w:tab/>
+      </w:r>
+      <w:hyperlink r:id="rId37">
         <w:r>
           <w:rPr>
             <w:color w:val="2A78D6"/>
@@ -5507,16 +8491,22 @@
     </w:p>
     <w:p>
       <w:pPr>
-        <w:spacing w:after="20"/>
-        <w:ind w:left="340" w:hanging="340"/>
+        <w:tabs>
+          <w:tab w:pos="397" w:val="left"/>
+        </w:tabs>
+        <w:spacing w:before="0" w:after="30"/>
+        <w:ind w:left="397" w:hanging="397"/>
       </w:pPr>
       <w:r>
         <w:rPr>
+          <w:b w:val="0"/>
+          <w:color w:val="5F6B7A"/>
           <w:sz w:val="17"/>
         </w:rPr>
-        <w:t xml:space="preserve">27. </w:t>
+        <w:t>30.</w:t>
+        <w:tab/>
       </w:r>
-      <w:hyperlink r:id="rId30">
+      <w:hyperlink r:id="rId38">
         <w:r>
           <w:rPr>
             <w:color w:val="2A78D6"/>
@@ -5528,16 +8518,22 @@
     </w:p>
     <w:p>
       <w:pPr>
-        <w:spacing w:after="20"/>
-        <w:ind w:left="340" w:hanging="340"/>
+        <w:tabs>
+          <w:tab w:pos="397" w:val="left"/>
+        </w:tabs>
+        <w:spacing w:before="0" w:after="30"/>
+        <w:ind w:left="397" w:hanging="397"/>
       </w:pPr>
       <w:r>
         <w:rPr>
+          <w:b w:val="0"/>
+          <w:color w:val="5F6B7A"/>
           <w:sz w:val="17"/>
         </w:rPr>
-        <w:t xml:space="preserve">28. </w:t>
+        <w:t>31.</w:t>
+        <w:tab/>
       </w:r>
-      <w:hyperlink r:id="rId31">
+      <w:hyperlink r:id="rId39">
         <w:r>
           <w:rPr>
             <w:color w:val="2A78D6"/>
@@ -5549,16 +8545,22 @@
     </w:p>
     <w:p>
       <w:pPr>
-        <w:spacing w:after="20"/>
-        <w:ind w:left="340" w:hanging="340"/>
+        <w:tabs>
+          <w:tab w:pos="397" w:val="left"/>
+        </w:tabs>
+        <w:spacing w:before="0" w:after="30"/>
+        <w:ind w:left="397" w:hanging="397"/>
       </w:pPr>
       <w:r>
         <w:rPr>
+          <w:b w:val="0"/>
+          <w:color w:val="5F6B7A"/>
           <w:sz w:val="17"/>
         </w:rPr>
-        <w:t xml:space="preserve">29. </w:t>
+        <w:t>32.</w:t>
+        <w:tab/>
       </w:r>
-      <w:hyperlink r:id="rId32">
+      <w:hyperlink r:id="rId40">
         <w:r>
           <w:rPr>
             <w:color w:val="2A78D6"/>
@@ -5570,16 +8572,22 @@
     </w:p>
     <w:p>
       <w:pPr>
-        <w:spacing w:after="20"/>
-        <w:ind w:left="340" w:hanging="340"/>
+        <w:tabs>
+          <w:tab w:pos="397" w:val="left"/>
+        </w:tabs>
+        <w:spacing w:before="0" w:after="30"/>
+        <w:ind w:left="397" w:hanging="397"/>
       </w:pPr>
       <w:r>
         <w:rPr>
+          <w:b w:val="0"/>
+          <w:color w:val="5F6B7A"/>
           <w:sz w:val="17"/>
         </w:rPr>
-        <w:t xml:space="preserve">30. </w:t>
+        <w:t>33.</w:t>
+        <w:tab/>
       </w:r>
-      <w:hyperlink r:id="rId33">
+      <w:hyperlink r:id="rId41">
         <w:r>
           <w:rPr>
             <w:color w:val="2A78D6"/>
@@ -5591,16 +8599,22 @@
     </w:p>
     <w:p>
       <w:pPr>
-        <w:spacing w:after="20"/>
-        <w:ind w:left="340" w:hanging="340"/>
+        <w:tabs>
+          <w:tab w:pos="397" w:val="left"/>
+        </w:tabs>
+        <w:spacing w:before="0" w:after="30"/>
+        <w:ind w:left="397" w:hanging="397"/>
       </w:pPr>
       <w:r>
         <w:rPr>
+          <w:b w:val="0"/>
+          <w:color w:val="5F6B7A"/>
           <w:sz w:val="17"/>
         </w:rPr>
-        <w:t xml:space="preserve">31. </w:t>
+        <w:t>34.</w:t>
+        <w:tab/>
       </w:r>
-      <w:hyperlink r:id="rId30">
+      <w:hyperlink r:id="rId38">
         <w:r>
           <w:rPr>
             <w:color w:val="2A78D6"/>
@@ -5612,16 +8626,22 @@
     </w:p>
     <w:p>
       <w:pPr>
-        <w:spacing w:after="20"/>
-        <w:ind w:left="340" w:hanging="340"/>
+        <w:tabs>
+          <w:tab w:pos="397" w:val="left"/>
+        </w:tabs>
+        <w:spacing w:before="0" w:after="30"/>
+        <w:ind w:left="397" w:hanging="397"/>
       </w:pPr>
       <w:r>
         <w:rPr>
+          <w:b w:val="0"/>
+          <w:color w:val="5F6B7A"/>
           <w:sz w:val="17"/>
         </w:rPr>
-        <w:t xml:space="preserve">32. </w:t>
+        <w:t>35.</w:t>
+        <w:tab/>
       </w:r>
-      <w:hyperlink r:id="rId34">
+      <w:hyperlink r:id="rId42">
         <w:r>
           <w:rPr>
             <w:color w:val="2A78D6"/>
@@ -5633,16 +8653,22 @@
     </w:p>
     <w:p>
       <w:pPr>
-        <w:spacing w:after="20"/>
-        <w:ind w:left="340" w:hanging="340"/>
+        <w:tabs>
+          <w:tab w:pos="397" w:val="left"/>
+        </w:tabs>
+        <w:spacing w:before="0" w:after="30"/>
+        <w:ind w:left="397" w:hanging="397"/>
       </w:pPr>
       <w:r>
         <w:rPr>
+          <w:b w:val="0"/>
+          <w:color w:val="5F6B7A"/>
           <w:sz w:val="17"/>
         </w:rPr>
-        <w:t xml:space="preserve">33. </w:t>
+        <w:t>36.</w:t>
+        <w:tab/>
       </w:r>
-      <w:hyperlink r:id="rId35">
+      <w:hyperlink r:id="rId43">
         <w:r>
           <w:rPr>
             <w:color w:val="2A78D6"/>
@@ -5654,16 +8680,22 @@
     </w:p>
     <w:p>
       <w:pPr>
-        <w:spacing w:after="20"/>
-        <w:ind w:left="340" w:hanging="340"/>
+        <w:tabs>
+          <w:tab w:pos="397" w:val="left"/>
+        </w:tabs>
+        <w:spacing w:before="0" w:after="30"/>
+        <w:ind w:left="397" w:hanging="397"/>
       </w:pPr>
       <w:r>
         <w:rPr>
+          <w:b w:val="0"/>
+          <w:color w:val="5F6B7A"/>
           <w:sz w:val="17"/>
         </w:rPr>
-        <w:t xml:space="preserve">34. </w:t>
+        <w:t>37.</w:t>
+        <w:tab/>
       </w:r>
-      <w:hyperlink r:id="rId35">
+      <w:hyperlink r:id="rId43">
         <w:r>
           <w:rPr>
             <w:color w:val="2A78D6"/>
@@ -5675,16 +8707,22 @@
     </w:p>
     <w:p>
       <w:pPr>
-        <w:spacing w:after="20"/>
-        <w:ind w:left="340" w:hanging="340"/>
+        <w:tabs>
+          <w:tab w:pos="397" w:val="left"/>
+        </w:tabs>
+        <w:spacing w:before="0" w:after="30"/>
+        <w:ind w:left="397" w:hanging="397"/>
       </w:pPr>
       <w:r>
         <w:rPr>
+          <w:b w:val="0"/>
+          <w:color w:val="5F6B7A"/>
           <w:sz w:val="17"/>
         </w:rPr>
-        <w:t xml:space="preserve">35. </w:t>
+        <w:t>38.</w:t>
+        <w:tab/>
       </w:r>
-      <w:hyperlink r:id="rId29">
+      <w:hyperlink r:id="rId37">
         <w:r>
           <w:rPr>
             <w:color w:val="2A78D6"/>
@@ -5696,16 +8734,22 @@
     </w:p>
     <w:p>
       <w:pPr>
-        <w:spacing w:after="20"/>
-        <w:ind w:left="340" w:hanging="340"/>
+        <w:tabs>
+          <w:tab w:pos="397" w:val="left"/>
+        </w:tabs>
+        <w:spacing w:before="0" w:after="30"/>
+        <w:ind w:left="397" w:hanging="397"/>
       </w:pPr>
       <w:r>
         <w:rPr>
+          <w:b w:val="0"/>
+          <w:color w:val="5F6B7A"/>
           <w:sz w:val="17"/>
         </w:rPr>
-        <w:t xml:space="preserve">36. </w:t>
+        <w:t>39.</w:t>
+        <w:tab/>
       </w:r>
-      <w:hyperlink r:id="rId36">
+      <w:hyperlink r:id="rId44">
         <w:r>
           <w:rPr>
             <w:color w:val="2A78D6"/>
@@ -5717,16 +8761,22 @@
     </w:p>
     <w:p>
       <w:pPr>
-        <w:spacing w:after="20"/>
-        <w:ind w:left="340" w:hanging="340"/>
+        <w:tabs>
+          <w:tab w:pos="397" w:val="left"/>
+        </w:tabs>
+        <w:spacing w:before="0" w:after="30"/>
+        <w:ind w:left="397" w:hanging="397"/>
       </w:pPr>
       <w:r>
         <w:rPr>
+          <w:b w:val="0"/>
+          <w:color w:val="5F6B7A"/>
           <w:sz w:val="17"/>
         </w:rPr>
-        <w:t xml:space="preserve">37. </w:t>
+        <w:t>40.</w:t>
+        <w:tab/>
       </w:r>
-      <w:hyperlink r:id="rId37">
+      <w:hyperlink r:id="rId45">
         <w:r>
           <w:rPr>
             <w:color w:val="2A78D6"/>
@@ -5738,16 +8788,22 @@
     </w:p>
     <w:p>
       <w:pPr>
-        <w:spacing w:after="20"/>
-        <w:ind w:left="340" w:hanging="340"/>
+        <w:tabs>
+          <w:tab w:pos="397" w:val="left"/>
+        </w:tabs>
+        <w:spacing w:before="0" w:after="30"/>
+        <w:ind w:left="397" w:hanging="397"/>
       </w:pPr>
       <w:r>
         <w:rPr>
+          <w:b w:val="0"/>
+          <w:color w:val="5F6B7A"/>
           <w:sz w:val="17"/>
         </w:rPr>
-        <w:t xml:space="preserve">38. </w:t>
+        <w:t>41.</w:t>
+        <w:tab/>
       </w:r>
-      <w:hyperlink r:id="rId30">
+      <w:hyperlink r:id="rId38">
         <w:r>
           <w:rPr>
             <w:color w:val="2A78D6"/>
@@ -5758,20 +8814,26 @@
       </w:hyperlink>
     </w:p>
     <w:p>
+      <w:pPr>
+        <w:spacing w:before="40" w:after="60"/>
+      </w:pPr>
       <w:r>
         <w:rPr>
-          <w:i/>
+          <w:b w:val="0"/>
           <w:color w:val="5F6B7A"/>
           <w:sz w:val="16"/>
         </w:rPr>
-        <w:t>Ataskaita parengta automatiškai iš viešų šaltinių. Skaičiai pateikiami taip, kaip juos skelbia emitentas; nuorodos [S#] veda į šaltinių sąrašą. Prieš naudojant sprendimui, analitikas turi peržiūrėti pažymėtus punktus.</w:t>
+        <w:t>Ataskaita parengta iš viešų šaltinių. Skaičiai pateikiami taip, kaip juos skelbia emitentas; maži numeriai prie teksto veda į šaltinių sąrašą.</w:t>
       </w:r>
     </w:p>
     <w:sectPr>
-      <w:footerReference w:type="default" r:id="rId9"/>
-      <w:pgSz w:w="12240" w:h="15840"/>
-      <w:pgMar w:top="907" w:right="1134" w:bottom="907" w:left="1134" w:header="720" w:footer="720" w:gutter="0"/>
+      <w:headerReference w:type="default" r:id="rId9"/>
+      <w:footerReference w:type="default" r:id="rId10"/>
+      <w:footerReference w:type="first" r:id="rId11"/>
+      <w:pgSz w:w="11906" w:h="16838"/>
+      <w:pgMar w:top="1020" w:right="1134" w:bottom="1020" w:left="1134" w:header="510" w:footer="454" w:gutter="0"/>
       <w:cols w:space="720"/>
+      <w:titlePg/>
       <w:docGrid w:linePitch="360"/>
     </w:sectPr>
   </w:body>
@@ -5782,19 +8844,100 @@
 <w:ftr xmlns:m="http://schemas.openxmlformats.org/officeDocument/2006/math" xmlns:mc="http://schemas.openxmlformats.org/markup-compatibility/2006" xmlns:mo="http://schemas.microsoft.com/office/mac/office/2008/main" xmlns:mv="urn:schemas-microsoft-com:mac:vml" xmlns:o="urn:schemas-microsoft-com:office:office" xmlns:r="http://schemas.openxmlformats.org/officeDocument/2006/relationships" xmlns:v="urn:schemas-microsoft-com:vml" xmlns:w10="urn:schemas-microsoft-com:office:word" xmlns:w14="http://schemas.microsoft.com/office/word/2010/wordml" xmlns:w="http://schemas.openxmlformats.org/wordprocessingml/2006/main" xmlns:wne="http://schemas.microsoft.com/office/word/2006/wordml" xmlns:wp14="http://schemas.microsoft.com/office/word/2010/wordprocessingDrawing" xmlns:wp="http://schemas.openxmlformats.org/drawingml/2006/wordprocessingDrawing" xmlns:wpc="http://schemas.microsoft.com/office/word/2010/wordprocessingCanvas" xmlns:wpg="http://schemas.microsoft.com/office/word/2010/wordprocessingGroup" xmlns:wpi="http://schemas.microsoft.com/office/word/2010/wordprocessingInk" xmlns:wps="http://schemas.microsoft.com/office/word/2010/wordprocessingShape" mc:Ignorable="w14 wp14">
   <w:p>
     <w:pPr>
-      <w:pStyle w:val="Footer"/>
-      <w:jc w:val="right"/>
+      <w:pBdr>
+        <w:top w:val="single" w:sz="4" w:color="C9D3DE" w:space="4"/>
+      </w:pBdr>
+      <w:tabs>
+        <w:tab w:pos="9638" w:val="right"/>
+      </w:tabs>
     </w:pPr>
     <w:r>
       <w:rPr>
+        <w:b w:val="0"/>
         <w:color w:val="5F6B7A"/>
         <w:sz w:val="16"/>
       </w:rPr>
-      <w:t xml:space="preserve">Latvenergo · 6M2026 · 2026-10-22   ·   </w:t>
+      <w:t>Latvenergo · 6M2026 · 2026-10-22</w:t>
+      <w:tab/>
     </w:r>
-    <w:fldSimple w:instr="PAGE"/>
+    <w:r>
+      <w:rPr>
+        <w:b/>
+        <w:color w:val="1F4E79"/>
+        <w:sz w:val="16"/>
+      </w:rPr>
+      <w:fldChar w:fldCharType="begin"/>
+      <w:instrText xml:space="preserve"> PAGE </w:instrText>
+      <w:fldChar w:fldCharType="end"/>
+    </w:r>
   </w:p>
 </w:ftr>
+</file>
+
+<file path=word/footer2.xml><?xml version="1.0" encoding="utf-8"?>
+<w:ftr xmlns:m="http://schemas.openxmlformats.org/officeDocument/2006/math" xmlns:mc="http://schemas.openxmlformats.org/markup-compatibility/2006" xmlns:mo="http://schemas.microsoft.com/office/mac/office/2008/main" xmlns:mv="urn:schemas-microsoft-com:mac:vml" xmlns:o="urn:schemas-microsoft-com:office:office" xmlns:r="http://schemas.openxmlformats.org/officeDocument/2006/relationships" xmlns:v="urn:schemas-microsoft-com:vml" xmlns:w10="urn:schemas-microsoft-com:office:word" xmlns:w14="http://schemas.microsoft.com/office/word/2010/wordml" xmlns:w="http://schemas.openxmlformats.org/wordprocessingml/2006/main" xmlns:wne="http://schemas.microsoft.com/office/word/2006/wordml" xmlns:wp14="http://schemas.microsoft.com/office/word/2010/wordprocessingDrawing" xmlns:wp="http://schemas.openxmlformats.org/drawingml/2006/wordprocessingDrawing" xmlns:wpc="http://schemas.microsoft.com/office/word/2010/wordprocessingCanvas" xmlns:wpg="http://schemas.microsoft.com/office/word/2010/wordprocessingGroup" xmlns:wpi="http://schemas.microsoft.com/office/word/2010/wordprocessingInk" xmlns:wps="http://schemas.microsoft.com/office/word/2010/wordprocessingShape" mc:Ignorable="w14 wp14">
+  <w:p>
+    <w:pPr>
+      <w:pBdr>
+        <w:top w:val="single" w:sz="4" w:color="C9D3DE" w:space="4"/>
+      </w:pBdr>
+      <w:tabs>
+        <w:tab w:pos="9638" w:val="right"/>
+      </w:tabs>
+    </w:pPr>
+    <w:r>
+      <w:rPr>
+        <w:b w:val="0"/>
+        <w:color w:val="5F6B7A"/>
+        <w:sz w:val="16"/>
+      </w:rPr>
+      <w:t>Latvenergo · 6M2026 · 2026-10-22</w:t>
+      <w:tab/>
+    </w:r>
+    <w:r>
+      <w:rPr>
+        <w:b/>
+        <w:color w:val="1F4E79"/>
+        <w:sz w:val="16"/>
+      </w:rPr>
+      <w:fldChar w:fldCharType="begin"/>
+      <w:instrText xml:space="preserve"> PAGE </w:instrText>
+      <w:fldChar w:fldCharType="end"/>
+    </w:r>
+  </w:p>
+</w:ftr>
+</file>
+
+<file path=word/header1.xml><?xml version="1.0" encoding="utf-8"?>
+<w:hdr xmlns:m="http://schemas.openxmlformats.org/officeDocument/2006/math" xmlns:mc="http://schemas.openxmlformats.org/markup-compatibility/2006" xmlns:mo="http://schemas.microsoft.com/office/mac/office/2008/main" xmlns:mv="urn:schemas-microsoft-com:mac:vml" xmlns:o="urn:schemas-microsoft-com:office:office" xmlns:r="http://schemas.openxmlformats.org/officeDocument/2006/relationships" xmlns:v="urn:schemas-microsoft-com:vml" xmlns:w10="urn:schemas-microsoft-com:office:word" xmlns:w14="http://schemas.microsoft.com/office/word/2010/wordml" xmlns:w="http://schemas.openxmlformats.org/wordprocessingml/2006/main" xmlns:wne="http://schemas.microsoft.com/office/word/2006/wordml" xmlns:wp14="http://schemas.microsoft.com/office/word/2010/wordprocessingDrawing" xmlns:wp="http://schemas.openxmlformats.org/drawingml/2006/wordprocessingDrawing" xmlns:wpc="http://schemas.microsoft.com/office/word/2010/wordprocessingCanvas" xmlns:wpg="http://schemas.microsoft.com/office/word/2010/wordprocessingGroup" xmlns:wpi="http://schemas.microsoft.com/office/word/2010/wordprocessingInk" xmlns:wps="http://schemas.microsoft.com/office/word/2010/wordprocessingShape" mc:Ignorable="w14 wp14">
+  <w:p>
+    <w:pPr>
+      <w:pBdr>
+        <w:bottom w:val="single" w:sz="4" w:color="C9D3DE" w:space="4"/>
+      </w:pBdr>
+      <w:tabs>
+        <w:tab w:pos="9638" w:val="right"/>
+      </w:tabs>
+    </w:pPr>
+    <w:r>
+      <w:rPr>
+        <w:b/>
+        <w:color w:val="1F4E79"/>
+        <w:sz w:val="16"/>
+      </w:rPr>
+      <w:t>Latvenergo</w:t>
+    </w:r>
+    <w:r>
+      <w:rPr>
+        <w:b w:val="0"/>
+        <w:color w:val="5F6B7A"/>
+        <w:sz w:val="16"/>
+      </w:rPr>
+      <w:tab/>
+      <w:t>Emitento apžvalga · 6M2026</w:t>
+    </w:r>
+  </w:p>
+</w:hdr>
 </file>
 
 <file path=word/numbering.xml><?xml version="1.0" encoding="utf-8"?>
@@ -6161,10 +9304,10 @@
     <w:qFormat/>
     <w:rsid w:val="00FC693F"/>
     <w:pPr>
-      <w:spacing w:after="80"/>
+      <w:spacing w:after="80" w:line="264" w:lineRule="auto"/>
     </w:pPr>
     <w:rPr>
-      <w:rFonts w:ascii="Calibri" w:hAnsi="Calibri"/>
+      <w:rFonts w:ascii="Calibri" w:hAnsi="Calibri" w:eastAsia="Calibri"/>
       <w:color w:val="1A1A1A"/>
       <w:sz w:val="21"/>
     </w:rPr>

--- a/docs/files/latvenergo/latvenergo_6M2026_lt.docx
+++ b/docs/files/latvenergo/latvenergo_6M2026_lt.docx
@@ -175,7 +175,7 @@
                 <w:color w:val="5F6B7A"/>
                 <w:sz w:val="15"/>
               </w:rPr>
-              <w:t>Reitingas</w:t>
+              <w:t>Emitento reitingas</w:t>
             </w:r>
           </w:p>
           <w:p>
@@ -992,16 +992,17 @@
         <w:tblLook w:firstColumn="1" w:firstRow="1" w:lastColumn="0" w:lastRow="0" w:noHBand="0" w:noVBand="1" w:val="04A0"/>
       </w:tblPr>
       <w:tblGrid>
-        <w:gridCol w:w="1701"/>
-        <w:gridCol w:w="2608"/>
-        <w:gridCol w:w="963"/>
-        <w:gridCol w:w="1304"/>
-        <w:gridCol w:w="3061"/>
+        <w:gridCol w:w="1513"/>
+        <w:gridCol w:w="2241"/>
+        <w:gridCol w:w="840"/>
+        <w:gridCol w:w="1120"/>
+        <w:gridCol w:w="1569"/>
+        <w:gridCol w:w="2353"/>
       </w:tblGrid>
       <w:tr>
         <w:tc>
           <w:tcPr>
-            <w:tcW w:type="dxa" w:w="1701"/>
+            <w:tcW w:type="dxa" w:w="1513"/>
             <w:tcBorders>
               <w:top w:val="single" w:sz="12" w:color="1F4E79" w:space="0"/>
               <w:left w:val="nil"/>
@@ -1027,7 +1028,7 @@
         </w:tc>
         <w:tc>
           <w:tcPr>
-            <w:tcW w:type="dxa" w:w="2608"/>
+            <w:tcW w:type="dxa" w:w="2241"/>
             <w:tcBorders>
               <w:top w:val="single" w:sz="12" w:color="1F4E79" w:space="0"/>
               <w:left w:val="nil"/>
@@ -1053,7 +1054,7 @@
         </w:tc>
         <w:tc>
           <w:tcPr>
-            <w:tcW w:type="dxa" w:w="964"/>
+            <w:tcW w:type="dxa" w:w="841"/>
             <w:tcBorders>
               <w:top w:val="single" w:sz="12" w:color="1F4E79" w:space="0"/>
               <w:left w:val="nil"/>
@@ -1080,7 +1081,7 @@
         </w:tc>
         <w:tc>
           <w:tcPr>
-            <w:tcW w:type="dxa" w:w="1304"/>
+            <w:tcW w:type="dxa" w:w="1121"/>
             <w:tcBorders>
               <w:top w:val="single" w:sz="12" w:color="1F4E79" w:space="0"/>
               <w:left w:val="nil"/>
@@ -1106,7 +1107,33 @@
         </w:tc>
         <w:tc>
           <w:tcPr>
-            <w:tcW w:type="dxa" w:w="3061"/>
+            <w:tcW w:type="dxa" w:w="1569"/>
+            <w:tcBorders>
+              <w:top w:val="single" w:sz="12" w:color="1F4E79" w:space="0"/>
+              <w:left w:val="nil"/>
+              <w:bottom w:val="single" w:sz="4" w:color="C9D3DE" w:space="0"/>
+              <w:right w:val="nil"/>
+            </w:tcBorders>
+            <w:shd w:val="clear" w:color="auto" w:fill="EAF1F8"/>
+          </w:tcPr>
+          <w:p>
+            <w:pPr>
+              <w:spacing w:before="0" w:after="0"/>
+            </w:pPr>
+            <w:r>
+              <w:rPr>
+                <w:b/>
+                <w:caps/>
+                <w:color w:val="1F4E79"/>
+                <w:sz w:val="16"/>
+              </w:rPr>
+              <w:t>Emisijos reitingas</w:t>
+            </w:r>
+          </w:p>
+        </w:tc>
+        <w:tc>
+          <w:tcPr>
+            <w:tcW w:type="dxa" w:w="2353"/>
             <w:tcBorders>
               <w:top w:val="single" w:sz="12" w:color="1F4E79" w:space="0"/>
               <w:left w:val="nil"/>
@@ -1134,7 +1161,7 @@
       <w:tr>
         <w:tc>
           <w:tcPr>
-            <w:tcW w:type="dxa" w:w="1701"/>
+            <w:tcW w:type="dxa" w:w="1513"/>
             <w:tcBorders>
               <w:top w:val="nil"/>
               <w:left w:val="nil"/>
@@ -1157,7 +1184,7 @@
         </w:tc>
         <w:tc>
           <w:tcPr>
-            <w:tcW w:type="dxa" w:w="2608"/>
+            <w:tcW w:type="dxa" w:w="2241"/>
             <w:tcBorders>
               <w:top w:val="nil"/>
               <w:left w:val="nil"/>
@@ -1180,7 +1207,7 @@
         </w:tc>
         <w:tc>
           <w:tcPr>
-            <w:tcW w:type="dxa" w:w="964"/>
+            <w:tcW w:type="dxa" w:w="841"/>
             <w:tcBorders>
               <w:top w:val="nil"/>
               <w:left w:val="nil"/>
@@ -1204,7 +1231,7 @@
         </w:tc>
         <w:tc>
           <w:tcPr>
-            <w:tcW w:type="dxa" w:w="1304"/>
+            <w:tcW w:type="dxa" w:w="1121"/>
             <w:tcBorders>
               <w:top w:val="nil"/>
               <w:left w:val="nil"/>
@@ -1227,7 +1254,30 @@
         </w:tc>
         <w:tc>
           <w:tcPr>
-            <w:tcW w:type="dxa" w:w="3061"/>
+            <w:tcW w:type="dxa" w:w="1569"/>
+            <w:tcBorders>
+              <w:top w:val="nil"/>
+              <w:left w:val="nil"/>
+              <w:bottom w:val="single" w:sz="4" w:color="DDE3EA" w:space="0"/>
+              <w:right w:val="nil"/>
+            </w:tcBorders>
+          </w:tcPr>
+          <w:p>
+            <w:pPr>
+              <w:spacing w:before="0" w:after="0"/>
+            </w:pPr>
+            <w:r>
+              <w:rPr>
+                <w:b w:val="0"/>
+                <w:sz w:val="17"/>
+              </w:rPr>
+              <w:t>atskiro nerasta</w:t>
+            </w:r>
+          </w:p>
+        </w:tc>
+        <w:tc>
+          <w:tcPr>
+            <w:tcW w:type="dxa" w:w="2353"/>
             <w:tcBorders>
               <w:top w:val="nil"/>
               <w:left w:val="nil"/>
@@ -1252,7 +1302,7 @@
       <w:tr>
         <w:tc>
           <w:tcPr>
-            <w:tcW w:type="dxa" w:w="1701"/>
+            <w:tcW w:type="dxa" w:w="1513"/>
             <w:tcBorders>
               <w:top w:val="nil"/>
               <w:left w:val="nil"/>
@@ -1275,7 +1325,7 @@
         </w:tc>
         <w:tc>
           <w:tcPr>
-            <w:tcW w:type="dxa" w:w="2608"/>
+            <w:tcW w:type="dxa" w:w="2241"/>
             <w:tcBorders>
               <w:top w:val="nil"/>
               <w:left w:val="nil"/>
@@ -1298,7 +1348,7 @@
         </w:tc>
         <w:tc>
           <w:tcPr>
-            <w:tcW w:type="dxa" w:w="964"/>
+            <w:tcW w:type="dxa" w:w="841"/>
             <w:tcBorders>
               <w:top w:val="nil"/>
               <w:left w:val="nil"/>
@@ -1322,7 +1372,7 @@
         </w:tc>
         <w:tc>
           <w:tcPr>
-            <w:tcW w:type="dxa" w:w="1304"/>
+            <w:tcW w:type="dxa" w:w="1121"/>
             <w:tcBorders>
               <w:top w:val="nil"/>
               <w:left w:val="nil"/>
@@ -1345,7 +1395,30 @@
         </w:tc>
         <w:tc>
           <w:tcPr>
-            <w:tcW w:type="dxa" w:w="3061"/>
+            <w:tcW w:type="dxa" w:w="1569"/>
+            <w:tcBorders>
+              <w:top w:val="nil"/>
+              <w:left w:val="nil"/>
+              <w:bottom w:val="single" w:sz="4" w:color="DDE3EA" w:space="0"/>
+              <w:right w:val="nil"/>
+            </w:tcBorders>
+          </w:tcPr>
+          <w:p>
+            <w:pPr>
+              <w:spacing w:before="0" w:after="0"/>
+            </w:pPr>
+            <w:r>
+              <w:rPr>
+                <w:b w:val="0"/>
+                <w:sz w:val="17"/>
+              </w:rPr>
+              <w:t>atskiro nerasta</w:t>
+            </w:r>
+          </w:p>
+        </w:tc>
+        <w:tc>
+          <w:tcPr>
+            <w:tcW w:type="dxa" w:w="2353"/>
             <w:tcBorders>
               <w:top w:val="nil"/>
               <w:left w:val="nil"/>
@@ -1370,7 +1443,7 @@
       <w:tr>
         <w:tc>
           <w:tcPr>
-            <w:tcW w:type="dxa" w:w="1701"/>
+            <w:tcW w:type="dxa" w:w="1513"/>
             <w:tcBorders>
               <w:top w:val="nil"/>
               <w:left w:val="nil"/>
@@ -1393,7 +1466,7 @@
         </w:tc>
         <w:tc>
           <w:tcPr>
-            <w:tcW w:type="dxa" w:w="2608"/>
+            <w:tcW w:type="dxa" w:w="2241"/>
             <w:tcBorders>
               <w:top w:val="nil"/>
               <w:left w:val="nil"/>
@@ -1416,7 +1489,7 @@
         </w:tc>
         <w:tc>
           <w:tcPr>
-            <w:tcW w:type="dxa" w:w="964"/>
+            <w:tcW w:type="dxa" w:w="841"/>
             <w:tcBorders>
               <w:top w:val="nil"/>
               <w:left w:val="nil"/>
@@ -1440,7 +1513,7 @@
         </w:tc>
         <w:tc>
           <w:tcPr>
-            <w:tcW w:type="dxa" w:w="1304"/>
+            <w:tcW w:type="dxa" w:w="1121"/>
             <w:tcBorders>
               <w:top w:val="nil"/>
               <w:left w:val="nil"/>
@@ -1463,7 +1536,30 @@
         </w:tc>
         <w:tc>
           <w:tcPr>
-            <w:tcW w:type="dxa" w:w="3061"/>
+            <w:tcW w:type="dxa" w:w="1569"/>
+            <w:tcBorders>
+              <w:top w:val="nil"/>
+              <w:left w:val="nil"/>
+              <w:bottom w:val="single" w:sz="4" w:color="DDE3EA" w:space="0"/>
+              <w:right w:val="nil"/>
+            </w:tcBorders>
+          </w:tcPr>
+          <w:p>
+            <w:pPr>
+              <w:spacing w:before="0" w:after="0"/>
+            </w:pPr>
+            <w:r>
+              <w:rPr>
+                <w:b w:val="0"/>
+                <w:sz w:val="17"/>
+              </w:rPr>
+              <w:t>atskiro nerasta</w:t>
+            </w:r>
+          </w:p>
+        </w:tc>
+        <w:tc>
+          <w:tcPr>
+            <w:tcW w:type="dxa" w:w="2353"/>
             <w:tcBorders>
               <w:top w:val="nil"/>
               <w:left w:val="nil"/>
@@ -1488,7 +1584,7 @@
       <w:tr>
         <w:tc>
           <w:tcPr>
-            <w:tcW w:type="dxa" w:w="1701"/>
+            <w:tcW w:type="dxa" w:w="1513"/>
             <w:tcBorders>
               <w:top w:val="nil"/>
               <w:left w:val="nil"/>
@@ -1511,7 +1607,7 @@
         </w:tc>
         <w:tc>
           <w:tcPr>
-            <w:tcW w:type="dxa" w:w="2608"/>
+            <w:tcW w:type="dxa" w:w="2241"/>
             <w:tcBorders>
               <w:top w:val="nil"/>
               <w:left w:val="nil"/>
@@ -1534,7 +1630,7 @@
         </w:tc>
         <w:tc>
           <w:tcPr>
-            <w:tcW w:type="dxa" w:w="964"/>
+            <w:tcW w:type="dxa" w:w="841"/>
             <w:tcBorders>
               <w:top w:val="nil"/>
               <w:left w:val="nil"/>
@@ -1558,7 +1654,7 @@
         </w:tc>
         <w:tc>
           <w:tcPr>
-            <w:tcW w:type="dxa" w:w="1304"/>
+            <w:tcW w:type="dxa" w:w="1121"/>
             <w:tcBorders>
               <w:top w:val="nil"/>
               <w:left w:val="nil"/>
@@ -1581,7 +1677,30 @@
         </w:tc>
         <w:tc>
           <w:tcPr>
-            <w:tcW w:type="dxa" w:w="3061"/>
+            <w:tcW w:type="dxa" w:w="1569"/>
+            <w:tcBorders>
+              <w:top w:val="nil"/>
+              <w:left w:val="nil"/>
+              <w:bottom w:val="single" w:sz="4" w:color="DDE3EA" w:space="0"/>
+              <w:right w:val="nil"/>
+            </w:tcBorders>
+          </w:tcPr>
+          <w:p>
+            <w:pPr>
+              <w:spacing w:before="0" w:after="0"/>
+            </w:pPr>
+            <w:r>
+              <w:rPr>
+                <w:b w:val="0"/>
+                <w:sz w:val="17"/>
+              </w:rPr>
+              <w:t>atskiro nerasta</w:t>
+            </w:r>
+          </w:p>
+        </w:tc>
+        <w:tc>
+          <w:tcPr>
+            <w:tcW w:type="dxa" w:w="2353"/>
             <w:tcBorders>
               <w:top w:val="nil"/>
               <w:left w:val="nil"/>

--- a/docs/files/latvenergo/latvenergo_6M2026_lt.docx
+++ b/docs/files/latvenergo/latvenergo_6M2026_lt.docx
@@ -2,6 +2,14 @@
 <file path=word/document.xml><?xml version="1.0" encoding="utf-8"?>
 <w:document xmlns:wpc="http://schemas.microsoft.com/office/word/2010/wordprocessingCanvas" xmlns:mo="http://schemas.microsoft.com/office/mac/office/2008/main" xmlns:mc="http://schemas.openxmlformats.org/markup-compatibility/2006" xmlns:mv="urn:schemas-microsoft-com:mac:vml" xmlns:o="urn:schemas-microsoft-com:office:office" xmlns:r="http://schemas.openxmlformats.org/officeDocument/2006/relationships" xmlns:m="http://schemas.openxmlformats.org/officeDocument/2006/math" xmlns:v="urn:schemas-microsoft-com:vml" xmlns:wp14="http://schemas.microsoft.com/office/word/2010/wordprocessingDrawing" xmlns:wp="http://schemas.openxmlformats.org/drawingml/2006/wordprocessingDrawing" xmlns:w10="urn:schemas-microsoft-com:office:word" xmlns:w="http://schemas.openxmlformats.org/wordprocessingml/2006/main" xmlns:w14="http://schemas.microsoft.com/office/word/2010/wordml" xmlns:wpg="http://schemas.microsoft.com/office/word/2010/wordprocessingGroup" xmlns:wpi="http://schemas.microsoft.com/office/word/2010/wordprocessingInk" xmlns:wne="http://schemas.microsoft.com/office/word/2006/wordml" xmlns:wps="http://schemas.microsoft.com/office/word/2010/wordprocessingShape" mc:Ignorable="w14 wp14">
   <w:body>
+    <w:p>
+      <w:pPr>
+        <w:pBdr>
+          <w:top w:val="single" w:sz="24" w:color="12355B" w:space="0"/>
+        </w:pBdr>
+        <w:spacing w:before="0" w:after="200" w:line="120" w:lineRule="auto"/>
+      </w:pPr>
+    </w:p>
     <w:tbl>
       <w:tblPr>
         <w:tblW w:w="9639" w:type="dxa"/>
@@ -15,10 +23,10 @@
         </w:tblBorders>
         <w:tblLayout w:type="fixed"/>
         <w:tblCellMar>
-          <w:top w:w="260" w:type="dxa"/>
-          <w:left w:w="280" w:type="dxa"/>
-          <w:bottom w:w="260" w:type="dxa"/>
-          <w:right w:w="280" w:type="dxa"/>
+          <w:top w:w="0" w:type="dxa"/>
+          <w:left w:w="0" w:type="dxa"/>
+          <w:bottom w:w="0" w:type="dxa"/>
+          <w:right w:w="0" w:type="dxa"/>
         </w:tblCellMar>
         <w:tblLook w:firstColumn="1" w:firstRow="1" w:lastColumn="0" w:lastRow="0" w:noHBand="0" w:noVBand="1" w:val="04A0"/>
       </w:tblPr>
@@ -30,7 +38,6 @@
         <w:tc>
           <w:tcPr>
             <w:tcW w:type="dxa" w:w="7030"/>
-            <w:shd w:val="clear" w:color="auto" w:fill="1F4E79"/>
           </w:tcPr>
           <w:p>
             <w:pPr>
@@ -40,8 +47,8 @@
               <w:rPr>
                 <w:b/>
                 <w:caps/>
-                <w:color w:val="AFC6DD"/>
-                <w:sz w:val="17"/>
+                <w:color w:val="2A78D6"/>
+                <w:sz w:val="16"/>
               </w:rPr>
               <w:t>Emitento apžvalga · 6M2026</w:t>
             </w:r>
@@ -53,28 +60,40 @@
             <w:r>
               <w:rPr>
                 <w:b/>
-                <w:color w:val="FFFFFF"/>
+                <w:color w:val="12355B"/>
                 <w:sz w:val="52"/>
               </w:rPr>
               <w:t>Latvenergo</w:t>
+            </w:r>
+          </w:p>
+          <w:p>
+            <w:pPr>
+              <w:spacing w:before="40" w:after="0"/>
+            </w:pPr>
+            <w:r>
+              <w:rPr>
+                <w:b w:val="0"/>
+                <w:color w:val="667085"/>
+                <w:sz w:val="18"/>
+              </w:rPr>
+              <w:t>Latvija</w:t>
             </w:r>
           </w:p>
         </w:tc>
         <w:tc>
           <w:tcPr>
             <w:tcW w:type="dxa" w:w="2608"/>
-            <w:shd w:val="clear" w:color="auto" w:fill="1F4E79"/>
           </w:tcPr>
           <w:p>
             <w:pPr>
-              <w:spacing w:before="280" w:after="0"/>
+              <w:spacing w:before="440" w:after="0"/>
               <w:jc w:val="right"/>
             </w:pPr>
             <w:r>
               <w:rPr>
                 <w:b/>
                 <w:color w:val="1B7F3B"/>
-                <w:sz w:val="19"/>
+                <w:sz w:val="18"/>
                 <w:shd w:val="clear" w:color="auto" w:fill="E3F3E8"/>
               </w:rPr>
               <w:t xml:space="preserve">  ●  TVARKINGA  </w:t>
@@ -86,9 +105,9 @@
     <w:p>
       <w:pPr>
         <w:pBdr>
-          <w:top w:val="single" w:sz="12" w:color="2A78D6" w:space="0"/>
+          <w:top w:val="single" w:sz="4" w:color="D5DCE4" w:space="0"/>
         </w:pBdr>
-        <w:spacing w:before="0" w:after="200" w:line="120" w:lineRule="auto"/>
+        <w:spacing w:before="120" w:after="200" w:line="120" w:lineRule="auto"/>
       </w:pPr>
     </w:p>
     <w:tbl>
@@ -104,76 +123,52 @@
         </w:tblBorders>
         <w:tblLayout w:type="fixed"/>
         <w:tblCellMar>
-          <w:top w:w="0" w:type="dxa"/>
-          <w:left w:w="0" w:type="dxa"/>
-          <w:bottom w:w="120" w:type="dxa"/>
-          <w:right w:w="160" w:type="dxa"/>
+          <w:top w:w="160" w:type="dxa"/>
+          <w:left w:w="220" w:type="dxa"/>
+          <w:bottom w:w="160" w:type="dxa"/>
+          <w:right w:w="220" w:type="dxa"/>
         </w:tblCellMar>
         <w:tblLook w:firstColumn="1" w:firstRow="1" w:lastColumn="0" w:lastRow="0" w:noHBand="0" w:noVBand="1" w:val="04A0"/>
       </w:tblPr>
       <w:tblGrid>
-        <w:gridCol w:w="3213"/>
-        <w:gridCol w:w="3213"/>
-        <w:gridCol w:w="3213"/>
+        <w:gridCol w:w="4819"/>
+        <w:gridCol w:w="4819"/>
       </w:tblGrid>
       <w:tr>
         <w:tc>
           <w:tcPr>
-            <w:tcW w:type="dxa" w:w="3213"/>
+            <w:tcW w:type="dxa" w:w="4819"/>
             <w:tcBorders>
-              <w:top w:val="nil"/>
+              <w:top w:val="single" w:sz="12" w:color="12355B" w:space="0"/>
               <w:left w:val="nil"/>
-              <w:bottom w:val="single" w:sz="4" w:color="C9D3DE" w:space="0"/>
+              <w:bottom w:val="nil"/>
               <w:right w:val="nil"/>
             </w:tcBorders>
+            <w:shd w:val="clear" w:color="auto" w:fill="F4F6F9"/>
           </w:tcPr>
           <w:p>
             <w:pPr>
-              <w:spacing w:before="0" w:after="20"/>
+              <w:spacing w:before="0" w:after="40"/>
+            </w:pPr>
+            <w:r>
+              <w:rPr>
+                <w:b/>
+                <w:color w:val="12355B"/>
+                <w:sz w:val="18"/>
+              </w:rPr>
+              <w:t>Pagrindinė informacija</w:t>
+            </w:r>
+          </w:p>
+          <w:p>
+            <w:pPr>
+              <w:spacing w:before="80" w:after="0"/>
             </w:pPr>
             <w:r>
               <w:rPr>
                 <w:b/>
                 <w:caps/>
-                <w:color w:val="5F6B7A"/>
-                <w:sz w:val="15"/>
-              </w:rPr>
-              <w:t>Analizės data</w:t>
-            </w:r>
-          </w:p>
-          <w:p>
-            <w:pPr>
-              <w:spacing w:before="0" w:after="0"/>
-            </w:pPr>
-            <w:r>
-              <w:rPr>
-                <w:b w:val="0"/>
-                <w:sz w:val="19"/>
-              </w:rPr>
-              <w:t>2026-10-22</w:t>
-            </w:r>
-          </w:p>
-        </w:tc>
-        <w:tc>
-          <w:tcPr>
-            <w:tcW w:type="dxa" w:w="3213"/>
-            <w:tcBorders>
-              <w:top w:val="nil"/>
-              <w:left w:val="nil"/>
-              <w:bottom w:val="single" w:sz="4" w:color="C9D3DE" w:space="0"/>
-              <w:right w:val="nil"/>
-            </w:tcBorders>
-          </w:tcPr>
-          <w:p>
-            <w:pPr>
-              <w:spacing w:before="0" w:after="20"/>
-            </w:pPr>
-            <w:r>
-              <w:rPr>
-                <w:b/>
-                <w:caps/>
-                <w:color w:val="5F6B7A"/>
-                <w:sz w:val="15"/>
+                <w:color w:val="667085"/>
+                <w:sz w:val="14"/>
               </w:rPr>
               <w:t>Emitento reitingas</w:t>
             </w:r>
@@ -185,7 +180,7 @@
             <w:r>
               <w:rPr>
                 <w:b w:val="0"/>
-                <w:sz w:val="19"/>
+                <w:sz w:val="18"/>
               </w:rPr>
               <w:t>Moody's Baa2, stable outlook (affirmed October 2025)</w:t>
             </w:r>
@@ -194,7 +189,7 @@
                 <w:rPr>
                   <w:color w:val="2A78D6"/>
                   <w:vertAlign w:val="superscript"/>
-                  <w:sz w:val="16"/>
+                  <w:sz w:val="15"/>
                 </w:rPr>
                 <w:t xml:space="preserve">1</w:t>
               </w:r>
@@ -211,33 +206,48 @@
                 <w:rPr>
                   <w:color w:val="2A78D6"/>
                   <w:vertAlign w:val="superscript"/>
-                  <w:sz w:val="16"/>
+                  <w:sz w:val="15"/>
                 </w:rPr>
                 <w:t xml:space="preserve">2</w:t>
               </w:r>
             </w:hyperlink>
           </w:p>
-        </w:tc>
-        <w:tc>
-          <w:tcPr>
-            <w:tcW w:type="dxa" w:w="3213"/>
-            <w:tcBorders>
-              <w:top w:val="nil"/>
-              <w:left w:val="nil"/>
-              <w:bottom w:val="single" w:sz="4" w:color="C9D3DE" w:space="0"/>
-              <w:right w:val="nil"/>
-            </w:tcBorders>
-          </w:tcPr>
           <w:p>
             <w:pPr>
-              <w:spacing w:before="0" w:after="20"/>
+              <w:spacing w:before="80" w:after="0"/>
             </w:pPr>
             <w:r>
               <w:rPr>
                 <w:b/>
                 <w:caps/>
-                <w:color w:val="5F6B7A"/>
-                <w:sz w:val="15"/>
+                <w:color w:val="667085"/>
+                <w:sz w:val="14"/>
+              </w:rPr>
+              <w:t>Analizės data</w:t>
+            </w:r>
+          </w:p>
+          <w:p>
+            <w:pPr>
+              <w:spacing w:before="0" w:after="0"/>
+            </w:pPr>
+            <w:r>
+              <w:rPr>
+                <w:b w:val="0"/>
+                <w:sz w:val="18"/>
+              </w:rPr>
+              <w:t>2026-10-22</w:t>
+            </w:r>
+          </w:p>
+          <w:p>
+            <w:pPr>
+              <w:spacing w:before="80" w:after="0"/>
+            </w:pPr>
+            <w:r>
+              <w:rPr>
+                <w:b/>
+                <w:caps/>
+                <w:color w:val="667085"/>
+                <w:sz w:val="14"/>
               </w:rPr>
               <w:t>Kita ataskaita</w:t>
             </w:r>
@@ -249,7 +259,7 @@
             <w:r>
               <w:rPr>
                 <w:b w:val="0"/>
-                <w:sz w:val="19"/>
+                <w:sz w:val="18"/>
               </w:rPr>
               <w:t>9M 2026 interim report - 2026-11-30</w:t>
             </w:r>
@@ -258,18 +268,225 @@
                 <w:rPr>
                   <w:color w:val="2A78D6"/>
                   <w:vertAlign w:val="superscript"/>
-                  <w:sz w:val="16"/>
+                  <w:sz w:val="15"/>
                 </w:rPr>
                 <w:t xml:space="preserve">3</w:t>
               </w:r>
             </w:hyperlink>
+          </w:p>
+          <w:p>
+            <w:pPr>
+              <w:spacing w:before="80" w:after="0"/>
+            </w:pPr>
+            <w:r>
+              <w:rPr>
+                <w:b/>
+                <w:caps/>
+                <w:color w:val="667085"/>
+                <w:sz w:val="14"/>
+              </w:rPr>
+              <w:t>Šalis</w:t>
+            </w:r>
+          </w:p>
+          <w:p>
+            <w:pPr>
+              <w:spacing w:before="0" w:after="0"/>
+            </w:pPr>
+            <w:r>
+              <w:rPr>
+                <w:b w:val="0"/>
+                <w:sz w:val="18"/>
+              </w:rPr>
+              <w:t>Latvija</w:t>
+            </w:r>
+          </w:p>
+        </w:tc>
+        <w:tc>
+          <w:tcPr>
+            <w:tcW w:type="dxa" w:w="4819"/>
+            <w:tcBorders>
+              <w:top w:val="single" w:sz="12" w:color="12355B" w:space="0"/>
+              <w:left w:val="nil"/>
+              <w:bottom w:val="nil"/>
+              <w:right w:val="nil"/>
+            </w:tcBorders>
+            <w:shd w:val="clear" w:color="auto" w:fill="F4F6F9"/>
+          </w:tcPr>
+          <w:p>
+            <w:pPr>
+              <w:spacing w:before="0" w:after="40"/>
+            </w:pPr>
+            <w:r>
+              <w:rPr>
+                <w:b/>
+                <w:color w:val="12355B"/>
+                <w:sz w:val="18"/>
+              </w:rPr>
+              <w:t>Turimi vertybiniai popieriai</w:t>
+            </w:r>
+          </w:p>
+          <w:p>
+            <w:pPr>
+              <w:spacing w:before="80" w:after="0"/>
+            </w:pPr>
+            <w:r>
+              <w:rPr>
+                <w:b/>
+                <w:color w:val="1B2430"/>
+                <w:sz w:val="17"/>
+              </w:rPr>
+              <w:t>Latvenergo 4.952% 6Y green bond</w:t>
+            </w:r>
+          </w:p>
+          <w:p>
+            <w:pPr>
+              <w:spacing w:before="0" w:after="0"/>
+            </w:pPr>
+            <w:r>
+              <w:rPr>
+                <w:b w:val="0"/>
+                <w:color w:val="667085"/>
+                <w:sz w:val="15"/>
+              </w:rPr>
+              <w:t>LV0000802684  ·  4,952 % · 2029-02-22</w:t>
+            </w:r>
+          </w:p>
+          <w:p>
+            <w:pPr>
+              <w:spacing w:before="0" w:after="0"/>
+            </w:pPr>
+            <w:r>
+              <w:rPr>
+                <w:b w:val="0"/>
+                <w:color w:val="12355B"/>
+                <w:sz w:val="15"/>
+              </w:rPr>
+              <w:t>atskiro nerasta</w:t>
+            </w:r>
+          </w:p>
+          <w:p>
+            <w:pPr>
+              <w:spacing w:before="80" w:after="0"/>
+            </w:pPr>
+            <w:r>
+              <w:rPr>
+                <w:b/>
+                <w:color w:val="1B2430"/>
+                <w:sz w:val="17"/>
+              </w:rPr>
+              <w:t>Latvenergo 2.42% 5Y green bond</w:t>
+            </w:r>
+          </w:p>
+          <w:p>
+            <w:pPr>
+              <w:spacing w:before="0" w:after="0"/>
+            </w:pPr>
+            <w:r>
+              <w:rPr>
+                <w:b w:val="0"/>
+                <w:color w:val="667085"/>
+                <w:sz w:val="15"/>
+              </w:rPr>
+              <w:t>LV0000870129  ·  2,42 % · 2027-05-05</w:t>
+            </w:r>
+          </w:p>
+          <w:p>
+            <w:pPr>
+              <w:spacing w:before="0" w:after="0"/>
+            </w:pPr>
+            <w:r>
+              <w:rPr>
+                <w:b w:val="0"/>
+                <w:color w:val="12355B"/>
+                <w:sz w:val="15"/>
+              </w:rPr>
+              <w:t>atskiro nerasta</w:t>
+            </w:r>
+          </w:p>
+          <w:p>
+            <w:pPr>
+              <w:spacing w:before="80" w:after="0"/>
+            </w:pPr>
+            <w:r>
+              <w:rPr>
+                <w:b/>
+                <w:color w:val="1B2430"/>
+                <w:sz w:val="17"/>
+              </w:rPr>
+              <w:t>Latvenergo 0.5% 7Y green bond</w:t>
+            </w:r>
+          </w:p>
+          <w:p>
+            <w:pPr>
+              <w:spacing w:before="0" w:after="0"/>
+            </w:pPr>
+            <w:r>
+              <w:rPr>
+                <w:b w:val="0"/>
+                <w:color w:val="667085"/>
+                <w:sz w:val="15"/>
+              </w:rPr>
+              <w:t>LV0000802460  ·  0,5 % · 2028-05-17</w:t>
+            </w:r>
+          </w:p>
+          <w:p>
+            <w:pPr>
+              <w:spacing w:before="0" w:after="0"/>
+            </w:pPr>
+            <w:r>
+              <w:rPr>
+                <w:b w:val="0"/>
+                <w:color w:val="12355B"/>
+                <w:sz w:val="15"/>
+              </w:rPr>
+              <w:t>atskiro nerasta</w:t>
+            </w:r>
+          </w:p>
+          <w:p>
+            <w:pPr>
+              <w:spacing w:before="80" w:after="0"/>
+            </w:pPr>
+            <w:r>
+              <w:rPr>
+                <w:b/>
+                <w:color w:val="1B2430"/>
+                <w:sz w:val="17"/>
+              </w:rPr>
+              <w:t>Latvenergo 3.612% 5Y green bond</w:t>
+            </w:r>
+          </w:p>
+          <w:p>
+            <w:pPr>
+              <w:spacing w:before="0" w:after="0"/>
+            </w:pPr>
+            <w:r>
+              <w:rPr>
+                <w:b w:val="0"/>
+                <w:color w:val="667085"/>
+                <w:sz w:val="15"/>
+              </w:rPr>
+              <w:t>XS3227294132  ·  3,612 % · 2030-11-13</w:t>
+            </w:r>
+          </w:p>
+          <w:p>
+            <w:pPr>
+              <w:spacing w:before="0" w:after="0"/>
+            </w:pPr>
+            <w:r>
+              <w:rPr>
+                <w:b w:val="0"/>
+                <w:color w:val="12355B"/>
+                <w:sz w:val="15"/>
+              </w:rPr>
+              <w:t>atskiro nerasta</w:t>
+            </w:r>
           </w:p>
         </w:tc>
       </w:tr>
     </w:tbl>
     <w:p>
       <w:pPr>
-        <w:spacing w:before="0" w:after="80"/>
+        <w:spacing w:before="0" w:after="120"/>
       </w:pPr>
     </w:p>
     <w:tbl>
@@ -314,7 +531,7 @@
             <w:r>
               <w:rPr>
                 <w:b/>
-                <w:color w:val="1A1A1A"/>
+                <w:color w:val="1B2430"/>
                 <w:sz w:val="21"/>
               </w:rPr>
               <w:t>Pozicija tvarkinga.</w:t>
@@ -322,7 +539,7 @@
             <w:r>
               <w:rPr>
                 <w:b w:val="0"/>
-                <w:color w:val="1A1A1A"/>
+                <w:color w:val="1B2430"/>
                 <w:sz w:val="21"/>
               </w:rPr>
               <w:t xml:space="preserve"> I pusm. pelnas 144,6 mln. EUR (+7 %), reitingas Baa2 stabilus</w:t>
@@ -340,7 +557,7 @@
             <w:r>
               <w:rPr>
                 <w:b w:val="0"/>
-                <w:color w:val="1A1A1A"/>
+                <w:color w:val="1B2430"/>
                 <w:sz w:val="21"/>
               </w:rPr>
               <w:t>. Skola auga dėl didelių investicijų į atsinaujinančią energetiką: grynoji skola / EBITDA 2,4x (prieš metus 1,5x), tačiau FFO / grynoji skola 35 % vis dar viršija strategijos tikslą (&gt;25 %)</w:t>
@@ -358,7 +575,7 @@
             <w:r>
               <w:rPr>
                 <w:b w:val="0"/>
-                <w:color w:val="1A1A1A"/>
+                <w:color w:val="1B2430"/>
                 <w:sz w:val="21"/>
               </w:rPr>
               <w:t>.</w:t>
@@ -407,9 +624,9 @@
             <w:tcW w:type="dxa" w:w="2261"/>
             <w:tcBorders>
               <w:top w:val="single" w:sz="18" w:color="2A78D6" w:space="0"/>
-              <w:left w:val="single" w:sz="4" w:color="C9D3DE" w:space="0"/>
-              <w:bottom w:val="single" w:sz="4" w:color="C9D3DE" w:space="0"/>
-              <w:right w:val="single" w:sz="4" w:color="C9D3DE" w:space="0"/>
+              <w:left w:val="single" w:sz="4" w:color="D5DCE4" w:space="0"/>
+              <w:bottom w:val="single" w:sz="4" w:color="D5DCE4" w:space="0"/>
+              <w:right w:val="single" w:sz="4" w:color="D5DCE4" w:space="0"/>
             </w:tcBorders>
           </w:tcPr>
           <w:p>
@@ -420,7 +637,7 @@
               <w:rPr>
                 <w:b/>
                 <w:caps/>
-                <w:color w:val="5F6B7A"/>
+                <w:color w:val="667085"/>
                 <w:sz w:val="14"/>
               </w:rPr>
               <w:t>EBITDA</w:t>
@@ -428,7 +645,7 @@
             <w:r>
               <w:rPr>
                 <w:b w:val="0"/>
-                <w:color w:val="5F6B7A"/>
+                <w:color w:val="667085"/>
                 <w:sz w:val="14"/>
               </w:rPr>
               <w:t xml:space="preserve">  ·  6M2026</w:t>
@@ -441,7 +658,7 @@
             <w:r>
               <w:rPr>
                 <w:b/>
-                <w:color w:val="1F4E79"/>
+                <w:color w:val="12355B"/>
                 <w:sz w:val="34"/>
               </w:rPr>
               <w:t>284,6</w:t>
@@ -449,7 +666,7 @@
             <w:r>
               <w:rPr>
                 <w:b w:val="0"/>
-                <w:color w:val="5F6B7A"/>
+                <w:color w:val="667085"/>
                 <w:sz w:val="18"/>
               </w:rPr>
               <w:t xml:space="preserve"> mln. EUR</w:t>
@@ -462,7 +679,7 @@
             <w:r>
               <w:rPr>
                 <w:b w:val="0"/>
-                <w:color w:val="5F6B7A"/>
+                <w:color w:val="667085"/>
                 <w:sz w:val="15"/>
               </w:rPr>
               <w:t>▲ 4,7 % vs 6M2025</w:t>
@@ -480,9 +697,9 @@
             <w:tcW w:type="dxa" w:w="2261"/>
             <w:tcBorders>
               <w:top w:val="single" w:sz="18" w:color="2A78D6" w:space="0"/>
-              <w:left w:val="single" w:sz="4" w:color="C9D3DE" w:space="0"/>
-              <w:bottom w:val="single" w:sz="4" w:color="C9D3DE" w:space="0"/>
-              <w:right w:val="single" w:sz="4" w:color="C9D3DE" w:space="0"/>
+              <w:left w:val="single" w:sz="4" w:color="D5DCE4" w:space="0"/>
+              <w:bottom w:val="single" w:sz="4" w:color="D5DCE4" w:space="0"/>
+              <w:right w:val="single" w:sz="4" w:color="D5DCE4" w:space="0"/>
             </w:tcBorders>
           </w:tcPr>
           <w:p>
@@ -493,7 +710,7 @@
               <w:rPr>
                 <w:b/>
                 <w:caps/>
-                <w:color w:val="5F6B7A"/>
+                <w:color w:val="667085"/>
                 <w:sz w:val="14"/>
               </w:rPr>
               <w:t>Grynasis pelnas</w:t>
@@ -501,7 +718,7 @@
             <w:r>
               <w:rPr>
                 <w:b w:val="0"/>
-                <w:color w:val="5F6B7A"/>
+                <w:color w:val="667085"/>
                 <w:sz w:val="14"/>
               </w:rPr>
               <w:t xml:space="preserve">  ·  6M2026</w:t>
@@ -514,7 +731,7 @@
             <w:r>
               <w:rPr>
                 <w:b/>
-                <w:color w:val="1F4E79"/>
+                <w:color w:val="12355B"/>
                 <w:sz w:val="34"/>
               </w:rPr>
               <w:t>144,6</w:t>
@@ -522,7 +739,7 @@
             <w:r>
               <w:rPr>
                 <w:b w:val="0"/>
-                <w:color w:val="5F6B7A"/>
+                <w:color w:val="667085"/>
                 <w:sz w:val="18"/>
               </w:rPr>
               <w:t xml:space="preserve"> mln. EUR</w:t>
@@ -535,7 +752,7 @@
             <w:r>
               <w:rPr>
                 <w:b w:val="0"/>
-                <w:color w:val="5F6B7A"/>
+                <w:color w:val="667085"/>
                 <w:sz w:val="15"/>
               </w:rPr>
               <w:t>▲ 6,9 % vs 6M2025</w:t>
@@ -553,9 +770,9 @@
             <w:tcW w:type="dxa" w:w="2261"/>
             <w:tcBorders>
               <w:top w:val="single" w:sz="18" w:color="2A78D6" w:space="0"/>
-              <w:left w:val="single" w:sz="4" w:color="C9D3DE" w:space="0"/>
-              <w:bottom w:val="single" w:sz="4" w:color="C9D3DE" w:space="0"/>
-              <w:right w:val="single" w:sz="4" w:color="C9D3DE" w:space="0"/>
+              <w:left w:val="single" w:sz="4" w:color="D5DCE4" w:space="0"/>
+              <w:bottom w:val="single" w:sz="4" w:color="D5DCE4" w:space="0"/>
+              <w:right w:val="single" w:sz="4" w:color="D5DCE4" w:space="0"/>
             </w:tcBorders>
           </w:tcPr>
           <w:p>
@@ -566,7 +783,7 @@
               <w:rPr>
                 <w:b/>
                 <w:caps/>
-                <w:color w:val="5F6B7A"/>
+                <w:color w:val="667085"/>
                 <w:sz w:val="14"/>
               </w:rPr>
               <w:t>Grynoji skola / EBITDA</w:t>
@@ -574,7 +791,7 @@
             <w:r>
               <w:rPr>
                 <w:b w:val="0"/>
-                <w:color w:val="5F6B7A"/>
+                <w:color w:val="667085"/>
                 <w:sz w:val="14"/>
               </w:rPr>
               <w:t xml:space="preserve">  ·  6M2026</w:t>
@@ -587,7 +804,7 @@
             <w:r>
               <w:rPr>
                 <w:b/>
-                <w:color w:val="1F4E79"/>
+                <w:color w:val="12355B"/>
                 <w:sz w:val="34"/>
               </w:rPr>
               <w:t>2,4</w:t>
@@ -595,7 +812,7 @@
             <w:r>
               <w:rPr>
                 <w:b w:val="0"/>
-                <w:color w:val="5F6B7A"/>
+                <w:color w:val="667085"/>
                 <w:sz w:val="18"/>
               </w:rPr>
               <w:t xml:space="preserve"> x</w:t>
@@ -608,7 +825,7 @@
             <w:r>
               <w:rPr>
                 <w:b w:val="0"/>
-                <w:color w:val="5F6B7A"/>
+                <w:color w:val="667085"/>
                 <w:sz w:val="15"/>
               </w:rPr>
               <w:t>▲ 0,9x vs 6M2025</w:t>
@@ -626,9 +843,9 @@
             <w:tcW w:type="dxa" w:w="2261"/>
             <w:tcBorders>
               <w:top w:val="single" w:sz="18" w:color="2A78D6" w:space="0"/>
-              <w:left w:val="single" w:sz="4" w:color="C9D3DE" w:space="0"/>
-              <w:bottom w:val="single" w:sz="4" w:color="C9D3DE" w:space="0"/>
-              <w:right w:val="single" w:sz="4" w:color="C9D3DE" w:space="0"/>
+              <w:left w:val="single" w:sz="4" w:color="D5DCE4" w:space="0"/>
+              <w:bottom w:val="single" w:sz="4" w:color="D5DCE4" w:space="0"/>
+              <w:right w:val="single" w:sz="4" w:color="D5DCE4" w:space="0"/>
             </w:tcBorders>
           </w:tcPr>
           <w:p>
@@ -639,7 +856,7 @@
               <w:rPr>
                 <w:b/>
                 <w:caps/>
-                <w:color w:val="5F6B7A"/>
+                <w:color w:val="667085"/>
                 <w:sz w:val="14"/>
               </w:rPr>
               <w:t>FFO / grynoji skola</w:t>
@@ -647,7 +864,7 @@
             <w:r>
               <w:rPr>
                 <w:b w:val="0"/>
-                <w:color w:val="5F6B7A"/>
+                <w:color w:val="667085"/>
                 <w:sz w:val="14"/>
               </w:rPr>
               <w:t xml:space="preserve">  ·  6M2026</w:t>
@@ -660,7 +877,7 @@
             <w:r>
               <w:rPr>
                 <w:b/>
-                <w:color w:val="1F4E79"/>
+                <w:color w:val="12355B"/>
                 <w:sz w:val="34"/>
               </w:rPr>
               <w:t>35</w:t>
@@ -668,7 +885,7 @@
             <w:r>
               <w:rPr>
                 <w:b w:val="0"/>
-                <w:color w:val="5F6B7A"/>
+                <w:color w:val="667085"/>
                 <w:sz w:val="18"/>
               </w:rPr>
               <w:t xml:space="preserve"> %</w:t>
@@ -681,7 +898,7 @@
             <w:r>
               <w:rPr>
                 <w:b w:val="0"/>
-                <w:color w:val="5F6B7A"/>
+                <w:color w:val="667085"/>
                 <w:sz w:val="15"/>
               </w:rPr>
               <w:t>▼ 22 p. p. vs 6M2025</w:t>
@@ -698,28 +915,13 @@
     <w:p>
       <w:pPr>
         <w:keepNext/>
-        <w:pBdr>
-          <w:bottom w:val="single" w:sz="8" w:color="1F4E79" w:space="4"/>
-        </w:pBdr>
-        <w:tabs>
-          <w:tab w:pos="482" w:val="left"/>
-        </w:tabs>
-        <w:spacing w:before="360" w:after="160"/>
+        <w:spacing w:before="200" w:after="100"/>
       </w:pPr>
       <w:r>
         <w:rPr>
           <w:b/>
-          <w:color w:val="2A78D6"/>
-          <w:sz w:val="18"/>
-        </w:rPr>
-        <w:t>01</w:t>
-        <w:tab/>
-      </w:r>
-      <w:r>
-        <w:rPr>
-          <w:b/>
-          <w:color w:val="1F4E79"/>
-          <w:sz w:val="28"/>
+          <w:color w:val="12355B"/>
+          <w:sz w:val="26"/>
         </w:rPr>
         <w:t>Trumpa santrauka</w:t>
       </w:r>
@@ -946,7 +1148,7 @@
       <w:pPr>
         <w:keepNext/>
         <w:pBdr>
-          <w:bottom w:val="single" w:sz="8" w:color="1F4E79" w:space="4"/>
+          <w:bottom w:val="single" w:sz="8" w:color="12355B" w:space="4"/>
         </w:pBdr>
         <w:tabs>
           <w:tab w:pos="482" w:val="left"/>
@@ -959,13 +1161,13 @@
           <w:color w:val="2A78D6"/>
           <w:sz w:val="18"/>
         </w:rPr>
-        <w:t>02</w:t>
+        <w:t>01</w:t>
         <w:tab/>
       </w:r>
       <w:r>
         <w:rPr>
           <w:b/>
-          <w:color w:val="1F4E79"/>
+          <w:color w:val="12355B"/>
           <w:sz w:val="28"/>
         </w:rPr>
         <w:t>Turimos priemonės ir ISIN</w:t>
@@ -992,24 +1194,23 @@
         <w:tblLook w:firstColumn="1" w:firstRow="1" w:lastColumn="0" w:lastRow="0" w:noHBand="0" w:noVBand="1" w:val="04A0"/>
       </w:tblPr>
       <w:tblGrid>
-        <w:gridCol w:w="1513"/>
+        <w:gridCol w:w="1457"/>
         <w:gridCol w:w="2241"/>
-        <w:gridCol w:w="840"/>
+        <w:gridCol w:w="1064"/>
         <w:gridCol w:w="1120"/>
         <w:gridCol w:w="1569"/>
-        <w:gridCol w:w="2353"/>
+        <w:gridCol w:w="2185"/>
       </w:tblGrid>
       <w:tr>
         <w:tc>
           <w:tcPr>
-            <w:tcW w:type="dxa" w:w="1513"/>
+            <w:tcW w:type="dxa" w:w="1457"/>
             <w:tcBorders>
-              <w:top w:val="single" w:sz="12" w:color="1F4E79" w:space="0"/>
+              <w:top w:val="nil"/>
               <w:left w:val="nil"/>
-              <w:bottom w:val="single" w:sz="4" w:color="C9D3DE" w:space="0"/>
+              <w:bottom w:val="single" w:sz="8" w:color="12355B" w:space="0"/>
               <w:right w:val="nil"/>
             </w:tcBorders>
-            <w:shd w:val="clear" w:color="auto" w:fill="EAF1F8"/>
           </w:tcPr>
           <w:p>
             <w:pPr>
@@ -1019,8 +1220,8 @@
               <w:rPr>
                 <w:b/>
                 <w:caps/>
-                <w:color w:val="1F4E79"/>
-                <w:sz w:val="16"/>
+                <w:color w:val="667085"/>
+                <w:sz w:val="14"/>
               </w:rPr>
               <w:t>ISIN</w:t>
             </w:r>
@@ -1030,12 +1231,11 @@
           <w:tcPr>
             <w:tcW w:type="dxa" w:w="2241"/>
             <w:tcBorders>
-              <w:top w:val="single" w:sz="12" w:color="1F4E79" w:space="0"/>
+              <w:top w:val="nil"/>
               <w:left w:val="nil"/>
-              <w:bottom w:val="single" w:sz="4" w:color="C9D3DE" w:space="0"/>
+              <w:bottom w:val="single" w:sz="8" w:color="12355B" w:space="0"/>
               <w:right w:val="nil"/>
             </w:tcBorders>
-            <w:shd w:val="clear" w:color="auto" w:fill="EAF1F8"/>
           </w:tcPr>
           <w:p>
             <w:pPr>
@@ -1045,8 +1245,8 @@
               <w:rPr>
                 <w:b/>
                 <w:caps/>
-                <w:color w:val="1F4E79"/>
-                <w:sz w:val="16"/>
+                <w:color w:val="667085"/>
+                <w:sz w:val="14"/>
               </w:rPr>
               <w:t>Priemonė</w:t>
             </w:r>
@@ -1054,14 +1254,13 @@
         </w:tc>
         <w:tc>
           <w:tcPr>
-            <w:tcW w:type="dxa" w:w="841"/>
+            <w:tcW w:type="dxa" w:w="1065"/>
             <w:tcBorders>
-              <w:top w:val="single" w:sz="12" w:color="1F4E79" w:space="0"/>
+              <w:top w:val="nil"/>
               <w:left w:val="nil"/>
-              <w:bottom w:val="single" w:sz="4" w:color="C9D3DE" w:space="0"/>
+              <w:bottom w:val="single" w:sz="8" w:color="12355B" w:space="0"/>
               <w:right w:val="nil"/>
             </w:tcBorders>
-            <w:shd w:val="clear" w:color="auto" w:fill="EAF1F8"/>
           </w:tcPr>
           <w:p>
             <w:pPr>
@@ -1072,8 +1271,8 @@
               <w:rPr>
                 <w:b/>
                 <w:caps/>
-                <w:color w:val="1F4E79"/>
-                <w:sz w:val="16"/>
+                <w:color w:val="667085"/>
+                <w:sz w:val="14"/>
               </w:rPr>
               <w:t>Kuponas</w:t>
             </w:r>
@@ -1083,12 +1282,11 @@
           <w:tcPr>
             <w:tcW w:type="dxa" w:w="1121"/>
             <w:tcBorders>
-              <w:top w:val="single" w:sz="12" w:color="1F4E79" w:space="0"/>
+              <w:top w:val="nil"/>
               <w:left w:val="nil"/>
-              <w:bottom w:val="single" w:sz="4" w:color="C9D3DE" w:space="0"/>
+              <w:bottom w:val="single" w:sz="8" w:color="12355B" w:space="0"/>
               <w:right w:val="nil"/>
             </w:tcBorders>
-            <w:shd w:val="clear" w:color="auto" w:fill="EAF1F8"/>
           </w:tcPr>
           <w:p>
             <w:pPr>
@@ -1098,8 +1296,8 @@
               <w:rPr>
                 <w:b/>
                 <w:caps/>
-                <w:color w:val="1F4E79"/>
-                <w:sz w:val="16"/>
+                <w:color w:val="667085"/>
+                <w:sz w:val="14"/>
               </w:rPr>
               <w:t>Išpirkimas</w:t>
             </w:r>
@@ -1109,12 +1307,11 @@
           <w:tcPr>
             <w:tcW w:type="dxa" w:w="1569"/>
             <w:tcBorders>
-              <w:top w:val="single" w:sz="12" w:color="1F4E79" w:space="0"/>
+              <w:top w:val="nil"/>
               <w:left w:val="nil"/>
-              <w:bottom w:val="single" w:sz="4" w:color="C9D3DE" w:space="0"/>
+              <w:bottom w:val="single" w:sz="8" w:color="12355B" w:space="0"/>
               <w:right w:val="nil"/>
             </w:tcBorders>
-            <w:shd w:val="clear" w:color="auto" w:fill="EAF1F8"/>
           </w:tcPr>
           <w:p>
             <w:pPr>
@@ -1124,8 +1321,8 @@
               <w:rPr>
                 <w:b/>
                 <w:caps/>
-                <w:color w:val="1F4E79"/>
-                <w:sz w:val="16"/>
+                <w:color w:val="667085"/>
+                <w:sz w:val="14"/>
               </w:rPr>
               <w:t>Emisijos reitingas</w:t>
             </w:r>
@@ -1133,14 +1330,13 @@
         </w:tc>
         <w:tc>
           <w:tcPr>
-            <w:tcW w:type="dxa" w:w="2353"/>
+            <w:tcW w:type="dxa" w:w="2185"/>
             <w:tcBorders>
-              <w:top w:val="single" w:sz="12" w:color="1F4E79" w:space="0"/>
+              <w:top w:val="nil"/>
               <w:left w:val="nil"/>
-              <w:bottom w:val="single" w:sz="4" w:color="C9D3DE" w:space="0"/>
+              <w:bottom w:val="single" w:sz="8" w:color="12355B" w:space="0"/>
               <w:right w:val="nil"/>
             </w:tcBorders>
-            <w:shd w:val="clear" w:color="auto" w:fill="EAF1F8"/>
           </w:tcPr>
           <w:p>
             <w:pPr>
@@ -1150,8 +1346,8 @@
               <w:rPr>
                 <w:b/>
                 <w:caps/>
-                <w:color w:val="1F4E79"/>
-                <w:sz w:val="16"/>
+                <w:color w:val="667085"/>
+                <w:sz w:val="14"/>
               </w:rPr>
               <w:t>Pastaba</w:t>
             </w:r>
@@ -1161,11 +1357,11 @@
       <w:tr>
         <w:tc>
           <w:tcPr>
-            <w:tcW w:type="dxa" w:w="1513"/>
+            <w:tcW w:type="dxa" w:w="1457"/>
             <w:tcBorders>
               <w:top w:val="nil"/>
               <w:left w:val="nil"/>
-              <w:bottom w:val="single" w:sz="4" w:color="DDE3EA" w:space="0"/>
+              <w:bottom w:val="single" w:sz="4" w:color="E6EAF0" w:space="0"/>
               <w:right w:val="nil"/>
             </w:tcBorders>
           </w:tcPr>
@@ -1188,7 +1384,7 @@
             <w:tcBorders>
               <w:top w:val="nil"/>
               <w:left w:val="nil"/>
-              <w:bottom w:val="single" w:sz="4" w:color="DDE3EA" w:space="0"/>
+              <w:bottom w:val="single" w:sz="4" w:color="E6EAF0" w:space="0"/>
               <w:right w:val="nil"/>
             </w:tcBorders>
           </w:tcPr>
@@ -1207,11 +1403,11 @@
         </w:tc>
         <w:tc>
           <w:tcPr>
-            <w:tcW w:type="dxa" w:w="841"/>
+            <w:tcW w:type="dxa" w:w="1065"/>
             <w:tcBorders>
               <w:top w:val="nil"/>
               <w:left w:val="nil"/>
-              <w:bottom w:val="single" w:sz="4" w:color="DDE3EA" w:space="0"/>
+              <w:bottom w:val="single" w:sz="4" w:color="E6EAF0" w:space="0"/>
               <w:right w:val="nil"/>
             </w:tcBorders>
           </w:tcPr>
@@ -1235,7 +1431,7 @@
             <w:tcBorders>
               <w:top w:val="nil"/>
               <w:left w:val="nil"/>
-              <w:bottom w:val="single" w:sz="4" w:color="DDE3EA" w:space="0"/>
+              <w:bottom w:val="single" w:sz="4" w:color="E6EAF0" w:space="0"/>
               <w:right w:val="nil"/>
             </w:tcBorders>
           </w:tcPr>
@@ -1258,7 +1454,7 @@
             <w:tcBorders>
               <w:top w:val="nil"/>
               <w:left w:val="nil"/>
-              <w:bottom w:val="single" w:sz="4" w:color="DDE3EA" w:space="0"/>
+              <w:bottom w:val="single" w:sz="4" w:color="E6EAF0" w:space="0"/>
               <w:right w:val="nil"/>
             </w:tcBorders>
           </w:tcPr>
@@ -1277,11 +1473,11 @@
         </w:tc>
         <w:tc>
           <w:tcPr>
-            <w:tcW w:type="dxa" w:w="2353"/>
+            <w:tcW w:type="dxa" w:w="2185"/>
             <w:tcBorders>
               <w:top w:val="nil"/>
               <w:left w:val="nil"/>
-              <w:bottom w:val="single" w:sz="4" w:color="DDE3EA" w:space="0"/>
+              <w:bottom w:val="single" w:sz="4" w:color="E6EAF0" w:space="0"/>
               <w:right w:val="nil"/>
             </w:tcBorders>
           </w:tcPr>
@@ -1302,11 +1498,11 @@
       <w:tr>
         <w:tc>
           <w:tcPr>
-            <w:tcW w:type="dxa" w:w="1513"/>
+            <w:tcW w:type="dxa" w:w="1457"/>
             <w:tcBorders>
               <w:top w:val="nil"/>
               <w:left w:val="nil"/>
-              <w:bottom w:val="single" w:sz="4" w:color="DDE3EA" w:space="0"/>
+              <w:bottom w:val="single" w:sz="4" w:color="E6EAF0" w:space="0"/>
               <w:right w:val="nil"/>
             </w:tcBorders>
           </w:tcPr>
@@ -1329,7 +1525,7 @@
             <w:tcBorders>
               <w:top w:val="nil"/>
               <w:left w:val="nil"/>
-              <w:bottom w:val="single" w:sz="4" w:color="DDE3EA" w:space="0"/>
+              <w:bottom w:val="single" w:sz="4" w:color="E6EAF0" w:space="0"/>
               <w:right w:val="nil"/>
             </w:tcBorders>
           </w:tcPr>
@@ -1348,11 +1544,11 @@
         </w:tc>
         <w:tc>
           <w:tcPr>
-            <w:tcW w:type="dxa" w:w="841"/>
+            <w:tcW w:type="dxa" w:w="1065"/>
             <w:tcBorders>
               <w:top w:val="nil"/>
               <w:left w:val="nil"/>
-              <w:bottom w:val="single" w:sz="4" w:color="DDE3EA" w:space="0"/>
+              <w:bottom w:val="single" w:sz="4" w:color="E6EAF0" w:space="0"/>
               <w:right w:val="nil"/>
             </w:tcBorders>
           </w:tcPr>
@@ -1376,7 +1572,7 @@
             <w:tcBorders>
               <w:top w:val="nil"/>
               <w:left w:val="nil"/>
-              <w:bottom w:val="single" w:sz="4" w:color="DDE3EA" w:space="0"/>
+              <w:bottom w:val="single" w:sz="4" w:color="E6EAF0" w:space="0"/>
               <w:right w:val="nil"/>
             </w:tcBorders>
           </w:tcPr>
@@ -1399,7 +1595,7 @@
             <w:tcBorders>
               <w:top w:val="nil"/>
               <w:left w:val="nil"/>
-              <w:bottom w:val="single" w:sz="4" w:color="DDE3EA" w:space="0"/>
+              <w:bottom w:val="single" w:sz="4" w:color="E6EAF0" w:space="0"/>
               <w:right w:val="nil"/>
             </w:tcBorders>
           </w:tcPr>
@@ -1418,11 +1614,11 @@
         </w:tc>
         <w:tc>
           <w:tcPr>
-            <w:tcW w:type="dxa" w:w="2353"/>
+            <w:tcW w:type="dxa" w:w="2185"/>
             <w:tcBorders>
               <w:top w:val="nil"/>
               <w:left w:val="nil"/>
-              <w:bottom w:val="single" w:sz="4" w:color="DDE3EA" w:space="0"/>
+              <w:bottom w:val="single" w:sz="4" w:color="E6EAF0" w:space="0"/>
               <w:right w:val="nil"/>
             </w:tcBorders>
           </w:tcPr>
@@ -1443,11 +1639,11 @@
       <w:tr>
         <w:tc>
           <w:tcPr>
-            <w:tcW w:type="dxa" w:w="1513"/>
+            <w:tcW w:type="dxa" w:w="1457"/>
             <w:tcBorders>
               <w:top w:val="nil"/>
               <w:left w:val="nil"/>
-              <w:bottom w:val="single" w:sz="4" w:color="DDE3EA" w:space="0"/>
+              <w:bottom w:val="single" w:sz="4" w:color="E6EAF0" w:space="0"/>
               <w:right w:val="nil"/>
             </w:tcBorders>
           </w:tcPr>
@@ -1470,7 +1666,7 @@
             <w:tcBorders>
               <w:top w:val="nil"/>
               <w:left w:val="nil"/>
-              <w:bottom w:val="single" w:sz="4" w:color="DDE3EA" w:space="0"/>
+              <w:bottom w:val="single" w:sz="4" w:color="E6EAF0" w:space="0"/>
               <w:right w:val="nil"/>
             </w:tcBorders>
           </w:tcPr>
@@ -1489,11 +1685,11 @@
         </w:tc>
         <w:tc>
           <w:tcPr>
-            <w:tcW w:type="dxa" w:w="841"/>
+            <w:tcW w:type="dxa" w:w="1065"/>
             <w:tcBorders>
               <w:top w:val="nil"/>
               <w:left w:val="nil"/>
-              <w:bottom w:val="single" w:sz="4" w:color="DDE3EA" w:space="0"/>
+              <w:bottom w:val="single" w:sz="4" w:color="E6EAF0" w:space="0"/>
               <w:right w:val="nil"/>
             </w:tcBorders>
           </w:tcPr>
@@ -1517,7 +1713,7 @@
             <w:tcBorders>
               <w:top w:val="nil"/>
               <w:left w:val="nil"/>
-              <w:bottom w:val="single" w:sz="4" w:color="DDE3EA" w:space="0"/>
+              <w:bottom w:val="single" w:sz="4" w:color="E6EAF0" w:space="0"/>
               <w:right w:val="nil"/>
             </w:tcBorders>
           </w:tcPr>
@@ -1540,7 +1736,7 @@
             <w:tcBorders>
               <w:top w:val="nil"/>
               <w:left w:val="nil"/>
-              <w:bottom w:val="single" w:sz="4" w:color="DDE3EA" w:space="0"/>
+              <w:bottom w:val="single" w:sz="4" w:color="E6EAF0" w:space="0"/>
               <w:right w:val="nil"/>
             </w:tcBorders>
           </w:tcPr>
@@ -1559,11 +1755,11 @@
         </w:tc>
         <w:tc>
           <w:tcPr>
-            <w:tcW w:type="dxa" w:w="2353"/>
+            <w:tcW w:type="dxa" w:w="2185"/>
             <w:tcBorders>
               <w:top w:val="nil"/>
               <w:left w:val="nil"/>
-              <w:bottom w:val="single" w:sz="4" w:color="DDE3EA" w:space="0"/>
+              <w:bottom w:val="single" w:sz="4" w:color="E6EAF0" w:space="0"/>
               <w:right w:val="nil"/>
             </w:tcBorders>
           </w:tcPr>
@@ -1584,11 +1780,11 @@
       <w:tr>
         <w:tc>
           <w:tcPr>
-            <w:tcW w:type="dxa" w:w="1513"/>
+            <w:tcW w:type="dxa" w:w="1457"/>
             <w:tcBorders>
               <w:top w:val="nil"/>
               <w:left w:val="nil"/>
-              <w:bottom w:val="single" w:sz="4" w:color="DDE3EA" w:space="0"/>
+              <w:bottom w:val="single" w:sz="4" w:color="E6EAF0" w:space="0"/>
               <w:right w:val="nil"/>
             </w:tcBorders>
           </w:tcPr>
@@ -1611,7 +1807,7 @@
             <w:tcBorders>
               <w:top w:val="nil"/>
               <w:left w:val="nil"/>
-              <w:bottom w:val="single" w:sz="4" w:color="DDE3EA" w:space="0"/>
+              <w:bottom w:val="single" w:sz="4" w:color="E6EAF0" w:space="0"/>
               <w:right w:val="nil"/>
             </w:tcBorders>
           </w:tcPr>
@@ -1630,11 +1826,11 @@
         </w:tc>
         <w:tc>
           <w:tcPr>
-            <w:tcW w:type="dxa" w:w="841"/>
+            <w:tcW w:type="dxa" w:w="1065"/>
             <w:tcBorders>
               <w:top w:val="nil"/>
               <w:left w:val="nil"/>
-              <w:bottom w:val="single" w:sz="4" w:color="DDE3EA" w:space="0"/>
+              <w:bottom w:val="single" w:sz="4" w:color="E6EAF0" w:space="0"/>
               <w:right w:val="nil"/>
             </w:tcBorders>
           </w:tcPr>
@@ -1658,7 +1854,7 @@
             <w:tcBorders>
               <w:top w:val="nil"/>
               <w:left w:val="nil"/>
-              <w:bottom w:val="single" w:sz="4" w:color="DDE3EA" w:space="0"/>
+              <w:bottom w:val="single" w:sz="4" w:color="E6EAF0" w:space="0"/>
               <w:right w:val="nil"/>
             </w:tcBorders>
           </w:tcPr>
@@ -1681,7 +1877,7 @@
             <w:tcBorders>
               <w:top w:val="nil"/>
               <w:left w:val="nil"/>
-              <w:bottom w:val="single" w:sz="4" w:color="DDE3EA" w:space="0"/>
+              <w:bottom w:val="single" w:sz="4" w:color="E6EAF0" w:space="0"/>
               <w:right w:val="nil"/>
             </w:tcBorders>
           </w:tcPr>
@@ -1700,11 +1896,11 @@
         </w:tc>
         <w:tc>
           <w:tcPr>
-            <w:tcW w:type="dxa" w:w="2353"/>
+            <w:tcW w:type="dxa" w:w="2185"/>
             <w:tcBorders>
               <w:top w:val="nil"/>
               <w:left w:val="nil"/>
-              <w:bottom w:val="single" w:sz="4" w:color="DDE3EA" w:space="0"/>
+              <w:bottom w:val="single" w:sz="4" w:color="E6EAF0" w:space="0"/>
               <w:right w:val="nil"/>
             </w:tcBorders>
           </w:tcPr>
@@ -1732,7 +1928,7 @@
       <w:pPr>
         <w:keepNext/>
         <w:pBdr>
-          <w:bottom w:val="single" w:sz="8" w:color="1F4E79" w:space="4"/>
+          <w:bottom w:val="single" w:sz="8" w:color="12355B" w:space="4"/>
         </w:pBdr>
         <w:tabs>
           <w:tab w:pos="482" w:val="left"/>
@@ -1745,13 +1941,13 @@
           <w:color w:val="2A78D6"/>
           <w:sz w:val="18"/>
         </w:rPr>
-        <w:t>03</w:t>
+        <w:t>02</w:t>
         <w:tab/>
       </w:r>
       <w:r>
         <w:rPr>
           <w:b/>
-          <w:color w:val="1F4E79"/>
+          <w:color w:val="12355B"/>
           <w:sz w:val="28"/>
         </w:rPr>
         <w:t>Pagrindiniai rodikliai</w:t>
@@ -1789,12 +1985,11 @@
           <w:tcPr>
             <w:tcW w:type="dxa" w:w="3254"/>
             <w:tcBorders>
-              <w:top w:val="single" w:sz="12" w:color="1F4E79" w:space="0"/>
+              <w:top w:val="nil"/>
               <w:left w:val="nil"/>
-              <w:bottom w:val="single" w:sz="4" w:color="C9D3DE" w:space="0"/>
+              <w:bottom w:val="single" w:sz="8" w:color="12355B" w:space="0"/>
               <w:right w:val="nil"/>
             </w:tcBorders>
-            <w:shd w:val="clear" w:color="auto" w:fill="EAF1F8"/>
           </w:tcPr>
           <w:p>
             <w:pPr>
@@ -1804,8 +1999,8 @@
               <w:rPr>
                 <w:b/>
                 <w:caps/>
-                <w:color w:val="1F4E79"/>
-                <w:sz w:val="16"/>
+                <w:color w:val="667085"/>
+                <w:sz w:val="14"/>
               </w:rPr>
               <w:t>Rodiklis</w:t>
             </w:r>
@@ -1815,12 +2010,11 @@
           <w:tcPr>
             <w:tcW w:type="dxa" w:w="1314"/>
             <w:tcBorders>
-              <w:top w:val="single" w:sz="12" w:color="1F4E79" w:space="0"/>
+              <w:top w:val="nil"/>
               <w:left w:val="nil"/>
-              <w:bottom w:val="single" w:sz="4" w:color="C9D3DE" w:space="0"/>
+              <w:bottom w:val="single" w:sz="8" w:color="12355B" w:space="0"/>
               <w:right w:val="nil"/>
             </w:tcBorders>
-            <w:shd w:val="clear" w:color="auto" w:fill="EAF1F8"/>
           </w:tcPr>
           <w:p>
             <w:pPr>
@@ -1831,8 +2025,8 @@
               <w:rPr>
                 <w:b/>
                 <w:caps/>
-                <w:color w:val="1F4E79"/>
-                <w:sz w:val="16"/>
+                <w:color w:val="667085"/>
+                <w:sz w:val="14"/>
               </w:rPr>
               <w:t>FY2025</w:t>
             </w:r>
@@ -1842,12 +2036,11 @@
           <w:tcPr>
             <w:tcW w:type="dxa" w:w="1314"/>
             <w:tcBorders>
-              <w:top w:val="single" w:sz="12" w:color="1F4E79" w:space="0"/>
+              <w:top w:val="nil"/>
               <w:left w:val="nil"/>
-              <w:bottom w:val="single" w:sz="4" w:color="C9D3DE" w:space="0"/>
+              <w:bottom w:val="single" w:sz="8" w:color="12355B" w:space="0"/>
               <w:right w:val="nil"/>
             </w:tcBorders>
-            <w:shd w:val="clear" w:color="auto" w:fill="EAF1F8"/>
           </w:tcPr>
           <w:p>
             <w:pPr>
@@ -1858,8 +2051,8 @@
               <w:rPr>
                 <w:b/>
                 <w:caps/>
-                <w:color w:val="1F4E79"/>
-                <w:sz w:val="16"/>
+                <w:color w:val="667085"/>
+                <w:sz w:val="14"/>
               </w:rPr>
               <w:t>6M2025</w:t>
             </w:r>
@@ -1869,12 +2062,11 @@
           <w:tcPr>
             <w:tcW w:type="dxa" w:w="1314"/>
             <w:tcBorders>
-              <w:top w:val="single" w:sz="12" w:color="1F4E79" w:space="0"/>
+              <w:top w:val="nil"/>
               <w:left w:val="nil"/>
-              <w:bottom w:val="single" w:sz="4" w:color="C9D3DE" w:space="0"/>
+              <w:bottom w:val="single" w:sz="8" w:color="12355B" w:space="0"/>
               <w:right w:val="nil"/>
             </w:tcBorders>
-            <w:shd w:val="clear" w:color="auto" w:fill="EAF1F8"/>
           </w:tcPr>
           <w:p>
             <w:pPr>
@@ -1885,8 +2077,8 @@
               <w:rPr>
                 <w:b/>
                 <w:caps/>
-                <w:color w:val="1F4E79"/>
-                <w:sz w:val="16"/>
+                <w:color w:val="667085"/>
+                <w:sz w:val="14"/>
               </w:rPr>
               <w:t>6M2026</w:t>
             </w:r>
@@ -1896,12 +2088,11 @@
           <w:tcPr>
             <w:tcW w:type="dxa" w:w="2441"/>
             <w:tcBorders>
-              <w:top w:val="single" w:sz="12" w:color="1F4E79" w:space="0"/>
+              <w:top w:val="nil"/>
               <w:left w:val="nil"/>
-              <w:bottom w:val="single" w:sz="4" w:color="C9D3DE" w:space="0"/>
+              <w:bottom w:val="single" w:sz="8" w:color="12355B" w:space="0"/>
               <w:right w:val="nil"/>
             </w:tcBorders>
-            <w:shd w:val="clear" w:color="auto" w:fill="EAF1F8"/>
           </w:tcPr>
           <w:p>
             <w:pPr>
@@ -1912,8 +2103,8 @@
               <w:rPr>
                 <w:b/>
                 <w:caps/>
-                <w:color w:val="1F4E79"/>
-                <w:sz w:val="16"/>
+                <w:color w:val="667085"/>
+                <w:sz w:val="14"/>
               </w:rPr>
               <w:t>Pokytis</w:t>
             </w:r>
@@ -1927,7 +2118,7 @@
             <w:tcBorders>
               <w:top w:val="nil"/>
               <w:left w:val="nil"/>
-              <w:bottom w:val="single" w:sz="4" w:color="DDE3EA" w:space="0"/>
+              <w:bottom w:val="single" w:sz="4" w:color="E6EAF0" w:space="0"/>
               <w:right w:val="nil"/>
             </w:tcBorders>
           </w:tcPr>
@@ -1977,7 +2168,7 @@
             <w:tcBorders>
               <w:top w:val="nil"/>
               <w:left w:val="nil"/>
-              <w:bottom w:val="single" w:sz="4" w:color="DDE3EA" w:space="0"/>
+              <w:bottom w:val="single" w:sz="4" w:color="E6EAF0" w:space="0"/>
               <w:right w:val="nil"/>
             </w:tcBorders>
           </w:tcPr>
@@ -2001,7 +2192,7 @@
             <w:tcBorders>
               <w:top w:val="nil"/>
               <w:left w:val="nil"/>
-              <w:bottom w:val="single" w:sz="4" w:color="DDE3EA" w:space="0"/>
+              <w:bottom w:val="single" w:sz="4" w:color="E6EAF0" w:space="0"/>
               <w:right w:val="nil"/>
             </w:tcBorders>
           </w:tcPr>
@@ -2025,7 +2216,7 @@
             <w:tcBorders>
               <w:top w:val="nil"/>
               <w:left w:val="nil"/>
-              <w:bottom w:val="single" w:sz="4" w:color="DDE3EA" w:space="0"/>
+              <w:bottom w:val="single" w:sz="4" w:color="E6EAF0" w:space="0"/>
               <w:right w:val="nil"/>
             </w:tcBorders>
           </w:tcPr>
@@ -2049,7 +2240,7 @@
             <w:tcBorders>
               <w:top w:val="nil"/>
               <w:left w:val="nil"/>
-              <w:bottom w:val="single" w:sz="4" w:color="DDE3EA" w:space="0"/>
+              <w:bottom w:val="single" w:sz="4" w:color="E6EAF0" w:space="0"/>
               <w:right w:val="nil"/>
             </w:tcBorders>
           </w:tcPr>
@@ -2076,7 +2267,7 @@
             <w:tcBorders>
               <w:top w:val="nil"/>
               <w:left w:val="nil"/>
-              <w:bottom w:val="single" w:sz="4" w:color="DDE3EA" w:space="0"/>
+              <w:bottom w:val="single" w:sz="4" w:color="E6EAF0" w:space="0"/>
               <w:right w:val="nil"/>
             </w:tcBorders>
           </w:tcPr>
@@ -2109,7 +2300,7 @@
             <w:tcBorders>
               <w:top w:val="nil"/>
               <w:left w:val="nil"/>
-              <w:bottom w:val="single" w:sz="4" w:color="DDE3EA" w:space="0"/>
+              <w:bottom w:val="single" w:sz="4" w:color="E6EAF0" w:space="0"/>
               <w:right w:val="nil"/>
             </w:tcBorders>
           </w:tcPr>
@@ -2133,7 +2324,7 @@
             <w:tcBorders>
               <w:top w:val="nil"/>
               <w:left w:val="nil"/>
-              <w:bottom w:val="single" w:sz="4" w:color="DDE3EA" w:space="0"/>
+              <w:bottom w:val="single" w:sz="4" w:color="E6EAF0" w:space="0"/>
               <w:right w:val="nil"/>
             </w:tcBorders>
           </w:tcPr>
@@ -2157,7 +2348,7 @@
             <w:tcBorders>
               <w:top w:val="nil"/>
               <w:left w:val="nil"/>
-              <w:bottom w:val="single" w:sz="4" w:color="DDE3EA" w:space="0"/>
+              <w:bottom w:val="single" w:sz="4" w:color="E6EAF0" w:space="0"/>
               <w:right w:val="nil"/>
             </w:tcBorders>
           </w:tcPr>
@@ -2181,7 +2372,7 @@
             <w:tcBorders>
               <w:top w:val="nil"/>
               <w:left w:val="nil"/>
-              <w:bottom w:val="single" w:sz="4" w:color="DDE3EA" w:space="0"/>
+              <w:bottom w:val="single" w:sz="4" w:color="E6EAF0" w:space="0"/>
               <w:right w:val="nil"/>
             </w:tcBorders>
           </w:tcPr>
@@ -2208,7 +2399,7 @@
             <w:tcBorders>
               <w:top w:val="nil"/>
               <w:left w:val="nil"/>
-              <w:bottom w:val="single" w:sz="4" w:color="DDE3EA" w:space="0"/>
+              <w:bottom w:val="single" w:sz="4" w:color="E6EAF0" w:space="0"/>
               <w:right w:val="nil"/>
             </w:tcBorders>
           </w:tcPr>
@@ -2258,7 +2449,7 @@
             <w:tcBorders>
               <w:top w:val="nil"/>
               <w:left w:val="nil"/>
-              <w:bottom w:val="single" w:sz="4" w:color="DDE3EA" w:space="0"/>
+              <w:bottom w:val="single" w:sz="4" w:color="E6EAF0" w:space="0"/>
               <w:right w:val="nil"/>
             </w:tcBorders>
           </w:tcPr>
@@ -2282,7 +2473,7 @@
             <w:tcBorders>
               <w:top w:val="nil"/>
               <w:left w:val="nil"/>
-              <w:bottom w:val="single" w:sz="4" w:color="DDE3EA" w:space="0"/>
+              <w:bottom w:val="single" w:sz="4" w:color="E6EAF0" w:space="0"/>
               <w:right w:val="nil"/>
             </w:tcBorders>
           </w:tcPr>
@@ -2306,7 +2497,7 @@
             <w:tcBorders>
               <w:top w:val="nil"/>
               <w:left w:val="nil"/>
-              <w:bottom w:val="single" w:sz="4" w:color="DDE3EA" w:space="0"/>
+              <w:bottom w:val="single" w:sz="4" w:color="E6EAF0" w:space="0"/>
               <w:right w:val="nil"/>
             </w:tcBorders>
           </w:tcPr>
@@ -2330,7 +2521,7 @@
             <w:tcBorders>
               <w:top w:val="nil"/>
               <w:left w:val="nil"/>
-              <w:bottom w:val="single" w:sz="4" w:color="DDE3EA" w:space="0"/>
+              <w:bottom w:val="single" w:sz="4" w:color="E6EAF0" w:space="0"/>
               <w:right w:val="nil"/>
             </w:tcBorders>
           </w:tcPr>
@@ -2357,7 +2548,7 @@
             <w:tcBorders>
               <w:top w:val="nil"/>
               <w:left w:val="nil"/>
-              <w:bottom w:val="single" w:sz="4" w:color="DDE3EA" w:space="0"/>
+              <w:bottom w:val="single" w:sz="4" w:color="E6EAF0" w:space="0"/>
               <w:right w:val="nil"/>
             </w:tcBorders>
           </w:tcPr>
@@ -2407,7 +2598,7 @@
             <w:tcBorders>
               <w:top w:val="nil"/>
               <w:left w:val="nil"/>
-              <w:bottom w:val="single" w:sz="4" w:color="DDE3EA" w:space="0"/>
+              <w:bottom w:val="single" w:sz="4" w:color="E6EAF0" w:space="0"/>
               <w:right w:val="nil"/>
             </w:tcBorders>
           </w:tcPr>
@@ -2431,7 +2622,7 @@
             <w:tcBorders>
               <w:top w:val="nil"/>
               <w:left w:val="nil"/>
-              <w:bottom w:val="single" w:sz="4" w:color="DDE3EA" w:space="0"/>
+              <w:bottom w:val="single" w:sz="4" w:color="E6EAF0" w:space="0"/>
               <w:right w:val="nil"/>
             </w:tcBorders>
           </w:tcPr>
@@ -2455,7 +2646,7 @@
             <w:tcBorders>
               <w:top w:val="nil"/>
               <w:left w:val="nil"/>
-              <w:bottom w:val="single" w:sz="4" w:color="DDE3EA" w:space="0"/>
+              <w:bottom w:val="single" w:sz="4" w:color="E6EAF0" w:space="0"/>
               <w:right w:val="nil"/>
             </w:tcBorders>
           </w:tcPr>
@@ -2479,7 +2670,7 @@
             <w:tcBorders>
               <w:top w:val="nil"/>
               <w:left w:val="nil"/>
-              <w:bottom w:val="single" w:sz="4" w:color="DDE3EA" w:space="0"/>
+              <w:bottom w:val="single" w:sz="4" w:color="E6EAF0" w:space="0"/>
               <w:right w:val="nil"/>
             </w:tcBorders>
           </w:tcPr>
@@ -2506,7 +2697,7 @@
             <w:tcBorders>
               <w:top w:val="nil"/>
               <w:left w:val="nil"/>
-              <w:bottom w:val="single" w:sz="4" w:color="DDE3EA" w:space="0"/>
+              <w:bottom w:val="single" w:sz="4" w:color="E6EAF0" w:space="0"/>
               <w:right w:val="nil"/>
             </w:tcBorders>
           </w:tcPr>
@@ -2539,7 +2730,7 @@
             <w:tcBorders>
               <w:top w:val="nil"/>
               <w:left w:val="nil"/>
-              <w:bottom w:val="single" w:sz="4" w:color="DDE3EA" w:space="0"/>
+              <w:bottom w:val="single" w:sz="4" w:color="E6EAF0" w:space="0"/>
               <w:right w:val="nil"/>
             </w:tcBorders>
           </w:tcPr>
@@ -2563,7 +2754,7 @@
             <w:tcBorders>
               <w:top w:val="nil"/>
               <w:left w:val="nil"/>
-              <w:bottom w:val="single" w:sz="4" w:color="DDE3EA" w:space="0"/>
+              <w:bottom w:val="single" w:sz="4" w:color="E6EAF0" w:space="0"/>
               <w:right w:val="nil"/>
             </w:tcBorders>
           </w:tcPr>
@@ -2587,7 +2778,7 @@
             <w:tcBorders>
               <w:top w:val="nil"/>
               <w:left w:val="nil"/>
-              <w:bottom w:val="single" w:sz="4" w:color="DDE3EA" w:space="0"/>
+              <w:bottom w:val="single" w:sz="4" w:color="E6EAF0" w:space="0"/>
               <w:right w:val="nil"/>
             </w:tcBorders>
           </w:tcPr>
@@ -2611,7 +2802,7 @@
             <w:tcBorders>
               <w:top w:val="nil"/>
               <w:left w:val="nil"/>
-              <w:bottom w:val="single" w:sz="4" w:color="DDE3EA" w:space="0"/>
+              <w:bottom w:val="single" w:sz="4" w:color="E6EAF0" w:space="0"/>
               <w:right w:val="nil"/>
             </w:tcBorders>
           </w:tcPr>
@@ -2638,7 +2829,7 @@
             <w:tcBorders>
               <w:top w:val="nil"/>
               <w:left w:val="nil"/>
-              <w:bottom w:val="single" w:sz="4" w:color="DDE3EA" w:space="0"/>
+              <w:bottom w:val="single" w:sz="4" w:color="E6EAF0" w:space="0"/>
               <w:right w:val="nil"/>
             </w:tcBorders>
           </w:tcPr>
@@ -2671,7 +2862,7 @@
             <w:tcBorders>
               <w:top w:val="nil"/>
               <w:left w:val="nil"/>
-              <w:bottom w:val="single" w:sz="4" w:color="DDE3EA" w:space="0"/>
+              <w:bottom w:val="single" w:sz="4" w:color="E6EAF0" w:space="0"/>
               <w:right w:val="nil"/>
             </w:tcBorders>
           </w:tcPr>
@@ -2695,7 +2886,7 @@
             <w:tcBorders>
               <w:top w:val="nil"/>
               <w:left w:val="nil"/>
-              <w:bottom w:val="single" w:sz="4" w:color="DDE3EA" w:space="0"/>
+              <w:bottom w:val="single" w:sz="4" w:color="E6EAF0" w:space="0"/>
               <w:right w:val="nil"/>
             </w:tcBorders>
           </w:tcPr>
@@ -2719,7 +2910,7 @@
             <w:tcBorders>
               <w:top w:val="nil"/>
               <w:left w:val="nil"/>
-              <w:bottom w:val="single" w:sz="4" w:color="DDE3EA" w:space="0"/>
+              <w:bottom w:val="single" w:sz="4" w:color="E6EAF0" w:space="0"/>
               <w:right w:val="nil"/>
             </w:tcBorders>
             <w:shd w:val="clear" w:color="auto" w:fill="E3F3E8"/>
@@ -2744,7 +2935,7 @@
             <w:tcBorders>
               <w:top w:val="nil"/>
               <w:left w:val="nil"/>
-              <w:bottom w:val="single" w:sz="4" w:color="DDE3EA" w:space="0"/>
+              <w:bottom w:val="single" w:sz="4" w:color="E6EAF0" w:space="0"/>
               <w:right w:val="nil"/>
             </w:tcBorders>
           </w:tcPr>
@@ -2771,7 +2962,7 @@
             <w:tcBorders>
               <w:top w:val="nil"/>
               <w:left w:val="nil"/>
-              <w:bottom w:val="single" w:sz="4" w:color="DDE3EA" w:space="0"/>
+              <w:bottom w:val="single" w:sz="4" w:color="E6EAF0" w:space="0"/>
               <w:right w:val="nil"/>
             </w:tcBorders>
           </w:tcPr>
@@ -2821,7 +3012,7 @@
             <w:tcBorders>
               <w:top w:val="nil"/>
               <w:left w:val="nil"/>
-              <w:bottom w:val="single" w:sz="4" w:color="DDE3EA" w:space="0"/>
+              <w:bottom w:val="single" w:sz="4" w:color="E6EAF0" w:space="0"/>
               <w:right w:val="nil"/>
             </w:tcBorders>
           </w:tcPr>
@@ -2845,7 +3036,7 @@
             <w:tcBorders>
               <w:top w:val="nil"/>
               <w:left w:val="nil"/>
-              <w:bottom w:val="single" w:sz="4" w:color="DDE3EA" w:space="0"/>
+              <w:bottom w:val="single" w:sz="4" w:color="E6EAF0" w:space="0"/>
               <w:right w:val="nil"/>
             </w:tcBorders>
           </w:tcPr>
@@ -2869,7 +3060,7 @@
             <w:tcBorders>
               <w:top w:val="nil"/>
               <w:left w:val="nil"/>
-              <w:bottom w:val="single" w:sz="4" w:color="DDE3EA" w:space="0"/>
+              <w:bottom w:val="single" w:sz="4" w:color="E6EAF0" w:space="0"/>
               <w:right w:val="nil"/>
             </w:tcBorders>
             <w:shd w:val="clear" w:color="auto" w:fill="E3F3E8"/>
@@ -2894,7 +3085,7 @@
             <w:tcBorders>
               <w:top w:val="nil"/>
               <w:left w:val="nil"/>
-              <w:bottom w:val="single" w:sz="4" w:color="DDE3EA" w:space="0"/>
+              <w:bottom w:val="single" w:sz="4" w:color="E6EAF0" w:space="0"/>
               <w:right w:val="nil"/>
             </w:tcBorders>
           </w:tcPr>
@@ -2921,7 +3112,7 @@
             <w:tcBorders>
               <w:top w:val="nil"/>
               <w:left w:val="nil"/>
-              <w:bottom w:val="single" w:sz="4" w:color="DDE3EA" w:space="0"/>
+              <w:bottom w:val="single" w:sz="4" w:color="E6EAF0" w:space="0"/>
               <w:right w:val="nil"/>
             </w:tcBorders>
           </w:tcPr>
@@ -2954,7 +3145,7 @@
             <w:tcBorders>
               <w:top w:val="nil"/>
               <w:left w:val="nil"/>
-              <w:bottom w:val="single" w:sz="4" w:color="DDE3EA" w:space="0"/>
+              <w:bottom w:val="single" w:sz="4" w:color="E6EAF0" w:space="0"/>
               <w:right w:val="nil"/>
             </w:tcBorders>
           </w:tcPr>
@@ -2978,7 +3169,7 @@
             <w:tcBorders>
               <w:top w:val="nil"/>
               <w:left w:val="nil"/>
-              <w:bottom w:val="single" w:sz="4" w:color="DDE3EA" w:space="0"/>
+              <w:bottom w:val="single" w:sz="4" w:color="E6EAF0" w:space="0"/>
               <w:right w:val="nil"/>
             </w:tcBorders>
           </w:tcPr>
@@ -3002,7 +3193,7 @@
             <w:tcBorders>
               <w:top w:val="nil"/>
               <w:left w:val="nil"/>
-              <w:bottom w:val="single" w:sz="4" w:color="DDE3EA" w:space="0"/>
+              <w:bottom w:val="single" w:sz="4" w:color="E6EAF0" w:space="0"/>
               <w:right w:val="nil"/>
             </w:tcBorders>
             <w:shd w:val="clear" w:color="auto" w:fill="FDE7E5"/>
@@ -3027,7 +3218,7 @@
             <w:tcBorders>
               <w:top w:val="nil"/>
               <w:left w:val="nil"/>
-              <w:bottom w:val="single" w:sz="4" w:color="DDE3EA" w:space="0"/>
+              <w:bottom w:val="single" w:sz="4" w:color="E6EAF0" w:space="0"/>
               <w:right w:val="nil"/>
             </w:tcBorders>
           </w:tcPr>
@@ -3054,7 +3245,7 @@
             <w:tcBorders>
               <w:top w:val="nil"/>
               <w:left w:val="nil"/>
-              <w:bottom w:val="single" w:sz="4" w:color="DDE3EA" w:space="0"/>
+              <w:bottom w:val="single" w:sz="4" w:color="E6EAF0" w:space="0"/>
               <w:right w:val="nil"/>
             </w:tcBorders>
           </w:tcPr>
@@ -3087,7 +3278,7 @@
             <w:tcBorders>
               <w:top w:val="nil"/>
               <w:left w:val="nil"/>
-              <w:bottom w:val="single" w:sz="4" w:color="DDE3EA" w:space="0"/>
+              <w:bottom w:val="single" w:sz="4" w:color="E6EAF0" w:space="0"/>
               <w:right w:val="nil"/>
             </w:tcBorders>
           </w:tcPr>
@@ -3111,7 +3302,7 @@
             <w:tcBorders>
               <w:top w:val="nil"/>
               <w:left w:val="nil"/>
-              <w:bottom w:val="single" w:sz="4" w:color="DDE3EA" w:space="0"/>
+              <w:bottom w:val="single" w:sz="4" w:color="E6EAF0" w:space="0"/>
               <w:right w:val="nil"/>
             </w:tcBorders>
           </w:tcPr>
@@ -3135,7 +3326,7 @@
             <w:tcBorders>
               <w:top w:val="nil"/>
               <w:left w:val="nil"/>
-              <w:bottom w:val="single" w:sz="4" w:color="DDE3EA" w:space="0"/>
+              <w:bottom w:val="single" w:sz="4" w:color="E6EAF0" w:space="0"/>
               <w:right w:val="nil"/>
             </w:tcBorders>
           </w:tcPr>
@@ -3159,7 +3350,7 @@
             <w:tcBorders>
               <w:top w:val="nil"/>
               <w:left w:val="nil"/>
-              <w:bottom w:val="single" w:sz="4" w:color="DDE3EA" w:space="0"/>
+              <w:bottom w:val="single" w:sz="4" w:color="E6EAF0" w:space="0"/>
               <w:right w:val="nil"/>
             </w:tcBorders>
           </w:tcPr>
@@ -3186,7 +3377,7 @@
             <w:tcBorders>
               <w:top w:val="nil"/>
               <w:left w:val="nil"/>
-              <w:bottom w:val="single" w:sz="4" w:color="DDE3EA" w:space="0"/>
+              <w:bottom w:val="single" w:sz="4" w:color="E6EAF0" w:space="0"/>
               <w:right w:val="nil"/>
             </w:tcBorders>
           </w:tcPr>
@@ -3236,7 +3427,7 @@
             <w:tcBorders>
               <w:top w:val="nil"/>
               <w:left w:val="nil"/>
-              <w:bottom w:val="single" w:sz="4" w:color="DDE3EA" w:space="0"/>
+              <w:bottom w:val="single" w:sz="4" w:color="E6EAF0" w:space="0"/>
               <w:right w:val="nil"/>
             </w:tcBorders>
           </w:tcPr>
@@ -3260,7 +3451,7 @@
             <w:tcBorders>
               <w:top w:val="nil"/>
               <w:left w:val="nil"/>
-              <w:bottom w:val="single" w:sz="4" w:color="DDE3EA" w:space="0"/>
+              <w:bottom w:val="single" w:sz="4" w:color="E6EAF0" w:space="0"/>
               <w:right w:val="nil"/>
             </w:tcBorders>
           </w:tcPr>
@@ -3284,7 +3475,7 @@
             <w:tcBorders>
               <w:top w:val="nil"/>
               <w:left w:val="nil"/>
-              <w:bottom w:val="single" w:sz="4" w:color="DDE3EA" w:space="0"/>
+              <w:bottom w:val="single" w:sz="4" w:color="E6EAF0" w:space="0"/>
               <w:right w:val="nil"/>
             </w:tcBorders>
           </w:tcPr>
@@ -3308,7 +3499,7 @@
             <w:tcBorders>
               <w:top w:val="nil"/>
               <w:left w:val="nil"/>
-              <w:bottom w:val="single" w:sz="4" w:color="DDE3EA" w:space="0"/>
+              <w:bottom w:val="single" w:sz="4" w:color="E6EAF0" w:space="0"/>
               <w:right w:val="nil"/>
             </w:tcBorders>
           </w:tcPr>
@@ -3335,7 +3526,7 @@
             <w:tcBorders>
               <w:top w:val="nil"/>
               <w:left w:val="nil"/>
-              <w:bottom w:val="single" w:sz="4" w:color="DDE3EA" w:space="0"/>
+              <w:bottom w:val="single" w:sz="4" w:color="E6EAF0" w:space="0"/>
               <w:right w:val="nil"/>
             </w:tcBorders>
           </w:tcPr>
@@ -3368,7 +3559,7 @@
             <w:tcBorders>
               <w:top w:val="nil"/>
               <w:left w:val="nil"/>
-              <w:bottom w:val="single" w:sz="4" w:color="DDE3EA" w:space="0"/>
+              <w:bottom w:val="single" w:sz="4" w:color="E6EAF0" w:space="0"/>
               <w:right w:val="nil"/>
             </w:tcBorders>
           </w:tcPr>
@@ -3392,7 +3583,7 @@
             <w:tcBorders>
               <w:top w:val="nil"/>
               <w:left w:val="nil"/>
-              <w:bottom w:val="single" w:sz="4" w:color="DDE3EA" w:space="0"/>
+              <w:bottom w:val="single" w:sz="4" w:color="E6EAF0" w:space="0"/>
               <w:right w:val="nil"/>
             </w:tcBorders>
           </w:tcPr>
@@ -3416,7 +3607,7 @@
             <w:tcBorders>
               <w:top w:val="nil"/>
               <w:left w:val="nil"/>
-              <w:bottom w:val="single" w:sz="4" w:color="DDE3EA" w:space="0"/>
+              <w:bottom w:val="single" w:sz="4" w:color="E6EAF0" w:space="0"/>
               <w:right w:val="nil"/>
             </w:tcBorders>
             <w:shd w:val="clear" w:color="auto" w:fill="E3F3E8"/>
@@ -3441,7 +3632,7 @@
             <w:tcBorders>
               <w:top w:val="nil"/>
               <w:left w:val="nil"/>
-              <w:bottom w:val="single" w:sz="4" w:color="DDE3EA" w:space="0"/>
+              <w:bottom w:val="single" w:sz="4" w:color="E6EAF0" w:space="0"/>
               <w:right w:val="nil"/>
             </w:tcBorders>
           </w:tcPr>
@@ -3468,7 +3659,7 @@
             <w:tcBorders>
               <w:top w:val="nil"/>
               <w:left w:val="nil"/>
-              <w:bottom w:val="single" w:sz="4" w:color="DDE3EA" w:space="0"/>
+              <w:bottom w:val="single" w:sz="4" w:color="E6EAF0" w:space="0"/>
               <w:right w:val="nil"/>
             </w:tcBorders>
           </w:tcPr>
@@ -3518,7 +3709,7 @@
             <w:tcBorders>
               <w:top w:val="nil"/>
               <w:left w:val="nil"/>
-              <w:bottom w:val="single" w:sz="4" w:color="DDE3EA" w:space="0"/>
+              <w:bottom w:val="single" w:sz="4" w:color="E6EAF0" w:space="0"/>
               <w:right w:val="nil"/>
             </w:tcBorders>
           </w:tcPr>
@@ -3542,7 +3733,7 @@
             <w:tcBorders>
               <w:top w:val="nil"/>
               <w:left w:val="nil"/>
-              <w:bottom w:val="single" w:sz="4" w:color="DDE3EA" w:space="0"/>
+              <w:bottom w:val="single" w:sz="4" w:color="E6EAF0" w:space="0"/>
               <w:right w:val="nil"/>
             </w:tcBorders>
           </w:tcPr>
@@ -3566,7 +3757,7 @@
             <w:tcBorders>
               <w:top w:val="nil"/>
               <w:left w:val="nil"/>
-              <w:bottom w:val="single" w:sz="4" w:color="DDE3EA" w:space="0"/>
+              <w:bottom w:val="single" w:sz="4" w:color="E6EAF0" w:space="0"/>
               <w:right w:val="nil"/>
             </w:tcBorders>
           </w:tcPr>
@@ -3590,7 +3781,7 @@
             <w:tcBorders>
               <w:top w:val="nil"/>
               <w:left w:val="nil"/>
-              <w:bottom w:val="single" w:sz="4" w:color="DDE3EA" w:space="0"/>
+              <w:bottom w:val="single" w:sz="4" w:color="E6EAF0" w:space="0"/>
               <w:right w:val="nil"/>
             </w:tcBorders>
           </w:tcPr>
@@ -3623,7 +3814,7 @@
       <w:r>
         <w:rPr>
           <w:b w:val="0"/>
-          <w:color w:val="5F6B7A"/>
+          <w:color w:val="667085"/>
           <w:sz w:val="16"/>
         </w:rPr>
         <w:t>Spalvos: žalias pokytis – rodiklis gerėja, raudonas – blogėja. Paskutinio laikotarpio langelio fonas: žalias – geras lygis, geltonas – vidutinis, raudonas – silpnas (įrankio orientyrai, config/metric_rules.yaml).</w:t>
@@ -3636,7 +3827,7 @@
       <w:r>
         <w:rPr>
           <w:b w:val="0"/>
-          <w:color w:val="5F6B7A"/>
+          <w:color w:val="667085"/>
           <w:sz w:val="16"/>
         </w:rPr>
         <w:t>* – paimta iš ataskaitos santraukos;  ᶜ – apskaičiuota įrankio. Mažas numeris prie teksto – nuoroda į šaltinį (paspaudus atsidaro dokumentas reikiamame puslapyje).</w:t>
@@ -3682,7 +3873,7 @@
       <w:pPr>
         <w:keepNext/>
         <w:pBdr>
-          <w:bottom w:val="single" w:sz="8" w:color="1F4E79" w:space="4"/>
+          <w:bottom w:val="single" w:sz="8" w:color="12355B" w:space="4"/>
         </w:pBdr>
         <w:tabs>
           <w:tab w:pos="482" w:val="left"/>
@@ -3695,13 +3886,13 @@
           <w:color w:val="2A78D6"/>
           <w:sz w:val="18"/>
         </w:rPr>
-        <w:t>04</w:t>
+        <w:t>03</w:t>
         <w:tab/>
       </w:r>
       <w:r>
         <w:rPr>
           <w:b/>
-          <w:color w:val="1F4E79"/>
+          <w:color w:val="12355B"/>
           <w:sz w:val="28"/>
         </w:rPr>
         <w:t>Veiklos apžvalga</w:t>
@@ -3843,7 +4034,7 @@
       <w:pPr>
         <w:keepNext/>
         <w:pBdr>
-          <w:bottom w:val="single" w:sz="8" w:color="1F4E79" w:space="4"/>
+          <w:bottom w:val="single" w:sz="8" w:color="12355B" w:space="4"/>
         </w:pBdr>
         <w:tabs>
           <w:tab w:pos="482" w:val="left"/>
@@ -3856,13 +4047,13 @@
           <w:color w:val="2A78D6"/>
           <w:sz w:val="18"/>
         </w:rPr>
-        <w:t>05</w:t>
+        <w:t>04</w:t>
         <w:tab/>
       </w:r>
       <w:r>
         <w:rPr>
           <w:b/>
-          <w:color w:val="1F4E79"/>
+          <w:color w:val="12355B"/>
           <w:sz w:val="28"/>
         </w:rPr>
         <w:t>Finansai</w:t>
@@ -3998,7 +4189,7 @@
       <w:pPr>
         <w:keepNext/>
         <w:pBdr>
-          <w:bottom w:val="single" w:sz="8" w:color="1F4E79" w:space="4"/>
+          <w:bottom w:val="single" w:sz="8" w:color="12355B" w:space="4"/>
         </w:pBdr>
         <w:tabs>
           <w:tab w:pos="482" w:val="left"/>
@@ -4011,13 +4202,13 @@
           <w:color w:val="2A78D6"/>
           <w:sz w:val="18"/>
         </w:rPr>
-        <w:t>06</w:t>
+        <w:t>05</w:t>
         <w:tab/>
       </w:r>
       <w:r>
         <w:rPr>
           <w:b/>
-          <w:color w:val="1F4E79"/>
+          <w:color w:val="12355B"/>
           <w:sz w:val="28"/>
         </w:rPr>
         <w:t>Ankstesni planai ir rezultatai</w:t>
@@ -4054,12 +4245,11 @@
           <w:tcPr>
             <w:tcW w:type="dxa" w:w="2578"/>
             <w:tcBorders>
-              <w:top w:val="single" w:sz="12" w:color="1F4E79" w:space="0"/>
+              <w:top w:val="nil"/>
               <w:left w:val="nil"/>
-              <w:bottom w:val="single" w:sz="4" w:color="C9D3DE" w:space="0"/>
+              <w:bottom w:val="single" w:sz="8" w:color="12355B" w:space="0"/>
               <w:right w:val="nil"/>
             </w:tcBorders>
-            <w:shd w:val="clear" w:color="auto" w:fill="EAF1F8"/>
           </w:tcPr>
           <w:p>
             <w:pPr>
@@ -4069,8 +4259,8 @@
               <w:rPr>
                 <w:b/>
                 <w:caps/>
-                <w:color w:val="1F4E79"/>
-                <w:sz w:val="16"/>
+                <w:color w:val="667085"/>
+                <w:sz w:val="14"/>
               </w:rPr>
               <w:t>Planas / tikslas</w:t>
             </w:r>
@@ -4080,12 +4270,11 @@
           <w:tcPr>
             <w:tcW w:type="dxa" w:w="2578"/>
             <w:tcBorders>
-              <w:top w:val="single" w:sz="12" w:color="1F4E79" w:space="0"/>
+              <w:top w:val="nil"/>
               <w:left w:val="nil"/>
-              <w:bottom w:val="single" w:sz="4" w:color="C9D3DE" w:space="0"/>
+              <w:bottom w:val="single" w:sz="8" w:color="12355B" w:space="0"/>
               <w:right w:val="nil"/>
             </w:tcBorders>
-            <w:shd w:val="clear" w:color="auto" w:fill="EAF1F8"/>
           </w:tcPr>
           <w:p>
             <w:pPr>
@@ -4095,8 +4284,8 @@
               <w:rPr>
                 <w:b/>
                 <w:caps/>
-                <w:color w:val="1F4E79"/>
-                <w:sz w:val="16"/>
+                <w:color w:val="667085"/>
+                <w:sz w:val="14"/>
               </w:rPr>
               <w:t>Rezultatas</w:t>
             </w:r>
@@ -4106,12 +4295,11 @@
           <w:tcPr>
             <w:tcW w:type="dxa" w:w="3138"/>
             <w:tcBorders>
-              <w:top w:val="single" w:sz="12" w:color="1F4E79" w:space="0"/>
+              <w:top w:val="nil"/>
               <w:left w:val="nil"/>
-              <w:bottom w:val="single" w:sz="4" w:color="C9D3DE" w:space="0"/>
+              <w:bottom w:val="single" w:sz="8" w:color="12355B" w:space="0"/>
               <w:right w:val="nil"/>
             </w:tcBorders>
-            <w:shd w:val="clear" w:color="auto" w:fill="EAF1F8"/>
           </w:tcPr>
           <w:p>
             <w:pPr>
@@ -4121,8 +4309,8 @@
               <w:rPr>
                 <w:b/>
                 <w:caps/>
-                <w:color w:val="1F4E79"/>
-                <w:sz w:val="16"/>
+                <w:color w:val="667085"/>
+                <w:sz w:val="14"/>
               </w:rPr>
               <w:t>Kas pasikeitė ir kodėl</w:t>
             </w:r>
@@ -4132,12 +4320,11 @@
           <w:tcPr>
             <w:tcW w:type="dxa" w:w="1345"/>
             <w:tcBorders>
-              <w:top w:val="single" w:sz="12" w:color="1F4E79" w:space="0"/>
+              <w:top w:val="nil"/>
               <w:left w:val="nil"/>
-              <w:bottom w:val="single" w:sz="4" w:color="C9D3DE" w:space="0"/>
+              <w:bottom w:val="single" w:sz="8" w:color="12355B" w:space="0"/>
               <w:right w:val="nil"/>
             </w:tcBorders>
-            <w:shd w:val="clear" w:color="auto" w:fill="EAF1F8"/>
           </w:tcPr>
           <w:p>
             <w:pPr>
@@ -4147,8 +4334,8 @@
               <w:rPr>
                 <w:b/>
                 <w:caps/>
-                <w:color w:val="1F4E79"/>
-                <w:sz w:val="16"/>
+                <w:color w:val="667085"/>
+                <w:sz w:val="14"/>
               </w:rPr>
               <w:t>Būsena</w:t>
             </w:r>
@@ -4162,7 +4349,7 @@
             <w:tcBorders>
               <w:top w:val="nil"/>
               <w:left w:val="nil"/>
-              <w:bottom w:val="single" w:sz="4" w:color="DDE3EA" w:space="0"/>
+              <w:bottom w:val="single" w:sz="4" w:color="E6EAF0" w:space="0"/>
               <w:right w:val="nil"/>
             </w:tcBorders>
           </w:tcPr>
@@ -4185,7 +4372,7 @@
             <w:tcBorders>
               <w:top w:val="nil"/>
               <w:left w:val="nil"/>
-              <w:bottom w:val="single" w:sz="4" w:color="DDE3EA" w:space="0"/>
+              <w:bottom w:val="single" w:sz="4" w:color="E6EAF0" w:space="0"/>
               <w:right w:val="nil"/>
             </w:tcBorders>
           </w:tcPr>
@@ -4218,7 +4405,7 @@
             <w:tcBorders>
               <w:top w:val="nil"/>
               <w:left w:val="nil"/>
-              <w:bottom w:val="single" w:sz="4" w:color="DDE3EA" w:space="0"/>
+              <w:bottom w:val="single" w:sz="4" w:color="E6EAF0" w:space="0"/>
               <w:right w:val="nil"/>
             </w:tcBorders>
           </w:tcPr>
@@ -4258,7 +4445,7 @@
             <w:tcBorders>
               <w:top w:val="nil"/>
               <w:left w:val="nil"/>
-              <w:bottom w:val="single" w:sz="4" w:color="DDE3EA" w:space="0"/>
+              <w:bottom w:val="single" w:sz="4" w:color="E6EAF0" w:space="0"/>
               <w:right w:val="nil"/>
             </w:tcBorders>
             <w:shd w:val="clear" w:color="auto" w:fill="FDF1D8"/>
@@ -4284,7 +4471,7 @@
             <w:tcBorders>
               <w:top w:val="nil"/>
               <w:left w:val="nil"/>
-              <w:bottom w:val="single" w:sz="4" w:color="DDE3EA" w:space="0"/>
+              <w:bottom w:val="single" w:sz="4" w:color="E6EAF0" w:space="0"/>
               <w:right w:val="nil"/>
             </w:tcBorders>
           </w:tcPr>
@@ -4307,7 +4494,7 @@
             <w:tcBorders>
               <w:top w:val="nil"/>
               <w:left w:val="nil"/>
-              <w:bottom w:val="single" w:sz="4" w:color="DDE3EA" w:space="0"/>
+              <w:bottom w:val="single" w:sz="4" w:color="E6EAF0" w:space="0"/>
               <w:right w:val="nil"/>
             </w:tcBorders>
           </w:tcPr>
@@ -4340,7 +4527,7 @@
             <w:tcBorders>
               <w:top w:val="nil"/>
               <w:left w:val="nil"/>
-              <w:bottom w:val="single" w:sz="4" w:color="DDE3EA" w:space="0"/>
+              <w:bottom w:val="single" w:sz="4" w:color="E6EAF0" w:space="0"/>
               <w:right w:val="nil"/>
             </w:tcBorders>
           </w:tcPr>
@@ -4380,7 +4567,7 @@
             <w:tcBorders>
               <w:top w:val="nil"/>
               <w:left w:val="nil"/>
-              <w:bottom w:val="single" w:sz="4" w:color="DDE3EA" w:space="0"/>
+              <w:bottom w:val="single" w:sz="4" w:color="E6EAF0" w:space="0"/>
               <w:right w:val="nil"/>
             </w:tcBorders>
             <w:shd w:val="clear" w:color="auto" w:fill="E3F3E8"/>
@@ -4406,7 +4593,7 @@
             <w:tcBorders>
               <w:top w:val="nil"/>
               <w:left w:val="nil"/>
-              <w:bottom w:val="single" w:sz="4" w:color="DDE3EA" w:space="0"/>
+              <w:bottom w:val="single" w:sz="4" w:color="E6EAF0" w:space="0"/>
               <w:right w:val="nil"/>
             </w:tcBorders>
           </w:tcPr>
@@ -4429,7 +4616,7 @@
             <w:tcBorders>
               <w:top w:val="nil"/>
               <w:left w:val="nil"/>
-              <w:bottom w:val="single" w:sz="4" w:color="DDE3EA" w:space="0"/>
+              <w:bottom w:val="single" w:sz="4" w:color="E6EAF0" w:space="0"/>
               <w:right w:val="nil"/>
             </w:tcBorders>
           </w:tcPr>
@@ -4479,7 +4666,7 @@
             <w:tcBorders>
               <w:top w:val="nil"/>
               <w:left w:val="nil"/>
-              <w:bottom w:val="single" w:sz="4" w:color="DDE3EA" w:space="0"/>
+              <w:bottom w:val="single" w:sz="4" w:color="E6EAF0" w:space="0"/>
               <w:right w:val="nil"/>
             </w:tcBorders>
           </w:tcPr>
@@ -4519,7 +4706,7 @@
             <w:tcBorders>
               <w:top w:val="nil"/>
               <w:left w:val="nil"/>
-              <w:bottom w:val="single" w:sz="4" w:color="DDE3EA" w:space="0"/>
+              <w:bottom w:val="single" w:sz="4" w:color="E6EAF0" w:space="0"/>
               <w:right w:val="nil"/>
             </w:tcBorders>
             <w:shd w:val="clear" w:color="auto" w:fill="EAF1F8"/>
@@ -4545,7 +4732,7 @@
             <w:tcBorders>
               <w:top w:val="nil"/>
               <w:left w:val="nil"/>
-              <w:bottom w:val="single" w:sz="4" w:color="DDE3EA" w:space="0"/>
+              <w:bottom w:val="single" w:sz="4" w:color="E6EAF0" w:space="0"/>
               <w:right w:val="nil"/>
             </w:tcBorders>
           </w:tcPr>
@@ -4568,7 +4755,7 @@
             <w:tcBorders>
               <w:top w:val="nil"/>
               <w:left w:val="nil"/>
-              <w:bottom w:val="single" w:sz="4" w:color="DDE3EA" w:space="0"/>
+              <w:bottom w:val="single" w:sz="4" w:color="E6EAF0" w:space="0"/>
               <w:right w:val="nil"/>
             </w:tcBorders>
           </w:tcPr>
@@ -4601,7 +4788,7 @@
             <w:tcBorders>
               <w:top w:val="nil"/>
               <w:left w:val="nil"/>
-              <w:bottom w:val="single" w:sz="4" w:color="DDE3EA" w:space="0"/>
+              <w:bottom w:val="single" w:sz="4" w:color="E6EAF0" w:space="0"/>
               <w:right w:val="nil"/>
             </w:tcBorders>
           </w:tcPr>
@@ -4641,7 +4828,7 @@
             <w:tcBorders>
               <w:top w:val="nil"/>
               <w:left w:val="nil"/>
-              <w:bottom w:val="single" w:sz="4" w:color="DDE3EA" w:space="0"/>
+              <w:bottom w:val="single" w:sz="4" w:color="E6EAF0" w:space="0"/>
               <w:right w:val="nil"/>
             </w:tcBorders>
             <w:shd w:val="clear" w:color="auto" w:fill="EAF1F8"/>
@@ -4670,7 +4857,7 @@
       <w:pPr>
         <w:keepNext/>
         <w:pBdr>
-          <w:bottom w:val="single" w:sz="8" w:color="1F4E79" w:space="4"/>
+          <w:bottom w:val="single" w:sz="8" w:color="12355B" w:space="4"/>
         </w:pBdr>
         <w:tabs>
           <w:tab w:pos="482" w:val="left"/>
@@ -4683,13 +4870,13 @@
           <w:color w:val="2A78D6"/>
           <w:sz w:val="18"/>
         </w:rPr>
-        <w:t>07</w:t>
+        <w:t>06</w:t>
         <w:tab/>
       </w:r>
       <w:r>
         <w:rPr>
           <w:b/>
-          <w:color w:val="1F4E79"/>
+          <w:color w:val="12355B"/>
           <w:sz w:val="28"/>
         </w:rPr>
         <w:t>Informacija investuotojui ir išvados</w:t>
@@ -4951,7 +5138,7 @@
       <w:pPr>
         <w:keepNext/>
         <w:pBdr>
-          <w:bottom w:val="single" w:sz="8" w:color="1F4E79" w:space="4"/>
+          <w:bottom w:val="single" w:sz="8" w:color="12355B" w:space="4"/>
         </w:pBdr>
         <w:tabs>
           <w:tab w:pos="482" w:val="left"/>
@@ -4964,16 +5151,16 @@
           <w:color w:val="2A78D6"/>
           <w:sz w:val="18"/>
         </w:rPr>
-        <w:t>08</w:t>
+        <w:t>07</w:t>
         <w:tab/>
       </w:r>
       <w:r>
         <w:rPr>
           <w:b/>
-          <w:color w:val="1F4E79"/>
+          <w:color w:val="12355B"/>
           <w:sz w:val="28"/>
         </w:rPr>
-        <w:t>Ką rašo spauda</w:t>
+        <w:t>Rinka ir aplinka</w:t>
       </w:r>
     </w:p>
     <w:p>
@@ -4997,13 +5184,59 @@
         <w:rPr>
           <w:b/>
         </w:rPr>
-        <w:t>Vadovai:</w:t>
+        <w:t>Šaltis kėlė pardavimus:</w:t>
       </w:r>
       <w:r>
         <w:rPr>
           <w:b w:val="0"/>
         </w:rPr>
-        <w:t xml:space="preserve"> 2026-10-05 valdybos narys Māris Kuņickis palieka bendrovę</w:t>
+        <w:t xml:space="preserve"> pajamos +11 % iki 941,8 mln. EUR dėl didesnių dujų, elektros ir šilumos pardavimų šaltą metų pradžią; EBITDA +5 % iki 284,6 mln. EUR – nauji saulės ir vėjo parkai, didesnė termofikacinių elektrinių gamyba</w:t>
+      </w:r>
+      <w:hyperlink r:id="rId22">
+        <w:r>
+          <w:rPr>
+            <w:color w:val="2A78D6"/>
+            <w:vertAlign w:val="superscript"/>
+            <w:sz w:val="17"/>
+          </w:rPr>
+          <w:t xml:space="preserve">17</w:t>
+        </w:r>
+      </w:hyperlink>
+      <w:r>
+        <w:rPr>
+          <w:b w:val="0"/>
+        </w:rPr>
+        <w:t>.</w:t>
+      </w:r>
+    </w:p>
+    <w:p>
+      <w:pPr>
+        <w:tabs>
+          <w:tab w:pos="255" w:val="left"/>
+        </w:tabs>
+        <w:spacing w:before="0" w:after="80"/>
+        <w:ind w:left="255" w:hanging="255"/>
+      </w:pPr>
+      <w:r>
+        <w:rPr>
+          <w:b/>
+          <w:color w:val="2A78D6"/>
+          <w:sz w:val="20"/>
+        </w:rPr>
+        <w:t>▪</w:t>
+        <w:tab/>
+      </w:r>
+      <w:r>
+        <w:rPr>
+          <w:b/>
+        </w:rPr>
+        <w:t>Elektros kainos:</w:t>
+      </w:r>
+      <w:r>
+        <w:rPr>
+          <w:b w:val="0"/>
+        </w:rPr>
+        <w:t xml:space="preserve"> Latvijoje vidutinė kaina 102,6 EUR/MWh (prieš metus 87,3); Šiaurės šalių sistemos kaina daugiau nei padvigubėjo dėl šalčio, didesnės paklausos ir mažesnių hidroresursų (22 TWh žemiau ilgalaikio vidurkio)</w:t>
       </w:r>
       <w:hyperlink r:id="rId31">
         <w:r>
@@ -5043,13 +5276,13 @@
         <w:rPr>
           <w:b/>
         </w:rPr>
-        <w:t>Tet ir LMT:</w:t>
+        <w:t>Daugava ir dujos:</w:t>
       </w:r>
       <w:r>
         <w:rPr>
           <w:b w:val="0"/>
         </w:rPr>
-        <w:t xml:space="preserve"> 2026-10-22 rašyta, kad Latvenergo pasirengusi tęsti bendradarbiavimą Tet ir LMT dalių išpirkimo procese</w:t>
+        <w:t xml:space="preserve"> Daugavos HE gamyba –4 % iki 1,6 TWh, nes upės prietaka 24 % mažesnė už ilgalaikį vidurkį</w:t>
       </w:r>
       <w:hyperlink r:id="rId32">
         <w:r>
@@ -5059,6 +5292,1091 @@
             <w:sz w:val="17"/>
           </w:rPr>
           <w:t xml:space="preserve">27</w:t>
+        </w:r>
+      </w:hyperlink>
+      <w:r>
+        <w:rPr>
+          <w:b w:val="0"/>
+        </w:rPr>
+        <w:t>; dujų TTF kaina vidutiniškai 40 EUR/MWh (–7 %), ES saugyklų užpildymas 38 % (prieš metus 46 %)</w:t>
+      </w:r>
+      <w:hyperlink r:id="rId23">
+        <w:r>
+          <w:rPr>
+            <w:color w:val="2A78D6"/>
+            <w:vertAlign w:val="superscript"/>
+            <w:sz w:val="17"/>
+          </w:rPr>
+          <w:t xml:space="preserve">14</w:t>
+        </w:r>
+      </w:hyperlink>
+      <w:r>
+        <w:rPr>
+          <w:b w:val="0"/>
+        </w:rPr>
+        <w:t>.</w:t>
+      </w:r>
+    </w:p>
+    <w:p>
+      <w:pPr>
+        <w:tabs>
+          <w:tab w:pos="255" w:val="left"/>
+        </w:tabs>
+        <w:spacing w:before="0" w:after="80"/>
+        <w:ind w:left="255" w:hanging="255"/>
+      </w:pPr>
+      <w:r>
+        <w:rPr>
+          <w:b/>
+          <w:color w:val="2A78D6"/>
+          <w:sz w:val="20"/>
+        </w:rPr>
+        <w:t>▪</w:t>
+        <w:tab/>
+      </w:r>
+      <w:r>
+        <w:rPr>
+          <w:b/>
+        </w:rPr>
+        <w:t>Perspektyva:</w:t>
+      </w:r>
+      <w:r>
+        <w:rPr>
+          <w:b w:val="0"/>
+        </w:rPr>
+        <w:t xml:space="preserve"> nauji vėjo ir saulės parkai bus paleidžiami 2026–2027 m.; juos užbaigus metinė gamyba padidės apie 2,2 TWh</w:t>
+      </w:r>
+      <w:hyperlink r:id="rId33">
+        <w:r>
+          <w:rPr>
+            <w:color w:val="2A78D6"/>
+            <w:vertAlign w:val="superscript"/>
+            <w:sz w:val="17"/>
+          </w:rPr>
+          <w:t xml:space="preserve">28</w:t>
+        </w:r>
+      </w:hyperlink>
+      <w:r>
+        <w:rPr>
+          <w:b w:val="0"/>
+        </w:rPr>
+        <w:t>.</w:t>
+      </w:r>
+    </w:p>
+    <w:tbl>
+      <w:tblPr>
+        <w:tblW w:w="9639" w:type="dxa"/>
+        <w:tblBorders>
+          <w:top w:val="nil"/>
+          <w:left w:val="nil"/>
+          <w:bottom w:val="nil"/>
+          <w:right w:val="nil"/>
+          <w:insideH w:val="nil"/>
+          <w:insideV w:val="nil"/>
+        </w:tblBorders>
+        <w:tblLayout w:type="fixed"/>
+        <w:tblCellMar>
+          <w:top w:w="70" w:type="dxa"/>
+          <w:left w:w="100" w:type="dxa"/>
+          <w:bottom w:w="70" w:type="dxa"/>
+          <w:right w:w="100" w:type="dxa"/>
+        </w:tblCellMar>
+        <w:tblLook w:firstColumn="1" w:firstRow="1" w:lastColumn="0" w:lastRow="0" w:noHBand="0" w:noVBand="1" w:val="04A0"/>
+      </w:tblPr>
+      <w:tblGrid>
+        <w:gridCol w:w="3515"/>
+        <w:gridCol w:w="1814"/>
+        <w:gridCol w:w="1360"/>
+        <w:gridCol w:w="1360"/>
+        <w:gridCol w:w="1587"/>
+      </w:tblGrid>
+      <w:tr>
+        <w:tc>
+          <w:tcPr>
+            <w:tcW w:type="dxa" w:w="3515"/>
+            <w:tcBorders>
+              <w:top w:val="nil"/>
+              <w:left w:val="nil"/>
+              <w:bottom w:val="single" w:sz="8" w:color="12355B" w:space="0"/>
+              <w:right w:val="nil"/>
+            </w:tcBorders>
+          </w:tcPr>
+          <w:p>
+            <w:pPr>
+              <w:spacing w:before="0" w:after="0"/>
+            </w:pPr>
+            <w:r>
+              <w:rPr>
+                <w:b/>
+                <w:caps/>
+                <w:color w:val="667085"/>
+                <w:sz w:val="14"/>
+              </w:rPr>
+            </w:r>
+          </w:p>
+        </w:tc>
+        <w:tc>
+          <w:tcPr>
+            <w:tcW w:type="dxa" w:w="1814"/>
+            <w:tcBorders>
+              <w:top w:val="nil"/>
+              <w:left w:val="nil"/>
+              <w:bottom w:val="single" w:sz="8" w:color="12355B" w:space="0"/>
+              <w:right w:val="nil"/>
+            </w:tcBorders>
+          </w:tcPr>
+          <w:p>
+            <w:pPr>
+              <w:spacing w:before="0" w:after="0"/>
+              <w:jc w:val="right"/>
+            </w:pPr>
+            <w:r>
+              <w:rPr>
+                <w:b/>
+                <w:caps/>
+                <w:color w:val="667085"/>
+                <w:sz w:val="14"/>
+              </w:rPr>
+              <w:t>Dabar</w:t>
+            </w:r>
+          </w:p>
+        </w:tc>
+        <w:tc>
+          <w:tcPr>
+            <w:tcW w:type="dxa" w:w="1361"/>
+            <w:tcBorders>
+              <w:top w:val="nil"/>
+              <w:left w:val="nil"/>
+              <w:bottom w:val="single" w:sz="8" w:color="12355B" w:space="0"/>
+              <w:right w:val="nil"/>
+            </w:tcBorders>
+          </w:tcPr>
+          <w:p>
+            <w:pPr>
+              <w:spacing w:before="0" w:after="0"/>
+              <w:jc w:val="right"/>
+            </w:pPr>
+            <w:r>
+              <w:rPr>
+                <w:b/>
+                <w:caps/>
+                <w:color w:val="667085"/>
+                <w:sz w:val="14"/>
+              </w:rPr>
+              <w:t>Prieš 3 mėn.</w:t>
+            </w:r>
+          </w:p>
+        </w:tc>
+        <w:tc>
+          <w:tcPr>
+            <w:tcW w:type="dxa" w:w="1361"/>
+            <w:tcBorders>
+              <w:top w:val="nil"/>
+              <w:left w:val="nil"/>
+              <w:bottom w:val="single" w:sz="8" w:color="12355B" w:space="0"/>
+              <w:right w:val="nil"/>
+            </w:tcBorders>
+          </w:tcPr>
+          <w:p>
+            <w:pPr>
+              <w:spacing w:before="0" w:after="0"/>
+              <w:jc w:val="right"/>
+            </w:pPr>
+            <w:r>
+              <w:rPr>
+                <w:b/>
+                <w:caps/>
+                <w:color w:val="667085"/>
+                <w:sz w:val="14"/>
+              </w:rPr>
+              <w:t>Prieš 12 mėn.</w:t>
+            </w:r>
+          </w:p>
+        </w:tc>
+        <w:tc>
+          <w:tcPr>
+            <w:tcW w:type="dxa" w:w="1587"/>
+            <w:tcBorders>
+              <w:top w:val="nil"/>
+              <w:left w:val="nil"/>
+              <w:bottom w:val="single" w:sz="8" w:color="12355B" w:space="0"/>
+              <w:right w:val="nil"/>
+            </w:tcBorders>
+          </w:tcPr>
+          <w:p>
+            <w:pPr>
+              <w:spacing w:before="0" w:after="0"/>
+              <w:jc w:val="right"/>
+            </w:pPr>
+            <w:r>
+              <w:rPr>
+                <w:b/>
+                <w:caps/>
+                <w:color w:val="667085"/>
+                <w:sz w:val="14"/>
+              </w:rPr>
+              <w:t>Pokytis per 12 mėn.</w:t>
+            </w:r>
+          </w:p>
+        </w:tc>
+      </w:tr>
+      <w:tr>
+        <w:tc>
+          <w:tcPr>
+            <w:tcW w:type="dxa" w:w="3515"/>
+            <w:tcBorders>
+              <w:top w:val="nil"/>
+              <w:left w:val="nil"/>
+              <w:bottom w:val="single" w:sz="4" w:color="E6EAF0" w:space="0"/>
+              <w:right w:val="nil"/>
+            </w:tcBorders>
+          </w:tcPr>
+          <w:p>
+            <w:pPr>
+              <w:spacing w:before="0" w:after="0"/>
+            </w:pPr>
+            <w:r>
+              <w:rPr>
+                <w:b w:val="0"/>
+                <w:sz w:val="17"/>
+              </w:rPr>
+              <w:t>ECB indėlių palūkanų norma</w:t>
+            </w:r>
+          </w:p>
+        </w:tc>
+        <w:tc>
+          <w:tcPr>
+            <w:tcW w:type="dxa" w:w="1814"/>
+            <w:tcBorders>
+              <w:top w:val="nil"/>
+              <w:left w:val="nil"/>
+              <w:bottom w:val="single" w:sz="4" w:color="E6EAF0" w:space="0"/>
+              <w:right w:val="nil"/>
+            </w:tcBorders>
+          </w:tcPr>
+          <w:p>
+            <w:pPr>
+              <w:spacing w:before="0" w:after="0"/>
+              <w:jc w:val="right"/>
+            </w:pPr>
+            <w:r>
+              <w:rPr>
+                <w:b w:val="0"/>
+                <w:sz w:val="17"/>
+              </w:rPr>
+              <w:t>2,50 % (2026-09)</w:t>
+            </w:r>
+          </w:p>
+        </w:tc>
+        <w:tc>
+          <w:tcPr>
+            <w:tcW w:type="dxa" w:w="1361"/>
+            <w:tcBorders>
+              <w:top w:val="nil"/>
+              <w:left w:val="nil"/>
+              <w:bottom w:val="single" w:sz="4" w:color="E6EAF0" w:space="0"/>
+              <w:right w:val="nil"/>
+            </w:tcBorders>
+          </w:tcPr>
+          <w:p>
+            <w:pPr>
+              <w:spacing w:before="0" w:after="0"/>
+              <w:jc w:val="right"/>
+            </w:pPr>
+            <w:r>
+              <w:rPr>
+                <w:b w:val="0"/>
+                <w:sz w:val="17"/>
+              </w:rPr>
+              <w:t>2,25 %</w:t>
+            </w:r>
+          </w:p>
+        </w:tc>
+        <w:tc>
+          <w:tcPr>
+            <w:tcW w:type="dxa" w:w="1361"/>
+            <w:tcBorders>
+              <w:top w:val="nil"/>
+              <w:left w:val="nil"/>
+              <w:bottom w:val="single" w:sz="4" w:color="E6EAF0" w:space="0"/>
+              <w:right w:val="nil"/>
+            </w:tcBorders>
+          </w:tcPr>
+          <w:p>
+            <w:pPr>
+              <w:spacing w:before="0" w:after="0"/>
+              <w:jc w:val="right"/>
+            </w:pPr>
+            <w:r>
+              <w:rPr>
+                <w:b w:val="0"/>
+                <w:sz w:val="17"/>
+              </w:rPr>
+              <w:t>–</w:t>
+            </w:r>
+          </w:p>
+        </w:tc>
+        <w:tc>
+          <w:tcPr>
+            <w:tcW w:type="dxa" w:w="1587"/>
+            <w:tcBorders>
+              <w:top w:val="nil"/>
+              <w:left w:val="nil"/>
+              <w:bottom w:val="single" w:sz="4" w:color="E6EAF0" w:space="0"/>
+              <w:right w:val="nil"/>
+            </w:tcBorders>
+          </w:tcPr>
+          <w:p>
+            <w:pPr>
+              <w:spacing w:before="0" w:after="0"/>
+              <w:jc w:val="right"/>
+            </w:pPr>
+            <w:r>
+              <w:rPr>
+                <w:b w:val="0"/>
+                <w:sz w:val="17"/>
+              </w:rPr>
+              <w:t>–</w:t>
+            </w:r>
+          </w:p>
+        </w:tc>
+      </w:tr>
+      <w:tr>
+        <w:tc>
+          <w:tcPr>
+            <w:tcW w:type="dxa" w:w="3515"/>
+            <w:tcBorders>
+              <w:top w:val="nil"/>
+              <w:left w:val="nil"/>
+              <w:bottom w:val="single" w:sz="4" w:color="E6EAF0" w:space="0"/>
+              <w:right w:val="nil"/>
+            </w:tcBorders>
+          </w:tcPr>
+          <w:p>
+            <w:pPr>
+              <w:spacing w:before="0" w:after="0"/>
+            </w:pPr>
+            <w:r>
+              <w:rPr>
+                <w:b w:val="0"/>
+                <w:sz w:val="17"/>
+              </w:rPr>
+              <w:t>3 mėn. Euribor</w:t>
+            </w:r>
+          </w:p>
+        </w:tc>
+        <w:tc>
+          <w:tcPr>
+            <w:tcW w:type="dxa" w:w="1814"/>
+            <w:tcBorders>
+              <w:top w:val="nil"/>
+              <w:left w:val="nil"/>
+              <w:bottom w:val="single" w:sz="4" w:color="E6EAF0" w:space="0"/>
+              <w:right w:val="nil"/>
+            </w:tcBorders>
+          </w:tcPr>
+          <w:p>
+            <w:pPr>
+              <w:spacing w:before="0" w:after="0"/>
+              <w:jc w:val="right"/>
+            </w:pPr>
+            <w:r>
+              <w:rPr>
+                <w:b w:val="0"/>
+                <w:sz w:val="17"/>
+              </w:rPr>
+              <w:t>2,64 % (2026-09)</w:t>
+            </w:r>
+          </w:p>
+        </w:tc>
+        <w:tc>
+          <w:tcPr>
+            <w:tcW w:type="dxa" w:w="1361"/>
+            <w:tcBorders>
+              <w:top w:val="nil"/>
+              <w:left w:val="nil"/>
+              <w:bottom w:val="single" w:sz="4" w:color="E6EAF0" w:space="0"/>
+              <w:right w:val="nil"/>
+            </w:tcBorders>
+          </w:tcPr>
+          <w:p>
+            <w:pPr>
+              <w:spacing w:before="0" w:after="0"/>
+              <w:jc w:val="right"/>
+            </w:pPr>
+            <w:r>
+              <w:rPr>
+                <w:b w:val="0"/>
+                <w:sz w:val="17"/>
+              </w:rPr>
+              <w:t>2,34 %</w:t>
+            </w:r>
+          </w:p>
+        </w:tc>
+        <w:tc>
+          <w:tcPr>
+            <w:tcW w:type="dxa" w:w="1361"/>
+            <w:tcBorders>
+              <w:top w:val="nil"/>
+              <w:left w:val="nil"/>
+              <w:bottom w:val="single" w:sz="4" w:color="E6EAF0" w:space="0"/>
+              <w:right w:val="nil"/>
+            </w:tcBorders>
+          </w:tcPr>
+          <w:p>
+            <w:pPr>
+              <w:spacing w:before="0" w:after="0"/>
+              <w:jc w:val="right"/>
+            </w:pPr>
+            <w:r>
+              <w:rPr>
+                <w:b w:val="0"/>
+                <w:sz w:val="17"/>
+              </w:rPr>
+              <w:t>2,03 %</w:t>
+            </w:r>
+          </w:p>
+        </w:tc>
+        <w:tc>
+          <w:tcPr>
+            <w:tcW w:type="dxa" w:w="1587"/>
+            <w:tcBorders>
+              <w:top w:val="nil"/>
+              <w:left w:val="nil"/>
+              <w:bottom w:val="single" w:sz="4" w:color="E6EAF0" w:space="0"/>
+              <w:right w:val="nil"/>
+            </w:tcBorders>
+          </w:tcPr>
+          <w:p>
+            <w:pPr>
+              <w:spacing w:before="0" w:after="0"/>
+              <w:jc w:val="right"/>
+            </w:pPr>
+            <w:r>
+              <w:rPr>
+                <w:b w:val="0"/>
+                <w:sz w:val="17"/>
+              </w:rPr>
+              <w:t>▲ 0,61 p. p.</w:t>
+            </w:r>
+          </w:p>
+        </w:tc>
+      </w:tr>
+      <w:tr>
+        <w:tc>
+          <w:tcPr>
+            <w:tcW w:type="dxa" w:w="3515"/>
+            <w:tcBorders>
+              <w:top w:val="nil"/>
+              <w:left w:val="nil"/>
+              <w:bottom w:val="single" w:sz="4" w:color="E6EAF0" w:space="0"/>
+              <w:right w:val="nil"/>
+            </w:tcBorders>
+          </w:tcPr>
+          <w:p>
+            <w:pPr>
+              <w:spacing w:before="0" w:after="0"/>
+            </w:pPr>
+            <w:r>
+              <w:rPr>
+                <w:b w:val="0"/>
+                <w:sz w:val="17"/>
+              </w:rPr>
+              <w:t>6 mėn. Euribor</w:t>
+            </w:r>
+          </w:p>
+        </w:tc>
+        <w:tc>
+          <w:tcPr>
+            <w:tcW w:type="dxa" w:w="1814"/>
+            <w:tcBorders>
+              <w:top w:val="nil"/>
+              <w:left w:val="nil"/>
+              <w:bottom w:val="single" w:sz="4" w:color="E6EAF0" w:space="0"/>
+              <w:right w:val="nil"/>
+            </w:tcBorders>
+          </w:tcPr>
+          <w:p>
+            <w:pPr>
+              <w:spacing w:before="0" w:after="0"/>
+              <w:jc w:val="right"/>
+            </w:pPr>
+            <w:r>
+              <w:rPr>
+                <w:b w:val="0"/>
+                <w:sz w:val="17"/>
+              </w:rPr>
+              <w:t>2,92 % (2026-09)</w:t>
+            </w:r>
+          </w:p>
+        </w:tc>
+        <w:tc>
+          <w:tcPr>
+            <w:tcW w:type="dxa" w:w="1361"/>
+            <w:tcBorders>
+              <w:top w:val="nil"/>
+              <w:left w:val="nil"/>
+              <w:bottom w:val="single" w:sz="4" w:color="E6EAF0" w:space="0"/>
+              <w:right w:val="nil"/>
+            </w:tcBorders>
+          </w:tcPr>
+          <w:p>
+            <w:pPr>
+              <w:spacing w:before="0" w:after="0"/>
+              <w:jc w:val="right"/>
+            </w:pPr>
+            <w:r>
+              <w:rPr>
+                <w:b w:val="0"/>
+                <w:sz w:val="17"/>
+              </w:rPr>
+              <w:t>2,60 %</w:t>
+            </w:r>
+          </w:p>
+        </w:tc>
+        <w:tc>
+          <w:tcPr>
+            <w:tcW w:type="dxa" w:w="1361"/>
+            <w:tcBorders>
+              <w:top w:val="nil"/>
+              <w:left w:val="nil"/>
+              <w:bottom w:val="single" w:sz="4" w:color="E6EAF0" w:space="0"/>
+              <w:right w:val="nil"/>
+            </w:tcBorders>
+          </w:tcPr>
+          <w:p>
+            <w:pPr>
+              <w:spacing w:before="0" w:after="0"/>
+              <w:jc w:val="right"/>
+            </w:pPr>
+            <w:r>
+              <w:rPr>
+                <w:b w:val="0"/>
+                <w:sz w:val="17"/>
+              </w:rPr>
+              <w:t>2,10 %</w:t>
+            </w:r>
+          </w:p>
+        </w:tc>
+        <w:tc>
+          <w:tcPr>
+            <w:tcW w:type="dxa" w:w="1587"/>
+            <w:tcBorders>
+              <w:top w:val="nil"/>
+              <w:left w:val="nil"/>
+              <w:bottom w:val="single" w:sz="4" w:color="E6EAF0" w:space="0"/>
+              <w:right w:val="nil"/>
+            </w:tcBorders>
+          </w:tcPr>
+          <w:p>
+            <w:pPr>
+              <w:spacing w:before="0" w:after="0"/>
+              <w:jc w:val="right"/>
+            </w:pPr>
+            <w:r>
+              <w:rPr>
+                <w:b w:val="0"/>
+                <w:sz w:val="17"/>
+              </w:rPr>
+              <w:t>▲ 0,82 p. p.</w:t>
+            </w:r>
+          </w:p>
+        </w:tc>
+      </w:tr>
+      <w:tr>
+        <w:tc>
+          <w:tcPr>
+            <w:tcW w:type="dxa" w:w="3515"/>
+            <w:tcBorders>
+              <w:top w:val="nil"/>
+              <w:left w:val="nil"/>
+              <w:bottom w:val="single" w:sz="4" w:color="E6EAF0" w:space="0"/>
+              <w:right w:val="nil"/>
+            </w:tcBorders>
+          </w:tcPr>
+          <w:p>
+            <w:pPr>
+              <w:spacing w:before="0" w:after="0"/>
+            </w:pPr>
+            <w:r>
+              <w:rPr>
+                <w:b w:val="0"/>
+                <w:sz w:val="17"/>
+              </w:rPr>
+              <w:t>12 mėn. Euribor</w:t>
+            </w:r>
+          </w:p>
+        </w:tc>
+        <w:tc>
+          <w:tcPr>
+            <w:tcW w:type="dxa" w:w="1814"/>
+            <w:tcBorders>
+              <w:top w:val="nil"/>
+              <w:left w:val="nil"/>
+              <w:bottom w:val="single" w:sz="4" w:color="E6EAF0" w:space="0"/>
+              <w:right w:val="nil"/>
+            </w:tcBorders>
+          </w:tcPr>
+          <w:p>
+            <w:pPr>
+              <w:spacing w:before="0" w:after="0"/>
+              <w:jc w:val="right"/>
+            </w:pPr>
+            <w:r>
+              <w:rPr>
+                <w:b w:val="0"/>
+                <w:sz w:val="17"/>
+              </w:rPr>
+              <w:t>3,25 % (2026-09)</w:t>
+            </w:r>
+          </w:p>
+        </w:tc>
+        <w:tc>
+          <w:tcPr>
+            <w:tcW w:type="dxa" w:w="1361"/>
+            <w:tcBorders>
+              <w:top w:val="nil"/>
+              <w:left w:val="nil"/>
+              <w:bottom w:val="single" w:sz="4" w:color="E6EAF0" w:space="0"/>
+              <w:right w:val="nil"/>
+            </w:tcBorders>
+          </w:tcPr>
+          <w:p>
+            <w:pPr>
+              <w:spacing w:before="0" w:after="0"/>
+              <w:jc w:val="right"/>
+            </w:pPr>
+            <w:r>
+              <w:rPr>
+                <w:b w:val="0"/>
+                <w:sz w:val="17"/>
+              </w:rPr>
+              <w:t>2,80 %</w:t>
+            </w:r>
+          </w:p>
+        </w:tc>
+        <w:tc>
+          <w:tcPr>
+            <w:tcW w:type="dxa" w:w="1361"/>
+            <w:tcBorders>
+              <w:top w:val="nil"/>
+              <w:left w:val="nil"/>
+              <w:bottom w:val="single" w:sz="4" w:color="E6EAF0" w:space="0"/>
+              <w:right w:val="nil"/>
+            </w:tcBorders>
+          </w:tcPr>
+          <w:p>
+            <w:pPr>
+              <w:spacing w:before="0" w:after="0"/>
+              <w:jc w:val="right"/>
+            </w:pPr>
+            <w:r>
+              <w:rPr>
+                <w:b w:val="0"/>
+                <w:sz w:val="17"/>
+              </w:rPr>
+              <w:t>2,17 %</w:t>
+            </w:r>
+          </w:p>
+        </w:tc>
+        <w:tc>
+          <w:tcPr>
+            <w:tcW w:type="dxa" w:w="1587"/>
+            <w:tcBorders>
+              <w:top w:val="nil"/>
+              <w:left w:val="nil"/>
+              <w:bottom w:val="single" w:sz="4" w:color="E6EAF0" w:space="0"/>
+              <w:right w:val="nil"/>
+            </w:tcBorders>
+          </w:tcPr>
+          <w:p>
+            <w:pPr>
+              <w:spacing w:before="0" w:after="0"/>
+              <w:jc w:val="right"/>
+            </w:pPr>
+            <w:r>
+              <w:rPr>
+                <w:b w:val="0"/>
+                <w:sz w:val="17"/>
+              </w:rPr>
+              <w:t>▲ 1,08 p. p.</w:t>
+            </w:r>
+          </w:p>
+        </w:tc>
+      </w:tr>
+      <w:tr>
+        <w:tc>
+          <w:tcPr>
+            <w:tcW w:type="dxa" w:w="3515"/>
+            <w:tcBorders>
+              <w:top w:val="nil"/>
+              <w:left w:val="nil"/>
+              <w:bottom w:val="single" w:sz="4" w:color="E6EAF0" w:space="0"/>
+              <w:right w:val="nil"/>
+            </w:tcBorders>
+          </w:tcPr>
+          <w:p>
+            <w:pPr>
+              <w:spacing w:before="0" w:after="0"/>
+            </w:pPr>
+            <w:r>
+              <w:rPr>
+                <w:b w:val="0"/>
+                <w:sz w:val="17"/>
+              </w:rPr>
+              <w:t>Euro zonos AAA vyriausybių 10 m. pajamingumas</w:t>
+            </w:r>
+          </w:p>
+        </w:tc>
+        <w:tc>
+          <w:tcPr>
+            <w:tcW w:type="dxa" w:w="1814"/>
+            <w:tcBorders>
+              <w:top w:val="nil"/>
+              <w:left w:val="nil"/>
+              <w:bottom w:val="single" w:sz="4" w:color="E6EAF0" w:space="0"/>
+              <w:right w:val="nil"/>
+            </w:tcBorders>
+          </w:tcPr>
+          <w:p>
+            <w:pPr>
+              <w:spacing w:before="0" w:after="0"/>
+              <w:jc w:val="right"/>
+            </w:pPr>
+            <w:r>
+              <w:rPr>
+                <w:b w:val="0"/>
+                <w:sz w:val="17"/>
+              </w:rPr>
+              <w:t>3,43 % (2026-10)</w:t>
+            </w:r>
+          </w:p>
+        </w:tc>
+        <w:tc>
+          <w:tcPr>
+            <w:tcW w:type="dxa" w:w="1361"/>
+            <w:tcBorders>
+              <w:top w:val="nil"/>
+              <w:left w:val="nil"/>
+              <w:bottom w:val="single" w:sz="4" w:color="E6EAF0" w:space="0"/>
+              <w:right w:val="nil"/>
+            </w:tcBorders>
+          </w:tcPr>
+          <w:p>
+            <w:pPr>
+              <w:spacing w:before="0" w:after="0"/>
+              <w:jc w:val="right"/>
+            </w:pPr>
+            <w:r>
+              <w:rPr>
+                <w:b w:val="0"/>
+                <w:sz w:val="17"/>
+              </w:rPr>
+              <w:t>3,23 %</w:t>
+            </w:r>
+          </w:p>
+        </w:tc>
+        <w:tc>
+          <w:tcPr>
+            <w:tcW w:type="dxa" w:w="1361"/>
+            <w:tcBorders>
+              <w:top w:val="nil"/>
+              <w:left w:val="nil"/>
+              <w:bottom w:val="single" w:sz="4" w:color="E6EAF0" w:space="0"/>
+              <w:right w:val="nil"/>
+            </w:tcBorders>
+          </w:tcPr>
+          <w:p>
+            <w:pPr>
+              <w:spacing w:before="0" w:after="0"/>
+              <w:jc w:val="right"/>
+            </w:pPr>
+            <w:r>
+              <w:rPr>
+                <w:b w:val="0"/>
+                <w:sz w:val="17"/>
+              </w:rPr>
+              <w:t>2,72 %</w:t>
+            </w:r>
+          </w:p>
+        </w:tc>
+        <w:tc>
+          <w:tcPr>
+            <w:tcW w:type="dxa" w:w="1587"/>
+            <w:tcBorders>
+              <w:top w:val="nil"/>
+              <w:left w:val="nil"/>
+              <w:bottom w:val="single" w:sz="4" w:color="E6EAF0" w:space="0"/>
+              <w:right w:val="nil"/>
+            </w:tcBorders>
+          </w:tcPr>
+          <w:p>
+            <w:pPr>
+              <w:spacing w:before="0" w:after="0"/>
+              <w:jc w:val="right"/>
+            </w:pPr>
+            <w:r>
+              <w:rPr>
+                <w:b w:val="0"/>
+                <w:sz w:val="17"/>
+              </w:rPr>
+              <w:t>▲ 0,71 p. p.</w:t>
+            </w:r>
+          </w:p>
+        </w:tc>
+      </w:tr>
+      <w:tr>
+        <w:tc>
+          <w:tcPr>
+            <w:tcW w:type="dxa" w:w="3515"/>
+            <w:tcBorders>
+              <w:top w:val="nil"/>
+              <w:left w:val="nil"/>
+              <w:bottom w:val="single" w:sz="4" w:color="E6EAF0" w:space="0"/>
+              <w:right w:val="nil"/>
+            </w:tcBorders>
+          </w:tcPr>
+          <w:p>
+            <w:pPr>
+              <w:spacing w:before="0" w:after="0"/>
+            </w:pPr>
+            <w:r>
+              <w:rPr>
+                <w:b w:val="0"/>
+                <w:sz w:val="17"/>
+              </w:rPr>
+              <w:t>Euro zonos infliacija (SVKI, metinė)</w:t>
+            </w:r>
+          </w:p>
+        </w:tc>
+        <w:tc>
+          <w:tcPr>
+            <w:tcW w:type="dxa" w:w="1814"/>
+            <w:tcBorders>
+              <w:top w:val="nil"/>
+              <w:left w:val="nil"/>
+              <w:bottom w:val="single" w:sz="4" w:color="E6EAF0" w:space="0"/>
+              <w:right w:val="nil"/>
+            </w:tcBorders>
+          </w:tcPr>
+          <w:p>
+            <w:pPr>
+              <w:spacing w:before="0" w:after="0"/>
+              <w:jc w:val="right"/>
+            </w:pPr>
+            <w:r>
+              <w:rPr>
+                <w:b w:val="0"/>
+                <w:sz w:val="17"/>
+              </w:rPr>
+              <w:t>1,90 % (2025-12)</w:t>
+            </w:r>
+          </w:p>
+        </w:tc>
+        <w:tc>
+          <w:tcPr>
+            <w:tcW w:type="dxa" w:w="1361"/>
+            <w:tcBorders>
+              <w:top w:val="nil"/>
+              <w:left w:val="nil"/>
+              <w:bottom w:val="single" w:sz="4" w:color="E6EAF0" w:space="0"/>
+              <w:right w:val="nil"/>
+            </w:tcBorders>
+          </w:tcPr>
+          <w:p>
+            <w:pPr>
+              <w:spacing w:before="0" w:after="0"/>
+              <w:jc w:val="right"/>
+            </w:pPr>
+            <w:r>
+              <w:rPr>
+                <w:b w:val="0"/>
+                <w:sz w:val="17"/>
+              </w:rPr>
+              <w:t>2,20 %</w:t>
+            </w:r>
+          </w:p>
+        </w:tc>
+        <w:tc>
+          <w:tcPr>
+            <w:tcW w:type="dxa" w:w="1361"/>
+            <w:tcBorders>
+              <w:top w:val="nil"/>
+              <w:left w:val="nil"/>
+              <w:bottom w:val="single" w:sz="4" w:color="E6EAF0" w:space="0"/>
+              <w:right w:val="nil"/>
+            </w:tcBorders>
+          </w:tcPr>
+          <w:p>
+            <w:pPr>
+              <w:spacing w:before="0" w:after="0"/>
+              <w:jc w:val="right"/>
+            </w:pPr>
+            <w:r>
+              <w:rPr>
+                <w:b w:val="0"/>
+                <w:sz w:val="17"/>
+              </w:rPr>
+              <w:t>2,40 %</w:t>
+            </w:r>
+          </w:p>
+        </w:tc>
+        <w:tc>
+          <w:tcPr>
+            <w:tcW w:type="dxa" w:w="1587"/>
+            <w:tcBorders>
+              <w:top w:val="nil"/>
+              <w:left w:val="nil"/>
+              <w:bottom w:val="single" w:sz="4" w:color="E6EAF0" w:space="0"/>
+              <w:right w:val="nil"/>
+            </w:tcBorders>
+          </w:tcPr>
+          <w:p>
+            <w:pPr>
+              <w:spacing w:before="0" w:after="0"/>
+              <w:jc w:val="right"/>
+            </w:pPr>
+            <w:r>
+              <w:rPr>
+                <w:b w:val="0"/>
+                <w:sz w:val="17"/>
+              </w:rPr>
+              <w:t>▼ 0,50 p. p.</w:t>
+            </w:r>
+          </w:p>
+        </w:tc>
+      </w:tr>
+    </w:tbl>
+    <w:p>
+      <w:pPr>
+        <w:spacing w:before="0" w:after="40"/>
+      </w:pPr>
+    </w:p>
+    <w:p>
+      <w:pPr>
+        <w:spacing w:before="40" w:after="60"/>
+      </w:pPr>
+      <w:r>
+        <w:rPr>
+          <w:b w:val="0"/>
+          <w:color w:val="667085"/>
+          <w:sz w:val="16"/>
+        </w:rPr>
+        <w:t>Euro zonos palūkanos ir infliacija (ECB duomenys, mėnesio pabaigos reikšmė; Euribor ir infliacija – mėnesio vidurkis). Svarbu kintamų palūkanų ir perkainojamoms (reset) obligacijoms bei refinansavimo kaštams.</w:t>
+      </w:r>
+    </w:p>
+    <w:p>
+      <w:pPr>
+        <w:keepNext/>
+        <w:pBdr>
+          <w:bottom w:val="single" w:sz="8" w:color="12355B" w:space="4"/>
+        </w:pBdr>
+        <w:tabs>
+          <w:tab w:pos="482" w:val="left"/>
+        </w:tabs>
+        <w:spacing w:before="360" w:after="160"/>
+      </w:pPr>
+      <w:r>
+        <w:rPr>
+          <w:b/>
+          <w:color w:val="2A78D6"/>
+          <w:sz w:val="18"/>
+        </w:rPr>
+        <w:t>08</w:t>
+        <w:tab/>
+      </w:r>
+      <w:r>
+        <w:rPr>
+          <w:b/>
+          <w:color w:val="12355B"/>
+          <w:sz w:val="28"/>
+        </w:rPr>
+        <w:t>Ką rašo spauda</w:t>
+      </w:r>
+    </w:p>
+    <w:p>
+      <w:pPr>
+        <w:tabs>
+          <w:tab w:pos="255" w:val="left"/>
+        </w:tabs>
+        <w:spacing w:before="0" w:after="80"/>
+        <w:ind w:left="255" w:hanging="255"/>
+      </w:pPr>
+      <w:r>
+        <w:rPr>
+          <w:b/>
+          <w:color w:val="2A78D6"/>
+          <w:sz w:val="20"/>
+        </w:rPr>
+        <w:t>▪</w:t>
+        <w:tab/>
+      </w:r>
+      <w:r>
+        <w:rPr>
+          <w:b/>
+        </w:rPr>
+        <w:t>Vadovai:</w:t>
+      </w:r>
+      <w:r>
+        <w:rPr>
+          <w:b w:val="0"/>
+        </w:rPr>
+        <w:t xml:space="preserve"> 2026-10-05 valdybos narys Māris Kuņickis palieka bendrovę</w:t>
+      </w:r>
+      <w:hyperlink r:id="rId34">
+        <w:r>
+          <w:rPr>
+            <w:color w:val="2A78D6"/>
+            <w:vertAlign w:val="superscript"/>
+            <w:sz w:val="17"/>
+          </w:rPr>
+          <w:t xml:space="preserve">29</w:t>
+        </w:r>
+      </w:hyperlink>
+      <w:r>
+        <w:rPr>
+          <w:b w:val="0"/>
+        </w:rPr>
+        <w:t>.</w:t>
+      </w:r>
+    </w:p>
+    <w:p>
+      <w:pPr>
+        <w:tabs>
+          <w:tab w:pos="255" w:val="left"/>
+        </w:tabs>
+        <w:spacing w:before="0" w:after="80"/>
+        <w:ind w:left="255" w:hanging="255"/>
+      </w:pPr>
+      <w:r>
+        <w:rPr>
+          <w:b/>
+          <w:color w:val="2A78D6"/>
+          <w:sz w:val="20"/>
+        </w:rPr>
+        <w:t>▪</w:t>
+        <w:tab/>
+      </w:r>
+      <w:r>
+        <w:rPr>
+          <w:b/>
+        </w:rPr>
+        <w:t>Tet ir LMT:</w:t>
+      </w:r>
+      <w:r>
+        <w:rPr>
+          <w:b w:val="0"/>
+        </w:rPr>
+        <w:t xml:space="preserve"> 2026-10-22 rašyta, kad Latvenergo pasirengusi tęsti bendradarbiavimą Tet ir LMT dalių išpirkimo procese</w:t>
+      </w:r>
+      <w:hyperlink r:id="rId35">
+        <w:r>
+          <w:rPr>
+            <w:color w:val="2A78D6"/>
+            <w:vertAlign w:val="superscript"/>
+            <w:sz w:val="17"/>
+          </w:rPr>
+          <w:t xml:space="preserve">30</w:t>
         </w:r>
       </w:hyperlink>
       <w:r>
@@ -5097,14 +6415,14 @@
         </w:rPr>
         <w:t xml:space="preserve"> 2026-10-14 bendrovės analitikė įspėjo, kad gamtinės dujos tokios brangios nebuvo keletą metų</w:t>
       </w:r>
-      <w:hyperlink r:id="rId33">
+      <w:hyperlink r:id="rId36">
         <w:r>
           <w:rPr>
             <w:color w:val="2A78D6"/>
             <w:vertAlign w:val="superscript"/>
             <w:sz w:val="17"/>
           </w:rPr>
-          <w:t xml:space="preserve">28</w:t>
+          <w:t xml:space="preserve">31</w:t>
         </w:r>
       </w:hyperlink>
       <w:r>
@@ -5121,7 +6439,7 @@
       <w:r>
         <w:rPr>
           <w:b w:val="0"/>
-          <w:color w:val="5F6B7A"/>
+          <w:color w:val="667085"/>
           <w:sz w:val="18"/>
         </w:rPr>
         <w:t>Automatinė naujienų paieška (Google News, LV), 2026-07-24 – 2026-10-22: 6 pranešimų.</w:t>
@@ -5170,7 +6488,7 @@
             <w:r>
               <w:rPr>
                 <w:b w:val="0"/>
-                <w:color w:val="1A1A1A"/>
+                <w:color w:val="1B2430"/>
                 <w:sz w:val="17"/>
               </w:rPr>
               <w:t>2026-10-05</w:t>
@@ -5216,10 +6534,10 @@
             <w:pPr>
               <w:spacing w:before="0" w:after="0"/>
             </w:pPr>
-            <w:hyperlink r:id="rId31">
+            <w:hyperlink r:id="rId34">
               <w:r>
                 <w:rPr>
-                  <w:color w:val="1A1A1A"/>
+                  <w:color w:val="1B2430"/>
                   <w:sz w:val="18"/>
                 </w:rPr>
                 <w:t xml:space="preserve">"Latvenergo" valdes loceklis Māris Kuņickis atstāj darbu uzņēmumā</w:t>
@@ -5228,7 +6546,7 @@
             <w:r>
               <w:rPr>
                 <w:b w:val="0"/>
-                <w:color w:val="5F6B7A"/>
+                <w:color w:val="667085"/>
                 <w:sz w:val="15"/>
               </w:rPr>
               <w:t xml:space="preserve">   Jauns.lv</w:t>
@@ -5254,7 +6572,7 @@
             <w:r>
               <w:rPr>
                 <w:b w:val="0"/>
-                <w:color w:val="1A1A1A"/>
+                <w:color w:val="1B2430"/>
                 <w:sz w:val="17"/>
               </w:rPr>
               <w:t>2026-10-22</w:t>
@@ -5300,10 +6618,10 @@
             <w:pPr>
               <w:spacing w:before="0" w:after="0"/>
             </w:pPr>
-            <w:hyperlink r:id="rId32">
+            <w:hyperlink r:id="rId35">
               <w:r>
                 <w:rPr>
-                  <w:color w:val="1A1A1A"/>
+                  <w:color w:val="1B2430"/>
                   <w:sz w:val="18"/>
                 </w:rPr>
                 <w:t xml:space="preserve">"Latvenergo" gatava turpināt sadarbību "Tet" un LMT daļu izpirkšanas procesā</w:t>
@@ -5312,7 +6630,7 @@
             <w:r>
               <w:rPr>
                 <w:b w:val="0"/>
-                <w:color w:val="5F6B7A"/>
+                <w:color w:val="667085"/>
                 <w:sz w:val="15"/>
               </w:rPr>
               <w:t xml:space="preserve">   TVNET</w:t>
@@ -5338,7 +6656,7 @@
             <w:r>
               <w:rPr>
                 <w:b w:val="0"/>
-                <w:color w:val="1A1A1A"/>
+                <w:color w:val="1B2430"/>
                 <w:sz w:val="17"/>
               </w:rPr>
               <w:t>2026-10-21</w:t>
@@ -5384,10 +6702,10 @@
             <w:pPr>
               <w:spacing w:before="0" w:after="0"/>
             </w:pPr>
-            <w:hyperlink r:id="rId34">
+            <w:hyperlink r:id="rId37">
               <w:r>
                 <w:rPr>
-                  <w:color w:val="1A1A1A"/>
+                  <w:color w:val="1B2430"/>
                   <w:sz w:val="18"/>
                 </w:rPr>
                 <w:t xml:space="preserve">Vai ziemā pietiks gāzes un kas notiks ar cenām? «Latvenergo» skaidro situāciju pirms apkures sezonas</w:t>
@@ -5396,7 +6714,7 @@
             <w:r>
               <w:rPr>
                 <w:b w:val="0"/>
-                <w:color w:val="5F6B7A"/>
+                <w:color w:val="667085"/>
                 <w:sz w:val="15"/>
               </w:rPr>
               <w:t xml:space="preserve">   bb.lv</w:t>
@@ -5422,7 +6740,7 @@
             <w:r>
               <w:rPr>
                 <w:b w:val="0"/>
-                <w:color w:val="1A1A1A"/>
+                <w:color w:val="1B2430"/>
                 <w:sz w:val="17"/>
               </w:rPr>
               <w:t>2026-10-14</w:t>
@@ -5468,10 +6786,10 @@
             <w:pPr>
               <w:spacing w:before="0" w:after="0"/>
             </w:pPr>
-            <w:hyperlink r:id="rId35">
+            <w:hyperlink r:id="rId38">
               <w:r>
                 <w:rPr>
-                  <w:color w:val="1A1A1A"/>
+                  <w:color w:val="1B2430"/>
                   <w:sz w:val="18"/>
                 </w:rPr>
                 <w:t xml:space="preserve">Tik dārga gāze nav bijusi gadiem: "Latvenergo" analītiķe brīdina par saspringtu situāciju pirms apkures sezonas</w:t>
@@ -5480,7 +6798,7 @@
             <w:r>
               <w:rPr>
                 <w:b w:val="0"/>
-                <w:color w:val="5F6B7A"/>
+                <w:color w:val="667085"/>
                 <w:sz w:val="15"/>
               </w:rPr>
               <w:t xml:space="preserve">   Dzentlmenis.lv</w:t>
@@ -5506,7 +6824,7 @@
             <w:r>
               <w:rPr>
                 <w:b w:val="0"/>
-                <w:color w:val="1A1A1A"/>
+                <w:color w:val="1B2430"/>
                 <w:sz w:val="17"/>
               </w:rPr>
               <w:t>2026-10-14</w:t>
@@ -5552,10 +6870,10 @@
             <w:pPr>
               <w:spacing w:before="0" w:after="0"/>
             </w:pPr>
-            <w:hyperlink r:id="rId33">
+            <w:hyperlink r:id="rId36">
               <w:r>
                 <w:rPr>
-                  <w:color w:val="1A1A1A"/>
+                  <w:color w:val="1B2430"/>
                   <w:sz w:val="18"/>
                 </w:rPr>
                 <w:t xml:space="preserve">"Latvenergo": tik dārga dabasgāze nav bijusi gadiem ilgi</w:t>
@@ -5564,7 +6882,7 @@
             <w:r>
               <w:rPr>
                 <w:b w:val="0"/>
-                <w:color w:val="5F6B7A"/>
+                <w:color w:val="667085"/>
                 <w:sz w:val="15"/>
               </w:rPr>
               <w:t xml:space="preserve">   NRA</w:t>
@@ -5590,7 +6908,7 @@
             <w:r>
               <w:rPr>
                 <w:b w:val="0"/>
-                <w:color w:val="1A1A1A"/>
+                <w:color w:val="1B2430"/>
                 <w:sz w:val="17"/>
               </w:rPr>
               <w:t>2026-10-13</w:t>
@@ -5636,10 +6954,10 @@
             <w:pPr>
               <w:spacing w:before="0" w:after="0"/>
             </w:pPr>
-            <w:hyperlink r:id="rId36">
+            <w:hyperlink r:id="rId39">
               <w:r>
                 <w:rPr>
-                  <w:color w:val="1A1A1A"/>
+                  <w:color w:val="1B2430"/>
                   <w:sz w:val="18"/>
                 </w:rPr>
                 <w:t xml:space="preserve">"Latvenergo" elektroauto uzlādes tīkla attīstībā sper nākamo soli</w:t>
@@ -5648,7 +6966,7 @@
             <w:r>
               <w:rPr>
                 <w:b w:val="0"/>
-                <w:color w:val="5F6B7A"/>
+                <w:color w:val="667085"/>
                 <w:sz w:val="15"/>
               </w:rPr>
               <w:t xml:space="preserve">   DELFI</w:t>
@@ -5666,7 +6984,7 @@
       <w:pPr>
         <w:keepNext/>
         <w:pBdr>
-          <w:bottom w:val="single" w:sz="8" w:color="1F4E79" w:space="4"/>
+          <w:bottom w:val="single" w:sz="8" w:color="12355B" w:space="4"/>
         </w:pBdr>
         <w:tabs>
           <w:tab w:pos="482" w:val="left"/>
@@ -5685,7 +7003,7 @@
       <w:r>
         <w:rPr>
           <w:b/>
-          <w:color w:val="1F4E79"/>
+          <w:color w:val="12355B"/>
           <w:sz w:val="28"/>
         </w:rPr>
         <w:t>ESG report</w:t>
@@ -5694,7 +7012,7 @@
     <w:p>
       <w:pPr>
         <w:keepNext/>
-        <w:shd w:val="clear" w:color="auto" w:fill="EAF1F8"/>
+        <w:shd w:val="clear" w:color="auto" w:fill="EEF3F8"/>
         <w:spacing w:before="200" w:after="80"/>
         <w:ind w:left="85"/>
       </w:pPr>
@@ -5702,7 +7020,7 @@
         <w:rPr>
           <w:b/>
           <w:caps/>
-          <w:color w:val="1F4E79"/>
+          <w:color w:val="12355B"/>
           <w:sz w:val="19"/>
         </w:rPr>
         <w:t>Exclusionary screening (companies)</w:t>
@@ -5775,7 +7093,7 @@
             <w:r>
               <w:rPr>
                 <w:b/>
-                <w:color w:val="1A1A1A"/>
+                <w:color w:val="1B2430"/>
                 <w:sz w:val="19"/>
               </w:rPr>
               <w:t>Yes, the company is not involved in excluded sectors: controversial and nuclear weapons, tobacco, gambling and restricted sectors in fossil fuel</w:t>
@@ -5792,7 +7110,7 @@
             <w:r>
               <w:rPr>
                 <w:b w:val="0"/>
-                <w:color w:val="5F6B7A"/>
+                <w:color w:val="667085"/>
                 <w:sz w:val="18"/>
               </w:rPr>
               <w:t>•</w:t>
@@ -5818,7 +7136,7 @@
             <w:r>
               <w:rPr>
                 <w:b w:val="0"/>
-                <w:color w:val="5F6B7A"/>
+                <w:color w:val="667085"/>
                 <w:sz w:val="18"/>
               </w:rPr>
               <w:t>•</w:t>
@@ -5844,7 +7162,7 @@
             <w:r>
               <w:rPr>
                 <w:b w:val="0"/>
-                <w:color w:val="5F6B7A"/>
+                <w:color w:val="667085"/>
                 <w:sz w:val="18"/>
               </w:rPr>
               <w:t>•</w:t>
@@ -5888,7 +7206,7 @@
             <w:r>
               <w:rPr>
                 <w:b w:val="0"/>
-                <w:color w:val="5F6B7A"/>
+                <w:color w:val="667085"/>
                 <w:sz w:val="18"/>
               </w:rPr>
               <w:t>•</w:t>
@@ -5902,14 +7220,14 @@
               </w:rPr>
               <w:t>SEB iškastinio kuro politika riboja anglį ir naftos bei dujų gavybą, ne dujinę gamybą</w:t>
             </w:r>
-            <w:hyperlink r:id="rId37">
+            <w:hyperlink r:id="rId40">
               <w:r>
                 <w:rPr>
                   <w:color w:val="2A78D6"/>
                   <w:vertAlign w:val="superscript"/>
                   <w:sz w:val="15"/>
                 </w:rPr>
-                <w:t xml:space="preserve">29</w:t>
+                <w:t xml:space="preserve">32</w:t>
               </w:r>
             </w:hyperlink>
             <w:r>
@@ -5991,7 +7309,7 @@
             <w:r>
               <w:rPr>
                 <w:b/>
-                <w:color w:val="1A1A1A"/>
+                <w:color w:val="1B2430"/>
                 <w:sz w:val="19"/>
               </w:rPr>
               <w:t>Yes, the company does not have red flag/signal related to controversies based on UN Global Compact, OECD Guidelines for Multinational Enterprises or any other relevant principles/standards</w:t>
@@ -6008,7 +7326,7 @@
             <w:r>
               <w:rPr>
                 <w:b w:val="0"/>
-                <w:color w:val="5F6B7A"/>
+                <w:color w:val="667085"/>
                 <w:sz w:val="18"/>
               </w:rPr>
               <w:t>•</w:t>
@@ -6034,7 +7352,7 @@
             <w:r>
               <w:rPr>
                 <w:b w:val="0"/>
-                <w:color w:val="5F6B7A"/>
+                <w:color w:val="667085"/>
                 <w:sz w:val="18"/>
               </w:rPr>
               <w:t>•</w:t>
@@ -6048,14 +7366,14 @@
               </w:rPr>
               <w:t>Korupcijos ar etikos pažeidimų su reikšmingu poveikiu 2024–2025 m. – 0</w:t>
             </w:r>
-            <w:hyperlink r:id="rId38">
+            <w:hyperlink r:id="rId41">
               <w:r>
                 <w:rPr>
                   <w:color w:val="2A78D6"/>
                   <w:vertAlign w:val="superscript"/>
                   <w:sz w:val="15"/>
                 </w:rPr>
-                <w:t xml:space="preserve">30</w:t>
+                <w:t xml:space="preserve">33</w:t>
               </w:r>
             </w:hyperlink>
             <w:r>
@@ -6078,7 +7396,7 @@
             <w:r>
               <w:rPr>
                 <w:b w:val="0"/>
-                <w:color w:val="5F6B7A"/>
+                <w:color w:val="667085"/>
                 <w:sz w:val="18"/>
               </w:rPr>
               <w:t>•</w:t>
@@ -6092,14 +7410,14 @@
               </w:rPr>
               <w:t>2020 m. pirkimų istorijoje KNAB baudžiamąją bylą nutraukė, pažeidimų nenustatyta</w:t>
             </w:r>
-            <w:hyperlink r:id="rId39">
+            <w:hyperlink r:id="rId42">
               <w:r>
                 <w:rPr>
                   <w:color w:val="2A78D6"/>
                   <w:vertAlign w:val="superscript"/>
                   <w:sz w:val="15"/>
                 </w:rPr>
-                <w:t xml:space="preserve">31</w:t>
+                <w:t xml:space="preserve">34</w:t>
               </w:r>
             </w:hyperlink>
             <w:r>
@@ -6181,7 +7499,7 @@
             <w:r>
               <w:rPr>
                 <w:b/>
-                <w:color w:val="1A1A1A"/>
+                <w:color w:val="1B2430"/>
                 <w:sz w:val="19"/>
               </w:rPr>
               <w:t>Yes, the company is not in the list of sanctions (add a screenshot)</w:t>
@@ -6198,7 +7516,7 @@
             <w:r>
               <w:rPr>
                 <w:b w:val="0"/>
-                <w:color w:val="5F6B7A"/>
+                <w:color w:val="667085"/>
                 <w:sz w:val="18"/>
               </w:rPr>
               <w:t>•</w:t>
@@ -6283,7 +7601,7 @@
             <w:r>
               <w:rPr>
                 <w:b/>
-                <w:color w:val="1A1A1A"/>
+                <w:color w:val="1B2430"/>
                 <w:sz w:val="19"/>
               </w:rPr>
               <w:t>Yes, issues were not identified from adverse media checks (add a screenshot)</w:t>
@@ -6300,7 +7618,7 @@
             <w:r>
               <w:rPr>
                 <w:b w:val="0"/>
-                <w:color w:val="5F6B7A"/>
+                <w:color w:val="667085"/>
                 <w:sz w:val="18"/>
               </w:rPr>
               <w:t>•</w:t>
@@ -6326,7 +7644,7 @@
             <w:r>
               <w:rPr>
                 <w:b w:val="0"/>
-                <w:color w:val="5F6B7A"/>
+                <w:color w:val="667085"/>
                 <w:sz w:val="18"/>
               </w:rPr>
               <w:t>•</w:t>
@@ -6372,7 +7690,7 @@
     <w:p>
       <w:pPr>
         <w:keepNext/>
-        <w:shd w:val="clear" w:color="auto" w:fill="EAF1F8"/>
+        <w:shd w:val="clear" w:color="auto" w:fill="EEF3F8"/>
         <w:spacing w:before="200" w:after="80"/>
         <w:ind w:left="85"/>
       </w:pPr>
@@ -6380,7 +7698,7 @@
         <w:rPr>
           <w:b/>
           <w:caps/>
-          <w:color w:val="1F4E79"/>
+          <w:color w:val="12355B"/>
           <w:sz w:val="19"/>
         </w:rPr>
         <w:t>ESG integration and positive screening (positive answers imply higher allocation)</w:t>
@@ -6453,7 +7771,7 @@
             <w:r>
               <w:rPr>
                 <w:b/>
-                <w:color w:val="1A1A1A"/>
+                <w:color w:val="1B2430"/>
                 <w:sz w:val="19"/>
               </w:rPr>
               <w:t>Yes, the company is promoting environmental or social characteristics (activities, ESG policy, good ESG rating, etc)</w:t>
@@ -6470,7 +7788,7 @@
             <w:r>
               <w:rPr>
                 <w:b w:val="0"/>
-                <w:color w:val="5F6B7A"/>
+                <w:color w:val="667085"/>
                 <w:sz w:val="18"/>
               </w:rPr>
               <w:t>•</w:t>
@@ -6506,7 +7824,7 @@
             <w:r>
               <w:rPr>
                 <w:b w:val="0"/>
-                <w:color w:val="5F6B7A"/>
+                <w:color w:val="667085"/>
                 <w:sz w:val="18"/>
               </w:rPr>
               <w:t>•</w:t>
@@ -6520,14 +7838,14 @@
               </w:rPr>
               <w:t>S&amp;P Global CSA – 54 balai, tarp 30 % geriausių pasaulio elektros įmonių</w:t>
             </w:r>
-            <w:hyperlink r:id="rId40">
+            <w:hyperlink r:id="rId43">
               <w:r>
                 <w:rPr>
                   <w:color w:val="2A78D6"/>
                   <w:vertAlign w:val="superscript"/>
                   <w:sz w:val="15"/>
                 </w:rPr>
-                <w:t xml:space="preserve">32</w:t>
+                <w:t xml:space="preserve">35</w:t>
               </w:r>
             </w:hyperlink>
           </w:p>
@@ -6542,7 +7860,7 @@
             <w:r>
               <w:rPr>
                 <w:b w:val="0"/>
-                <w:color w:val="5F6B7A"/>
+                <w:color w:val="667085"/>
                 <w:sz w:val="18"/>
               </w:rPr>
               <w:t>•</w:t>
@@ -6586,7 +7904,7 @@
             <w:r>
               <w:rPr>
                 <w:b w:val="0"/>
-                <w:color w:val="5F6B7A"/>
+                <w:color w:val="667085"/>
                 <w:sz w:val="18"/>
               </w:rPr>
               <w:t>•</w:t>
@@ -6740,7 +8058,7 @@
             <w:r>
               <w:rPr>
                 <w:b/>
-                <w:color w:val="1A1A1A"/>
+                <w:color w:val="1B2430"/>
                 <w:sz w:val="19"/>
               </w:rPr>
               <w:t>Yes, the activities of the company or it’s strategy is aligned with the taxonomy and/or Paris agreement targets (e.g. net zero commitment)</w:t>
@@ -6757,7 +8075,7 @@
             <w:r>
               <w:rPr>
                 <w:b w:val="0"/>
-                <w:color w:val="5F6B7A"/>
+                <w:color w:val="667085"/>
                 <w:sz w:val="18"/>
               </w:rPr>
               <w:t>•</w:t>
@@ -6771,14 +8089,14 @@
               </w:rPr>
               <w:t>Tikslas – klimato neutralumas iki 2050 m., neutrali elektros gamyba iki 2040 m.</w:t>
             </w:r>
-            <w:hyperlink r:id="rId41">
+            <w:hyperlink r:id="rId44">
               <w:r>
                 <w:rPr>
                   <w:color w:val="2A78D6"/>
                   <w:vertAlign w:val="superscript"/>
                   <w:sz w:val="15"/>
                 </w:rPr>
-                <w:t xml:space="preserve">33</w:t>
+                <w:t xml:space="preserve">36</w:t>
               </w:r>
             </w:hyperlink>
             <w:r>
@@ -6801,7 +8119,7 @@
             <w:r>
               <w:rPr>
                 <w:b w:val="0"/>
-                <w:color w:val="5F6B7A"/>
+                <w:color w:val="667085"/>
                 <w:sz w:val="18"/>
               </w:rPr>
               <w:t>•</w:t>
@@ -6815,14 +8133,14 @@
               </w:rPr>
               <w:t>Su ES taksonomija suderintos investicijos – 97 % (tikslas ≥80 %)</w:t>
             </w:r>
-            <w:hyperlink r:id="rId38">
+            <w:hyperlink r:id="rId41">
               <w:r>
                 <w:rPr>
                   <w:color w:val="2A78D6"/>
                   <w:vertAlign w:val="superscript"/>
                   <w:sz w:val="15"/>
                 </w:rPr>
-                <w:t xml:space="preserve">34</w:t>
+                <w:t xml:space="preserve">37</w:t>
               </w:r>
             </w:hyperlink>
             <w:r>
@@ -6904,7 +8222,7 @@
             <w:r>
               <w:rPr>
                 <w:b/>
-                <w:color w:val="1A1A1A"/>
+                <w:color w:val="1B2430"/>
                 <w:sz w:val="19"/>
               </w:rPr>
               <w:t>Yes, the company does not have yellow flag/signal related to controversies based on UN Global Compact or any other relevant principles/standards</w:t>
@@ -6921,7 +8239,7 @@
             <w:r>
               <w:rPr>
                 <w:b w:val="0"/>
-                <w:color w:val="5F6B7A"/>
+                <w:color w:val="667085"/>
                 <w:sz w:val="18"/>
               </w:rPr>
               <w:t>•</w:t>
@@ -6947,7 +8265,7 @@
             <w:r>
               <w:rPr>
                 <w:b w:val="0"/>
-                <w:color w:val="5F6B7A"/>
+                <w:color w:val="667085"/>
                 <w:sz w:val="18"/>
               </w:rPr>
               <w:t>•</w:t>
@@ -6961,14 +8279,14 @@
               </w:rPr>
               <w:t>Rimtų nelaimingų atsitikimų ir didelių taršos atvejų 2024–2025 m. – 0</w:t>
             </w:r>
-            <w:hyperlink r:id="rId42">
+            <w:hyperlink r:id="rId45">
               <w:r>
                 <w:rPr>
                   <w:color w:val="2A78D6"/>
                   <w:vertAlign w:val="superscript"/>
                   <w:sz w:val="15"/>
                 </w:rPr>
-                <w:t xml:space="preserve">35</w:t>
+                <w:t xml:space="preserve">38</w:t>
               </w:r>
             </w:hyperlink>
             <w:r>
@@ -7050,7 +8368,7 @@
             <w:r>
               <w:rPr>
                 <w:b/>
-                <w:color w:val="1A1A1A"/>
+                <w:color w:val="1B2430"/>
                 <w:sz w:val="19"/>
               </w:rPr>
               <w:t>Yes, the company fulfills the expectations from SEB thematic and sector policies</w:t>
@@ -7080,7 +8398,7 @@
             <w:r>
               <w:rPr>
                 <w:b w:val="0"/>
-                <w:color w:val="5F6B7A"/>
+                <w:color w:val="667085"/>
                 <w:sz w:val="18"/>
               </w:rPr>
               <w:t>•</w:t>
@@ -7094,14 +8412,14 @@
               </w:rPr>
               <w:t>Investicijų politika</w:t>
             </w:r>
-            <w:hyperlink r:id="rId43">
+            <w:hyperlink r:id="rId46">
               <w:r>
                 <w:rPr>
                   <w:color w:val="2A78D6"/>
                   <w:vertAlign w:val="superscript"/>
                   <w:sz w:val="15"/>
                 </w:rPr>
-                <w:t xml:space="preserve">36</w:t>
+                <w:t xml:space="preserve">39</w:t>
               </w:r>
             </w:hyperlink>
             <w:r>
@@ -7112,14 +8430,14 @@
               </w:rPr>
               <w:t>, elektros ir atsinaujinančios energetikos politika</w:t>
             </w:r>
-            <w:hyperlink r:id="rId43">
+            <w:hyperlink r:id="rId46">
               <w:r>
                 <w:rPr>
                   <w:color w:val="2A78D6"/>
                   <w:vertAlign w:val="superscript"/>
                   <w:sz w:val="15"/>
                 </w:rPr>
-                <w:t xml:space="preserve">37</w:t>
+                <w:t xml:space="preserve">40</w:t>
               </w:r>
             </w:hyperlink>
             <w:r>
@@ -7130,14 +8448,14 @@
               </w:rPr>
               <w:t xml:space="preserve"> ir iškastinio kuro politika dėl dujinių elektrinių</w:t>
             </w:r>
-            <w:hyperlink r:id="rId37">
+            <w:hyperlink r:id="rId40">
               <w:r>
                 <w:rPr>
                   <w:color w:val="2A78D6"/>
                   <w:vertAlign w:val="superscript"/>
                   <w:sz w:val="15"/>
                 </w:rPr>
-                <w:t xml:space="preserve">38</w:t>
+                <w:t xml:space="preserve">41</w:t>
               </w:r>
             </w:hyperlink>
             <w:r>
@@ -7173,7 +8491,7 @@
             <w:r>
               <w:rPr>
                 <w:b w:val="0"/>
-                <w:color w:val="5F6B7A"/>
+                <w:color w:val="667085"/>
                 <w:sz w:val="18"/>
               </w:rPr>
               <w:t>•</w:t>
@@ -7209,7 +8527,7 @@
             <w:r>
               <w:rPr>
                 <w:b w:val="0"/>
-                <w:color w:val="5F6B7A"/>
+                <w:color w:val="667085"/>
                 <w:sz w:val="18"/>
               </w:rPr>
               <w:t>•</w:t>
@@ -7223,14 +8541,14 @@
               </w:rPr>
               <w:t>2024 m. visų apimčių emisijos nepriklausomai patikrintos</w:t>
             </w:r>
-            <w:hyperlink r:id="rId44">
+            <w:hyperlink r:id="rId47">
               <w:r>
                 <w:rPr>
                   <w:color w:val="2A78D6"/>
                   <w:vertAlign w:val="superscript"/>
                   <w:sz w:val="15"/>
                 </w:rPr>
-                <w:t xml:space="preserve">39</w:t>
+                <w:t xml:space="preserve">42</w:t>
               </w:r>
             </w:hyperlink>
           </w:p>
@@ -7245,7 +8563,7 @@
             <w:r>
               <w:rPr>
                 <w:b w:val="0"/>
-                <w:color w:val="5F6B7A"/>
+                <w:color w:val="667085"/>
                 <w:sz w:val="18"/>
               </w:rPr>
               <w:t>•</w:t>
@@ -7259,14 +8577,14 @@
               </w:rPr>
               <w:t>ISO 50001 energijos valdymas</w:t>
             </w:r>
-            <w:hyperlink r:id="rId45">
+            <w:hyperlink r:id="rId48">
               <w:r>
                 <w:rPr>
                   <w:color w:val="2A78D6"/>
                   <w:vertAlign w:val="superscript"/>
                   <w:sz w:val="15"/>
                 </w:rPr>
-                <w:t xml:space="preserve">40</w:t>
+                <w:t xml:space="preserve">43</w:t>
               </w:r>
             </w:hyperlink>
           </w:p>
@@ -7281,7 +8599,7 @@
             <w:r>
               <w:rPr>
                 <w:b w:val="0"/>
-                <w:color w:val="5F6B7A"/>
+                <w:color w:val="667085"/>
                 <w:sz w:val="18"/>
               </w:rPr>
               <w:t>•</w:t>
@@ -7295,14 +8613,14 @@
               </w:rPr>
               <w:t>Korupcijos atvejų – 0, sukčiavimo rizikos valdymo planas</w:t>
             </w:r>
-            <w:hyperlink r:id="rId38">
+            <w:hyperlink r:id="rId41">
               <w:r>
                 <w:rPr>
                   <w:color w:val="2A78D6"/>
                   <w:vertAlign w:val="superscript"/>
                   <w:sz w:val="15"/>
                 </w:rPr>
-                <w:t xml:space="preserve">41</w:t>
+                <w:t xml:space="preserve">44</w:t>
               </w:r>
             </w:hyperlink>
           </w:p>
@@ -7317,7 +8635,7 @@
             <w:r>
               <w:rPr>
                 <w:b w:val="0"/>
-                <w:color w:val="5F6B7A"/>
+                <w:color w:val="667085"/>
                 <w:sz w:val="18"/>
               </w:rPr>
               <w:t>•</w:t>
@@ -7356,7 +8674,7 @@
             <w:r>
               <w:rPr>
                 <w:b w:val="0"/>
-                <w:color w:val="5F6B7A"/>
+                <w:color w:val="667085"/>
                 <w:sz w:val="18"/>
               </w:rPr>
               <w:t>•</w:t>
@@ -7389,7 +8707,7 @@
     <w:p>
       <w:pPr>
         <w:keepNext/>
-        <w:shd w:val="clear" w:color="auto" w:fill="EAF1F8"/>
+        <w:shd w:val="clear" w:color="auto" w:fill="EEF3F8"/>
         <w:spacing w:before="200" w:after="80"/>
         <w:ind w:left="85"/>
       </w:pPr>
@@ -7397,7 +8715,7 @@
         <w:rPr>
           <w:b/>
           <w:caps/>
-          <w:color w:val="1F4E79"/>
+          <w:color w:val="12355B"/>
           <w:sz w:val="19"/>
         </w:rPr>
         <w:t>Engagement</w:t>
@@ -7470,7 +8788,7 @@
             <w:r>
               <w:rPr>
                 <w:b/>
-                <w:color w:val="1A1A1A"/>
+                <w:color w:val="1B2430"/>
                 <w:sz w:val="19"/>
               </w:rPr>
               <w:t>Is there a need for pro-active engagement with the company?</w:t>
@@ -7487,7 +8805,7 @@
             <w:r>
               <w:rPr>
                 <w:b w:val="0"/>
-                <w:color w:val="5F6B7A"/>
+                <w:color w:val="667085"/>
                 <w:sz w:val="18"/>
               </w:rPr>
               <w:t>•</w:t>
@@ -7520,7 +8838,7 @@
     <w:p>
       <w:pPr>
         <w:keepNext/>
-        <w:shd w:val="clear" w:color="auto" w:fill="EAF1F8"/>
+        <w:shd w:val="clear" w:color="auto" w:fill="EEF3F8"/>
         <w:spacing w:before="200" w:after="80"/>
         <w:ind w:left="85"/>
       </w:pPr>
@@ -7528,7 +8846,7 @@
         <w:rPr>
           <w:b/>
           <w:caps/>
-          <w:color w:val="1F4E79"/>
+          <w:color w:val="12355B"/>
           <w:sz w:val="19"/>
         </w:rPr>
         <w:t>Indicators</w:t>
@@ -7601,7 +8919,7 @@
             <w:r>
               <w:rPr>
                 <w:b/>
-                <w:color w:val="1A1A1A"/>
+                <w:color w:val="1B2430"/>
                 <w:sz w:val="19"/>
               </w:rPr>
               <w:t>Yes, the indicators of the company support the targets of sustainability and PAI indicators followed by the Fund</w:t>
@@ -7618,7 +8936,7 @@
             <w:r>
               <w:rPr>
                 <w:b w:val="0"/>
-                <w:color w:val="5F6B7A"/>
+                <w:color w:val="667085"/>
                 <w:sz w:val="18"/>
               </w:rPr>
               <w:t>•</w:t>
@@ -7644,7 +8962,7 @@
             <w:r>
               <w:rPr>
                 <w:b w:val="0"/>
-                <w:color w:val="5F6B7A"/>
+                <w:color w:val="667085"/>
                 <w:sz w:val="18"/>
               </w:rPr>
               <w:t>•</w:t>
@@ -7680,7 +8998,7 @@
             <w:r>
               <w:rPr>
                 <w:b w:val="0"/>
-                <w:color w:val="5F6B7A"/>
+                <w:color w:val="667085"/>
                 <w:sz w:val="18"/>
               </w:rPr>
               <w:t>•</w:t>
@@ -7694,14 +9012,14 @@
               </w:rPr>
               <w:t>Taksonomiją atitinkančios investicijos 97 %</w:t>
             </w:r>
-            <w:hyperlink r:id="rId38">
+            <w:hyperlink r:id="rId41">
               <w:r>
                 <w:rPr>
                   <w:color w:val="2A78D6"/>
                   <w:vertAlign w:val="superscript"/>
                   <w:sz w:val="15"/>
                 </w:rPr>
-                <w:t xml:space="preserve">34</w:t>
+                <w:t xml:space="preserve">37</w:t>
               </w:r>
             </w:hyperlink>
           </w:p>
@@ -7716,7 +9034,7 @@
             <w:r>
               <w:rPr>
                 <w:b w:val="0"/>
-                <w:color w:val="5F6B7A"/>
+                <w:color w:val="667085"/>
                 <w:sz w:val="18"/>
               </w:rPr>
               <w:t>•</w:t>
@@ -7790,7 +9108,7 @@
       <w:r>
         <w:rPr>
           <w:b w:val="0"/>
-          <w:color w:val="5F6B7A"/>
+          <w:color w:val="667085"/>
           <w:sz w:val="16"/>
         </w:rPr>
         <w:t>Taikytos SEB politikos: Policy on Sustainability Considerations in Investments (SEB AB); Fossil Fuels sector policy (coal, oil &amp; gas, peat); Electricity &amp; Renewable Energy sector policy; Environmental Policy on Climate, Nature and Water (thematic); Social and Human Rights Policy (thematic); Governance expectations in sector policies (anti-corruption, tax, reporting)</w:t>
@@ -7800,7 +9118,7 @@
       <w:pPr>
         <w:keepNext/>
         <w:pBdr>
-          <w:bottom w:val="single" w:sz="8" w:color="1F4E79" w:space="4"/>
+          <w:bottom w:val="single" w:sz="8" w:color="12355B" w:space="4"/>
         </w:pBdr>
         <w:tabs>
           <w:tab w:pos="482" w:val="left"/>
@@ -7819,7 +9137,7 @@
       <w:r>
         <w:rPr>
           <w:b/>
-          <w:color w:val="1F4E79"/>
+          <w:color w:val="12355B"/>
           <w:sz w:val="28"/>
         </w:rPr>
         <w:t>Šaltiniai</w:t>
@@ -7836,7 +9154,7 @@
       <w:r>
         <w:rPr>
           <w:b w:val="0"/>
-          <w:color w:val="5F6B7A"/>
+          <w:color w:val="667085"/>
           <w:sz w:val="17"/>
         </w:rPr>
         <w:t>1.</w:t>
@@ -7863,7 +9181,7 @@
       <w:r>
         <w:rPr>
           <w:b w:val="0"/>
-          <w:color w:val="5F6B7A"/>
+          <w:color w:val="667085"/>
           <w:sz w:val="17"/>
         </w:rPr>
         <w:t>2.</w:t>
@@ -7890,7 +9208,7 @@
       <w:r>
         <w:rPr>
           <w:b w:val="0"/>
-          <w:color w:val="5F6B7A"/>
+          <w:color w:val="667085"/>
           <w:sz w:val="17"/>
         </w:rPr>
         <w:t>3.</w:t>
@@ -7917,7 +9235,7 @@
       <w:r>
         <w:rPr>
           <w:b w:val="0"/>
-          <w:color w:val="5F6B7A"/>
+          <w:color w:val="667085"/>
           <w:sz w:val="17"/>
         </w:rPr>
         <w:t>4.</w:t>
@@ -7944,7 +9262,7 @@
       <w:r>
         <w:rPr>
           <w:b w:val="0"/>
-          <w:color w:val="5F6B7A"/>
+          <w:color w:val="667085"/>
           <w:sz w:val="17"/>
         </w:rPr>
         <w:t>5.</w:t>
@@ -7971,7 +9289,7 @@
       <w:r>
         <w:rPr>
           <w:b w:val="0"/>
-          <w:color w:val="5F6B7A"/>
+          <w:color w:val="667085"/>
           <w:sz w:val="17"/>
         </w:rPr>
         <w:t>6.</w:t>
@@ -7998,7 +9316,7 @@
       <w:r>
         <w:rPr>
           <w:b w:val="0"/>
-          <w:color w:val="5F6B7A"/>
+          <w:color w:val="667085"/>
           <w:sz w:val="17"/>
         </w:rPr>
         <w:t>7.</w:t>
@@ -8025,7 +9343,7 @@
       <w:r>
         <w:rPr>
           <w:b w:val="0"/>
-          <w:color w:val="5F6B7A"/>
+          <w:color w:val="667085"/>
           <w:sz w:val="17"/>
         </w:rPr>
         <w:t>8.</w:t>
@@ -8052,7 +9370,7 @@
       <w:r>
         <w:rPr>
           <w:b w:val="0"/>
-          <w:color w:val="5F6B7A"/>
+          <w:color w:val="667085"/>
           <w:sz w:val="17"/>
         </w:rPr>
         <w:t>9.</w:t>
@@ -8079,7 +9397,7 @@
       <w:r>
         <w:rPr>
           <w:b w:val="0"/>
-          <w:color w:val="5F6B7A"/>
+          <w:color w:val="667085"/>
           <w:sz w:val="17"/>
         </w:rPr>
         <w:t>10.</w:t>
@@ -8106,7 +9424,7 @@
       <w:r>
         <w:rPr>
           <w:b w:val="0"/>
-          <w:color w:val="5F6B7A"/>
+          <w:color w:val="667085"/>
           <w:sz w:val="17"/>
         </w:rPr>
         <w:t>11.</w:t>
@@ -8133,7 +9451,7 @@
       <w:r>
         <w:rPr>
           <w:b w:val="0"/>
-          <w:color w:val="5F6B7A"/>
+          <w:color w:val="667085"/>
           <w:sz w:val="17"/>
         </w:rPr>
         <w:t>12.</w:t>
@@ -8160,7 +9478,7 @@
       <w:r>
         <w:rPr>
           <w:b w:val="0"/>
-          <w:color w:val="5F6B7A"/>
+          <w:color w:val="667085"/>
           <w:sz w:val="17"/>
         </w:rPr>
         <w:t>13.</w:t>
@@ -8187,7 +9505,7 @@
       <w:r>
         <w:rPr>
           <w:b w:val="0"/>
-          <w:color w:val="5F6B7A"/>
+          <w:color w:val="667085"/>
           <w:sz w:val="17"/>
         </w:rPr>
         <w:t>14.</w:t>
@@ -8214,7 +9532,7 @@
       <w:r>
         <w:rPr>
           <w:b w:val="0"/>
-          <w:color w:val="5F6B7A"/>
+          <w:color w:val="667085"/>
           <w:sz w:val="17"/>
         </w:rPr>
         <w:t>15.</w:t>
@@ -8241,7 +9559,7 @@
       <w:r>
         <w:rPr>
           <w:b w:val="0"/>
-          <w:color w:val="5F6B7A"/>
+          <w:color w:val="667085"/>
           <w:sz w:val="17"/>
         </w:rPr>
         <w:t>16.</w:t>
@@ -8268,7 +9586,7 @@
       <w:r>
         <w:rPr>
           <w:b w:val="0"/>
-          <w:color w:val="5F6B7A"/>
+          <w:color w:val="667085"/>
           <w:sz w:val="17"/>
         </w:rPr>
         <w:t>17.</w:t>
@@ -8295,7 +9613,7 @@
       <w:r>
         <w:rPr>
           <w:b w:val="0"/>
-          <w:color w:val="5F6B7A"/>
+          <w:color w:val="667085"/>
           <w:sz w:val="17"/>
         </w:rPr>
         <w:t>18.</w:t>
@@ -8322,7 +9640,7 @@
       <w:r>
         <w:rPr>
           <w:b w:val="0"/>
-          <w:color w:val="5F6B7A"/>
+          <w:color w:val="667085"/>
           <w:sz w:val="17"/>
         </w:rPr>
         <w:t>19.</w:t>
@@ -8349,7 +9667,7 @@
       <w:r>
         <w:rPr>
           <w:b w:val="0"/>
-          <w:color w:val="5F6B7A"/>
+          <w:color w:val="667085"/>
           <w:sz w:val="17"/>
         </w:rPr>
         <w:t>20.</w:t>
@@ -8376,7 +9694,7 @@
       <w:r>
         <w:rPr>
           <w:b w:val="0"/>
-          <w:color w:val="5F6B7A"/>
+          <w:color w:val="667085"/>
           <w:sz w:val="17"/>
         </w:rPr>
         <w:t>21.</w:t>
@@ -8403,7 +9721,7 @@
       <w:r>
         <w:rPr>
           <w:b w:val="0"/>
-          <w:color w:val="5F6B7A"/>
+          <w:color w:val="667085"/>
           <w:sz w:val="17"/>
         </w:rPr>
         <w:t>22.</w:t>
@@ -8430,7 +9748,7 @@
       <w:r>
         <w:rPr>
           <w:b w:val="0"/>
-          <w:color w:val="5F6B7A"/>
+          <w:color w:val="667085"/>
           <w:sz w:val="17"/>
         </w:rPr>
         <w:t>23.</w:t>
@@ -8457,7 +9775,7 @@
       <w:r>
         <w:rPr>
           <w:b w:val="0"/>
-          <w:color w:val="5F6B7A"/>
+          <w:color w:val="667085"/>
           <w:sz w:val="17"/>
         </w:rPr>
         <w:t>24.</w:t>
@@ -8484,7 +9802,7 @@
       <w:r>
         <w:rPr>
           <w:b w:val="0"/>
-          <w:color w:val="5F6B7A"/>
+          <w:color w:val="667085"/>
           <w:sz w:val="17"/>
         </w:rPr>
         <w:t>25.</w:t>
@@ -8511,13 +9829,94 @@
       <w:r>
         <w:rPr>
           <w:b w:val="0"/>
-          <w:color w:val="5F6B7A"/>
+          <w:color w:val="667085"/>
           <w:sz w:val="17"/>
         </w:rPr>
         <w:t>26.</w:t>
         <w:tab/>
       </w:r>
       <w:hyperlink r:id="rId31">
+        <w:r>
+          <w:rPr>
+            <w:color w:val="2A78D6"/>
+            <w:sz w:val="17"/>
+          </w:rPr>
+          <w:t xml:space="preserve">Latvenergo Group - Interim report 6M 2026 (unaudited), p. 13, 2026-08</w:t>
+        </w:r>
+      </w:hyperlink>
+    </w:p>
+    <w:p>
+      <w:pPr>
+        <w:tabs>
+          <w:tab w:pos="397" w:val="left"/>
+        </w:tabs>
+        <w:spacing w:before="0" w:after="30"/>
+        <w:ind w:left="397" w:hanging="397"/>
+      </w:pPr>
+      <w:r>
+        <w:rPr>
+          <w:b w:val="0"/>
+          <w:color w:val="667085"/>
+          <w:sz w:val="17"/>
+        </w:rPr>
+        <w:t>27.</w:t>
+        <w:tab/>
+      </w:r>
+      <w:hyperlink r:id="rId32">
+        <w:r>
+          <w:rPr>
+            <w:color w:val="2A78D6"/>
+            <w:sz w:val="17"/>
+          </w:rPr>
+          <w:t xml:space="preserve">Latvenergo Group - Interim report 6M 2026 (unaudited), p. 18, 2026-08</w:t>
+        </w:r>
+      </w:hyperlink>
+    </w:p>
+    <w:p>
+      <w:pPr>
+        <w:tabs>
+          <w:tab w:pos="397" w:val="left"/>
+        </w:tabs>
+        <w:spacing w:before="0" w:after="30"/>
+        <w:ind w:left="397" w:hanging="397"/>
+      </w:pPr>
+      <w:r>
+        <w:rPr>
+          <w:b w:val="0"/>
+          <w:color w:val="667085"/>
+          <w:sz w:val="17"/>
+        </w:rPr>
+        <w:t>28.</w:t>
+        <w:tab/>
+      </w:r>
+      <w:hyperlink r:id="rId33">
+        <w:r>
+          <w:rPr>
+            <w:color w:val="2A78D6"/>
+            <w:sz w:val="17"/>
+          </w:rPr>
+          <w:t xml:space="preserve">Latvenergo Group - Interim report 6M 2026 (unaudited), p. 17, 2026-08</w:t>
+        </w:r>
+      </w:hyperlink>
+    </w:p>
+    <w:p>
+      <w:pPr>
+        <w:tabs>
+          <w:tab w:pos="397" w:val="left"/>
+        </w:tabs>
+        <w:spacing w:before="0" w:after="30"/>
+        <w:ind w:left="397" w:hanging="397"/>
+      </w:pPr>
+      <w:r>
+        <w:rPr>
+          <w:b w:val="0"/>
+          <w:color w:val="667085"/>
+          <w:sz w:val="17"/>
+        </w:rPr>
+        <w:t>29.</w:t>
+        <w:tab/>
+      </w:r>
+      <w:hyperlink r:id="rId34">
         <w:r>
           <w:rPr>
             <w:color w:val="2A78D6"/>
@@ -8538,13 +9937,13 @@
       <w:r>
         <w:rPr>
           <w:b w:val="0"/>
-          <w:color w:val="5F6B7A"/>
+          <w:color w:val="667085"/>
           <w:sz w:val="17"/>
         </w:rPr>
-        <w:t>27.</w:t>
+        <w:t>30.</w:t>
         <w:tab/>
       </w:r>
-      <w:hyperlink r:id="rId32">
+      <w:hyperlink r:id="rId35">
         <w:r>
           <w:rPr>
             <w:color w:val="2A78D6"/>
@@ -8565,13 +9964,13 @@
       <w:r>
         <w:rPr>
           <w:b w:val="0"/>
-          <w:color w:val="5F6B7A"/>
+          <w:color w:val="667085"/>
           <w:sz w:val="17"/>
         </w:rPr>
-        <w:t>28.</w:t>
+        <w:t>31.</w:t>
         <w:tab/>
       </w:r>
-      <w:hyperlink r:id="rId33">
+      <w:hyperlink r:id="rId36">
         <w:r>
           <w:rPr>
             <w:color w:val="2A78D6"/>
@@ -8592,13 +9991,13 @@
       <w:r>
         <w:rPr>
           <w:b w:val="0"/>
-          <w:color w:val="5F6B7A"/>
+          <w:color w:val="667085"/>
           <w:sz w:val="17"/>
         </w:rPr>
-        <w:t>29.</w:t>
+        <w:t>32.</w:t>
         <w:tab/>
       </w:r>
-      <w:hyperlink r:id="rId37">
+      <w:hyperlink r:id="rId40">
         <w:r>
           <w:rPr>
             <w:color w:val="2A78D6"/>
@@ -8619,13 +10018,13 @@
       <w:r>
         <w:rPr>
           <w:b w:val="0"/>
-          <w:color w:val="5F6B7A"/>
+          <w:color w:val="667085"/>
           <w:sz w:val="17"/>
         </w:rPr>
-        <w:t>30.</w:t>
+        <w:t>33.</w:t>
         <w:tab/>
       </w:r>
-      <w:hyperlink r:id="rId38">
+      <w:hyperlink r:id="rId41">
         <w:r>
           <w:rPr>
             <w:color w:val="2A78D6"/>
@@ -8646,13 +10045,13 @@
       <w:r>
         <w:rPr>
           <w:b w:val="0"/>
-          <w:color w:val="5F6B7A"/>
+          <w:color w:val="667085"/>
           <w:sz w:val="17"/>
         </w:rPr>
-        <w:t>31.</w:t>
+        <w:t>34.</w:t>
         <w:tab/>
       </w:r>
-      <w:hyperlink r:id="rId39">
+      <w:hyperlink r:id="rId42">
         <w:r>
           <w:rPr>
             <w:color w:val="2A78D6"/>
@@ -8673,13 +10072,13 @@
       <w:r>
         <w:rPr>
           <w:b w:val="0"/>
-          <w:color w:val="5F6B7A"/>
+          <w:color w:val="667085"/>
           <w:sz w:val="17"/>
         </w:rPr>
-        <w:t>32.</w:t>
+        <w:t>35.</w:t>
         <w:tab/>
       </w:r>
-      <w:hyperlink r:id="rId40">
+      <w:hyperlink r:id="rId43">
         <w:r>
           <w:rPr>
             <w:color w:val="2A78D6"/>
@@ -8700,13 +10099,13 @@
       <w:r>
         <w:rPr>
           <w:b w:val="0"/>
-          <w:color w:val="5F6B7A"/>
+          <w:color w:val="667085"/>
           <w:sz w:val="17"/>
         </w:rPr>
-        <w:t>33.</w:t>
+        <w:t>36.</w:t>
         <w:tab/>
       </w:r>
-      <w:hyperlink r:id="rId41">
+      <w:hyperlink r:id="rId44">
         <w:r>
           <w:rPr>
             <w:color w:val="2A78D6"/>
@@ -8727,13 +10126,13 @@
       <w:r>
         <w:rPr>
           <w:b w:val="0"/>
-          <w:color w:val="5F6B7A"/>
+          <w:color w:val="667085"/>
           <w:sz w:val="17"/>
         </w:rPr>
-        <w:t>34.</w:t>
+        <w:t>37.</w:t>
         <w:tab/>
       </w:r>
-      <w:hyperlink r:id="rId38">
+      <w:hyperlink r:id="rId41">
         <w:r>
           <w:rPr>
             <w:color w:val="2A78D6"/>
@@ -8754,13 +10153,13 @@
       <w:r>
         <w:rPr>
           <w:b w:val="0"/>
-          <w:color w:val="5F6B7A"/>
+          <w:color w:val="667085"/>
           <w:sz w:val="17"/>
         </w:rPr>
-        <w:t>35.</w:t>
+        <w:t>38.</w:t>
         <w:tab/>
       </w:r>
-      <w:hyperlink r:id="rId42">
+      <w:hyperlink r:id="rId45">
         <w:r>
           <w:rPr>
             <w:color w:val="2A78D6"/>
@@ -8781,13 +10180,13 @@
       <w:r>
         <w:rPr>
           <w:b w:val="0"/>
-          <w:color w:val="5F6B7A"/>
+          <w:color w:val="667085"/>
           <w:sz w:val="17"/>
         </w:rPr>
-        <w:t>36.</w:t>
+        <w:t>39.</w:t>
         <w:tab/>
       </w:r>
-      <w:hyperlink r:id="rId43">
+      <w:hyperlink r:id="rId46">
         <w:r>
           <w:rPr>
             <w:color w:val="2A78D6"/>
@@ -8808,13 +10207,13 @@
       <w:r>
         <w:rPr>
           <w:b w:val="0"/>
-          <w:color w:val="5F6B7A"/>
+          <w:color w:val="667085"/>
           <w:sz w:val="17"/>
         </w:rPr>
-        <w:t>37.</w:t>
+        <w:t>40.</w:t>
         <w:tab/>
       </w:r>
-      <w:hyperlink r:id="rId43">
+      <w:hyperlink r:id="rId46">
         <w:r>
           <w:rPr>
             <w:color w:val="2A78D6"/>
@@ -8835,13 +10234,13 @@
       <w:r>
         <w:rPr>
           <w:b w:val="0"/>
-          <w:color w:val="5F6B7A"/>
+          <w:color w:val="667085"/>
           <w:sz w:val="17"/>
         </w:rPr>
-        <w:t>38.</w:t>
+        <w:t>41.</w:t>
         <w:tab/>
       </w:r>
-      <w:hyperlink r:id="rId37">
+      <w:hyperlink r:id="rId40">
         <w:r>
           <w:rPr>
             <w:color w:val="2A78D6"/>
@@ -8862,13 +10261,13 @@
       <w:r>
         <w:rPr>
           <w:b w:val="0"/>
-          <w:color w:val="5F6B7A"/>
+          <w:color w:val="667085"/>
           <w:sz w:val="17"/>
         </w:rPr>
-        <w:t>39.</w:t>
+        <w:t>42.</w:t>
         <w:tab/>
       </w:r>
-      <w:hyperlink r:id="rId44">
+      <w:hyperlink r:id="rId47">
         <w:r>
           <w:rPr>
             <w:color w:val="2A78D6"/>
@@ -8889,13 +10288,13 @@
       <w:r>
         <w:rPr>
           <w:b w:val="0"/>
-          <w:color w:val="5F6B7A"/>
+          <w:color w:val="667085"/>
           <w:sz w:val="17"/>
         </w:rPr>
-        <w:t>40.</w:t>
+        <w:t>43.</w:t>
         <w:tab/>
       </w:r>
-      <w:hyperlink r:id="rId45">
+      <w:hyperlink r:id="rId48">
         <w:r>
           <w:rPr>
             <w:color w:val="2A78D6"/>
@@ -8916,13 +10315,13 @@
       <w:r>
         <w:rPr>
           <w:b w:val="0"/>
-          <w:color w:val="5F6B7A"/>
+          <w:color w:val="667085"/>
           <w:sz w:val="17"/>
         </w:rPr>
-        <w:t>41.</w:t>
+        <w:t>44.</w:t>
         <w:tab/>
       </w:r>
-      <w:hyperlink r:id="rId38">
+      <w:hyperlink r:id="rId41">
         <w:r>
           <w:rPr>
             <w:color w:val="2A78D6"/>
@@ -8939,7 +10338,7 @@
       <w:r>
         <w:rPr>
           <w:b w:val="0"/>
-          <w:color w:val="5F6B7A"/>
+          <w:color w:val="667085"/>
           <w:sz w:val="16"/>
         </w:rPr>
         <w:t>Ataskaita parengta iš viešų šaltinių. Skaičiai pateikiami taip, kaip juos skelbia emitentas; maži numeriai prie teksto veda į šaltinių sąrašą.</w:t>
@@ -8964,7 +10363,7 @@
   <w:p>
     <w:pPr>
       <w:pBdr>
-        <w:top w:val="single" w:sz="4" w:color="C9D3DE" w:space="4"/>
+        <w:top w:val="single" w:sz="4" w:color="D5DCE4" w:space="4"/>
       </w:pBdr>
       <w:tabs>
         <w:tab w:pos="9638" w:val="right"/>
@@ -8973,7 +10372,7 @@
     <w:r>
       <w:rPr>
         <w:b w:val="0"/>
-        <w:color w:val="5F6B7A"/>
+        <w:color w:val="667085"/>
         <w:sz w:val="16"/>
       </w:rPr>
       <w:t>Latvenergo · 6M2026 · 2026-10-22</w:t>
@@ -8982,7 +10381,7 @@
     <w:r>
       <w:rPr>
         <w:b/>
-        <w:color w:val="1F4E79"/>
+        <w:color w:val="12355B"/>
         <w:sz w:val="16"/>
       </w:rPr>
       <w:fldChar w:fldCharType="begin"/>
@@ -8998,7 +10397,7 @@
   <w:p>
     <w:pPr>
       <w:pBdr>
-        <w:top w:val="single" w:sz="4" w:color="C9D3DE" w:space="4"/>
+        <w:top w:val="single" w:sz="4" w:color="D5DCE4" w:space="4"/>
       </w:pBdr>
       <w:tabs>
         <w:tab w:pos="9638" w:val="right"/>
@@ -9007,7 +10406,7 @@
     <w:r>
       <w:rPr>
         <w:b w:val="0"/>
-        <w:color w:val="5F6B7A"/>
+        <w:color w:val="667085"/>
         <w:sz w:val="16"/>
       </w:rPr>
       <w:t>Latvenergo · 6M2026 · 2026-10-22</w:t>
@@ -9016,7 +10415,7 @@
     <w:r>
       <w:rPr>
         <w:b/>
-        <w:color w:val="1F4E79"/>
+        <w:color w:val="12355B"/>
         <w:sz w:val="16"/>
       </w:rPr>
       <w:fldChar w:fldCharType="begin"/>
@@ -9032,7 +10431,7 @@
   <w:p>
     <w:pPr>
       <w:pBdr>
-        <w:bottom w:val="single" w:sz="4" w:color="C9D3DE" w:space="4"/>
+        <w:bottom w:val="single" w:sz="4" w:color="D5DCE4" w:space="4"/>
       </w:pBdr>
       <w:tabs>
         <w:tab w:pos="9638" w:val="right"/>
@@ -9041,7 +10440,7 @@
     <w:r>
       <w:rPr>
         <w:b/>
-        <w:color w:val="1F4E79"/>
+        <w:color w:val="12355B"/>
         <w:sz w:val="16"/>
       </w:rPr>
       <w:t>Latvenergo</w:t>
@@ -9049,7 +10448,7 @@
     <w:r>
       <w:rPr>
         <w:b w:val="0"/>
-        <w:color w:val="5F6B7A"/>
+        <w:color w:val="667085"/>
         <w:sz w:val="16"/>
       </w:rPr>
       <w:tab/>
@@ -9427,7 +10826,7 @@
     </w:pPr>
     <w:rPr>
       <w:rFonts w:ascii="Calibri" w:hAnsi="Calibri" w:eastAsia="Calibri"/>
-      <w:color w:val="1A1A1A"/>
+      <w:color w:val="1B2430"/>
       <w:sz w:val="21"/>
     </w:rPr>
   </w:style>

--- a/docs/files/latvenergo/latvenergo_6M2026_lt.docx
+++ b/docs/files/latvenergo/latvenergo_6M2026_lt.docx
@@ -337,6 +337,49 @@
               </w:rPr>
               <w:t>Latvenergo 4.952% 6Y green bond</w:t>
             </w:r>
+            <w:r>
+              <w:t xml:space="preserve"> </w:t>
+              <w:drawing>
+                <wp:inline xmlns:a="http://schemas.openxmlformats.org/drawingml/2006/main" xmlns:pic="http://schemas.openxmlformats.org/drawingml/2006/picture">
+                  <wp:extent cx="91757" cy="91757"/>
+                  <wp:docPr id="1" name="Picture 1"/>
+                  <wp:cNvGraphicFramePr>
+                    <a:graphicFrameLocks noChangeAspect="1"/>
+                  </wp:cNvGraphicFramePr>
+                  <a:graphic>
+                    <a:graphicData uri="http://schemas.openxmlformats.org/drawingml/2006/picture">
+                      <pic:pic>
+                        <pic:nvPicPr>
+                          <pic:cNvPr id="0" name="leaf.png"/>
+                          <pic:cNvPicPr/>
+                        </pic:nvPicPr>
+                        <pic:blipFill>
+                          <a:blip r:embed="rId15"/>
+                          <a:stretch>
+                            <a:fillRect/>
+                          </a:stretch>
+                        </pic:blipFill>
+                        <pic:spPr>
+                          <a:xfrm>
+                            <a:off x="0" y="0"/>
+                            <a:ext cx="91757" cy="91757"/>
+                          </a:xfrm>
+                          <a:prstGeom prst="rect"/>
+                        </pic:spPr>
+                      </pic:pic>
+                    </a:graphicData>
+                  </a:graphic>
+                </wp:inline>
+              </w:drawing>
+            </w:r>
+            <w:r>
+              <w:rPr>
+                <w:b/>
+                <w:color w:val="1B7F3B"/>
+                <w:sz w:val="14"/>
+              </w:rPr>
+              <w:t xml:space="preserve"> Žalioji obligacija</w:t>
+            </w:r>
           </w:p>
           <w:p>
             <w:pPr>
@@ -375,6 +418,49 @@
                 <w:sz w:val="17"/>
               </w:rPr>
               <w:t>Latvenergo 2.42% 5Y green bond</w:t>
+            </w:r>
+            <w:r>
+              <w:t xml:space="preserve"> </w:t>
+              <w:drawing>
+                <wp:inline xmlns:a="http://schemas.openxmlformats.org/drawingml/2006/main" xmlns:pic="http://schemas.openxmlformats.org/drawingml/2006/picture">
+                  <wp:extent cx="91757" cy="91757"/>
+                  <wp:docPr id="2" name="Picture 2"/>
+                  <wp:cNvGraphicFramePr>
+                    <a:graphicFrameLocks noChangeAspect="1"/>
+                  </wp:cNvGraphicFramePr>
+                  <a:graphic>
+                    <a:graphicData uri="http://schemas.openxmlformats.org/drawingml/2006/picture">
+                      <pic:pic>
+                        <pic:nvPicPr>
+                          <pic:cNvPr id="0" name="leaf.png"/>
+                          <pic:cNvPicPr/>
+                        </pic:nvPicPr>
+                        <pic:blipFill>
+                          <a:blip r:embed="rId15"/>
+                          <a:stretch>
+                            <a:fillRect/>
+                          </a:stretch>
+                        </pic:blipFill>
+                        <pic:spPr>
+                          <a:xfrm>
+                            <a:off x="0" y="0"/>
+                            <a:ext cx="91757" cy="91757"/>
+                          </a:xfrm>
+                          <a:prstGeom prst="rect"/>
+                        </pic:spPr>
+                      </pic:pic>
+                    </a:graphicData>
+                  </a:graphic>
+                </wp:inline>
+              </w:drawing>
+            </w:r>
+            <w:r>
+              <w:rPr>
+                <w:b/>
+                <w:color w:val="1B7F3B"/>
+                <w:sz w:val="14"/>
+              </w:rPr>
+              <w:t xml:space="preserve"> Žalioji obligacija</w:t>
             </w:r>
           </w:p>
           <w:p>
@@ -415,6 +501,49 @@
               </w:rPr>
               <w:t>Latvenergo 0.5% 7Y green bond</w:t>
             </w:r>
+            <w:r>
+              <w:t xml:space="preserve"> </w:t>
+              <w:drawing>
+                <wp:inline xmlns:a="http://schemas.openxmlformats.org/drawingml/2006/main" xmlns:pic="http://schemas.openxmlformats.org/drawingml/2006/picture">
+                  <wp:extent cx="91757" cy="91757"/>
+                  <wp:docPr id="3" name="Picture 3"/>
+                  <wp:cNvGraphicFramePr>
+                    <a:graphicFrameLocks noChangeAspect="1"/>
+                  </wp:cNvGraphicFramePr>
+                  <a:graphic>
+                    <a:graphicData uri="http://schemas.openxmlformats.org/drawingml/2006/picture">
+                      <pic:pic>
+                        <pic:nvPicPr>
+                          <pic:cNvPr id="0" name="leaf.png"/>
+                          <pic:cNvPicPr/>
+                        </pic:nvPicPr>
+                        <pic:blipFill>
+                          <a:blip r:embed="rId15"/>
+                          <a:stretch>
+                            <a:fillRect/>
+                          </a:stretch>
+                        </pic:blipFill>
+                        <pic:spPr>
+                          <a:xfrm>
+                            <a:off x="0" y="0"/>
+                            <a:ext cx="91757" cy="91757"/>
+                          </a:xfrm>
+                          <a:prstGeom prst="rect"/>
+                        </pic:spPr>
+                      </pic:pic>
+                    </a:graphicData>
+                  </a:graphic>
+                </wp:inline>
+              </w:drawing>
+            </w:r>
+            <w:r>
+              <w:rPr>
+                <w:b/>
+                <w:color w:val="1B7F3B"/>
+                <w:sz w:val="14"/>
+              </w:rPr>
+              <w:t xml:space="preserve"> Žalioji obligacija</w:t>
+            </w:r>
           </w:p>
           <w:p>
             <w:pPr>
@@ -453,6 +582,49 @@
                 <w:sz w:val="17"/>
               </w:rPr>
               <w:t>Latvenergo 3.612% 5Y green bond</w:t>
+            </w:r>
+            <w:r>
+              <w:t xml:space="preserve"> </w:t>
+              <w:drawing>
+                <wp:inline xmlns:a="http://schemas.openxmlformats.org/drawingml/2006/main" xmlns:pic="http://schemas.openxmlformats.org/drawingml/2006/picture">
+                  <wp:extent cx="91757" cy="91757"/>
+                  <wp:docPr id="4" name="Picture 4"/>
+                  <wp:cNvGraphicFramePr>
+                    <a:graphicFrameLocks noChangeAspect="1"/>
+                  </wp:cNvGraphicFramePr>
+                  <a:graphic>
+                    <a:graphicData uri="http://schemas.openxmlformats.org/drawingml/2006/picture">
+                      <pic:pic>
+                        <pic:nvPicPr>
+                          <pic:cNvPr id="0" name="leaf.png"/>
+                          <pic:cNvPicPr/>
+                        </pic:nvPicPr>
+                        <pic:blipFill>
+                          <a:blip r:embed="rId15"/>
+                          <a:stretch>
+                            <a:fillRect/>
+                          </a:stretch>
+                        </pic:blipFill>
+                        <pic:spPr>
+                          <a:xfrm>
+                            <a:off x="0" y="0"/>
+                            <a:ext cx="91757" cy="91757"/>
+                          </a:xfrm>
+                          <a:prstGeom prst="rect"/>
+                        </pic:spPr>
+                      </pic:pic>
+                    </a:graphicData>
+                  </a:graphic>
+                </wp:inline>
+              </w:drawing>
+            </w:r>
+            <w:r>
+              <w:rPr>
+                <w:b/>
+                <w:color w:val="1B7F3B"/>
+                <w:sz w:val="14"/>
+              </w:rPr>
+              <w:t xml:space="preserve"> Žalioji obligacija</w:t>
             </w:r>
           </w:p>
           <w:p>
@@ -562,7 +734,7 @@
               </w:rPr>
               <w:t>. Skola auga dėl didelių investicijų į atsinaujinančią energetiką: grynoji skola / EBITDA 2,4x (prieš metus 1,5x), tačiau FFO / grynoji skola 35 % vis dar viršija strategijos tikslą (&gt;25 %)</w:t>
             </w:r>
-            <w:hyperlink r:id="rId15">
+            <w:hyperlink r:id="rId16">
               <w:r>
                 <w:rPr>
                   <w:color w:val="2A78D6"/>
@@ -1018,7 +1190,7 @@
         </w:rPr>
         <w:t>,</w:t>
       </w:r>
-      <w:hyperlink r:id="rId16">
+      <w:hyperlink r:id="rId17">
         <w:r>
           <w:rPr>
             <w:color w:val="2A78D6"/>
@@ -1081,7 +1253,7 @@
         </w:rPr>
         <w:t>,</w:t>
       </w:r>
-      <w:hyperlink r:id="rId17">
+      <w:hyperlink r:id="rId18">
         <w:r>
           <w:rPr>
             <w:color w:val="2A78D6"/>
@@ -1127,7 +1299,7 @@
         </w:rPr>
         <w:t xml:space="preserve"> 2026 m. birželį išleista 300 mln. EUR 7 metų žaliųjų obligacijų, pajamingumas 1,3 %</w:t>
       </w:r>
-      <w:hyperlink r:id="rId18">
+      <w:hyperlink r:id="rId19">
         <w:r>
           <w:rPr>
             <w:color w:val="2A78D6"/>
@@ -1399,6 +1571,49 @@
               </w:rPr>
               <w:t>Latvenergo 4.952% 6Y green bond</w:t>
             </w:r>
+            <w:r>
+              <w:t xml:space="preserve"> </w:t>
+              <w:drawing>
+                <wp:inline xmlns:a="http://schemas.openxmlformats.org/drawingml/2006/main" xmlns:pic="http://schemas.openxmlformats.org/drawingml/2006/picture">
+                  <wp:extent cx="91757" cy="91757"/>
+                  <wp:docPr id="5" name="Picture 5"/>
+                  <wp:cNvGraphicFramePr>
+                    <a:graphicFrameLocks noChangeAspect="1"/>
+                  </wp:cNvGraphicFramePr>
+                  <a:graphic>
+                    <a:graphicData uri="http://schemas.openxmlformats.org/drawingml/2006/picture">
+                      <pic:pic>
+                        <pic:nvPicPr>
+                          <pic:cNvPr id="0" name="leaf.png"/>
+                          <pic:cNvPicPr/>
+                        </pic:nvPicPr>
+                        <pic:blipFill>
+                          <a:blip r:embed="rId15"/>
+                          <a:stretch>
+                            <a:fillRect/>
+                          </a:stretch>
+                        </pic:blipFill>
+                        <pic:spPr>
+                          <a:xfrm>
+                            <a:off x="0" y="0"/>
+                            <a:ext cx="91757" cy="91757"/>
+                          </a:xfrm>
+                          <a:prstGeom prst="rect"/>
+                        </pic:spPr>
+                      </pic:pic>
+                    </a:graphicData>
+                  </a:graphic>
+                </wp:inline>
+              </w:drawing>
+            </w:r>
+            <w:r>
+              <w:rPr>
+                <w:b/>
+                <w:color w:val="1B7F3B"/>
+                <w:sz w:val="14"/>
+              </w:rPr>
+              <w:t xml:space="preserve"> Žalioji obligacija</w:t>
+            </w:r>
           </w:p>
         </w:tc>
         <w:tc>
@@ -1539,6 +1754,49 @@
                 <w:sz w:val="17"/>
               </w:rPr>
               <w:t>Latvenergo 2.42% 5Y green bond</w:t>
+            </w:r>
+            <w:r>
+              <w:t xml:space="preserve"> </w:t>
+              <w:drawing>
+                <wp:inline xmlns:a="http://schemas.openxmlformats.org/drawingml/2006/main" xmlns:pic="http://schemas.openxmlformats.org/drawingml/2006/picture">
+                  <wp:extent cx="91757" cy="91757"/>
+                  <wp:docPr id="6" name="Picture 6"/>
+                  <wp:cNvGraphicFramePr>
+                    <a:graphicFrameLocks noChangeAspect="1"/>
+                  </wp:cNvGraphicFramePr>
+                  <a:graphic>
+                    <a:graphicData uri="http://schemas.openxmlformats.org/drawingml/2006/picture">
+                      <pic:pic>
+                        <pic:nvPicPr>
+                          <pic:cNvPr id="0" name="leaf.png"/>
+                          <pic:cNvPicPr/>
+                        </pic:nvPicPr>
+                        <pic:blipFill>
+                          <a:blip r:embed="rId15"/>
+                          <a:stretch>
+                            <a:fillRect/>
+                          </a:stretch>
+                        </pic:blipFill>
+                        <pic:spPr>
+                          <a:xfrm>
+                            <a:off x="0" y="0"/>
+                            <a:ext cx="91757" cy="91757"/>
+                          </a:xfrm>
+                          <a:prstGeom prst="rect"/>
+                        </pic:spPr>
+                      </pic:pic>
+                    </a:graphicData>
+                  </a:graphic>
+                </wp:inline>
+              </w:drawing>
+            </w:r>
+            <w:r>
+              <w:rPr>
+                <w:b/>
+                <w:color w:val="1B7F3B"/>
+                <w:sz w:val="14"/>
+              </w:rPr>
+              <w:t xml:space="preserve"> Žalioji obligacija</w:t>
             </w:r>
           </w:p>
         </w:tc>
@@ -1681,6 +1939,49 @@
               </w:rPr>
               <w:t>Latvenergo 0.5% 7Y green bond</w:t>
             </w:r>
+            <w:r>
+              <w:t xml:space="preserve"> </w:t>
+              <w:drawing>
+                <wp:inline xmlns:a="http://schemas.openxmlformats.org/drawingml/2006/main" xmlns:pic="http://schemas.openxmlformats.org/drawingml/2006/picture">
+                  <wp:extent cx="91757" cy="91757"/>
+                  <wp:docPr id="7" name="Picture 7"/>
+                  <wp:cNvGraphicFramePr>
+                    <a:graphicFrameLocks noChangeAspect="1"/>
+                  </wp:cNvGraphicFramePr>
+                  <a:graphic>
+                    <a:graphicData uri="http://schemas.openxmlformats.org/drawingml/2006/picture">
+                      <pic:pic>
+                        <pic:nvPicPr>
+                          <pic:cNvPr id="0" name="leaf.png"/>
+                          <pic:cNvPicPr/>
+                        </pic:nvPicPr>
+                        <pic:blipFill>
+                          <a:blip r:embed="rId15"/>
+                          <a:stretch>
+                            <a:fillRect/>
+                          </a:stretch>
+                        </pic:blipFill>
+                        <pic:spPr>
+                          <a:xfrm>
+                            <a:off x="0" y="0"/>
+                            <a:ext cx="91757" cy="91757"/>
+                          </a:xfrm>
+                          <a:prstGeom prst="rect"/>
+                        </pic:spPr>
+                      </pic:pic>
+                    </a:graphicData>
+                  </a:graphic>
+                </wp:inline>
+              </w:drawing>
+            </w:r>
+            <w:r>
+              <w:rPr>
+                <w:b/>
+                <w:color w:val="1B7F3B"/>
+                <w:sz w:val="14"/>
+              </w:rPr>
+              <w:t xml:space="preserve"> Žalioji obligacija</w:t>
+            </w:r>
           </w:p>
         </w:tc>
         <w:tc>
@@ -1821,6 +2122,49 @@
                 <w:sz w:val="17"/>
               </w:rPr>
               <w:t>Latvenergo 3.612% 5Y green bond</w:t>
+            </w:r>
+            <w:r>
+              <w:t xml:space="preserve"> </w:t>
+              <w:drawing>
+                <wp:inline xmlns:a="http://schemas.openxmlformats.org/drawingml/2006/main" xmlns:pic="http://schemas.openxmlformats.org/drawingml/2006/picture">
+                  <wp:extent cx="91757" cy="91757"/>
+                  <wp:docPr id="8" name="Picture 8"/>
+                  <wp:cNvGraphicFramePr>
+                    <a:graphicFrameLocks noChangeAspect="1"/>
+                  </wp:cNvGraphicFramePr>
+                  <a:graphic>
+                    <a:graphicData uri="http://schemas.openxmlformats.org/drawingml/2006/picture">
+                      <pic:pic>
+                        <pic:nvPicPr>
+                          <pic:cNvPr id="0" name="leaf.png"/>
+                          <pic:cNvPicPr/>
+                        </pic:nvPicPr>
+                        <pic:blipFill>
+                          <a:blip r:embed="rId15"/>
+                          <a:stretch>
+                            <a:fillRect/>
+                          </a:stretch>
+                        </pic:blipFill>
+                        <pic:spPr>
+                          <a:xfrm>
+                            <a:off x="0" y="0"/>
+                            <a:ext cx="91757" cy="91757"/>
+                          </a:xfrm>
+                          <a:prstGeom prst="rect"/>
+                        </pic:spPr>
+                      </pic:pic>
+                    </a:graphicData>
+                  </a:graphic>
+                </wp:inline>
+              </w:drawing>
+            </w:r>
+            <w:r>
+              <w:rPr>
+                <w:b/>
+                <w:color w:val="1B7F3B"/>
+                <w:sz w:val="14"/>
+              </w:rPr>
+              <w:t xml:space="preserve"> Žalioji obligacija</w:t>
             </w:r>
           </w:p>
         </w:tc>
@@ -2133,7 +2477,7 @@
               </w:rPr>
               <w:t>Pajamos, mln. EUR</w:t>
             </w:r>
-            <w:hyperlink r:id="rId17">
+            <w:hyperlink r:id="rId18">
               <w:r>
                 <w:rPr>
                   <w:color w:val="2A78D6"/>
@@ -2150,7 +2494,7 @@
               </w:rPr>
               <w:t>,</w:t>
             </w:r>
-            <w:hyperlink r:id="rId19">
+            <w:hyperlink r:id="rId20">
               <w:r>
                 <w:rPr>
                   <w:color w:val="2A78D6"/>
@@ -2563,7 +2907,7 @@
               </w:rPr>
               <w:t>Investicijos, mln. EUR</w:t>
             </w:r>
-            <w:hyperlink r:id="rId17">
+            <w:hyperlink r:id="rId18">
               <w:r>
                 <w:rPr>
                   <w:color w:val="2A78D6"/>
@@ -3392,7 +3736,7 @@
               </w:rPr>
               <w:t>Turtas, mln. EUR</w:t>
             </w:r>
-            <w:hyperlink r:id="rId17">
+            <w:hyperlink r:id="rId18">
               <w:r>
                 <w:rPr>
                   <w:color w:val="2A78D6"/>
@@ -3674,7 +4018,7 @@
               </w:rPr>
               <w:t>Pagaminta elektros, GWh</w:t>
             </w:r>
-            <w:hyperlink r:id="rId20">
+            <w:hyperlink r:id="rId21">
               <w:r>
                 <w:rPr>
                   <w:color w:val="2A78D6"/>
@@ -3838,7 +4182,7 @@
         <w:drawing>
           <wp:inline xmlns:a="http://schemas.openxmlformats.org/drawingml/2006/main" xmlns:pic="http://schemas.openxmlformats.org/drawingml/2006/picture">
             <wp:extent cx="6120000" cy="1713899"/>
-            <wp:docPr id="1" name="Picture 1"/>
+            <wp:docPr id="9" name="Picture 9"/>
             <wp:cNvGraphicFramePr>
               <a:graphicFrameLocks noChangeAspect="1"/>
             </wp:cNvGraphicFramePr>
@@ -3850,7 +4194,7 @@
                     <pic:cNvPicPr/>
                   </pic:nvPicPr>
                   <pic:blipFill>
-                    <a:blip r:embed="rId21"/>
+                    <a:blip r:embed="rId22"/>
                     <a:stretch>
                       <a:fillRect/>
                     </a:stretch>
@@ -3927,7 +4271,7 @@
         </w:rPr>
         <w:t xml:space="preserve"> birželio pabaigoje įrengta 937 MW vėjo ir saulės jėgainių, patvirtintas 1 144 MW projektų portfelis; strategijos tikslas – 600 MW iki 2026 m., 2 300 MW iki 2030 m.</w:t>
       </w:r>
-      <w:hyperlink r:id="rId22">
+      <w:hyperlink r:id="rId23">
         <w:r>
           <w:rPr>
             <w:color w:val="2A78D6"/>
@@ -3973,7 +4317,7 @@
         </w:rPr>
         <w:t xml:space="preserve"> hidroelektrinės 2 882 GWh (61 %), dujomis kūrenamos Rygos termofikacinės elektrinės 1 587 GWh (34 %), vėjo ir saulės jėgainės 209 GWh (dalys apskaičiuotos įrankio)</w:t>
       </w:r>
-      <w:hyperlink r:id="rId20">
+      <w:hyperlink r:id="rId21">
         <w:r>
           <w:rPr>
             <w:color w:val="2A78D6"/>
@@ -4013,7 +4357,7 @@
         </w:rPr>
         <w:t>2026-08-22 stipri audra sukėlė plačius elektros tiekimo sutrikimus</w:t>
       </w:r>
-      <w:hyperlink r:id="rId18">
+      <w:hyperlink r:id="rId19">
         <w:r>
           <w:rPr>
             <w:color w:val="2A78D6"/>
@@ -4082,7 +4426,7 @@
         </w:rPr>
         <w:t>2025 m. pajamos 1 566,1 mln. EUR (2024 m. – 1 703,6 mln.), pelnas 198,8 mln. EUR (273,7 mln., −74,8 mln.); FFO / grynoji skola 39 %</w:t>
       </w:r>
-      <w:hyperlink r:id="rId17">
+      <w:hyperlink r:id="rId18">
         <w:r>
           <w:rPr>
             <w:color w:val="2A78D6"/>
@@ -4168,7 +4512,7 @@
         </w:rPr>
         <w:t xml:space="preserve"> 2026-05-27 patvirtinta 141,0 mln. EUR iš 2025 m. pelno, dviem dalimis po 70,5 mln. EUR (birželį ir iki lapkričio 30 d.)</w:t>
       </w:r>
-      <w:hyperlink r:id="rId23">
+      <w:hyperlink r:id="rId24">
         <w:r>
           <w:rPr>
             <w:color w:val="2A78D6"/>
@@ -4387,7 +4731,7 @@
               </w:rPr>
               <w:t>6M 2026: ROE 6,9 %, FFO / grynoji skola 35 %, reitingas Baa2</w:t>
             </w:r>
-            <w:hyperlink r:id="rId15">
+            <w:hyperlink r:id="rId16">
               <w:r>
                 <w:rPr>
                   <w:color w:val="2A78D6"/>
@@ -4509,7 +4853,7 @@
               </w:rPr>
               <w:t>2026-06-30 – 937 MW įrengta</w:t>
             </w:r>
-            <w:hyperlink r:id="rId22">
+            <w:hyperlink r:id="rId23">
               <w:r>
                 <w:rPr>
                   <w:color w:val="2A78D6"/>
@@ -4542,7 +4886,7 @@
               </w:rPr>
               <w:t>Įvykdyta su perviršiu</w:t>
             </w:r>
-            <w:hyperlink r:id="rId22">
+            <w:hyperlink r:id="rId23">
               <w:r>
                 <w:rPr>
                   <w:color w:val="2A78D6"/>
@@ -4631,7 +4975,7 @@
               </w:rPr>
               <w:t>Patvirtintas 1 144 MW projektų portfelis</w:t>
             </w:r>
-            <w:hyperlink r:id="rId24">
+            <w:hyperlink r:id="rId25">
               <w:r>
                 <w:rPr>
                   <w:color w:val="2A78D6"/>
@@ -4648,7 +4992,7 @@
               </w:rPr>
               <w:t>,</w:t>
             </w:r>
-            <w:hyperlink r:id="rId16">
+            <w:hyperlink r:id="rId17">
               <w:r>
                 <w:rPr>
                   <w:color w:val="2A78D6"/>
@@ -4681,7 +5025,7 @@
               </w:rPr>
               <w:t>Ilgalaikis tikslas, finansuojamas žaliosiomis obligacijomis</w:t>
             </w:r>
-            <w:hyperlink r:id="rId18">
+            <w:hyperlink r:id="rId19">
               <w:r>
                 <w:rPr>
                   <w:color w:val="2A78D6"/>
@@ -4770,7 +5114,7 @@
               </w:rPr>
               <w:t>2025 m. – −17 %</w:t>
             </w:r>
-            <w:hyperlink r:id="rId25">
+            <w:hyperlink r:id="rId26">
               <w:r>
                 <w:rPr>
                   <w:color w:val="2A78D6"/>
@@ -4803,7 +5147,7 @@
               </w:rPr>
               <w:t>Vykdoma; pažanga priklauso nuo dujinių elektrinių darbo valandų</w:t>
             </w:r>
-            <w:hyperlink r:id="rId25">
+            <w:hyperlink r:id="rId26">
               <w:r>
                 <w:rPr>
                   <w:color w:val="2A78D6"/>
@@ -4911,7 +5255,7 @@
         </w:rPr>
         <w:t xml:space="preserve"> keturios žaliosios obligacijos – 2,42 % 2027 (100 mln. EUR), 0,5 % 2028 (50 mln. EUR), 4,952 % 2029 (50 mln. EUR) ir 3,612 % 2030 (400 mln. EUR)</w:t>
       </w:r>
-      <w:hyperlink r:id="rId26">
+      <w:hyperlink r:id="rId27">
         <w:r>
           <w:rPr>
             <w:color w:val="2A78D6"/>
@@ -4928,7 +5272,7 @@
         </w:rPr>
         <w:t>,</w:t>
       </w:r>
-      <w:hyperlink r:id="rId27">
+      <w:hyperlink r:id="rId28">
         <w:r>
           <w:rPr>
             <w:color w:val="2A78D6"/>
@@ -4945,7 +5289,7 @@
         </w:rPr>
         <w:t>,</w:t>
       </w:r>
-      <w:hyperlink r:id="rId28">
+      <w:hyperlink r:id="rId29">
         <w:r>
           <w:rPr>
             <w:color w:val="2A78D6"/>
@@ -4962,7 +5306,7 @@
         </w:rPr>
         <w:t>,</w:t>
       </w:r>
-      <w:hyperlink r:id="rId29">
+      <w:hyperlink r:id="rId30">
         <w:r>
           <w:rPr>
             <w:color w:val="2A78D6"/>
@@ -4978,7 +5322,7 @@
         </w:rPr>
         <w:t>. Moody's žaliosioms obligacijoms suteikė Baa2 reitingą</w:t>
       </w:r>
-      <w:hyperlink r:id="rId30">
+      <w:hyperlink r:id="rId31">
         <w:r>
           <w:rPr>
             <w:color w:val="2A78D6"/>
@@ -5024,7 +5368,7 @@
         </w:rPr>
         <w:t xml:space="preserve"> 2,42 % obligacija – 2027-05-05. Bendrovė pinigų turi: 2026 m. birželį pasiskolinta 300 mln. EUR už 1,3 %</w:t>
       </w:r>
-      <w:hyperlink r:id="rId27">
+      <w:hyperlink r:id="rId28">
         <w:r>
           <w:rPr>
             <w:color w:val="2A78D6"/>
@@ -5041,7 +5385,7 @@
         </w:rPr>
         <w:t>,</w:t>
       </w:r>
-      <w:hyperlink r:id="rId18">
+      <w:hyperlink r:id="rId19">
         <w:r>
           <w:rPr>
             <w:color w:val="2A78D6"/>
@@ -5087,7 +5431,7 @@
         </w:rPr>
         <w:t xml:space="preserve"> ir dividendų politika (&gt;64 % pelno) reiškia, kad dalis pinigų išeina valstybei, tačiau reitingo tikslas (≥ Baa3) apriboja skolinimąsi</w:t>
       </w:r>
-      <w:hyperlink r:id="rId15">
+      <w:hyperlink r:id="rId16">
         <w:r>
           <w:rPr>
             <w:color w:val="2A78D6"/>
@@ -5192,7 +5536,7 @@
         </w:rPr>
         <w:t xml:space="preserve"> pajamos +11 % iki 941,8 mln. EUR dėl didesnių dujų, elektros ir šilumos pardavimų šaltą metų pradžią; EBITDA +5 % iki 284,6 mln. EUR – nauji saulės ir vėjo parkai, didesnė termofikacinių elektrinių gamyba</w:t>
       </w:r>
-      <w:hyperlink r:id="rId22">
+      <w:hyperlink r:id="rId23">
         <w:r>
           <w:rPr>
             <w:color w:val="2A78D6"/>
@@ -5238,7 +5582,7 @@
         </w:rPr>
         <w:t xml:space="preserve"> Latvijoje vidutinė kaina 102,6 EUR/MWh (prieš metus 87,3); Šiaurės šalių sistemos kaina daugiau nei padvigubėjo dėl šalčio, didesnės paklausos ir mažesnių hidroresursų (22 TWh žemiau ilgalaikio vidurkio)</w:t>
       </w:r>
-      <w:hyperlink r:id="rId31">
+      <w:hyperlink r:id="rId32">
         <w:r>
           <w:rPr>
             <w:color w:val="2A78D6"/>
@@ -5284,7 +5628,7 @@
         </w:rPr>
         <w:t xml:space="preserve"> Daugavos HE gamyba –4 % iki 1,6 TWh, nes upės prietaka 24 % mažesnė už ilgalaikį vidurkį</w:t>
       </w:r>
-      <w:hyperlink r:id="rId32">
+      <w:hyperlink r:id="rId33">
         <w:r>
           <w:rPr>
             <w:color w:val="2A78D6"/>
@@ -5300,7 +5644,7 @@
         </w:rPr>
         <w:t>; dujų TTF kaina vidutiniškai 40 EUR/MWh (–7 %), ES saugyklų užpildymas 38 % (prieš metus 46 %)</w:t>
       </w:r>
-      <w:hyperlink r:id="rId23">
+      <w:hyperlink r:id="rId24">
         <w:r>
           <w:rPr>
             <w:color w:val="2A78D6"/>
@@ -5346,7 +5690,7 @@
         </w:rPr>
         <w:t xml:space="preserve"> nauji vėjo ir saulės parkai bus paleidžiami 2026–2027 m.; juos užbaigus metinė gamyba padidės apie 2,2 TWh</w:t>
       </w:r>
-      <w:hyperlink r:id="rId33">
+      <w:hyperlink r:id="rId34">
         <w:r>
           <w:rPr>
             <w:color w:val="2A78D6"/>
@@ -6323,7 +6667,7 @@
         </w:rPr>
         <w:t xml:space="preserve"> 2026-10-05 valdybos narys Māris Kuņickis palieka bendrovę</w:t>
       </w:r>
-      <w:hyperlink r:id="rId34">
+      <w:hyperlink r:id="rId35">
         <w:r>
           <w:rPr>
             <w:color w:val="2A78D6"/>
@@ -6369,7 +6713,7 @@
         </w:rPr>
         <w:t xml:space="preserve"> 2026-10-22 rašyta, kad Latvenergo pasirengusi tęsti bendradarbiavimą Tet ir LMT dalių išpirkimo procese</w:t>
       </w:r>
-      <w:hyperlink r:id="rId35">
+      <w:hyperlink r:id="rId36">
         <w:r>
           <w:rPr>
             <w:color w:val="2A78D6"/>
@@ -6415,7 +6759,7 @@
         </w:rPr>
         <w:t xml:space="preserve"> 2026-10-14 bendrovės analitikė įspėjo, kad gamtinės dujos tokios brangios nebuvo keletą metų</w:t>
       </w:r>
-      <w:hyperlink r:id="rId36">
+      <w:hyperlink r:id="rId37">
         <w:r>
           <w:rPr>
             <w:color w:val="2A78D6"/>
@@ -6442,7 +6786,7 @@
           <w:color w:val="667085"/>
           <w:sz w:val="18"/>
         </w:rPr>
-        <w:t>Automatinė naujienų paieška (Google News, LV), 2026-07-24 – 2026-10-22: 6 pranešimų.</w:t>
+        <w:t>Automatinė naujienų paieška (Google News, LV), 2026-07-25 – 2026-10-23: 6 pranešimų.</w:t>
       </w:r>
     </w:p>
     <w:tbl>
@@ -6534,7 +6878,7 @@
             <w:pPr>
               <w:spacing w:before="0" w:after="0"/>
             </w:pPr>
-            <w:hyperlink r:id="rId34">
+            <w:hyperlink r:id="rId35">
               <w:r>
                 <w:rPr>
                   <w:color w:val="1B2430"/>
@@ -6618,7 +6962,7 @@
             <w:pPr>
               <w:spacing w:before="0" w:after="0"/>
             </w:pPr>
-            <w:hyperlink r:id="rId35">
+            <w:hyperlink r:id="rId36">
               <w:r>
                 <w:rPr>
                   <w:color w:val="1B2430"/>
@@ -6702,7 +7046,7 @@
             <w:pPr>
               <w:spacing w:before="0" w:after="0"/>
             </w:pPr>
-            <w:hyperlink r:id="rId37">
+            <w:hyperlink r:id="rId38">
               <w:r>
                 <w:rPr>
                   <w:color w:val="1B2430"/>
@@ -6786,7 +7130,7 @@
             <w:pPr>
               <w:spacing w:before="0" w:after="0"/>
             </w:pPr>
-            <w:hyperlink r:id="rId38">
+            <w:hyperlink r:id="rId39">
               <w:r>
                 <w:rPr>
                   <w:color w:val="1B2430"/>
@@ -6870,7 +7214,7 @@
             <w:pPr>
               <w:spacing w:before="0" w:after="0"/>
             </w:pPr>
-            <w:hyperlink r:id="rId36">
+            <w:hyperlink r:id="rId37">
               <w:r>
                 <w:rPr>
                   <w:color w:val="1B2430"/>
@@ -6954,7 +7298,7 @@
             <w:pPr>
               <w:spacing w:before="0" w:after="0"/>
             </w:pPr>
-            <w:hyperlink r:id="rId39">
+            <w:hyperlink r:id="rId40">
               <w:r>
                 <w:rPr>
                   <w:color w:val="1B2430"/>
@@ -7176,7 +7520,7 @@
               </w:rPr>
               <w:t>Dvi Rygos termofikacinės elektrinės kūrenamos gamtinėmis dujomis (2025 m. – 34 % gamybos)</w:t>
             </w:r>
-            <w:hyperlink r:id="rId20">
+            <w:hyperlink r:id="rId21">
               <w:r>
                 <w:rPr>
                   <w:color w:val="2A78D6"/>
@@ -7220,7 +7564,7 @@
               </w:rPr>
               <w:t>SEB iškastinio kuro politika riboja anglį ir naftos bei dujų gavybą, ne dujinę gamybą</w:t>
             </w:r>
-            <w:hyperlink r:id="rId40">
+            <w:hyperlink r:id="rId41">
               <w:r>
                 <w:rPr>
                   <w:color w:val="2A78D6"/>
@@ -7366,7 +7710,7 @@
               </w:rPr>
               <w:t>Korupcijos ar etikos pažeidimų su reikšmingu poveikiu 2024–2025 m. – 0</w:t>
             </w:r>
-            <w:hyperlink r:id="rId41">
+            <w:hyperlink r:id="rId42">
               <w:r>
                 <w:rPr>
                   <w:color w:val="2A78D6"/>
@@ -7410,7 +7754,7 @@
               </w:rPr>
               <w:t>2020 m. pirkimų istorijoje KNAB baudžiamąją bylą nutraukė, pažeidimų nenustatyta</w:t>
             </w:r>
-            <w:hyperlink r:id="rId42">
+            <w:hyperlink r:id="rId43">
               <w:r>
                 <w:rPr>
                   <w:color w:val="2A78D6"/>
@@ -7656,7 +8000,7 @@
                 <w:color w:val="333333"/>
                 <w:sz w:val="18"/>
               </w:rPr>
-              <w:t>Naujienų suvestinė 2026-07-24 – 2026-10-22: 6 pranešimų, iš jų su neigiamu žodžiu antraštėje – 0 (plačiau – skiltyje „Ką rašo spauda“).</w:t>
+              <w:t>Naujienų suvestinė 2026-07-25 – 2026-10-23: 6 pranešimų, iš jų su neigiamu žodžiu antraštėje – 0 (plačiau – skiltyje „Ką rašo spauda“).</w:t>
             </w:r>
           </w:p>
         </w:tc>
@@ -7802,7 +8146,7 @@
               </w:rPr>
               <w:t>66 % elektros – iš atsinaujinančių šaltinių</w:t>
             </w:r>
-            <w:hyperlink r:id="rId16">
+            <w:hyperlink r:id="rId17">
               <w:r>
                 <w:rPr>
                   <w:color w:val="2A78D6"/>
@@ -7838,7 +8182,7 @@
               </w:rPr>
               <w:t>S&amp;P Global CSA – 54 balai, tarp 30 % geriausių pasaulio elektros įmonių</w:t>
             </w:r>
-            <w:hyperlink r:id="rId43">
+            <w:hyperlink r:id="rId44">
               <w:r>
                 <w:rPr>
                   <w:color w:val="2A78D6"/>
@@ -7874,7 +8218,7 @@
               </w:rPr>
               <w:t>Moody's ESG kredito poveikio balas CIS-2</w:t>
             </w:r>
-            <w:hyperlink r:id="rId17">
+            <w:hyperlink r:id="rId18">
               <w:r>
                 <w:rPr>
                   <w:color w:val="2A78D6"/>
@@ -7918,7 +8262,7 @@
               </w:rPr>
               <w:t>Visos obligacijos – žaliosios</w:t>
             </w:r>
-            <w:hyperlink r:id="rId26">
+            <w:hyperlink r:id="rId27">
               <w:r>
                 <w:rPr>
                   <w:color w:val="2A78D6"/>
@@ -7935,7 +8279,7 @@
               </w:rPr>
               <w:t>,</w:t>
             </w:r>
-            <w:hyperlink r:id="rId27">
+            <w:hyperlink r:id="rId28">
               <w:r>
                 <w:rPr>
                   <w:color w:val="2A78D6"/>
@@ -7952,7 +8296,7 @@
               </w:rPr>
               <w:t>,</w:t>
             </w:r>
-            <w:hyperlink r:id="rId28">
+            <w:hyperlink r:id="rId29">
               <w:r>
                 <w:rPr>
                   <w:color w:val="2A78D6"/>
@@ -7969,7 +8313,7 @@
               </w:rPr>
               <w:t>,</w:t>
             </w:r>
-            <w:hyperlink r:id="rId29">
+            <w:hyperlink r:id="rId30">
               <w:r>
                 <w:rPr>
                   <w:color w:val="2A78D6"/>
@@ -8089,7 +8433,7 @@
               </w:rPr>
               <w:t>Tikslas – klimato neutralumas iki 2050 m., neutrali elektros gamyba iki 2040 m.</w:t>
             </w:r>
-            <w:hyperlink r:id="rId44">
+            <w:hyperlink r:id="rId45">
               <w:r>
                 <w:rPr>
                   <w:color w:val="2A78D6"/>
@@ -8133,7 +8477,7 @@
               </w:rPr>
               <w:t>Su ES taksonomija suderintos investicijos – 97 % (tikslas ≥80 %)</w:t>
             </w:r>
-            <w:hyperlink r:id="rId41">
+            <w:hyperlink r:id="rId42">
               <w:r>
                 <w:rPr>
                   <w:color w:val="2A78D6"/>
@@ -8279,7 +8623,7 @@
               </w:rPr>
               <w:t>Rimtų nelaimingų atsitikimų ir didelių taršos atvejų 2024–2025 m. – 0</w:t>
             </w:r>
-            <w:hyperlink r:id="rId45">
+            <w:hyperlink r:id="rId46">
               <w:r>
                 <w:rPr>
                   <w:color w:val="2A78D6"/>
@@ -8412,7 +8756,7 @@
               </w:rPr>
               <w:t>Investicijų politika</w:t>
             </w:r>
-            <w:hyperlink r:id="rId46">
+            <w:hyperlink r:id="rId47">
               <w:r>
                 <w:rPr>
                   <w:color w:val="2A78D6"/>
@@ -8430,7 +8774,7 @@
               </w:rPr>
               <w:t>, elektros ir atsinaujinančios energetikos politika</w:t>
             </w:r>
-            <w:hyperlink r:id="rId46">
+            <w:hyperlink r:id="rId47">
               <w:r>
                 <w:rPr>
                   <w:color w:val="2A78D6"/>
@@ -8448,7 +8792,7 @@
               </w:rPr>
               <w:t xml:space="preserve"> ir iškastinio kuro politika dėl dujinių elektrinių</w:t>
             </w:r>
-            <w:hyperlink r:id="rId40">
+            <w:hyperlink r:id="rId41">
               <w:r>
                 <w:rPr>
                   <w:color w:val="2A78D6"/>
@@ -8505,7 +8849,7 @@
               </w:rPr>
               <w:t>Emisijų mažinimo tikslai (2030 ir 2040 m.)</w:t>
             </w:r>
-            <w:hyperlink r:id="rId25">
+            <w:hyperlink r:id="rId26">
               <w:r>
                 <w:rPr>
                   <w:color w:val="2A78D6"/>
@@ -8541,7 +8885,7 @@
               </w:rPr>
               <w:t>2024 m. visų apimčių emisijos nepriklausomai patikrintos</w:t>
             </w:r>
-            <w:hyperlink r:id="rId47">
+            <w:hyperlink r:id="rId48">
               <w:r>
                 <w:rPr>
                   <w:color w:val="2A78D6"/>
@@ -8577,7 +8921,7 @@
               </w:rPr>
               <w:t>ISO 50001 energijos valdymas</w:t>
             </w:r>
-            <w:hyperlink r:id="rId48">
+            <w:hyperlink r:id="rId49">
               <w:r>
                 <w:rPr>
                   <w:color w:val="2A78D6"/>
@@ -8613,7 +8957,7 @@
               </w:rPr>
               <w:t>Korupcijos atvejų – 0, sukčiavimo rizikos valdymo planas</w:t>
             </w:r>
-            <w:hyperlink r:id="rId41">
+            <w:hyperlink r:id="rId42">
               <w:r>
                 <w:rPr>
                   <w:color w:val="2A78D6"/>
@@ -8976,7 +9320,7 @@
               </w:rPr>
               <w:t>1 apimties emisijos −17 % nuo 2021 m.</w:t>
             </w:r>
-            <w:hyperlink r:id="rId25">
+            <w:hyperlink r:id="rId26">
               <w:r>
                 <w:rPr>
                   <w:color w:val="2A78D6"/>
@@ -9012,7 +9356,7 @@
               </w:rPr>
               <w:t>Taksonomiją atitinkančios investicijos 97 %</w:t>
             </w:r>
-            <w:hyperlink r:id="rId41">
+            <w:hyperlink r:id="rId42">
               <w:r>
                 <w:rPr>
                   <w:color w:val="2A78D6"/>
@@ -9048,7 +9392,7 @@
               </w:rPr>
               <w:t>Atsinaujinančių šaltinių dalis 66 %</w:t>
             </w:r>
-            <w:hyperlink r:id="rId25">
+            <w:hyperlink r:id="rId26">
               <w:r>
                 <w:rPr>
                   <w:color w:val="2A78D6"/>
@@ -9241,7 +9585,7 @@
         <w:t>4.</w:t>
         <w:tab/>
       </w:r>
-      <w:hyperlink r:id="rId15">
+      <w:hyperlink r:id="rId16">
         <w:r>
           <w:rPr>
             <w:color w:val="2A78D6"/>
@@ -9295,7 +9639,7 @@
         <w:t>6.</w:t>
         <w:tab/>
       </w:r>
-      <w:hyperlink r:id="rId16">
+      <w:hyperlink r:id="rId17">
         <w:r>
           <w:rPr>
             <w:color w:val="2A78D6"/>
@@ -9322,7 +9666,7 @@
         <w:t>7.</w:t>
         <w:tab/>
       </w:r>
-      <w:hyperlink r:id="rId17">
+      <w:hyperlink r:id="rId18">
         <w:r>
           <w:rPr>
             <w:color w:val="2A78D6"/>
@@ -9349,7 +9693,7 @@
         <w:t>8.</w:t>
         <w:tab/>
       </w:r>
-      <w:hyperlink r:id="rId18">
+      <w:hyperlink r:id="rId19">
         <w:r>
           <w:rPr>
             <w:color w:val="2A78D6"/>
@@ -9376,7 +9720,7 @@
         <w:t>9.</w:t>
         <w:tab/>
       </w:r>
-      <w:hyperlink r:id="rId19">
+      <w:hyperlink r:id="rId20">
         <w:r>
           <w:rPr>
             <w:color w:val="2A78D6"/>
@@ -9403,7 +9747,7 @@
         <w:t>10.</w:t>
         <w:tab/>
       </w:r>
-      <w:hyperlink r:id="rId20">
+      <w:hyperlink r:id="rId21">
         <w:r>
           <w:rPr>
             <w:color w:val="2A78D6"/>
@@ -9430,7 +9774,7 @@
         <w:t>11.</w:t>
         <w:tab/>
       </w:r>
-      <w:hyperlink r:id="rId22">
+      <w:hyperlink r:id="rId23">
         <w:r>
           <w:rPr>
             <w:color w:val="2A78D6"/>
@@ -9457,7 +9801,7 @@
         <w:t>12.</w:t>
         <w:tab/>
       </w:r>
-      <w:hyperlink r:id="rId20">
+      <w:hyperlink r:id="rId21">
         <w:r>
           <w:rPr>
             <w:color w:val="2A78D6"/>
@@ -9484,7 +9828,7 @@
         <w:t>13.</w:t>
         <w:tab/>
       </w:r>
-      <w:hyperlink r:id="rId17">
+      <w:hyperlink r:id="rId18">
         <w:r>
           <w:rPr>
             <w:color w:val="2A78D6"/>
@@ -9511,7 +9855,7 @@
         <w:t>14.</w:t>
         <w:tab/>
       </w:r>
-      <w:hyperlink r:id="rId23">
+      <w:hyperlink r:id="rId24">
         <w:r>
           <w:rPr>
             <w:color w:val="2A78D6"/>
@@ -9538,7 +9882,7 @@
         <w:t>15.</w:t>
         <w:tab/>
       </w:r>
-      <w:hyperlink r:id="rId15">
+      <w:hyperlink r:id="rId16">
         <w:r>
           <w:rPr>
             <w:color w:val="2A78D6"/>
@@ -9565,7 +9909,7 @@
         <w:t>16.</w:t>
         <w:tab/>
       </w:r>
-      <w:hyperlink r:id="rId22">
+      <w:hyperlink r:id="rId23">
         <w:r>
           <w:rPr>
             <w:color w:val="2A78D6"/>
@@ -9592,7 +9936,7 @@
         <w:t>17.</w:t>
         <w:tab/>
       </w:r>
-      <w:hyperlink r:id="rId22">
+      <w:hyperlink r:id="rId23">
         <w:r>
           <w:rPr>
             <w:color w:val="2A78D6"/>
@@ -9619,7 +9963,7 @@
         <w:t>18.</w:t>
         <w:tab/>
       </w:r>
-      <w:hyperlink r:id="rId24">
+      <w:hyperlink r:id="rId25">
         <w:r>
           <w:rPr>
             <w:color w:val="2A78D6"/>
@@ -9646,7 +9990,7 @@
         <w:t>19.</w:t>
         <w:tab/>
       </w:r>
-      <w:hyperlink r:id="rId25">
+      <w:hyperlink r:id="rId26">
         <w:r>
           <w:rPr>
             <w:color w:val="2A78D6"/>
@@ -9673,7 +10017,7 @@
         <w:t>20.</w:t>
         <w:tab/>
       </w:r>
-      <w:hyperlink r:id="rId26">
+      <w:hyperlink r:id="rId27">
         <w:r>
           <w:rPr>
             <w:color w:val="2A78D6"/>
@@ -9700,7 +10044,7 @@
         <w:t>21.</w:t>
         <w:tab/>
       </w:r>
-      <w:hyperlink r:id="rId27">
+      <w:hyperlink r:id="rId28">
         <w:r>
           <w:rPr>
             <w:color w:val="2A78D6"/>
@@ -9727,7 +10071,7 @@
         <w:t>22.</w:t>
         <w:tab/>
       </w:r>
-      <w:hyperlink r:id="rId28">
+      <w:hyperlink r:id="rId29">
         <w:r>
           <w:rPr>
             <w:color w:val="2A78D6"/>
@@ -9754,7 +10098,7 @@
         <w:t>23.</w:t>
         <w:tab/>
       </w:r>
-      <w:hyperlink r:id="rId29">
+      <w:hyperlink r:id="rId30">
         <w:r>
           <w:rPr>
             <w:color w:val="2A78D6"/>
@@ -9781,7 +10125,7 @@
         <w:t>24.</w:t>
         <w:tab/>
       </w:r>
-      <w:hyperlink r:id="rId30">
+      <w:hyperlink r:id="rId31">
         <w:r>
           <w:rPr>
             <w:color w:val="2A78D6"/>
@@ -9808,7 +10152,7 @@
         <w:t>25.</w:t>
         <w:tab/>
       </w:r>
-      <w:hyperlink r:id="rId15">
+      <w:hyperlink r:id="rId16">
         <w:r>
           <w:rPr>
             <w:color w:val="2A78D6"/>
@@ -9835,7 +10179,7 @@
         <w:t>26.</w:t>
         <w:tab/>
       </w:r>
-      <w:hyperlink r:id="rId31">
+      <w:hyperlink r:id="rId32">
         <w:r>
           <w:rPr>
             <w:color w:val="2A78D6"/>
@@ -9862,7 +10206,7 @@
         <w:t>27.</w:t>
         <w:tab/>
       </w:r>
-      <w:hyperlink r:id="rId32">
+      <w:hyperlink r:id="rId33">
         <w:r>
           <w:rPr>
             <w:color w:val="2A78D6"/>
@@ -9889,7 +10233,7 @@
         <w:t>28.</w:t>
         <w:tab/>
       </w:r>
-      <w:hyperlink r:id="rId33">
+      <w:hyperlink r:id="rId34">
         <w:r>
           <w:rPr>
             <w:color w:val="2A78D6"/>
@@ -9916,7 +10260,7 @@
         <w:t>29.</w:t>
         <w:tab/>
       </w:r>
-      <w:hyperlink r:id="rId34">
+      <w:hyperlink r:id="rId35">
         <w:r>
           <w:rPr>
             <w:color w:val="2A78D6"/>
@@ -9943,7 +10287,7 @@
         <w:t>30.</w:t>
         <w:tab/>
       </w:r>
-      <w:hyperlink r:id="rId35">
+      <w:hyperlink r:id="rId36">
         <w:r>
           <w:rPr>
             <w:color w:val="2A78D6"/>
@@ -9970,7 +10314,7 @@
         <w:t>31.</w:t>
         <w:tab/>
       </w:r>
-      <w:hyperlink r:id="rId36">
+      <w:hyperlink r:id="rId37">
         <w:r>
           <w:rPr>
             <w:color w:val="2A78D6"/>
@@ -9997,7 +10341,7 @@
         <w:t>32.</w:t>
         <w:tab/>
       </w:r>
-      <w:hyperlink r:id="rId40">
+      <w:hyperlink r:id="rId41">
         <w:r>
           <w:rPr>
             <w:color w:val="2A78D6"/>
@@ -10024,7 +10368,7 @@
         <w:t>33.</w:t>
         <w:tab/>
       </w:r>
-      <w:hyperlink r:id="rId41">
+      <w:hyperlink r:id="rId42">
         <w:r>
           <w:rPr>
             <w:color w:val="2A78D6"/>
@@ -10051,7 +10395,7 @@
         <w:t>34.</w:t>
         <w:tab/>
       </w:r>
-      <w:hyperlink r:id="rId42">
+      <w:hyperlink r:id="rId43">
         <w:r>
           <w:rPr>
             <w:color w:val="2A78D6"/>
@@ -10078,7 +10422,7 @@
         <w:t>35.</w:t>
         <w:tab/>
       </w:r>
-      <w:hyperlink r:id="rId43">
+      <w:hyperlink r:id="rId44">
         <w:r>
           <w:rPr>
             <w:color w:val="2A78D6"/>
@@ -10105,7 +10449,7 @@
         <w:t>36.</w:t>
         <w:tab/>
       </w:r>
-      <w:hyperlink r:id="rId44">
+      <w:hyperlink r:id="rId45">
         <w:r>
           <w:rPr>
             <w:color w:val="2A78D6"/>
@@ -10132,7 +10476,7 @@
         <w:t>37.</w:t>
         <w:tab/>
       </w:r>
-      <w:hyperlink r:id="rId41">
+      <w:hyperlink r:id="rId42">
         <w:r>
           <w:rPr>
             <w:color w:val="2A78D6"/>
@@ -10159,7 +10503,7 @@
         <w:t>38.</w:t>
         <w:tab/>
       </w:r>
-      <w:hyperlink r:id="rId45">
+      <w:hyperlink r:id="rId46">
         <w:r>
           <w:rPr>
             <w:color w:val="2A78D6"/>
@@ -10186,7 +10530,7 @@
         <w:t>39.</w:t>
         <w:tab/>
       </w:r>
-      <w:hyperlink r:id="rId46">
+      <w:hyperlink r:id="rId47">
         <w:r>
           <w:rPr>
             <w:color w:val="2A78D6"/>
@@ -10213,7 +10557,7 @@
         <w:t>40.</w:t>
         <w:tab/>
       </w:r>
-      <w:hyperlink r:id="rId46">
+      <w:hyperlink r:id="rId47">
         <w:r>
           <w:rPr>
             <w:color w:val="2A78D6"/>
@@ -10240,7 +10584,7 @@
         <w:t>41.</w:t>
         <w:tab/>
       </w:r>
-      <w:hyperlink r:id="rId40">
+      <w:hyperlink r:id="rId41">
         <w:r>
           <w:rPr>
             <w:color w:val="2A78D6"/>
@@ -10267,7 +10611,7 @@
         <w:t>42.</w:t>
         <w:tab/>
       </w:r>
-      <w:hyperlink r:id="rId47">
+      <w:hyperlink r:id="rId48">
         <w:r>
           <w:rPr>
             <w:color w:val="2A78D6"/>
@@ -10294,7 +10638,7 @@
         <w:t>43.</w:t>
         <w:tab/>
       </w:r>
-      <w:hyperlink r:id="rId48">
+      <w:hyperlink r:id="rId49">
         <w:r>
           <w:rPr>
             <w:color w:val="2A78D6"/>
@@ -10321,7 +10665,7 @@
         <w:t>44.</w:t>
         <w:tab/>
       </w:r>
-      <w:hyperlink r:id="rId41">
+      <w:hyperlink r:id="rId42">
         <w:r>
           <w:rPr>
             <w:color w:val="2A78D6"/>

--- a/docs/files/latvenergo/latvenergo_6M2026_lt.docx
+++ b/docs/files/latvenergo/latvenergo_6M2026_lt.docx
@@ -4161,7 +4161,7 @@
           <w:color w:val="667085"/>
           <w:sz w:val="16"/>
         </w:rPr>
-        <w:t>Spalvos: žalias pokytis – rodiklis gerėja, raudonas – blogėja. Paskutinio laikotarpio langelio fonas: žalias – geras lygis, geltonas – vidutinis, raudonas – silpnas (įrankio orientyrai, config/metric_rules.yaml).</w:t>
+        <w:t>Spalvos: žalias pokytis – rodiklis gerėja, raudonas – blogėja. Paskutinio laikotarpio langelio fonas: žalias – geras lygis, geltonas – vidutinis, raudonas – silpnas (vidiniai orientyrai, config/metric_rules.yaml).</w:t>
       </w:r>
     </w:p>
     <w:p>
@@ -4174,7 +4174,7 @@
           <w:color w:val="667085"/>
           <w:sz w:val="16"/>
         </w:rPr>
-        <w:t>* – paimta iš ataskaitos santraukos;  ᶜ – apskaičiuota įrankio. Mažas numeris prie teksto – nuoroda į šaltinį (paspaudus atsidaro dokumentas reikiamame puslapyje).</w:t>
+        <w:t>* – paimta iš ataskaitos santraukos;  ᶜ – mūsų skaičiavimas. Mažas numeris prie teksto – nuoroda į šaltinį (paspaudus atsidaro dokumentas reikiamame puslapyje).</w:t>
       </w:r>
     </w:p>
     <w:p>
@@ -4315,7 +4315,7 @@
         <w:rPr>
           <w:b w:val="0"/>
         </w:rPr>
-        <w:t xml:space="preserve"> hidroelektrinės 2 882 GWh (61 %), dujomis kūrenamos Rygos termofikacinės elektrinės 1 587 GWh (34 %), vėjo ir saulės jėgainės 209 GWh (dalys apskaičiuotos įrankio)</w:t>
+        <w:t xml:space="preserve"> hidroelektrinės 2 882 GWh (61 %), dujomis kūrenamos Rygos termofikacinės elektrinės 1 587 GWh (34 %), vėjo ir saulės jėgainės 209 GWh (dalys – mūsų skaičiavimas)</w:t>
       </w:r>
       <w:hyperlink r:id="rId21">
         <w:r>
@@ -4464,7 +4464,7 @@
         <w:rPr>
           <w:b w:val="0"/>
         </w:rPr>
-        <w:t>Nuosavas kapitalas 3 035,9 mln. EUR, turtas 5 259,6 mln. EUR – nuosavo kapitalo dalis 57,7 % (apskaičiuota įrankio); ROE 6,9 % (5,2 %)</w:t>
+        <w:t>Nuosavas kapitalas 3 035,9 mln. EUR, turtas 5 259,6 mln. EUR – nuosavo kapitalo dalis 57,7 % (mūsų skaičiavimas); ROE 6,9 % (5,2 %)</w:t>
       </w:r>
       <w:hyperlink r:id="rId13">
         <w:r>

--- a/docs/files/latvenergo/latvenergo_6M2026_lt.docx
+++ b/docs/files/latvenergo/latvenergo_6M2026_lt.docx
@@ -6392,7 +6392,7 @@
                 <w:b w:val="0"/>
                 <w:sz w:val="17"/>
               </w:rPr>
-              <w:t>3,43 % (2026-10)</w:t>
+              <w:t>3,38 % (2026-10)</w:t>
             </w:r>
           </w:p>
         </w:tc>
@@ -6464,7 +6464,7 @@
                 <w:b w:val="0"/>
                 <w:sz w:val="17"/>
               </w:rPr>
-              <w:t>▲ 0,71 p. p.</w:t>
+              <w:t>▲ 0,66 p. p.</w:t>
             </w:r>
           </w:p>
         </w:tc>
@@ -6786,7 +6786,7 @@
           <w:color w:val="667085"/>
           <w:sz w:val="18"/>
         </w:rPr>
-        <w:t>Automatinė naujienų paieška (Google News, LV), 2026-07-25 – 2026-10-23: 6 pranešimų.</w:t>
+        <w:t>Automatinė naujienų paieška (Google News, LV), 2026-07-25 – 2026-10-23: 7 pranešimų.</w:t>
       </w:r>
     </w:p>
     <w:tbl>
@@ -7136,6 +7136,90 @@
                   <w:color w:val="1B2430"/>
                   <w:sz w:val="18"/>
                 </w:rPr>
+                <w:t xml:space="preserve">Latvenergo : Dabasgāzes cenas sasniedz augstāko līmeni gandrīz četru gadu laikā</w:t>
+              </w:r>
+            </w:hyperlink>
+            <w:r>
+              <w:rPr>
+                <w:b w:val="0"/>
+                <w:color w:val="667085"/>
+                <w:sz w:val="15"/>
+              </w:rPr>
+              <w:t xml:space="preserve">   Diena</w:t>
+            </w:r>
+          </w:p>
+        </w:tc>
+      </w:tr>
+      <w:tr>
+        <w:tc>
+          <w:tcPr>
+            <w:tcW w:type="dxa" w:w="1020"/>
+            <w:tcBorders>
+              <w:top w:val="nil"/>
+              <w:left w:val="nil"/>
+              <w:bottom w:val="single" w:sz="4" w:color="E3E8EE" w:space="0"/>
+              <w:right w:val="nil"/>
+            </w:tcBorders>
+          </w:tcPr>
+          <w:p>
+            <w:pPr>
+              <w:spacing w:before="0" w:after="0"/>
+            </w:pPr>
+            <w:r>
+              <w:rPr>
+                <w:b w:val="0"/>
+                <w:color w:val="1B2430"/>
+                <w:sz w:val="17"/>
+              </w:rPr>
+              <w:t>2026-10-14</w:t>
+            </w:r>
+          </w:p>
+        </w:tc>
+        <w:tc>
+          <w:tcPr>
+            <w:tcW w:type="dxa" w:w="1361"/>
+            <w:tcBorders>
+              <w:top w:val="nil"/>
+              <w:left w:val="nil"/>
+              <w:bottom w:val="single" w:sz="4" w:color="E3E8EE" w:space="0"/>
+              <w:right w:val="nil"/>
+            </w:tcBorders>
+          </w:tcPr>
+          <w:p>
+            <w:pPr>
+              <w:spacing w:before="0" w:after="0"/>
+            </w:pPr>
+            <w:r>
+              <w:rPr>
+                <w:b/>
+                <w:color w:val="5F6B7A"/>
+                <w:sz w:val="14"/>
+                <w:shd w:val="clear" w:color="auto" w:fill="F0F2F5"/>
+              </w:rPr>
+              <w:t xml:space="preserve"> KITA </w:t>
+            </w:r>
+          </w:p>
+        </w:tc>
+        <w:tc>
+          <w:tcPr>
+            <w:tcW w:type="dxa" w:w="7257"/>
+            <w:tcBorders>
+              <w:top w:val="nil"/>
+              <w:left w:val="nil"/>
+              <w:bottom w:val="single" w:sz="4" w:color="E3E8EE" w:space="0"/>
+              <w:right w:val="nil"/>
+            </w:tcBorders>
+          </w:tcPr>
+          <w:p>
+            <w:pPr>
+              <w:spacing w:before="0" w:after="0"/>
+            </w:pPr>
+            <w:hyperlink r:id="rId40">
+              <w:r>
+                <w:rPr>
+                  <w:color w:val="1B2430"/>
+                  <w:sz w:val="18"/>
+                </w:rPr>
                 <w:t xml:space="preserve">Tik dārga gāze nav bijusi gadiem: "Latvenergo" analītiķe brīdina par saspringtu situāciju pirms apkures sezonas</w:t>
               </w:r>
             </w:hyperlink>
@@ -7298,7 +7382,7 @@
             <w:pPr>
               <w:spacing w:before="0" w:after="0"/>
             </w:pPr>
-            <w:hyperlink r:id="rId40">
+            <w:hyperlink r:id="rId41">
               <w:r>
                 <w:rPr>
                   <w:color w:val="1B2430"/>
@@ -7564,7 +7648,7 @@
               </w:rPr>
               <w:t>SEB iškastinio kuro politika riboja anglį ir naftos bei dujų gavybą, ne dujinę gamybą</w:t>
             </w:r>
-            <w:hyperlink r:id="rId41">
+            <w:hyperlink r:id="rId42">
               <w:r>
                 <w:rPr>
                   <w:color w:val="2A78D6"/>
@@ -7710,7 +7794,7 @@
               </w:rPr>
               <w:t>Korupcijos ar etikos pažeidimų su reikšmingu poveikiu 2024–2025 m. – 0</w:t>
             </w:r>
-            <w:hyperlink r:id="rId42">
+            <w:hyperlink r:id="rId43">
               <w:r>
                 <w:rPr>
                   <w:color w:val="2A78D6"/>
@@ -7754,7 +7838,7 @@
               </w:rPr>
               <w:t>2020 m. pirkimų istorijoje KNAB baudžiamąją bylą nutraukė, pažeidimų nenustatyta</w:t>
             </w:r>
-            <w:hyperlink r:id="rId43">
+            <w:hyperlink r:id="rId44">
               <w:r>
                 <w:rPr>
                   <w:color w:val="2A78D6"/>
@@ -7872,7 +7956,7 @@
                 <w:color w:val="333333"/>
                 <w:sz w:val="18"/>
               </w:rPr>
-              <w:t>Nerasta EU, UN, UK, US OFAC konsoliduotuose sankcijų sąrašuose (automatinė patikra 2026-10-22).</w:t>
+              <w:t>Nerasta EU, UN, UK, US OFAC konsoliduotuose sankcijų sąrašuose (automatinė patikra 2026-10-23).</w:t>
             </w:r>
           </w:p>
         </w:tc>
@@ -8000,7 +8084,7 @@
                 <w:color w:val="333333"/>
                 <w:sz w:val="18"/>
               </w:rPr>
-              <w:t>Naujienų suvestinė 2026-07-25 – 2026-10-23: 6 pranešimų, iš jų su neigiamu žodžiu antraštėje – 0 (plačiau – skiltyje „Ką rašo spauda“).</w:t>
+              <w:t>Naujienų suvestinė 2026-07-25 – 2026-10-23: 7 pranešimų, iš jų su neigiamu žodžiu antraštėje – 0 (plačiau – skiltyje „Ką rašo spauda“).</w:t>
             </w:r>
           </w:p>
         </w:tc>
@@ -8182,7 +8266,7 @@
               </w:rPr>
               <w:t>S&amp;P Global CSA – 54 balai, tarp 30 % geriausių pasaulio elektros įmonių</w:t>
             </w:r>
-            <w:hyperlink r:id="rId44">
+            <w:hyperlink r:id="rId45">
               <w:r>
                 <w:rPr>
                   <w:color w:val="2A78D6"/>
@@ -8433,7 +8517,7 @@
               </w:rPr>
               <w:t>Tikslas – klimato neutralumas iki 2050 m., neutrali elektros gamyba iki 2040 m.</w:t>
             </w:r>
-            <w:hyperlink r:id="rId45">
+            <w:hyperlink r:id="rId46">
               <w:r>
                 <w:rPr>
                   <w:color w:val="2A78D6"/>
@@ -8477,7 +8561,7 @@
               </w:rPr>
               <w:t>Su ES taksonomija suderintos investicijos – 97 % (tikslas ≥80 %)</w:t>
             </w:r>
-            <w:hyperlink r:id="rId42">
+            <w:hyperlink r:id="rId43">
               <w:r>
                 <w:rPr>
                   <w:color w:val="2A78D6"/>
@@ -8623,7 +8707,7 @@
               </w:rPr>
               <w:t>Rimtų nelaimingų atsitikimų ir didelių taršos atvejų 2024–2025 m. – 0</w:t>
             </w:r>
-            <w:hyperlink r:id="rId46">
+            <w:hyperlink r:id="rId47">
               <w:r>
                 <w:rPr>
                   <w:color w:val="2A78D6"/>
@@ -8756,7 +8840,7 @@
               </w:rPr>
               <w:t>Investicijų politika</w:t>
             </w:r>
-            <w:hyperlink r:id="rId47">
+            <w:hyperlink r:id="rId48">
               <w:r>
                 <w:rPr>
                   <w:color w:val="2A78D6"/>
@@ -8774,7 +8858,7 @@
               </w:rPr>
               <w:t>, elektros ir atsinaujinančios energetikos politika</w:t>
             </w:r>
-            <w:hyperlink r:id="rId47">
+            <w:hyperlink r:id="rId48">
               <w:r>
                 <w:rPr>
                   <w:color w:val="2A78D6"/>
@@ -8792,7 +8876,7 @@
               </w:rPr>
               <w:t xml:space="preserve"> ir iškastinio kuro politika dėl dujinių elektrinių</w:t>
             </w:r>
-            <w:hyperlink r:id="rId41">
+            <w:hyperlink r:id="rId42">
               <w:r>
                 <w:rPr>
                   <w:color w:val="2A78D6"/>
@@ -8885,7 +8969,7 @@
               </w:rPr>
               <w:t>2024 m. visų apimčių emisijos nepriklausomai patikrintos</w:t>
             </w:r>
-            <w:hyperlink r:id="rId48">
+            <w:hyperlink r:id="rId49">
               <w:r>
                 <w:rPr>
                   <w:color w:val="2A78D6"/>
@@ -8921,7 +9005,7 @@
               </w:rPr>
               <w:t>ISO 50001 energijos valdymas</w:t>
             </w:r>
-            <w:hyperlink r:id="rId49">
+            <w:hyperlink r:id="rId50">
               <w:r>
                 <w:rPr>
                   <w:color w:val="2A78D6"/>
@@ -8957,7 +9041,7 @@
               </w:rPr>
               <w:t>Korupcijos atvejų – 0, sukčiavimo rizikos valdymo planas</w:t>
             </w:r>
-            <w:hyperlink r:id="rId42">
+            <w:hyperlink r:id="rId43">
               <w:r>
                 <w:rPr>
                   <w:color w:val="2A78D6"/>
@@ -9356,7 +9440,7 @@
               </w:rPr>
               <w:t>Taksonomiją atitinkančios investicijos 97 %</w:t>
             </w:r>
-            <w:hyperlink r:id="rId42">
+            <w:hyperlink r:id="rId43">
               <w:r>
                 <w:rPr>
                   <w:color w:val="2A78D6"/>
@@ -10341,7 +10425,7 @@
         <w:t>32.</w:t>
         <w:tab/>
       </w:r>
-      <w:hyperlink r:id="rId41">
+      <w:hyperlink r:id="rId42">
         <w:r>
           <w:rPr>
             <w:color w:val="2A78D6"/>
@@ -10368,7 +10452,7 @@
         <w:t>33.</w:t>
         <w:tab/>
       </w:r>
-      <w:hyperlink r:id="rId42">
+      <w:hyperlink r:id="rId43">
         <w:r>
           <w:rPr>
             <w:color w:val="2A78D6"/>
@@ -10395,7 +10479,7 @@
         <w:t>34.</w:t>
         <w:tab/>
       </w:r>
-      <w:hyperlink r:id="rId43">
+      <w:hyperlink r:id="rId44">
         <w:r>
           <w:rPr>
             <w:color w:val="2A78D6"/>
@@ -10422,7 +10506,7 @@
         <w:t>35.</w:t>
         <w:tab/>
       </w:r>
-      <w:hyperlink r:id="rId44">
+      <w:hyperlink r:id="rId45">
         <w:r>
           <w:rPr>
             <w:color w:val="2A78D6"/>
@@ -10449,7 +10533,7 @@
         <w:t>36.</w:t>
         <w:tab/>
       </w:r>
-      <w:hyperlink r:id="rId45">
+      <w:hyperlink r:id="rId46">
         <w:r>
           <w:rPr>
             <w:color w:val="2A78D6"/>
@@ -10476,7 +10560,7 @@
         <w:t>37.</w:t>
         <w:tab/>
       </w:r>
-      <w:hyperlink r:id="rId42">
+      <w:hyperlink r:id="rId43">
         <w:r>
           <w:rPr>
             <w:color w:val="2A78D6"/>
@@ -10503,7 +10587,7 @@
         <w:t>38.</w:t>
         <w:tab/>
       </w:r>
-      <w:hyperlink r:id="rId46">
+      <w:hyperlink r:id="rId47">
         <w:r>
           <w:rPr>
             <w:color w:val="2A78D6"/>
@@ -10530,7 +10614,7 @@
         <w:t>39.</w:t>
         <w:tab/>
       </w:r>
-      <w:hyperlink r:id="rId47">
+      <w:hyperlink r:id="rId48">
         <w:r>
           <w:rPr>
             <w:color w:val="2A78D6"/>
@@ -10557,7 +10641,7 @@
         <w:t>40.</w:t>
         <w:tab/>
       </w:r>
-      <w:hyperlink r:id="rId47">
+      <w:hyperlink r:id="rId48">
         <w:r>
           <w:rPr>
             <w:color w:val="2A78D6"/>
@@ -10584,7 +10668,7 @@
         <w:t>41.</w:t>
         <w:tab/>
       </w:r>
-      <w:hyperlink r:id="rId41">
+      <w:hyperlink r:id="rId42">
         <w:r>
           <w:rPr>
             <w:color w:val="2A78D6"/>
@@ -10611,7 +10695,7 @@
         <w:t>42.</w:t>
         <w:tab/>
       </w:r>
-      <w:hyperlink r:id="rId48">
+      <w:hyperlink r:id="rId49">
         <w:r>
           <w:rPr>
             <w:color w:val="2A78D6"/>
@@ -10638,7 +10722,7 @@
         <w:t>43.</w:t>
         <w:tab/>
       </w:r>
-      <w:hyperlink r:id="rId49">
+      <w:hyperlink r:id="rId50">
         <w:r>
           <w:rPr>
             <w:color w:val="2A78D6"/>
@@ -10665,7 +10749,7 @@
         <w:t>44.</w:t>
         <w:tab/>
       </w:r>
-      <w:hyperlink r:id="rId42">
+      <w:hyperlink r:id="rId43">
         <w:r>
           <w:rPr>
             <w:color w:val="2A78D6"/>

--- a/docs/files/latvenergo/latvenergo_6M2026_lt.docx
+++ b/docs/files/latvenergo/latvenergo_6M2026_lt.docx
@@ -7959,6 +7959,117 @@
               <w:t>Nerasta EU, UN, UK, US OFAC konsoliduotuose sankcijų sąrašuose (automatinė patikra 2026-10-23).</w:t>
             </w:r>
           </w:p>
+          <w:p>
+            <w:pPr>
+              <w:spacing w:before="40" w:after="0"/>
+            </w:pPr>
+            <w:r>
+              <w:rPr>
+                <w:b/>
+                <w:color w:val="333333"/>
+                <w:sz w:val="18"/>
+              </w:rPr>
+              <w:t>Rankinė patikra</w:t>
+            </w:r>
+          </w:p>
+          <w:p>
+            <w:pPr>
+              <w:tabs>
+                <w:tab w:pos="198" w:val="left"/>
+              </w:tabs>
+              <w:spacing w:before="0" w:after="20"/>
+              <w:ind w:left="198" w:hanging="198"/>
+            </w:pPr>
+            <w:r>
+              <w:rPr>
+                <w:b w:val="0"/>
+                <w:color w:val="667085"/>
+                <w:sz w:val="18"/>
+              </w:rPr>
+              <w:t>•</w:t>
+              <w:tab/>
+            </w:r>
+            <w:r>
+              <w:rPr>
+                <w:b w:val="0"/>
+                <w:color w:val="333333"/>
+                <w:sz w:val="18"/>
+              </w:rPr>
+              <w:t>OFAC sankcijų paieška</w:t>
+            </w:r>
+            <w:hyperlink r:id="rId45">
+              <w:r>
+                <w:rPr>
+                  <w:color w:val="2A78D6"/>
+                  <w:vertAlign w:val="superscript"/>
+                  <w:sz w:val="15"/>
+                </w:rPr>
+                <w:t xml:space="preserve">35</w:t>
+              </w:r>
+            </w:hyperlink>
+          </w:p>
+          <w:p>
+            <w:pPr>
+              <w:tabs>
+                <w:tab w:pos="198" w:val="left"/>
+              </w:tabs>
+              <w:spacing w:before="0" w:after="20"/>
+              <w:ind w:left="198" w:hanging="198"/>
+            </w:pPr>
+            <w:r>
+              <w:rPr>
+                <w:b w:val="0"/>
+                <w:color w:val="667085"/>
+                <w:sz w:val="18"/>
+              </w:rPr>
+              <w:t>•</w:t>
+              <w:tab/>
+            </w:r>
+            <w:r>
+              <w:rPr>
+                <w:b w:val="0"/>
+                <w:color w:val="333333"/>
+                <w:sz w:val="18"/>
+              </w:rPr>
+              <w:t>ES sankcijų žemėlapis</w:t>
+            </w:r>
+            <w:hyperlink r:id="rId46">
+              <w:r>
+                <w:rPr>
+                  <w:color w:val="2A78D6"/>
+                  <w:vertAlign w:val="superscript"/>
+                  <w:sz w:val="15"/>
+                </w:rPr>
+                <w:t xml:space="preserve">36</w:t>
+              </w:r>
+            </w:hyperlink>
+          </w:p>
+          <w:p>
+            <w:pPr>
+              <w:tabs>
+                <w:tab w:pos="198" w:val="left"/>
+              </w:tabs>
+              <w:spacing w:before="0" w:after="20"/>
+              <w:ind w:left="198" w:hanging="198"/>
+            </w:pPr>
+            <w:r>
+              <w:rPr>
+                <w:b w:val="0"/>
+                <w:color w:val="667085"/>
+                <w:sz w:val="18"/>
+              </w:rPr>
+              <w:t>•</w:t>
+              <w:tab/>
+            </w:r>
+            <w:r>
+              <w:rPr>
+                <w:b w:val="0"/>
+                <w:color w:val="333333"/>
+                <w:sz w:val="18"/>
+              </w:rPr>
+              <w:t>SEB eNameChecker (vidinė SEB sistema).</w:t>
+            </w:r>
+          </w:p>
         </w:tc>
       </w:tr>
     </w:tbl>
@@ -8266,14 +8377,14 @@
               </w:rPr>
               <w:t>S&amp;P Global CSA – 54 balai, tarp 30 % geriausių pasaulio elektros įmonių</w:t>
             </w:r>
-            <w:hyperlink r:id="rId45">
+            <w:hyperlink r:id="rId47">
               <w:r>
                 <w:rPr>
                   <w:color w:val="2A78D6"/>
                   <w:vertAlign w:val="superscript"/>
                   <w:sz w:val="15"/>
                 </w:rPr>
-                <w:t xml:space="preserve">35</w:t>
+                <w:t xml:space="preserve">37</w:t>
               </w:r>
             </w:hyperlink>
           </w:p>
@@ -8517,14 +8628,14 @@
               </w:rPr>
               <w:t>Tikslas – klimato neutralumas iki 2050 m., neutrali elektros gamyba iki 2040 m.</w:t>
             </w:r>
-            <w:hyperlink r:id="rId46">
+            <w:hyperlink r:id="rId48">
               <w:r>
                 <w:rPr>
                   <w:color w:val="2A78D6"/>
                   <w:vertAlign w:val="superscript"/>
                   <w:sz w:val="15"/>
                 </w:rPr>
-                <w:t xml:space="preserve">36</w:t>
+                <w:t xml:space="preserve">38</w:t>
               </w:r>
             </w:hyperlink>
             <w:r>
@@ -8568,7 +8679,7 @@
                   <w:vertAlign w:val="superscript"/>
                   <w:sz w:val="15"/>
                 </w:rPr>
-                <w:t xml:space="preserve">37</w:t>
+                <w:t xml:space="preserve">39</w:t>
               </w:r>
             </w:hyperlink>
             <w:r>
@@ -8707,14 +8818,14 @@
               </w:rPr>
               <w:t>Rimtų nelaimingų atsitikimų ir didelių taršos atvejų 2024–2025 m. – 0</w:t>
             </w:r>
-            <w:hyperlink r:id="rId47">
+            <w:hyperlink r:id="rId49">
               <w:r>
                 <w:rPr>
                   <w:color w:val="2A78D6"/>
                   <w:vertAlign w:val="superscript"/>
                   <w:sz w:val="15"/>
                 </w:rPr>
-                <w:t xml:space="preserve">38</w:t>
+                <w:t xml:space="preserve">40</w:t>
               </w:r>
             </w:hyperlink>
             <w:r>
@@ -8840,14 +8951,14 @@
               </w:rPr>
               <w:t>Investicijų politika</w:t>
             </w:r>
-            <w:hyperlink r:id="rId48">
+            <w:hyperlink r:id="rId50">
               <w:r>
                 <w:rPr>
                   <w:color w:val="2A78D6"/>
                   <w:vertAlign w:val="superscript"/>
                   <w:sz w:val="15"/>
                 </w:rPr>
-                <w:t xml:space="preserve">39</w:t>
+                <w:t xml:space="preserve">41</w:t>
               </w:r>
             </w:hyperlink>
             <w:r>
@@ -8858,14 +8969,14 @@
               </w:rPr>
               <w:t>, elektros ir atsinaujinančios energetikos politika</w:t>
             </w:r>
-            <w:hyperlink r:id="rId48">
+            <w:hyperlink r:id="rId50">
               <w:r>
                 <w:rPr>
                   <w:color w:val="2A78D6"/>
                   <w:vertAlign w:val="superscript"/>
                   <w:sz w:val="15"/>
                 </w:rPr>
-                <w:t xml:space="preserve">40</w:t>
+                <w:t xml:space="preserve">42</w:t>
               </w:r>
             </w:hyperlink>
             <w:r>
@@ -8883,7 +8994,7 @@
                   <w:vertAlign w:val="superscript"/>
                   <w:sz w:val="15"/>
                 </w:rPr>
-                <w:t xml:space="preserve">41</w:t>
+                <w:t xml:space="preserve">43</w:t>
               </w:r>
             </w:hyperlink>
             <w:r>
@@ -8969,14 +9080,14 @@
               </w:rPr>
               <w:t>2024 m. visų apimčių emisijos nepriklausomai patikrintos</w:t>
             </w:r>
-            <w:hyperlink r:id="rId49">
+            <w:hyperlink r:id="rId51">
               <w:r>
                 <w:rPr>
                   <w:color w:val="2A78D6"/>
                   <w:vertAlign w:val="superscript"/>
                   <w:sz w:val="15"/>
                 </w:rPr>
-                <w:t xml:space="preserve">42</w:t>
+                <w:t xml:space="preserve">44</w:t>
               </w:r>
             </w:hyperlink>
           </w:p>
@@ -9005,14 +9116,14 @@
               </w:rPr>
               <w:t>ISO 50001 energijos valdymas</w:t>
             </w:r>
-            <w:hyperlink r:id="rId50">
+            <w:hyperlink r:id="rId52">
               <w:r>
                 <w:rPr>
                   <w:color w:val="2A78D6"/>
                   <w:vertAlign w:val="superscript"/>
                   <w:sz w:val="15"/>
                 </w:rPr>
-                <w:t xml:space="preserve">43</w:t>
+                <w:t xml:space="preserve">45</w:t>
               </w:r>
             </w:hyperlink>
           </w:p>
@@ -9048,7 +9159,7 @@
                   <w:vertAlign w:val="superscript"/>
                   <w:sz w:val="15"/>
                 </w:rPr>
-                <w:t xml:space="preserve">44</w:t>
+                <w:t xml:space="preserve">46</w:t>
               </w:r>
             </w:hyperlink>
           </w:p>
@@ -9447,7 +9558,7 @@
                   <w:vertAlign w:val="superscript"/>
                   <w:sz w:val="15"/>
                 </w:rPr>
-                <w:t xml:space="preserve">37</w:t>
+                <w:t xml:space="preserve">39</w:t>
               </w:r>
             </w:hyperlink>
           </w:p>
@@ -10512,7 +10623,7 @@
             <w:color w:val="2A78D6"/>
             <w:sz w:val="17"/>
           </w:rPr>
-          <w:t xml:space="preserve">Latvenergo Group - Annual report 2025, p. 31, 2026-04-29</w:t>
+          <w:t xml:space="preserve">OFAC Sanctions List Search (US Treasury)</w:t>
         </w:r>
       </w:hyperlink>
     </w:p>
@@ -10539,6 +10650,60 @@
             <w:color w:val="2A78D6"/>
             <w:sz w:val="17"/>
           </w:rPr>
+          <w:t xml:space="preserve">EU Sanctions Map</w:t>
+        </w:r>
+      </w:hyperlink>
+    </w:p>
+    <w:p>
+      <w:pPr>
+        <w:tabs>
+          <w:tab w:pos="397" w:val="left"/>
+        </w:tabs>
+        <w:spacing w:before="0" w:after="30"/>
+        <w:ind w:left="397" w:hanging="397"/>
+      </w:pPr>
+      <w:r>
+        <w:rPr>
+          <w:b w:val="0"/>
+          <w:color w:val="667085"/>
+          <w:sz w:val="17"/>
+        </w:rPr>
+        <w:t>37.</w:t>
+        <w:tab/>
+      </w:r>
+      <w:hyperlink r:id="rId47">
+        <w:r>
+          <w:rPr>
+            <w:color w:val="2A78D6"/>
+            <w:sz w:val="17"/>
+          </w:rPr>
+          <w:t xml:space="preserve">Latvenergo Group - Annual report 2025, p. 31, 2026-04-29</w:t>
+        </w:r>
+      </w:hyperlink>
+    </w:p>
+    <w:p>
+      <w:pPr>
+        <w:tabs>
+          <w:tab w:pos="397" w:val="left"/>
+        </w:tabs>
+        <w:spacing w:before="0" w:after="30"/>
+        <w:ind w:left="397" w:hanging="397"/>
+      </w:pPr>
+      <w:r>
+        <w:rPr>
+          <w:b w:val="0"/>
+          <w:color w:val="667085"/>
+          <w:sz w:val="17"/>
+        </w:rPr>
+        <w:t>38.</w:t>
+        <w:tab/>
+      </w:r>
+      <w:hyperlink r:id="rId48">
+        <w:r>
+          <w:rPr>
+            <w:color w:val="2A78D6"/>
+            <w:sz w:val="17"/>
+          </w:rPr>
           <w:t xml:space="preserve">Latvenergo Group - Annual report 2025, p. 26-27, 2026-04-29</w:t>
         </w:r>
       </w:hyperlink>
@@ -10557,7 +10722,7 @@
           <w:color w:val="667085"/>
           <w:sz w:val="17"/>
         </w:rPr>
-        <w:t>37.</w:t>
+        <w:t>39.</w:t>
         <w:tab/>
       </w:r>
       <w:hyperlink r:id="rId43">
@@ -10584,10 +10749,10 @@
           <w:color w:val="667085"/>
           <w:sz w:val="17"/>
         </w:rPr>
-        <w:t>38.</w:t>
+        <w:t>40.</w:t>
         <w:tab/>
       </w:r>
-      <w:hyperlink r:id="rId47">
+      <w:hyperlink r:id="rId49">
         <w:r>
           <w:rPr>
             <w:color w:val="2A78D6"/>
@@ -10611,10 +10776,10 @@
           <w:color w:val="667085"/>
           <w:sz w:val="17"/>
         </w:rPr>
-        <w:t>39.</w:t>
+        <w:t>41.</w:t>
         <w:tab/>
       </w:r>
-      <w:hyperlink r:id="rId48">
+      <w:hyperlink r:id="rId50">
         <w:r>
           <w:rPr>
             <w:color w:val="2A78D6"/>
@@ -10638,10 +10803,10 @@
           <w:color w:val="667085"/>
           <w:sz w:val="17"/>
         </w:rPr>
-        <w:t>40.</w:t>
+        <w:t>42.</w:t>
         <w:tab/>
       </w:r>
-      <w:hyperlink r:id="rId48">
+      <w:hyperlink r:id="rId50">
         <w:r>
           <w:rPr>
             <w:color w:val="2A78D6"/>
@@ -10665,7 +10830,7 @@
           <w:color w:val="667085"/>
           <w:sz w:val="17"/>
         </w:rPr>
-        <w:t>41.</w:t>
+        <w:t>43.</w:t>
         <w:tab/>
       </w:r>
       <w:hyperlink r:id="rId42">
@@ -10692,10 +10857,10 @@
           <w:color w:val="667085"/>
           <w:sz w:val="17"/>
         </w:rPr>
-        <w:t>42.</w:t>
+        <w:t>44.</w:t>
         <w:tab/>
       </w:r>
-      <w:hyperlink r:id="rId49">
+      <w:hyperlink r:id="rId51">
         <w:r>
           <w:rPr>
             <w:color w:val="2A78D6"/>
@@ -10719,10 +10884,10 @@
           <w:color w:val="667085"/>
           <w:sz w:val="17"/>
         </w:rPr>
-        <w:t>43.</w:t>
+        <w:t>45.</w:t>
         <w:tab/>
       </w:r>
-      <w:hyperlink r:id="rId50">
+      <w:hyperlink r:id="rId52">
         <w:r>
           <w:rPr>
             <w:color w:val="2A78D6"/>
@@ -10746,7 +10911,7 @@
           <w:color w:val="667085"/>
           <w:sz w:val="17"/>
         </w:rPr>
-        <w:t>44.</w:t>
+        <w:t>46.</w:t>
         <w:tab/>
       </w:r>
       <w:hyperlink r:id="rId43">

--- a/docs/files/latvenergo/latvenergo_6M2026_lt.docx
+++ b/docs/files/latvenergo/latvenergo_6M2026_lt.docx
@@ -6786,7 +6786,7 @@
           <w:color w:val="667085"/>
           <w:sz w:val="18"/>
         </w:rPr>
-        <w:t>Automatinė naujienų paieška (Google News, LV), 2026-07-25 – 2026-10-23: 7 pranešimų.</w:t>
+        <w:t>Automatinė naujienų paieška (Google News, LV), 2026-07-26 – 2026-10-24: 8 pranešimų.</w:t>
       </w:r>
     </w:p>
     <w:tbl>
@@ -7087,7 +7087,7 @@
                 <w:color w:val="1B2430"/>
                 <w:sz w:val="17"/>
               </w:rPr>
-              <w:t>2026-10-14</w:t>
+              <w:t>2026-10-15</w:t>
             </w:r>
           </w:p>
         </w:tc>
@@ -7136,7 +7136,7 @@
                   <w:color w:val="1B2430"/>
                   <w:sz w:val="18"/>
                 </w:rPr>
-                <w:t xml:space="preserve">Latvenergo : Dabasgāzes cenas sasniedz augstāko līmeni gandrīz četru gadu laikā</w:t>
+                <w:t xml:space="preserve">Piecu gadu laikā dubultojusies Latvenergo vērtība</w:t>
               </w:r>
             </w:hyperlink>
             <w:r>
@@ -7145,7 +7145,7 @@
                 <w:color w:val="667085"/>
                 <w:sz w:val="15"/>
               </w:rPr>
-              <w:t xml:space="preserve">   Diena</w:t>
+              <w:t xml:space="preserve">   Investoru Klubs</w:t>
             </w:r>
           </w:p>
         </w:tc>
@@ -7215,6 +7215,90 @@
               <w:spacing w:before="0" w:after="0"/>
             </w:pPr>
             <w:hyperlink r:id="rId40">
+              <w:r>
+                <w:rPr>
+                  <w:color w:val="1B2430"/>
+                  <w:sz w:val="18"/>
+                </w:rPr>
+                <w:t xml:space="preserve">Latvenergo : Dabasgāzes cenas sasniedz augstāko līmeni gandrīz četru gadu laikā</w:t>
+              </w:r>
+            </w:hyperlink>
+            <w:r>
+              <w:rPr>
+                <w:b w:val="0"/>
+                <w:color w:val="667085"/>
+                <w:sz w:val="15"/>
+              </w:rPr>
+              <w:t xml:space="preserve">   Diena</w:t>
+            </w:r>
+          </w:p>
+        </w:tc>
+      </w:tr>
+      <w:tr>
+        <w:tc>
+          <w:tcPr>
+            <w:tcW w:type="dxa" w:w="1020"/>
+            <w:tcBorders>
+              <w:top w:val="nil"/>
+              <w:left w:val="nil"/>
+              <w:bottom w:val="single" w:sz="4" w:color="E3E8EE" w:space="0"/>
+              <w:right w:val="nil"/>
+            </w:tcBorders>
+          </w:tcPr>
+          <w:p>
+            <w:pPr>
+              <w:spacing w:before="0" w:after="0"/>
+            </w:pPr>
+            <w:r>
+              <w:rPr>
+                <w:b w:val="0"/>
+                <w:color w:val="1B2430"/>
+                <w:sz w:val="17"/>
+              </w:rPr>
+              <w:t>2026-10-14</w:t>
+            </w:r>
+          </w:p>
+        </w:tc>
+        <w:tc>
+          <w:tcPr>
+            <w:tcW w:type="dxa" w:w="1361"/>
+            <w:tcBorders>
+              <w:top w:val="nil"/>
+              <w:left w:val="nil"/>
+              <w:bottom w:val="single" w:sz="4" w:color="E3E8EE" w:space="0"/>
+              <w:right w:val="nil"/>
+            </w:tcBorders>
+          </w:tcPr>
+          <w:p>
+            <w:pPr>
+              <w:spacing w:before="0" w:after="0"/>
+            </w:pPr>
+            <w:r>
+              <w:rPr>
+                <w:b/>
+                <w:color w:val="5F6B7A"/>
+                <w:sz w:val="14"/>
+                <w:shd w:val="clear" w:color="auto" w:fill="F0F2F5"/>
+              </w:rPr>
+              <w:t xml:space="preserve"> KITA </w:t>
+            </w:r>
+          </w:p>
+        </w:tc>
+        <w:tc>
+          <w:tcPr>
+            <w:tcW w:type="dxa" w:w="7257"/>
+            <w:tcBorders>
+              <w:top w:val="nil"/>
+              <w:left w:val="nil"/>
+              <w:bottom w:val="single" w:sz="4" w:color="E3E8EE" w:space="0"/>
+              <w:right w:val="nil"/>
+            </w:tcBorders>
+          </w:tcPr>
+          <w:p>
+            <w:pPr>
+              <w:spacing w:before="0" w:after="0"/>
+            </w:pPr>
+            <w:hyperlink r:id="rId41">
               <w:r>
                 <w:rPr>
                   <w:color w:val="1B2430"/>
@@ -7382,7 +7466,7 @@
             <w:pPr>
               <w:spacing w:before="0" w:after="0"/>
             </w:pPr>
-            <w:hyperlink r:id="rId41">
+            <w:hyperlink r:id="rId42">
               <w:r>
                 <w:rPr>
                   <w:color w:val="1B2430"/>
@@ -7648,7 +7732,7 @@
               </w:rPr>
               <w:t>SEB iškastinio kuro politika riboja anglį ir naftos bei dujų gavybą, ne dujinę gamybą</w:t>
             </w:r>
-            <w:hyperlink r:id="rId42">
+            <w:hyperlink r:id="rId43">
               <w:r>
                 <w:rPr>
                   <w:color w:val="2A78D6"/>
@@ -7794,7 +7878,7 @@
               </w:rPr>
               <w:t>Korupcijos ar etikos pažeidimų su reikšmingu poveikiu 2024–2025 m. – 0</w:t>
             </w:r>
-            <w:hyperlink r:id="rId43">
+            <w:hyperlink r:id="rId44">
               <w:r>
                 <w:rPr>
                   <w:color w:val="2A78D6"/>
@@ -7838,7 +7922,7 @@
               </w:rPr>
               <w:t>2020 m. pirkimų istorijoje KNAB baudžiamąją bylą nutraukė, pažeidimų nenustatyta</w:t>
             </w:r>
-            <w:hyperlink r:id="rId44">
+            <w:hyperlink r:id="rId45">
               <w:r>
                 <w:rPr>
                   <w:color w:val="2A78D6"/>
@@ -7956,7 +8040,7 @@
                 <w:color w:val="333333"/>
                 <w:sz w:val="18"/>
               </w:rPr>
-              <w:t>Nerasta EU, UN, UK, US OFAC konsoliduotuose sankcijų sąrašuose (automatinė patikra 2026-10-23).</w:t>
+              <w:t>Nerasta EU, UN, UK, US OFAC konsoliduotuose sankcijų sąrašuose (automatinė patikra 2026-10-24).</w:t>
             </w:r>
           </w:p>
           <w:p>
@@ -7997,7 +8081,7 @@
               </w:rPr>
               <w:t>OFAC sankcijų paieška</w:t>
             </w:r>
-            <w:hyperlink r:id="rId45">
+            <w:hyperlink r:id="rId46">
               <w:r>
                 <w:rPr>
                   <w:color w:val="2A78D6"/>
@@ -8033,7 +8117,7 @@
               </w:rPr>
               <w:t>ES sankcijų žemėlapis</w:t>
             </w:r>
-            <w:hyperlink r:id="rId46">
+            <w:hyperlink r:id="rId47">
               <w:r>
                 <w:rPr>
                   <w:color w:val="2A78D6"/>
@@ -8195,7 +8279,7 @@
                 <w:color w:val="333333"/>
                 <w:sz w:val="18"/>
               </w:rPr>
-              <w:t>Naujienų suvestinė 2026-07-25 – 2026-10-23: 7 pranešimų, iš jų su neigiamu žodžiu antraštėje – 0 (plačiau – skiltyje „Ką rašo spauda“).</w:t>
+              <w:t>Naujienų suvestinė 2026-07-26 – 2026-10-24: 8 pranešimų, iš jų su neigiamu žodžiu antraštėje – 0 (plačiau – skiltyje „Ką rašo spauda“).</w:t>
             </w:r>
           </w:p>
         </w:tc>
@@ -8377,7 +8461,7 @@
               </w:rPr>
               <w:t>S&amp;P Global CSA – 54 balai, tarp 30 % geriausių pasaulio elektros įmonių</w:t>
             </w:r>
-            <w:hyperlink r:id="rId47">
+            <w:hyperlink r:id="rId48">
               <w:r>
                 <w:rPr>
                   <w:color w:val="2A78D6"/>
@@ -8628,7 +8712,7 @@
               </w:rPr>
               <w:t>Tikslas – klimato neutralumas iki 2050 m., neutrali elektros gamyba iki 2040 m.</w:t>
             </w:r>
-            <w:hyperlink r:id="rId48">
+            <w:hyperlink r:id="rId49">
               <w:r>
                 <w:rPr>
                   <w:color w:val="2A78D6"/>
@@ -8672,7 +8756,7 @@
               </w:rPr>
               <w:t>Su ES taksonomija suderintos investicijos – 97 % (tikslas ≥80 %)</w:t>
             </w:r>
-            <w:hyperlink r:id="rId43">
+            <w:hyperlink r:id="rId44">
               <w:r>
                 <w:rPr>
                   <w:color w:val="2A78D6"/>
@@ -8818,7 +8902,7 @@
               </w:rPr>
               <w:t>Rimtų nelaimingų atsitikimų ir didelių taršos atvejų 2024–2025 m. – 0</w:t>
             </w:r>
-            <w:hyperlink r:id="rId49">
+            <w:hyperlink r:id="rId50">
               <w:r>
                 <w:rPr>
                   <w:color w:val="2A78D6"/>
@@ -8951,7 +9035,7 @@
               </w:rPr>
               <w:t>Investicijų politika</w:t>
             </w:r>
-            <w:hyperlink r:id="rId50">
+            <w:hyperlink r:id="rId51">
               <w:r>
                 <w:rPr>
                   <w:color w:val="2A78D6"/>
@@ -8969,7 +9053,7 @@
               </w:rPr>
               <w:t>, elektros ir atsinaujinančios energetikos politika</w:t>
             </w:r>
-            <w:hyperlink r:id="rId50">
+            <w:hyperlink r:id="rId51">
               <w:r>
                 <w:rPr>
                   <w:color w:val="2A78D6"/>
@@ -8987,7 +9071,7 @@
               </w:rPr>
               <w:t xml:space="preserve"> ir iškastinio kuro politika dėl dujinių elektrinių</w:t>
             </w:r>
-            <w:hyperlink r:id="rId42">
+            <w:hyperlink r:id="rId43">
               <w:r>
                 <w:rPr>
                   <w:color w:val="2A78D6"/>
@@ -9080,7 +9164,7 @@
               </w:rPr>
               <w:t>2024 m. visų apimčių emisijos nepriklausomai patikrintos</w:t>
             </w:r>
-            <w:hyperlink r:id="rId51">
+            <w:hyperlink r:id="rId52">
               <w:r>
                 <w:rPr>
                   <w:color w:val="2A78D6"/>
@@ -9116,7 +9200,7 @@
               </w:rPr>
               <w:t>ISO 50001 energijos valdymas</w:t>
             </w:r>
-            <w:hyperlink r:id="rId52">
+            <w:hyperlink r:id="rId53">
               <w:r>
                 <w:rPr>
                   <w:color w:val="2A78D6"/>
@@ -9152,7 +9236,7 @@
               </w:rPr>
               <w:t>Korupcijos atvejų – 0, sukčiavimo rizikos valdymo planas</w:t>
             </w:r>
-            <w:hyperlink r:id="rId43">
+            <w:hyperlink r:id="rId44">
               <w:r>
                 <w:rPr>
                   <w:color w:val="2A78D6"/>
@@ -9551,7 +9635,7 @@
               </w:rPr>
               <w:t>Taksonomiją atitinkančios investicijos 97 %</w:t>
             </w:r>
-            <w:hyperlink r:id="rId43">
+            <w:hyperlink r:id="rId44">
               <w:r>
                 <w:rPr>
                   <w:color w:val="2A78D6"/>
@@ -10536,7 +10620,7 @@
         <w:t>32.</w:t>
         <w:tab/>
       </w:r>
-      <w:hyperlink r:id="rId42">
+      <w:hyperlink r:id="rId43">
         <w:r>
           <w:rPr>
             <w:color w:val="2A78D6"/>
@@ -10563,7 +10647,7 @@
         <w:t>33.</w:t>
         <w:tab/>
       </w:r>
-      <w:hyperlink r:id="rId43">
+      <w:hyperlink r:id="rId44">
         <w:r>
           <w:rPr>
             <w:color w:val="2A78D6"/>
@@ -10590,7 +10674,7 @@
         <w:t>34.</w:t>
         <w:tab/>
       </w:r>
-      <w:hyperlink r:id="rId44">
+      <w:hyperlink r:id="rId45">
         <w:r>
           <w:rPr>
             <w:color w:val="2A78D6"/>
@@ -10617,7 +10701,7 @@
         <w:t>35.</w:t>
         <w:tab/>
       </w:r>
-      <w:hyperlink r:id="rId45">
+      <w:hyperlink r:id="rId46">
         <w:r>
           <w:rPr>
             <w:color w:val="2A78D6"/>
@@ -10644,7 +10728,7 @@
         <w:t>36.</w:t>
         <w:tab/>
       </w:r>
-      <w:hyperlink r:id="rId46">
+      <w:hyperlink r:id="rId47">
         <w:r>
           <w:rPr>
             <w:color w:val="2A78D6"/>
@@ -10671,7 +10755,7 @@
         <w:t>37.</w:t>
         <w:tab/>
       </w:r>
-      <w:hyperlink r:id="rId47">
+      <w:hyperlink r:id="rId48">
         <w:r>
           <w:rPr>
             <w:color w:val="2A78D6"/>
@@ -10698,7 +10782,7 @@
         <w:t>38.</w:t>
         <w:tab/>
       </w:r>
-      <w:hyperlink r:id="rId48">
+      <w:hyperlink r:id="rId49">
         <w:r>
           <w:rPr>
             <w:color w:val="2A78D6"/>
@@ -10725,7 +10809,7 @@
         <w:t>39.</w:t>
         <w:tab/>
       </w:r>
-      <w:hyperlink r:id="rId43">
+      <w:hyperlink r:id="rId44">
         <w:r>
           <w:rPr>
             <w:color w:val="2A78D6"/>
@@ -10752,7 +10836,7 @@
         <w:t>40.</w:t>
         <w:tab/>
       </w:r>
-      <w:hyperlink r:id="rId49">
+      <w:hyperlink r:id="rId50">
         <w:r>
           <w:rPr>
             <w:color w:val="2A78D6"/>
@@ -10779,7 +10863,7 @@
         <w:t>41.</w:t>
         <w:tab/>
       </w:r>
-      <w:hyperlink r:id="rId50">
+      <w:hyperlink r:id="rId51">
         <w:r>
           <w:rPr>
             <w:color w:val="2A78D6"/>
@@ -10806,7 +10890,7 @@
         <w:t>42.</w:t>
         <w:tab/>
       </w:r>
-      <w:hyperlink r:id="rId50">
+      <w:hyperlink r:id="rId51">
         <w:r>
           <w:rPr>
             <w:color w:val="2A78D6"/>
@@ -10833,7 +10917,7 @@
         <w:t>43.</w:t>
         <w:tab/>
       </w:r>
-      <w:hyperlink r:id="rId42">
+      <w:hyperlink r:id="rId43">
         <w:r>
           <w:rPr>
             <w:color w:val="2A78D6"/>
@@ -10860,7 +10944,7 @@
         <w:t>44.</w:t>
         <w:tab/>
       </w:r>
-      <w:hyperlink r:id="rId51">
+      <w:hyperlink r:id="rId52">
         <w:r>
           <w:rPr>
             <w:color w:val="2A78D6"/>
@@ -10887,7 +10971,7 @@
         <w:t>45.</w:t>
         <w:tab/>
       </w:r>
-      <w:hyperlink r:id="rId52">
+      <w:hyperlink r:id="rId53">
         <w:r>
           <w:rPr>
             <w:color w:val="2A78D6"/>
@@ -10914,7 +10998,7 @@
         <w:t>46.</w:t>
         <w:tab/>
       </w:r>
-      <w:hyperlink r:id="rId43">
+      <w:hyperlink r:id="rId44">
         <w:r>
           <w:rPr>
             <w:color w:val="2A78D6"/>

--- a/docs/files/latvenergo/latvenergo_6M2026_lt.docx
+++ b/docs/files/latvenergo/latvenergo_6M2026_lt.docx
@@ -6786,7 +6786,7 @@
           <w:color w:val="667085"/>
           <w:sz w:val="18"/>
         </w:rPr>
-        <w:t>Automatinė naujienų paieška (Google News, LV), 2026-07-26 – 2026-10-24: 8 pranešimų.</w:t>
+        <w:t>Automatinė naujienų paieška (Google News, LV), 2026-07-27 – 2026-10-25: 8 pranešimų.</w:t>
       </w:r>
     </w:p>
     <w:tbl>
@@ -8040,7 +8040,7 @@
                 <w:color w:val="333333"/>
                 <w:sz w:val="18"/>
               </w:rPr>
-              <w:t>Nerasta EU, UN, UK, US OFAC konsoliduotuose sankcijų sąrašuose (automatinė patikra 2026-10-24).</w:t>
+              <w:t>Nerasta EU, UN, UK, US OFAC konsoliduotuose sankcijų sąrašuose (automatinė patikra 2026-10-25).</w:t>
             </w:r>
           </w:p>
           <w:p>
@@ -8279,7 +8279,7 @@
                 <w:color w:val="333333"/>
                 <w:sz w:val="18"/>
               </w:rPr>
-              <w:t>Naujienų suvestinė 2026-07-26 – 2026-10-24: 8 pranešimų, iš jų su neigiamu žodžiu antraštėje – 0 (plačiau – skiltyje „Ką rašo spauda“).</w:t>
+              <w:t>Naujienų suvestinė 2026-07-27 – 2026-10-25: 8 pranešimų, iš jų su neigiamu žodžiu antraštėje – 0 (plačiau – skiltyje „Ką rašo spauda“).</w:t>
             </w:r>
           </w:p>
         </w:tc>

--- a/docs/files/latvenergo/latvenergo_6M2026_lt.docx
+++ b/docs/files/latvenergo/latvenergo_6M2026_lt.docx
@@ -6392,7 +6392,7 @@
                 <w:b w:val="0"/>
                 <w:sz w:val="17"/>
               </w:rPr>
-              <w:t>3,38 % (2026-10)</w:t>
+              <w:t>3,37 % (2026-10)</w:t>
             </w:r>
           </w:p>
         </w:tc>
@@ -6464,7 +6464,7 @@
                 <w:b w:val="0"/>
                 <w:sz w:val="17"/>
               </w:rPr>
-              <w:t>▲ 0,66 p. p.</w:t>
+              <w:t>▲ 0,65 p. p.</w:t>
             </w:r>
           </w:p>
         </w:tc>
@@ -6786,7 +6786,7 @@
           <w:color w:val="667085"/>
           <w:sz w:val="18"/>
         </w:rPr>
-        <w:t>Automatinė naujienų paieška (Google News, LV), 2026-07-27 – 2026-10-25: 8 pranešimų.</w:t>
+        <w:t>Automatinė naujienų paieška (Google News, LV), 2026-07-28 – 2026-10-26: 9 pranešimų.</w:t>
       </w:r>
     </w:p>
     <w:tbl>
@@ -6919,6 +6919,90 @@
                 <w:color w:val="1B2430"/>
                 <w:sz w:val="17"/>
               </w:rPr>
+              <w:t>2026-10-25</w:t>
+            </w:r>
+          </w:p>
+        </w:tc>
+        <w:tc>
+          <w:tcPr>
+            <w:tcW w:type="dxa" w:w="1361"/>
+            <w:tcBorders>
+              <w:top w:val="nil"/>
+              <w:left w:val="nil"/>
+              <w:bottom w:val="single" w:sz="4" w:color="E3E8EE" w:space="0"/>
+              <w:right w:val="nil"/>
+            </w:tcBorders>
+          </w:tcPr>
+          <w:p>
+            <w:pPr>
+              <w:spacing w:before="0" w:after="0"/>
+            </w:pPr>
+            <w:r>
+              <w:rPr>
+                <w:b/>
+                <w:color w:val="5F6B7A"/>
+                <w:sz w:val="14"/>
+                <w:shd w:val="clear" w:color="auto" w:fill="F0F2F5"/>
+              </w:rPr>
+              <w:t xml:space="preserve"> KITA </w:t>
+            </w:r>
+          </w:p>
+        </w:tc>
+        <w:tc>
+          <w:tcPr>
+            <w:tcW w:type="dxa" w:w="7257"/>
+            <w:tcBorders>
+              <w:top w:val="nil"/>
+              <w:left w:val="nil"/>
+              <w:bottom w:val="single" w:sz="4" w:color="E3E8EE" w:space="0"/>
+              <w:right w:val="nil"/>
+            </w:tcBorders>
+          </w:tcPr>
+          <w:p>
+            <w:pPr>
+              <w:spacing w:before="0" w:after="0"/>
+            </w:pPr>
+            <w:hyperlink r:id="rId38">
+              <w:r>
+                <w:rPr>
+                  <w:color w:val="1B2430"/>
+                  <w:sz w:val="18"/>
+                </w:rPr>
+                <w:t xml:space="preserve">"Latvenergo" sāk piedāvāt arī interneta pakalpojumus; plānos – televīzija</w:t>
+              </w:r>
+            </w:hyperlink>
+            <w:r>
+              <w:rPr>
+                <w:b w:val="0"/>
+                <w:color w:val="667085"/>
+                <w:sz w:val="15"/>
+              </w:rPr>
+              <w:t xml:space="preserve">   DELFI</w:t>
+            </w:r>
+          </w:p>
+        </w:tc>
+      </w:tr>
+      <w:tr>
+        <w:tc>
+          <w:tcPr>
+            <w:tcW w:type="dxa" w:w="1020"/>
+            <w:tcBorders>
+              <w:top w:val="nil"/>
+              <w:left w:val="nil"/>
+              <w:bottom w:val="single" w:sz="4" w:color="E3E8EE" w:space="0"/>
+              <w:right w:val="nil"/>
+            </w:tcBorders>
+          </w:tcPr>
+          <w:p>
+            <w:pPr>
+              <w:spacing w:before="0" w:after="0"/>
+            </w:pPr>
+            <w:r>
+              <w:rPr>
+                <w:b w:val="0"/>
+                <w:color w:val="1B2430"/>
+                <w:sz w:val="17"/>
+              </w:rPr>
               <w:t>2026-10-22</w:t>
             </w:r>
           </w:p>
@@ -7046,7 +7130,7 @@
             <w:pPr>
               <w:spacing w:before="0" w:after="0"/>
             </w:pPr>
-            <w:hyperlink r:id="rId38">
+            <w:hyperlink r:id="rId39">
               <w:r>
                 <w:rPr>
                   <w:color w:val="1B2430"/>
@@ -7088,90 +7172,6 @@
                 <w:sz w:val="17"/>
               </w:rPr>
               <w:t>2026-10-15</w:t>
-            </w:r>
-          </w:p>
-        </w:tc>
-        <w:tc>
-          <w:tcPr>
-            <w:tcW w:type="dxa" w:w="1361"/>
-            <w:tcBorders>
-              <w:top w:val="nil"/>
-              <w:left w:val="nil"/>
-              <w:bottom w:val="single" w:sz="4" w:color="E3E8EE" w:space="0"/>
-              <w:right w:val="nil"/>
-            </w:tcBorders>
-          </w:tcPr>
-          <w:p>
-            <w:pPr>
-              <w:spacing w:before="0" w:after="0"/>
-            </w:pPr>
-            <w:r>
-              <w:rPr>
-                <w:b/>
-                <w:color w:val="5F6B7A"/>
-                <w:sz w:val="14"/>
-                <w:shd w:val="clear" w:color="auto" w:fill="F0F2F5"/>
-              </w:rPr>
-              <w:t xml:space="preserve"> KITA </w:t>
-            </w:r>
-          </w:p>
-        </w:tc>
-        <w:tc>
-          <w:tcPr>
-            <w:tcW w:type="dxa" w:w="7257"/>
-            <w:tcBorders>
-              <w:top w:val="nil"/>
-              <w:left w:val="nil"/>
-              <w:bottom w:val="single" w:sz="4" w:color="E3E8EE" w:space="0"/>
-              <w:right w:val="nil"/>
-            </w:tcBorders>
-          </w:tcPr>
-          <w:p>
-            <w:pPr>
-              <w:spacing w:before="0" w:after="0"/>
-            </w:pPr>
-            <w:hyperlink r:id="rId39">
-              <w:r>
-                <w:rPr>
-                  <w:color w:val="1B2430"/>
-                  <w:sz w:val="18"/>
-                </w:rPr>
-                <w:t xml:space="preserve">Piecu gadu laikā dubultojusies Latvenergo vērtība</w:t>
-              </w:r>
-            </w:hyperlink>
-            <w:r>
-              <w:rPr>
-                <w:b w:val="0"/>
-                <w:color w:val="667085"/>
-                <w:sz w:val="15"/>
-              </w:rPr>
-              <w:t xml:space="preserve">   Investoru Klubs</w:t>
-            </w:r>
-          </w:p>
-        </w:tc>
-      </w:tr>
-      <w:tr>
-        <w:tc>
-          <w:tcPr>
-            <w:tcW w:type="dxa" w:w="1020"/>
-            <w:tcBorders>
-              <w:top w:val="nil"/>
-              <w:left w:val="nil"/>
-              <w:bottom w:val="single" w:sz="4" w:color="E3E8EE" w:space="0"/>
-              <w:right w:val="nil"/>
-            </w:tcBorders>
-          </w:tcPr>
-          <w:p>
-            <w:pPr>
-              <w:spacing w:before="0" w:after="0"/>
-            </w:pPr>
-            <w:r>
-              <w:rPr>
-                <w:b w:val="0"/>
-                <w:color w:val="1B2430"/>
-                <w:sz w:val="17"/>
-              </w:rPr>
-              <w:t>2026-10-14</w:t>
             </w:r>
           </w:p>
         </w:tc>
@@ -7220,7 +7220,7 @@
                   <w:color w:val="1B2430"/>
                   <w:sz w:val="18"/>
                 </w:rPr>
-                <w:t xml:space="preserve">Latvenergo : Dabasgāzes cenas sasniedz augstāko līmeni gandrīz četru gadu laikā</w:t>
+                <w:t xml:space="preserve">Piecu gadu laikā dubultojusies Latvenergo vērtība</w:t>
               </w:r>
             </w:hyperlink>
             <w:r>
@@ -7229,7 +7229,7 @@
                 <w:color w:val="667085"/>
                 <w:sz w:val="15"/>
               </w:rPr>
-              <w:t xml:space="preserve">   Diena</w:t>
+              <w:t xml:space="preserve">   Investoru Klubs</w:t>
             </w:r>
           </w:p>
         </w:tc>
@@ -7299,6 +7299,90 @@
               <w:spacing w:before="0" w:after="0"/>
             </w:pPr>
             <w:hyperlink r:id="rId41">
+              <w:r>
+                <w:rPr>
+                  <w:color w:val="1B2430"/>
+                  <w:sz w:val="18"/>
+                </w:rPr>
+                <w:t xml:space="preserve">Latvenergo : Dabasgāzes cenas sasniedz augstāko līmeni gandrīz četru gadu laikā</w:t>
+              </w:r>
+            </w:hyperlink>
+            <w:r>
+              <w:rPr>
+                <w:b w:val="0"/>
+                <w:color w:val="667085"/>
+                <w:sz w:val="15"/>
+              </w:rPr>
+              <w:t xml:space="preserve">   Diena</w:t>
+            </w:r>
+          </w:p>
+        </w:tc>
+      </w:tr>
+      <w:tr>
+        <w:tc>
+          <w:tcPr>
+            <w:tcW w:type="dxa" w:w="1020"/>
+            <w:tcBorders>
+              <w:top w:val="nil"/>
+              <w:left w:val="nil"/>
+              <w:bottom w:val="single" w:sz="4" w:color="E3E8EE" w:space="0"/>
+              <w:right w:val="nil"/>
+            </w:tcBorders>
+          </w:tcPr>
+          <w:p>
+            <w:pPr>
+              <w:spacing w:before="0" w:after="0"/>
+            </w:pPr>
+            <w:r>
+              <w:rPr>
+                <w:b w:val="0"/>
+                <w:color w:val="1B2430"/>
+                <w:sz w:val="17"/>
+              </w:rPr>
+              <w:t>2026-10-14</w:t>
+            </w:r>
+          </w:p>
+        </w:tc>
+        <w:tc>
+          <w:tcPr>
+            <w:tcW w:type="dxa" w:w="1361"/>
+            <w:tcBorders>
+              <w:top w:val="nil"/>
+              <w:left w:val="nil"/>
+              <w:bottom w:val="single" w:sz="4" w:color="E3E8EE" w:space="0"/>
+              <w:right w:val="nil"/>
+            </w:tcBorders>
+          </w:tcPr>
+          <w:p>
+            <w:pPr>
+              <w:spacing w:before="0" w:after="0"/>
+            </w:pPr>
+            <w:r>
+              <w:rPr>
+                <w:b/>
+                <w:color w:val="5F6B7A"/>
+                <w:sz w:val="14"/>
+                <w:shd w:val="clear" w:color="auto" w:fill="F0F2F5"/>
+              </w:rPr>
+              <w:t xml:space="preserve"> KITA </w:t>
+            </w:r>
+          </w:p>
+        </w:tc>
+        <w:tc>
+          <w:tcPr>
+            <w:tcW w:type="dxa" w:w="7257"/>
+            <w:tcBorders>
+              <w:top w:val="nil"/>
+              <w:left w:val="nil"/>
+              <w:bottom w:val="single" w:sz="4" w:color="E3E8EE" w:space="0"/>
+              <w:right w:val="nil"/>
+            </w:tcBorders>
+          </w:tcPr>
+          <w:p>
+            <w:pPr>
+              <w:spacing w:before="0" w:after="0"/>
+            </w:pPr>
+            <w:hyperlink r:id="rId42">
               <w:r>
                 <w:rPr>
                   <w:color w:val="1B2430"/>
@@ -7466,7 +7550,7 @@
             <w:pPr>
               <w:spacing w:before="0" w:after="0"/>
             </w:pPr>
-            <w:hyperlink r:id="rId42">
+            <w:hyperlink r:id="rId43">
               <w:r>
                 <w:rPr>
                   <w:color w:val="1B2430"/>
@@ -7732,7 +7816,7 @@
               </w:rPr>
               <w:t>SEB iškastinio kuro politika riboja anglį ir naftos bei dujų gavybą, ne dujinę gamybą</w:t>
             </w:r>
-            <w:hyperlink r:id="rId43">
+            <w:hyperlink r:id="rId44">
               <w:r>
                 <w:rPr>
                   <w:color w:val="2A78D6"/>
@@ -7878,7 +7962,7 @@
               </w:rPr>
               <w:t>Korupcijos ar etikos pažeidimų su reikšmingu poveikiu 2024–2025 m. – 0</w:t>
             </w:r>
-            <w:hyperlink r:id="rId44">
+            <w:hyperlink r:id="rId45">
               <w:r>
                 <w:rPr>
                   <w:color w:val="2A78D6"/>
@@ -7922,7 +8006,7 @@
               </w:rPr>
               <w:t>2020 m. pirkimų istorijoje KNAB baudžiamąją bylą nutraukė, pažeidimų nenustatyta</w:t>
             </w:r>
-            <w:hyperlink r:id="rId45">
+            <w:hyperlink r:id="rId46">
               <w:r>
                 <w:rPr>
                   <w:color w:val="2A78D6"/>
@@ -8040,7 +8124,7 @@
                 <w:color w:val="333333"/>
                 <w:sz w:val="18"/>
               </w:rPr>
-              <w:t>Nerasta EU, UN, UK, US OFAC konsoliduotuose sankcijų sąrašuose (automatinė patikra 2026-10-25).</w:t>
+              <w:t>Nerasta EU, UN, US OFAC konsoliduotuose sankcijų sąrašuose (automatinė patikra 2026-10-26).</w:t>
             </w:r>
           </w:p>
           <w:p>
@@ -8081,7 +8165,7 @@
               </w:rPr>
               <w:t>OFAC sankcijų paieška</w:t>
             </w:r>
-            <w:hyperlink r:id="rId46">
+            <w:hyperlink r:id="rId47">
               <w:r>
                 <w:rPr>
                   <w:color w:val="2A78D6"/>
@@ -8117,7 +8201,7 @@
               </w:rPr>
               <w:t>ES sankcijų žemėlapis</w:t>
             </w:r>
-            <w:hyperlink r:id="rId47">
+            <w:hyperlink r:id="rId48">
               <w:r>
                 <w:rPr>
                   <w:color w:val="2A78D6"/>
@@ -8279,7 +8363,7 @@
                 <w:color w:val="333333"/>
                 <w:sz w:val="18"/>
               </w:rPr>
-              <w:t>Naujienų suvestinė 2026-07-27 – 2026-10-25: 8 pranešimų, iš jų su neigiamu žodžiu antraštėje – 0 (plačiau – skiltyje „Ką rašo spauda“).</w:t>
+              <w:t>Naujienų suvestinė 2026-07-28 – 2026-10-26: 9 pranešimų, iš jų su neigiamu žodžiu antraštėje – 0 (plačiau – skiltyje „Ką rašo spauda“).</w:t>
             </w:r>
           </w:p>
         </w:tc>
@@ -8461,7 +8545,7 @@
               </w:rPr>
               <w:t>S&amp;P Global CSA – 54 balai, tarp 30 % geriausių pasaulio elektros įmonių</w:t>
             </w:r>
-            <w:hyperlink r:id="rId48">
+            <w:hyperlink r:id="rId49">
               <w:r>
                 <w:rPr>
                   <w:color w:val="2A78D6"/>
@@ -8712,7 +8796,7 @@
               </w:rPr>
               <w:t>Tikslas – klimato neutralumas iki 2050 m., neutrali elektros gamyba iki 2040 m.</w:t>
             </w:r>
-            <w:hyperlink r:id="rId49">
+            <w:hyperlink r:id="rId50">
               <w:r>
                 <w:rPr>
                   <w:color w:val="2A78D6"/>
@@ -8756,7 +8840,7 @@
               </w:rPr>
               <w:t>Su ES taksonomija suderintos investicijos – 97 % (tikslas ≥80 %)</w:t>
             </w:r>
-            <w:hyperlink r:id="rId44">
+            <w:hyperlink r:id="rId45">
               <w:r>
                 <w:rPr>
                   <w:color w:val="2A78D6"/>
@@ -8902,7 +8986,7 @@
               </w:rPr>
               <w:t>Rimtų nelaimingų atsitikimų ir didelių taršos atvejų 2024–2025 m. – 0</w:t>
             </w:r>
-            <w:hyperlink r:id="rId50">
+            <w:hyperlink r:id="rId51">
               <w:r>
                 <w:rPr>
                   <w:color w:val="2A78D6"/>
@@ -9035,7 +9119,7 @@
               </w:rPr>
               <w:t>Investicijų politika</w:t>
             </w:r>
-            <w:hyperlink r:id="rId51">
+            <w:hyperlink r:id="rId52">
               <w:r>
                 <w:rPr>
                   <w:color w:val="2A78D6"/>
@@ -9053,7 +9137,7 @@
               </w:rPr>
               <w:t>, elektros ir atsinaujinančios energetikos politika</w:t>
             </w:r>
-            <w:hyperlink r:id="rId51">
+            <w:hyperlink r:id="rId52">
               <w:r>
                 <w:rPr>
                   <w:color w:val="2A78D6"/>
@@ -9071,7 +9155,7 @@
               </w:rPr>
               <w:t xml:space="preserve"> ir iškastinio kuro politika dėl dujinių elektrinių</w:t>
             </w:r>
-            <w:hyperlink r:id="rId43">
+            <w:hyperlink r:id="rId44">
               <w:r>
                 <w:rPr>
                   <w:color w:val="2A78D6"/>
@@ -9164,7 +9248,7 @@
               </w:rPr>
               <w:t>2024 m. visų apimčių emisijos nepriklausomai patikrintos</w:t>
             </w:r>
-            <w:hyperlink r:id="rId52">
+            <w:hyperlink r:id="rId53">
               <w:r>
                 <w:rPr>
                   <w:color w:val="2A78D6"/>
@@ -9200,7 +9284,7 @@
               </w:rPr>
               <w:t>ISO 50001 energijos valdymas</w:t>
             </w:r>
-            <w:hyperlink r:id="rId53">
+            <w:hyperlink r:id="rId54">
               <w:r>
                 <w:rPr>
                   <w:color w:val="2A78D6"/>
@@ -9236,7 +9320,7 @@
               </w:rPr>
               <w:t>Korupcijos atvejų – 0, sukčiavimo rizikos valdymo planas</w:t>
             </w:r>
-            <w:hyperlink r:id="rId44">
+            <w:hyperlink r:id="rId45">
               <w:r>
                 <w:rPr>
                   <w:color w:val="2A78D6"/>
@@ -9635,7 +9719,7 @@
               </w:rPr>
               <w:t>Taksonomiją atitinkančios investicijos 97 %</w:t>
             </w:r>
-            <w:hyperlink r:id="rId44">
+            <w:hyperlink r:id="rId45">
               <w:r>
                 <w:rPr>
                   <w:color w:val="2A78D6"/>
@@ -10620,7 +10704,7 @@
         <w:t>32.</w:t>
         <w:tab/>
       </w:r>
-      <w:hyperlink r:id="rId43">
+      <w:hyperlink r:id="rId44">
         <w:r>
           <w:rPr>
             <w:color w:val="2A78D6"/>
@@ -10647,7 +10731,7 @@
         <w:t>33.</w:t>
         <w:tab/>
       </w:r>
-      <w:hyperlink r:id="rId44">
+      <w:hyperlink r:id="rId45">
         <w:r>
           <w:rPr>
             <w:color w:val="2A78D6"/>
@@ -10674,7 +10758,7 @@
         <w:t>34.</w:t>
         <w:tab/>
       </w:r>
-      <w:hyperlink r:id="rId45">
+      <w:hyperlink r:id="rId46">
         <w:r>
           <w:rPr>
             <w:color w:val="2A78D6"/>
@@ -10701,7 +10785,7 @@
         <w:t>35.</w:t>
         <w:tab/>
       </w:r>
-      <w:hyperlink r:id="rId46">
+      <w:hyperlink r:id="rId47">
         <w:r>
           <w:rPr>
             <w:color w:val="2A78D6"/>
@@ -10728,7 +10812,7 @@
         <w:t>36.</w:t>
         <w:tab/>
       </w:r>
-      <w:hyperlink r:id="rId47">
+      <w:hyperlink r:id="rId48">
         <w:r>
           <w:rPr>
             <w:color w:val="2A78D6"/>
@@ -10755,7 +10839,7 @@
         <w:t>37.</w:t>
         <w:tab/>
       </w:r>
-      <w:hyperlink r:id="rId48">
+      <w:hyperlink r:id="rId49">
         <w:r>
           <w:rPr>
             <w:color w:val="2A78D6"/>
@@ -10782,7 +10866,7 @@
         <w:t>38.</w:t>
         <w:tab/>
       </w:r>
-      <w:hyperlink r:id="rId49">
+      <w:hyperlink r:id="rId50">
         <w:r>
           <w:rPr>
             <w:color w:val="2A78D6"/>
@@ -10809,7 +10893,7 @@
         <w:t>39.</w:t>
         <w:tab/>
       </w:r>
-      <w:hyperlink r:id="rId44">
+      <w:hyperlink r:id="rId45">
         <w:r>
           <w:rPr>
             <w:color w:val="2A78D6"/>
@@ -10836,7 +10920,7 @@
         <w:t>40.</w:t>
         <w:tab/>
       </w:r>
-      <w:hyperlink r:id="rId50">
+      <w:hyperlink r:id="rId51">
         <w:r>
           <w:rPr>
             <w:color w:val="2A78D6"/>
@@ -10863,7 +10947,7 @@
         <w:t>41.</w:t>
         <w:tab/>
       </w:r>
-      <w:hyperlink r:id="rId51">
+      <w:hyperlink r:id="rId52">
         <w:r>
           <w:rPr>
             <w:color w:val="2A78D6"/>
@@ -10890,7 +10974,7 @@
         <w:t>42.</w:t>
         <w:tab/>
       </w:r>
-      <w:hyperlink r:id="rId51">
+      <w:hyperlink r:id="rId52">
         <w:r>
           <w:rPr>
             <w:color w:val="2A78D6"/>
@@ -10917,7 +11001,7 @@
         <w:t>43.</w:t>
         <w:tab/>
       </w:r>
-      <w:hyperlink r:id="rId43">
+      <w:hyperlink r:id="rId44">
         <w:r>
           <w:rPr>
             <w:color w:val="2A78D6"/>
@@ -10944,7 +11028,7 @@
         <w:t>44.</w:t>
         <w:tab/>
       </w:r>
-      <w:hyperlink r:id="rId52">
+      <w:hyperlink r:id="rId53">
         <w:r>
           <w:rPr>
             <w:color w:val="2A78D6"/>
@@ -10971,7 +11055,7 @@
         <w:t>45.</w:t>
         <w:tab/>
       </w:r>
-      <w:hyperlink r:id="rId53">
+      <w:hyperlink r:id="rId54">
         <w:r>
           <w:rPr>
             <w:color w:val="2A78D6"/>
@@ -10998,7 +11082,7 @@
         <w:t>46.</w:t>
         <w:tab/>
       </w:r>
-      <w:hyperlink r:id="rId44">
+      <w:hyperlink r:id="rId45">
         <w:r>
           <w:rPr>
             <w:color w:val="2A78D6"/>

--- a/docs/files/latvenergo/latvenergo_6M2026_lt.docx
+++ b/docs/files/latvenergo/latvenergo_6M2026_lt.docx
@@ -6786,7 +6786,7 @@
           <w:color w:val="667085"/>
           <w:sz w:val="18"/>
         </w:rPr>
-        <w:t>Automatinė naujienų paieška (Google News, LV), 2026-07-28 – 2026-10-26: 9 pranešimų.</w:t>
+        <w:t>Automatinė naujienų paieška (Google News, LV), 2026-07-29 – 2026-10-27: 12 pranešimų.</w:t>
       </w:r>
     </w:p>
     <w:tbl>
@@ -6919,7 +6919,7 @@
                 <w:color w:val="1B2430"/>
                 <w:sz w:val="17"/>
               </w:rPr>
-              <w:t>2026-10-25</w:t>
+              <w:t>2026-10-27</w:t>
             </w:r>
           </w:p>
         </w:tc>
@@ -6968,7 +6968,7 @@
                   <w:color w:val="1B2430"/>
                   <w:sz w:val="18"/>
                 </w:rPr>
-                <w:t xml:space="preserve">"Latvenergo" sāk piedāvāt arī interneta pakalpojumus; plānos – televīzija</w:t>
+                <w:t xml:space="preserve">Apkure Rīgā var kļūt par 30% dārgāka! “Latvenergo” un “Rīgas siltums” meklē veidus, kā cenu mazināt</w:t>
               </w:r>
             </w:hyperlink>
             <w:r>
@@ -6977,7 +6977,175 @@
                 <w:color w:val="667085"/>
                 <w:sz w:val="15"/>
               </w:rPr>
-              <w:t xml:space="preserve">   DELFI</w:t>
+              <w:t xml:space="preserve">   LA.LV</w:t>
+            </w:r>
+          </w:p>
+        </w:tc>
+      </w:tr>
+      <w:tr>
+        <w:tc>
+          <w:tcPr>
+            <w:tcW w:type="dxa" w:w="1020"/>
+            <w:tcBorders>
+              <w:top w:val="nil"/>
+              <w:left w:val="nil"/>
+              <w:bottom w:val="single" w:sz="4" w:color="E3E8EE" w:space="0"/>
+              <w:right w:val="nil"/>
+            </w:tcBorders>
+          </w:tcPr>
+          <w:p>
+            <w:pPr>
+              <w:spacing w:before="0" w:after="0"/>
+            </w:pPr>
+            <w:r>
+              <w:rPr>
+                <w:b w:val="0"/>
+                <w:color w:val="1B2430"/>
+                <w:sz w:val="17"/>
+              </w:rPr>
+              <w:t>2026-10-27</w:t>
+            </w:r>
+          </w:p>
+        </w:tc>
+        <w:tc>
+          <w:tcPr>
+            <w:tcW w:type="dxa" w:w="1361"/>
+            <w:tcBorders>
+              <w:top w:val="nil"/>
+              <w:left w:val="nil"/>
+              <w:bottom w:val="single" w:sz="4" w:color="E3E8EE" w:space="0"/>
+              <w:right w:val="nil"/>
+            </w:tcBorders>
+          </w:tcPr>
+          <w:p>
+            <w:pPr>
+              <w:spacing w:before="0" w:after="0"/>
+            </w:pPr>
+            <w:r>
+              <w:rPr>
+                <w:b/>
+                <w:color w:val="5F6B7A"/>
+                <w:sz w:val="14"/>
+                <w:shd w:val="clear" w:color="auto" w:fill="F0F2F5"/>
+              </w:rPr>
+              <w:t xml:space="preserve"> KITA </w:t>
+            </w:r>
+          </w:p>
+        </w:tc>
+        <w:tc>
+          <w:tcPr>
+            <w:tcW w:type="dxa" w:w="7257"/>
+            <w:tcBorders>
+              <w:top w:val="nil"/>
+              <w:left w:val="nil"/>
+              <w:bottom w:val="single" w:sz="4" w:color="E3E8EE" w:space="0"/>
+              <w:right w:val="nil"/>
+            </w:tcBorders>
+          </w:tcPr>
+          <w:p>
+            <w:pPr>
+              <w:spacing w:before="0" w:after="0"/>
+            </w:pPr>
+            <w:hyperlink r:id="rId39">
+              <w:r>
+                <w:rPr>
+                  <w:color w:val="1B2430"/>
+                  <w:sz w:val="18"/>
+                </w:rPr>
+                <w:t xml:space="preserve">Internets no Latvenergo: ko piedāvā jaunā sadarbība ar Tet un Biti</w:t>
+              </w:r>
+            </w:hyperlink>
+            <w:r>
+              <w:rPr>
+                <w:b w:val="0"/>
+                <w:color w:val="667085"/>
+                <w:sz w:val="15"/>
+              </w:rPr>
+              <w:t xml:space="preserve">   Dzentlmenis.lv</w:t>
+            </w:r>
+          </w:p>
+        </w:tc>
+      </w:tr>
+      <w:tr>
+        <w:tc>
+          <w:tcPr>
+            <w:tcW w:type="dxa" w:w="1020"/>
+            <w:tcBorders>
+              <w:top w:val="nil"/>
+              <w:left w:val="nil"/>
+              <w:bottom w:val="single" w:sz="4" w:color="E3E8EE" w:space="0"/>
+              <w:right w:val="nil"/>
+            </w:tcBorders>
+          </w:tcPr>
+          <w:p>
+            <w:pPr>
+              <w:spacing w:before="0" w:after="0"/>
+            </w:pPr>
+            <w:r>
+              <w:rPr>
+                <w:b w:val="0"/>
+                <w:color w:val="1B2430"/>
+                <w:sz w:val="17"/>
+              </w:rPr>
+              <w:t>2026-10-26</w:t>
+            </w:r>
+          </w:p>
+        </w:tc>
+        <w:tc>
+          <w:tcPr>
+            <w:tcW w:type="dxa" w:w="1361"/>
+            <w:tcBorders>
+              <w:top w:val="nil"/>
+              <w:left w:val="nil"/>
+              <w:bottom w:val="single" w:sz="4" w:color="E3E8EE" w:space="0"/>
+              <w:right w:val="nil"/>
+            </w:tcBorders>
+          </w:tcPr>
+          <w:p>
+            <w:pPr>
+              <w:spacing w:before="0" w:after="0"/>
+            </w:pPr>
+            <w:r>
+              <w:rPr>
+                <w:b/>
+                <w:color w:val="5F6B7A"/>
+                <w:sz w:val="14"/>
+                <w:shd w:val="clear" w:color="auto" w:fill="F0F2F5"/>
+              </w:rPr>
+              <w:t xml:space="preserve"> KITA </w:t>
+            </w:r>
+          </w:p>
+        </w:tc>
+        <w:tc>
+          <w:tcPr>
+            <w:tcW w:type="dxa" w:w="7257"/>
+            <w:tcBorders>
+              <w:top w:val="nil"/>
+              <w:left w:val="nil"/>
+              <w:bottom w:val="single" w:sz="4" w:color="E3E8EE" w:space="0"/>
+              <w:right w:val="nil"/>
+            </w:tcBorders>
+          </w:tcPr>
+          <w:p>
+            <w:pPr>
+              <w:spacing w:before="0" w:after="0"/>
+            </w:pPr>
+            <w:hyperlink r:id="rId40">
+              <w:r>
+                <w:rPr>
+                  <w:color w:val="1B2430"/>
+                  <w:sz w:val="18"/>
+                </w:rPr>
+                <w:t xml:space="preserve">"Latvenergo" sāk piedāvāt interneta pakalpojumus sadarbībā ar "Tet" un "Bite Latvija"</w:t>
+              </w:r>
+            </w:hyperlink>
+            <w:r>
+              <w:rPr>
+                <w:b w:val="0"/>
+                <w:color w:val="667085"/>
+                <w:sz w:val="15"/>
+              </w:rPr>
+              <w:t xml:space="preserve">   BauskasDzive.lv  ·  dar 1 panašūs pranešimai</w:t>
             </w:r>
           </w:p>
         </w:tc>
@@ -7130,7 +7298,7 @@
             <w:pPr>
               <w:spacing w:before="0" w:after="0"/>
             </w:pPr>
-            <w:hyperlink r:id="rId39">
+            <w:hyperlink r:id="rId41">
               <w:r>
                 <w:rPr>
                   <w:color w:val="1B2430"/>
@@ -7214,7 +7382,7 @@
             <w:pPr>
               <w:spacing w:before="0" w:after="0"/>
             </w:pPr>
-            <w:hyperlink r:id="rId40">
+            <w:hyperlink r:id="rId42">
               <w:r>
                 <w:rPr>
                   <w:color w:val="1B2430"/>
@@ -7298,7 +7466,7 @@
             <w:pPr>
               <w:spacing w:before="0" w:after="0"/>
             </w:pPr>
-            <w:hyperlink r:id="rId41">
+            <w:hyperlink r:id="rId43">
               <w:r>
                 <w:rPr>
                   <w:color w:val="1B2430"/>
@@ -7382,7 +7550,7 @@
             <w:pPr>
               <w:spacing w:before="0" w:after="0"/>
             </w:pPr>
-            <w:hyperlink r:id="rId42">
+            <w:hyperlink r:id="rId44">
               <w:r>
                 <w:rPr>
                   <w:color w:val="1B2430"/>
@@ -7482,90 +7650,6 @@
                 <w:sz w:val="15"/>
               </w:rPr>
               <w:t xml:space="preserve">   NRA</w:t>
-            </w:r>
-          </w:p>
-        </w:tc>
-      </w:tr>
-      <w:tr>
-        <w:tc>
-          <w:tcPr>
-            <w:tcW w:type="dxa" w:w="1020"/>
-            <w:tcBorders>
-              <w:top w:val="nil"/>
-              <w:left w:val="nil"/>
-              <w:bottom w:val="single" w:sz="4" w:color="E3E8EE" w:space="0"/>
-              <w:right w:val="nil"/>
-            </w:tcBorders>
-          </w:tcPr>
-          <w:p>
-            <w:pPr>
-              <w:spacing w:before="0" w:after="0"/>
-            </w:pPr>
-            <w:r>
-              <w:rPr>
-                <w:b w:val="0"/>
-                <w:color w:val="1B2430"/>
-                <w:sz w:val="17"/>
-              </w:rPr>
-              <w:t>2026-10-13</w:t>
-            </w:r>
-          </w:p>
-        </w:tc>
-        <w:tc>
-          <w:tcPr>
-            <w:tcW w:type="dxa" w:w="1361"/>
-            <w:tcBorders>
-              <w:top w:val="nil"/>
-              <w:left w:val="nil"/>
-              <w:bottom w:val="single" w:sz="4" w:color="E3E8EE" w:space="0"/>
-              <w:right w:val="nil"/>
-            </w:tcBorders>
-          </w:tcPr>
-          <w:p>
-            <w:pPr>
-              <w:spacing w:before="0" w:after="0"/>
-            </w:pPr>
-            <w:r>
-              <w:rPr>
-                <w:b/>
-                <w:color w:val="5F6B7A"/>
-                <w:sz w:val="14"/>
-                <w:shd w:val="clear" w:color="auto" w:fill="F0F2F5"/>
-              </w:rPr>
-              <w:t xml:space="preserve"> KITA </w:t>
-            </w:r>
-          </w:p>
-        </w:tc>
-        <w:tc>
-          <w:tcPr>
-            <w:tcW w:type="dxa" w:w="7257"/>
-            <w:tcBorders>
-              <w:top w:val="nil"/>
-              <w:left w:val="nil"/>
-              <w:bottom w:val="single" w:sz="4" w:color="E3E8EE" w:space="0"/>
-              <w:right w:val="nil"/>
-            </w:tcBorders>
-          </w:tcPr>
-          <w:p>
-            <w:pPr>
-              <w:spacing w:before="0" w:after="0"/>
-            </w:pPr>
-            <w:hyperlink r:id="rId43">
-              <w:r>
-                <w:rPr>
-                  <w:color w:val="1B2430"/>
-                  <w:sz w:val="18"/>
-                </w:rPr>
-                <w:t xml:space="preserve">"Latvenergo" elektroauto uzlādes tīkla attīstībā sper nākamo soli</w:t>
-              </w:r>
-            </w:hyperlink>
-            <w:r>
-              <w:rPr>
-                <w:b w:val="0"/>
-                <w:color w:val="667085"/>
-                <w:sz w:val="15"/>
-              </w:rPr>
-              <w:t xml:space="preserve">   DELFI</w:t>
             </w:r>
           </w:p>
         </w:tc>
@@ -7816,7 +7900,7 @@
               </w:rPr>
               <w:t>SEB iškastinio kuro politika riboja anglį ir naftos bei dujų gavybą, ne dujinę gamybą</w:t>
             </w:r>
-            <w:hyperlink r:id="rId44">
+            <w:hyperlink r:id="rId45">
               <w:r>
                 <w:rPr>
                   <w:color w:val="2A78D6"/>
@@ -7962,7 +8046,7 @@
               </w:rPr>
               <w:t>Korupcijos ar etikos pažeidimų su reikšmingu poveikiu 2024–2025 m. – 0</w:t>
             </w:r>
-            <w:hyperlink r:id="rId45">
+            <w:hyperlink r:id="rId46">
               <w:r>
                 <w:rPr>
                   <w:color w:val="2A78D6"/>
@@ -8006,7 +8090,7 @@
               </w:rPr>
               <w:t>2020 m. pirkimų istorijoje KNAB baudžiamąją bylą nutraukė, pažeidimų nenustatyta</w:t>
             </w:r>
-            <w:hyperlink r:id="rId46">
+            <w:hyperlink r:id="rId47">
               <w:r>
                 <w:rPr>
                   <w:color w:val="2A78D6"/>
@@ -8124,7 +8208,7 @@
                 <w:color w:val="333333"/>
                 <w:sz w:val="18"/>
               </w:rPr>
-              <w:t>Nerasta EU, UN, US OFAC konsoliduotuose sankcijų sąrašuose (automatinė patikra 2026-10-26).</w:t>
+              <w:t>Nerasta EU, UN, US OFAC konsoliduotuose sankcijų sąrašuose (automatinė patikra 2026-10-27).</w:t>
             </w:r>
           </w:p>
           <w:p>
@@ -8165,7 +8249,7 @@
               </w:rPr>
               <w:t>OFAC sankcijų paieška</w:t>
             </w:r>
-            <w:hyperlink r:id="rId47">
+            <w:hyperlink r:id="rId48">
               <w:r>
                 <w:rPr>
                   <w:color w:val="2A78D6"/>
@@ -8201,7 +8285,7 @@
               </w:rPr>
               <w:t>ES sankcijų žemėlapis</w:t>
             </w:r>
-            <w:hyperlink r:id="rId48">
+            <w:hyperlink r:id="rId49">
               <w:r>
                 <w:rPr>
                   <w:color w:val="2A78D6"/>
@@ -8363,7 +8447,7 @@
                 <w:color w:val="333333"/>
                 <w:sz w:val="18"/>
               </w:rPr>
-              <w:t>Naujienų suvestinė 2026-07-28 – 2026-10-26: 9 pranešimų, iš jų su neigiamu žodžiu antraštėje – 0 (plačiau – skiltyje „Ką rašo spauda“).</w:t>
+              <w:t>Naujienų suvestinė 2026-07-29 – 2026-10-27: 12 pranešimų, iš jų su neigiamu žodžiu antraštėje – 0 (plačiau – skiltyje „Ką rašo spauda“).</w:t>
             </w:r>
           </w:p>
         </w:tc>
@@ -8545,7 +8629,7 @@
               </w:rPr>
               <w:t>S&amp;P Global CSA – 54 balai, tarp 30 % geriausių pasaulio elektros įmonių</w:t>
             </w:r>
-            <w:hyperlink r:id="rId49">
+            <w:hyperlink r:id="rId50">
               <w:r>
                 <w:rPr>
                   <w:color w:val="2A78D6"/>
@@ -8796,7 +8880,7 @@
               </w:rPr>
               <w:t>Tikslas – klimato neutralumas iki 2050 m., neutrali elektros gamyba iki 2040 m.</w:t>
             </w:r>
-            <w:hyperlink r:id="rId50">
+            <w:hyperlink r:id="rId51">
               <w:r>
                 <w:rPr>
                   <w:color w:val="2A78D6"/>
@@ -8840,7 +8924,7 @@
               </w:rPr>
               <w:t>Su ES taksonomija suderintos investicijos – 97 % (tikslas ≥80 %)</w:t>
             </w:r>
-            <w:hyperlink r:id="rId45">
+            <w:hyperlink r:id="rId46">
               <w:r>
                 <w:rPr>
                   <w:color w:val="2A78D6"/>
@@ -8986,7 +9070,7 @@
               </w:rPr>
               <w:t>Rimtų nelaimingų atsitikimų ir didelių taršos atvejų 2024–2025 m. – 0</w:t>
             </w:r>
-            <w:hyperlink r:id="rId51">
+            <w:hyperlink r:id="rId52">
               <w:r>
                 <w:rPr>
                   <w:color w:val="2A78D6"/>
@@ -9119,7 +9203,7 @@
               </w:rPr>
               <w:t>Investicijų politika</w:t>
             </w:r>
-            <w:hyperlink r:id="rId52">
+            <w:hyperlink r:id="rId53">
               <w:r>
                 <w:rPr>
                   <w:color w:val="2A78D6"/>
@@ -9137,7 +9221,7 @@
               </w:rPr>
               <w:t>, elektros ir atsinaujinančios energetikos politika</w:t>
             </w:r>
-            <w:hyperlink r:id="rId52">
+            <w:hyperlink r:id="rId53">
               <w:r>
                 <w:rPr>
                   <w:color w:val="2A78D6"/>
@@ -9155,7 +9239,7 @@
               </w:rPr>
               <w:t xml:space="preserve"> ir iškastinio kuro politika dėl dujinių elektrinių</w:t>
             </w:r>
-            <w:hyperlink r:id="rId44">
+            <w:hyperlink r:id="rId45">
               <w:r>
                 <w:rPr>
                   <w:color w:val="2A78D6"/>
@@ -9248,7 +9332,7 @@
               </w:rPr>
               <w:t>2024 m. visų apimčių emisijos nepriklausomai patikrintos</w:t>
             </w:r>
-            <w:hyperlink r:id="rId53">
+            <w:hyperlink r:id="rId54">
               <w:r>
                 <w:rPr>
                   <w:color w:val="2A78D6"/>
@@ -9284,7 +9368,7 @@
               </w:rPr>
               <w:t>ISO 50001 energijos valdymas</w:t>
             </w:r>
-            <w:hyperlink r:id="rId54">
+            <w:hyperlink r:id="rId55">
               <w:r>
                 <w:rPr>
                   <w:color w:val="2A78D6"/>
@@ -9320,7 +9404,7 @@
               </w:rPr>
               <w:t>Korupcijos atvejų – 0, sukčiavimo rizikos valdymo planas</w:t>
             </w:r>
-            <w:hyperlink r:id="rId45">
+            <w:hyperlink r:id="rId46">
               <w:r>
                 <w:rPr>
                   <w:color w:val="2A78D6"/>
@@ -9719,7 +9803,7 @@
               </w:rPr>
               <w:t>Taksonomiją atitinkančios investicijos 97 %</w:t>
             </w:r>
-            <w:hyperlink r:id="rId45">
+            <w:hyperlink r:id="rId46">
               <w:r>
                 <w:rPr>
                   <w:color w:val="2A78D6"/>
@@ -10704,7 +10788,7 @@
         <w:t>32.</w:t>
         <w:tab/>
       </w:r>
-      <w:hyperlink r:id="rId44">
+      <w:hyperlink r:id="rId45">
         <w:r>
           <w:rPr>
             <w:color w:val="2A78D6"/>
@@ -10731,7 +10815,7 @@
         <w:t>33.</w:t>
         <w:tab/>
       </w:r>
-      <w:hyperlink r:id="rId45">
+      <w:hyperlink r:id="rId46">
         <w:r>
           <w:rPr>
             <w:color w:val="2A78D6"/>
@@ -10758,7 +10842,7 @@
         <w:t>34.</w:t>
         <w:tab/>
       </w:r>
-      <w:hyperlink r:id="rId46">
+      <w:hyperlink r:id="rId47">
         <w:r>
           <w:rPr>
             <w:color w:val="2A78D6"/>
@@ -10785,7 +10869,7 @@
         <w:t>35.</w:t>
         <w:tab/>
       </w:r>
-      <w:hyperlink r:id="rId47">
+      <w:hyperlink r:id="rId48">
         <w:r>
           <w:rPr>
             <w:color w:val="2A78D6"/>
@@ -10812,7 +10896,7 @@
         <w:t>36.</w:t>
         <w:tab/>
       </w:r>
-      <w:hyperlink r:id="rId48">
+      <w:hyperlink r:id="rId49">
         <w:r>
           <w:rPr>
             <w:color w:val="2A78D6"/>
@@ -10839,7 +10923,7 @@
         <w:t>37.</w:t>
         <w:tab/>
       </w:r>
-      <w:hyperlink r:id="rId49">
+      <w:hyperlink r:id="rId50">
         <w:r>
           <w:rPr>
             <w:color w:val="2A78D6"/>
@@ -10866,7 +10950,7 @@
         <w:t>38.</w:t>
         <w:tab/>
       </w:r>
-      <w:hyperlink r:id="rId50">
+      <w:hyperlink r:id="rId51">
         <w:r>
           <w:rPr>
             <w:color w:val="2A78D6"/>
@@ -10893,7 +10977,7 @@
         <w:t>39.</w:t>
         <w:tab/>
       </w:r>
-      <w:hyperlink r:id="rId45">
+      <w:hyperlink r:id="rId46">
         <w:r>
           <w:rPr>
             <w:color w:val="2A78D6"/>
@@ -10920,7 +11004,7 @@
         <w:t>40.</w:t>
         <w:tab/>
       </w:r>
-      <w:hyperlink r:id="rId51">
+      <w:hyperlink r:id="rId52">
         <w:r>
           <w:rPr>
             <w:color w:val="2A78D6"/>
@@ -10947,7 +11031,7 @@
         <w:t>41.</w:t>
         <w:tab/>
       </w:r>
-      <w:hyperlink r:id="rId52">
+      <w:hyperlink r:id="rId53">
         <w:r>
           <w:rPr>
             <w:color w:val="2A78D6"/>
@@ -10974,7 +11058,7 @@
         <w:t>42.</w:t>
         <w:tab/>
       </w:r>
-      <w:hyperlink r:id="rId52">
+      <w:hyperlink r:id="rId53">
         <w:r>
           <w:rPr>
             <w:color w:val="2A78D6"/>
@@ -11001,7 +11085,7 @@
         <w:t>43.</w:t>
         <w:tab/>
       </w:r>
-      <w:hyperlink r:id="rId44">
+      <w:hyperlink r:id="rId45">
         <w:r>
           <w:rPr>
             <w:color w:val="2A78D6"/>
@@ -11028,7 +11112,7 @@
         <w:t>44.</w:t>
         <w:tab/>
       </w:r>
-      <w:hyperlink r:id="rId53">
+      <w:hyperlink r:id="rId54">
         <w:r>
           <w:rPr>
             <w:color w:val="2A78D6"/>
@@ -11055,7 +11139,7 @@
         <w:t>45.</w:t>
         <w:tab/>
       </w:r>
-      <w:hyperlink r:id="rId54">
+      <w:hyperlink r:id="rId55">
         <w:r>
           <w:rPr>
             <w:color w:val="2A78D6"/>
@@ -11082,7 +11166,7 @@
         <w:t>46.</w:t>
         <w:tab/>
       </w:r>
-      <w:hyperlink r:id="rId45">
+      <w:hyperlink r:id="rId46">
         <w:r>
           <w:rPr>
             <w:color w:val="2A78D6"/>

--- a/docs/files/latvenergo/latvenergo_6M2026_lt.docx
+++ b/docs/files/latvenergo/latvenergo_6M2026_lt.docx
@@ -6786,7 +6786,7 @@
           <w:color w:val="667085"/>
           <w:sz w:val="18"/>
         </w:rPr>
-        <w:t>Automatinė naujienų paieška (Google News, LV), 2026-07-29 – 2026-10-27: 12 pranešimų.</w:t>
+        <w:t>Automatinė naujienų paieška (Google News, LV), 2026-07-30 – 2026-10-28: 14 pranešimų.</w:t>
       </w:r>
     </w:p>
     <w:tbl>
@@ -6835,6 +6835,90 @@
                 <w:color w:val="1B2430"/>
                 <w:sz w:val="17"/>
               </w:rPr>
+              <w:t>2026-10-27</w:t>
+            </w:r>
+          </w:p>
+        </w:tc>
+        <w:tc>
+          <w:tcPr>
+            <w:tcW w:type="dxa" w:w="1361"/>
+            <w:tcBorders>
+              <w:top w:val="nil"/>
+              <w:left w:val="nil"/>
+              <w:bottom w:val="single" w:sz="4" w:color="E3E8EE" w:space="0"/>
+              <w:right w:val="nil"/>
+            </w:tcBorders>
+          </w:tcPr>
+          <w:p>
+            <w:pPr>
+              <w:spacing w:before="0" w:after="0"/>
+            </w:pPr>
+            <w:r>
+              <w:rPr>
+                <w:b/>
+                <w:color w:val="9A6400"/>
+                <w:sz w:val="14"/>
+                <w:shd w:val="clear" w:color="auto" w:fill="FDF1D8"/>
+              </w:rPr>
+              <w:t xml:space="preserve"> SANDORIS </w:t>
+            </w:r>
+          </w:p>
+        </w:tc>
+        <w:tc>
+          <w:tcPr>
+            <w:tcW w:type="dxa" w:w="7257"/>
+            <w:tcBorders>
+              <w:top w:val="nil"/>
+              <w:left w:val="nil"/>
+              <w:bottom w:val="single" w:sz="4" w:color="E3E8EE" w:space="0"/>
+              <w:right w:val="nil"/>
+            </w:tcBorders>
+          </w:tcPr>
+          <w:p>
+            <w:pPr>
+              <w:spacing w:before="0" w:after="0"/>
+            </w:pPr>
+            <w:hyperlink r:id="rId38">
+              <w:r>
+                <w:rPr>
+                  <w:color w:val="1B2430"/>
+                  <w:sz w:val="18"/>
+                </w:rPr>
+                <w:t xml:space="preserve">"Latvenergo" un "Rīgas siltums" vienojušies par siltumenerģijas piegādi par samazinātu cenu apkures sezonā</w:t>
+              </w:r>
+            </w:hyperlink>
+            <w:r>
+              <w:rPr>
+                <w:b w:val="0"/>
+                <w:color w:val="667085"/>
+                <w:sz w:val="15"/>
+              </w:rPr>
+              <w:t xml:space="preserve">   1188.lv</w:t>
+            </w:r>
+          </w:p>
+        </w:tc>
+      </w:tr>
+      <w:tr>
+        <w:tc>
+          <w:tcPr>
+            <w:tcW w:type="dxa" w:w="1020"/>
+            <w:tcBorders>
+              <w:top w:val="nil"/>
+              <w:left w:val="nil"/>
+              <w:bottom w:val="single" w:sz="4" w:color="E3E8EE" w:space="0"/>
+              <w:right w:val="nil"/>
+            </w:tcBorders>
+          </w:tcPr>
+          <w:p>
+            <w:pPr>
+              <w:spacing w:before="0" w:after="0"/>
+            </w:pPr>
+            <w:r>
+              <w:rPr>
+                <w:b w:val="0"/>
+                <w:color w:val="1B2430"/>
+                <w:sz w:val="17"/>
+              </w:rPr>
               <w:t>2026-10-05</w:t>
             </w:r>
           </w:p>
@@ -6962,7 +7046,7 @@
             <w:pPr>
               <w:spacing w:before="0" w:after="0"/>
             </w:pPr>
-            <w:hyperlink r:id="rId38">
+            <w:hyperlink r:id="rId39">
               <w:r>
                 <w:rPr>
                   <w:color w:val="1B2430"/>
@@ -7004,90 +7088,6 @@
                 <w:sz w:val="17"/>
               </w:rPr>
               <w:t>2026-10-27</w:t>
-            </w:r>
-          </w:p>
-        </w:tc>
-        <w:tc>
-          <w:tcPr>
-            <w:tcW w:type="dxa" w:w="1361"/>
-            <w:tcBorders>
-              <w:top w:val="nil"/>
-              <w:left w:val="nil"/>
-              <w:bottom w:val="single" w:sz="4" w:color="E3E8EE" w:space="0"/>
-              <w:right w:val="nil"/>
-            </w:tcBorders>
-          </w:tcPr>
-          <w:p>
-            <w:pPr>
-              <w:spacing w:before="0" w:after="0"/>
-            </w:pPr>
-            <w:r>
-              <w:rPr>
-                <w:b/>
-                <w:color w:val="5F6B7A"/>
-                <w:sz w:val="14"/>
-                <w:shd w:val="clear" w:color="auto" w:fill="F0F2F5"/>
-              </w:rPr>
-              <w:t xml:space="preserve"> KITA </w:t>
-            </w:r>
-          </w:p>
-        </w:tc>
-        <w:tc>
-          <w:tcPr>
-            <w:tcW w:type="dxa" w:w="7257"/>
-            <w:tcBorders>
-              <w:top w:val="nil"/>
-              <w:left w:val="nil"/>
-              <w:bottom w:val="single" w:sz="4" w:color="E3E8EE" w:space="0"/>
-              <w:right w:val="nil"/>
-            </w:tcBorders>
-          </w:tcPr>
-          <w:p>
-            <w:pPr>
-              <w:spacing w:before="0" w:after="0"/>
-            </w:pPr>
-            <w:hyperlink r:id="rId39">
-              <w:r>
-                <w:rPr>
-                  <w:color w:val="1B2430"/>
-                  <w:sz w:val="18"/>
-                </w:rPr>
-                <w:t xml:space="preserve">Internets no Latvenergo: ko piedāvā jaunā sadarbība ar Tet un Biti</w:t>
-              </w:r>
-            </w:hyperlink>
-            <w:r>
-              <w:rPr>
-                <w:b w:val="0"/>
-                <w:color w:val="667085"/>
-                <w:sz w:val="15"/>
-              </w:rPr>
-              <w:t xml:space="preserve">   Dzentlmenis.lv</w:t>
-            </w:r>
-          </w:p>
-        </w:tc>
-      </w:tr>
-      <w:tr>
-        <w:tc>
-          <w:tcPr>
-            <w:tcW w:type="dxa" w:w="1020"/>
-            <w:tcBorders>
-              <w:top w:val="nil"/>
-              <w:left w:val="nil"/>
-              <w:bottom w:val="single" w:sz="4" w:color="E3E8EE" w:space="0"/>
-              <w:right w:val="nil"/>
-            </w:tcBorders>
-          </w:tcPr>
-          <w:p>
-            <w:pPr>
-              <w:spacing w:before="0" w:after="0"/>
-            </w:pPr>
-            <w:r>
-              <w:rPr>
-                <w:b w:val="0"/>
-                <w:color w:val="1B2430"/>
-                <w:sz w:val="17"/>
-              </w:rPr>
-              <w:t>2026-10-26</w:t>
             </w:r>
           </w:p>
         </w:tc>
@@ -7136,6 +7136,90 @@
                   <w:color w:val="1B2430"/>
                   <w:sz w:val="18"/>
                 </w:rPr>
+                <w:t xml:space="preserve">Internets no Latvenergo: ko piedāvā jaunā sadarbība ar Tet un Biti</w:t>
+              </w:r>
+            </w:hyperlink>
+            <w:r>
+              <w:rPr>
+                <w:b w:val="0"/>
+                <w:color w:val="667085"/>
+                <w:sz w:val="15"/>
+              </w:rPr>
+              <w:t xml:space="preserve">   Dzentlmenis.lv</w:t>
+            </w:r>
+          </w:p>
+        </w:tc>
+      </w:tr>
+      <w:tr>
+        <w:tc>
+          <w:tcPr>
+            <w:tcW w:type="dxa" w:w="1020"/>
+            <w:tcBorders>
+              <w:top w:val="nil"/>
+              <w:left w:val="nil"/>
+              <w:bottom w:val="single" w:sz="4" w:color="E3E8EE" w:space="0"/>
+              <w:right w:val="nil"/>
+            </w:tcBorders>
+          </w:tcPr>
+          <w:p>
+            <w:pPr>
+              <w:spacing w:before="0" w:after="0"/>
+            </w:pPr>
+            <w:r>
+              <w:rPr>
+                <w:b w:val="0"/>
+                <w:color w:val="1B2430"/>
+                <w:sz w:val="17"/>
+              </w:rPr>
+              <w:t>2026-10-26</w:t>
+            </w:r>
+          </w:p>
+        </w:tc>
+        <w:tc>
+          <w:tcPr>
+            <w:tcW w:type="dxa" w:w="1361"/>
+            <w:tcBorders>
+              <w:top w:val="nil"/>
+              <w:left w:val="nil"/>
+              <w:bottom w:val="single" w:sz="4" w:color="E3E8EE" w:space="0"/>
+              <w:right w:val="nil"/>
+            </w:tcBorders>
+          </w:tcPr>
+          <w:p>
+            <w:pPr>
+              <w:spacing w:before="0" w:after="0"/>
+            </w:pPr>
+            <w:r>
+              <w:rPr>
+                <w:b/>
+                <w:color w:val="5F6B7A"/>
+                <w:sz w:val="14"/>
+                <w:shd w:val="clear" w:color="auto" w:fill="F0F2F5"/>
+              </w:rPr>
+              <w:t xml:space="preserve"> KITA </w:t>
+            </w:r>
+          </w:p>
+        </w:tc>
+        <w:tc>
+          <w:tcPr>
+            <w:tcW w:type="dxa" w:w="7257"/>
+            <w:tcBorders>
+              <w:top w:val="nil"/>
+              <w:left w:val="nil"/>
+              <w:bottom w:val="single" w:sz="4" w:color="E3E8EE" w:space="0"/>
+              <w:right w:val="nil"/>
+            </w:tcBorders>
+          </w:tcPr>
+          <w:p>
+            <w:pPr>
+              <w:spacing w:before="0" w:after="0"/>
+            </w:pPr>
+            <w:hyperlink r:id="rId41">
+              <w:r>
+                <w:rPr>
+                  <w:color w:val="1B2430"/>
+                  <w:sz w:val="18"/>
+                </w:rPr>
                 <w:t xml:space="preserve">"Latvenergo" sāk piedāvāt interneta pakalpojumus sadarbībā ar "Tet" un "Bite Latvija"</w:t>
               </w:r>
             </w:hyperlink>
@@ -7145,7 +7229,7 @@
                 <w:color w:val="667085"/>
                 <w:sz w:val="15"/>
               </w:rPr>
-              <w:t xml:space="preserve">   BauskasDzive.lv  ·  dar 1 panašūs pranešimai</w:t>
+              <w:t xml:space="preserve">   BauskasDzive.lv  ·  dar 2 panašūs pranešimai</w:t>
             </w:r>
           </w:p>
         </w:tc>
@@ -7298,7 +7382,7 @@
             <w:pPr>
               <w:spacing w:before="0" w:after="0"/>
             </w:pPr>
-            <w:hyperlink r:id="rId41">
+            <w:hyperlink r:id="rId42">
               <w:r>
                 <w:rPr>
                   <w:color w:val="1B2430"/>
@@ -7340,90 +7424,6 @@
                 <w:sz w:val="17"/>
               </w:rPr>
               <w:t>2026-10-15</w:t>
-            </w:r>
-          </w:p>
-        </w:tc>
-        <w:tc>
-          <w:tcPr>
-            <w:tcW w:type="dxa" w:w="1361"/>
-            <w:tcBorders>
-              <w:top w:val="nil"/>
-              <w:left w:val="nil"/>
-              <w:bottom w:val="single" w:sz="4" w:color="E3E8EE" w:space="0"/>
-              <w:right w:val="nil"/>
-            </w:tcBorders>
-          </w:tcPr>
-          <w:p>
-            <w:pPr>
-              <w:spacing w:before="0" w:after="0"/>
-            </w:pPr>
-            <w:r>
-              <w:rPr>
-                <w:b/>
-                <w:color w:val="5F6B7A"/>
-                <w:sz w:val="14"/>
-                <w:shd w:val="clear" w:color="auto" w:fill="F0F2F5"/>
-              </w:rPr>
-              <w:t xml:space="preserve"> KITA </w:t>
-            </w:r>
-          </w:p>
-        </w:tc>
-        <w:tc>
-          <w:tcPr>
-            <w:tcW w:type="dxa" w:w="7257"/>
-            <w:tcBorders>
-              <w:top w:val="nil"/>
-              <w:left w:val="nil"/>
-              <w:bottom w:val="single" w:sz="4" w:color="E3E8EE" w:space="0"/>
-              <w:right w:val="nil"/>
-            </w:tcBorders>
-          </w:tcPr>
-          <w:p>
-            <w:pPr>
-              <w:spacing w:before="0" w:after="0"/>
-            </w:pPr>
-            <w:hyperlink r:id="rId42">
-              <w:r>
-                <w:rPr>
-                  <w:color w:val="1B2430"/>
-                  <w:sz w:val="18"/>
-                </w:rPr>
-                <w:t xml:space="preserve">Piecu gadu laikā dubultojusies Latvenergo vērtība</w:t>
-              </w:r>
-            </w:hyperlink>
-            <w:r>
-              <w:rPr>
-                <w:b w:val="0"/>
-                <w:color w:val="667085"/>
-                <w:sz w:val="15"/>
-              </w:rPr>
-              <w:t xml:space="preserve">   Investoru Klubs</w:t>
-            </w:r>
-          </w:p>
-        </w:tc>
-      </w:tr>
-      <w:tr>
-        <w:tc>
-          <w:tcPr>
-            <w:tcW w:type="dxa" w:w="1020"/>
-            <w:tcBorders>
-              <w:top w:val="nil"/>
-              <w:left w:val="nil"/>
-              <w:bottom w:val="single" w:sz="4" w:color="E3E8EE" w:space="0"/>
-              <w:right w:val="nil"/>
-            </w:tcBorders>
-          </w:tcPr>
-          <w:p>
-            <w:pPr>
-              <w:spacing w:before="0" w:after="0"/>
-            </w:pPr>
-            <w:r>
-              <w:rPr>
-                <w:b w:val="0"/>
-                <w:color w:val="1B2430"/>
-                <w:sz w:val="17"/>
-              </w:rPr>
-              <w:t>2026-10-14</w:t>
             </w:r>
           </w:p>
         </w:tc>
@@ -7472,7 +7472,7 @@
                   <w:color w:val="1B2430"/>
                   <w:sz w:val="18"/>
                 </w:rPr>
-                <w:t xml:space="preserve">Latvenergo : Dabasgāzes cenas sasniedz augstāko līmeni gandrīz četru gadu laikā</w:t>
+                <w:t xml:space="preserve">Piecu gadu laikā dubultojusies Latvenergo vērtība</w:t>
               </w:r>
             </w:hyperlink>
             <w:r>
@@ -7481,7 +7481,7 @@
                 <w:color w:val="667085"/>
                 <w:sz w:val="15"/>
               </w:rPr>
-              <w:t xml:space="preserve">   Diena</w:t>
+              <w:t xml:space="preserve">   Investoru Klubs</w:t>
             </w:r>
           </w:p>
         </w:tc>
@@ -7556,7 +7556,7 @@
                   <w:color w:val="1B2430"/>
                   <w:sz w:val="18"/>
                 </w:rPr>
-                <w:t xml:space="preserve">Tik dārga gāze nav bijusi gadiem: "Latvenergo" analītiķe brīdina par saspringtu situāciju pirms apkures sezonas</w:t>
+                <w:t xml:space="preserve">Latvenergo : Dabasgāzes cenas sasniedz augstāko līmeni gandrīz četru gadu laikā</w:t>
               </w:r>
             </w:hyperlink>
             <w:r>
@@ -7565,7 +7565,7 @@
                 <w:color w:val="667085"/>
                 <w:sz w:val="15"/>
               </w:rPr>
-              <w:t xml:space="preserve">   Dzentlmenis.lv</w:t>
+              <w:t xml:space="preserve">   Diena</w:t>
             </w:r>
           </w:p>
         </w:tc>
@@ -7634,13 +7634,13 @@
             <w:pPr>
               <w:spacing w:before="0" w:after="0"/>
             </w:pPr>
-            <w:hyperlink r:id="rId37">
+            <w:hyperlink r:id="rId45">
               <w:r>
                 <w:rPr>
                   <w:color w:val="1B2430"/>
                   <w:sz w:val="18"/>
                 </w:rPr>
-                <w:t xml:space="preserve">"Latvenergo": tik dārga dabasgāze nav bijusi gadiem ilgi</w:t>
+                <w:t xml:space="preserve">Tik dārga gāze nav bijusi gadiem: "Latvenergo" analītiķe brīdina par saspringtu situāciju pirms apkures sezonas</w:t>
               </w:r>
             </w:hyperlink>
             <w:r>
@@ -7649,7 +7649,7 @@
                 <w:color w:val="667085"/>
                 <w:sz w:val="15"/>
               </w:rPr>
-              <w:t xml:space="preserve">   NRA</w:t>
+              <w:t xml:space="preserve">   Dzentlmenis.lv</w:t>
             </w:r>
           </w:p>
         </w:tc>
@@ -7900,7 +7900,7 @@
               </w:rPr>
               <w:t>SEB iškastinio kuro politika riboja anglį ir naftos bei dujų gavybą, ne dujinę gamybą</w:t>
             </w:r>
-            <w:hyperlink r:id="rId45">
+            <w:hyperlink r:id="rId46">
               <w:r>
                 <w:rPr>
                   <w:color w:val="2A78D6"/>
@@ -8046,7 +8046,7 @@
               </w:rPr>
               <w:t>Korupcijos ar etikos pažeidimų su reikšmingu poveikiu 2024–2025 m. – 0</w:t>
             </w:r>
-            <w:hyperlink r:id="rId46">
+            <w:hyperlink r:id="rId47">
               <w:r>
                 <w:rPr>
                   <w:color w:val="2A78D6"/>
@@ -8090,7 +8090,7 @@
               </w:rPr>
               <w:t>2020 m. pirkimų istorijoje KNAB baudžiamąją bylą nutraukė, pažeidimų nenustatyta</w:t>
             </w:r>
-            <w:hyperlink r:id="rId47">
+            <w:hyperlink r:id="rId48">
               <w:r>
                 <w:rPr>
                   <w:color w:val="2A78D6"/>
@@ -8208,7 +8208,7 @@
                 <w:color w:val="333333"/>
                 <w:sz w:val="18"/>
               </w:rPr>
-              <w:t>Nerasta EU, UN, US OFAC konsoliduotuose sankcijų sąrašuose (automatinė patikra 2026-10-27).</w:t>
+              <w:t>Nerasta EU, UN, US OFAC konsoliduotuose sankcijų sąrašuose (automatinė patikra 2026-10-28).</w:t>
             </w:r>
           </w:p>
           <w:p>
@@ -8249,7 +8249,7 @@
               </w:rPr>
               <w:t>OFAC sankcijų paieška</w:t>
             </w:r>
-            <w:hyperlink r:id="rId48">
+            <w:hyperlink r:id="rId49">
               <w:r>
                 <w:rPr>
                   <w:color w:val="2A78D6"/>
@@ -8285,7 +8285,7 @@
               </w:rPr>
               <w:t>ES sankcijų žemėlapis</w:t>
             </w:r>
-            <w:hyperlink r:id="rId49">
+            <w:hyperlink r:id="rId50">
               <w:r>
                 <w:rPr>
                   <w:color w:val="2A78D6"/>
@@ -8447,7 +8447,7 @@
                 <w:color w:val="333333"/>
                 <w:sz w:val="18"/>
               </w:rPr>
-              <w:t>Naujienų suvestinė 2026-07-29 – 2026-10-27: 12 pranešimų, iš jų su neigiamu žodžiu antraštėje – 0 (plačiau – skiltyje „Ką rašo spauda“).</w:t>
+              <w:t>Naujienų suvestinė 2026-07-30 – 2026-10-28: 14 pranešimų, iš jų su neigiamu žodžiu antraštėje – 0 (plačiau – skiltyje „Ką rašo spauda“).</w:t>
             </w:r>
           </w:p>
         </w:tc>
@@ -8629,7 +8629,7 @@
               </w:rPr>
               <w:t>S&amp;P Global CSA – 54 balai, tarp 30 % geriausių pasaulio elektros įmonių</w:t>
             </w:r>
-            <w:hyperlink r:id="rId50">
+            <w:hyperlink r:id="rId51">
               <w:r>
                 <w:rPr>
                   <w:color w:val="2A78D6"/>
@@ -8880,7 +8880,7 @@
               </w:rPr>
               <w:t>Tikslas – klimato neutralumas iki 2050 m., neutrali elektros gamyba iki 2040 m.</w:t>
             </w:r>
-            <w:hyperlink r:id="rId51">
+            <w:hyperlink r:id="rId52">
               <w:r>
                 <w:rPr>
                   <w:color w:val="2A78D6"/>
@@ -8924,7 +8924,7 @@
               </w:rPr>
               <w:t>Su ES taksonomija suderintos investicijos – 97 % (tikslas ≥80 %)</w:t>
             </w:r>
-            <w:hyperlink r:id="rId46">
+            <w:hyperlink r:id="rId47">
               <w:r>
                 <w:rPr>
                   <w:color w:val="2A78D6"/>
@@ -9070,7 +9070,7 @@
               </w:rPr>
               <w:t>Rimtų nelaimingų atsitikimų ir didelių taršos atvejų 2024–2025 m. – 0</w:t>
             </w:r>
-            <w:hyperlink r:id="rId52">
+            <w:hyperlink r:id="rId53">
               <w:r>
                 <w:rPr>
                   <w:color w:val="2A78D6"/>
@@ -9203,7 +9203,7 @@
               </w:rPr>
               <w:t>Investicijų politika</w:t>
             </w:r>
-            <w:hyperlink r:id="rId53">
+            <w:hyperlink r:id="rId54">
               <w:r>
                 <w:rPr>
                   <w:color w:val="2A78D6"/>
@@ -9221,7 +9221,7 @@
               </w:rPr>
               <w:t>, elektros ir atsinaujinančios energetikos politika</w:t>
             </w:r>
-            <w:hyperlink r:id="rId53">
+            <w:hyperlink r:id="rId54">
               <w:r>
                 <w:rPr>
                   <w:color w:val="2A78D6"/>
@@ -9239,7 +9239,7 @@
               </w:rPr>
               <w:t xml:space="preserve"> ir iškastinio kuro politika dėl dujinių elektrinių</w:t>
             </w:r>
-            <w:hyperlink r:id="rId45">
+            <w:hyperlink r:id="rId46">
               <w:r>
                 <w:rPr>
                   <w:color w:val="2A78D6"/>
@@ -9332,7 +9332,7 @@
               </w:rPr>
               <w:t>2024 m. visų apimčių emisijos nepriklausomai patikrintos</w:t>
             </w:r>
-            <w:hyperlink r:id="rId54">
+            <w:hyperlink r:id="rId55">
               <w:r>
                 <w:rPr>
                   <w:color w:val="2A78D6"/>
@@ -9368,7 +9368,7 @@
               </w:rPr>
               <w:t>ISO 50001 energijos valdymas</w:t>
             </w:r>
-            <w:hyperlink r:id="rId55">
+            <w:hyperlink r:id="rId56">
               <w:r>
                 <w:rPr>
                   <w:color w:val="2A78D6"/>
@@ -9404,7 +9404,7 @@
               </w:rPr>
               <w:t>Korupcijos atvejų – 0, sukčiavimo rizikos valdymo planas</w:t>
             </w:r>
-            <w:hyperlink r:id="rId46">
+            <w:hyperlink r:id="rId47">
               <w:r>
                 <w:rPr>
                   <w:color w:val="2A78D6"/>
@@ -9803,7 +9803,7 @@
               </w:rPr>
               <w:t>Taksonomiją atitinkančios investicijos 97 %</w:t>
             </w:r>
-            <w:hyperlink r:id="rId46">
+            <w:hyperlink r:id="rId47">
               <w:r>
                 <w:rPr>
                   <w:color w:val="2A78D6"/>
@@ -10788,7 +10788,7 @@
         <w:t>32.</w:t>
         <w:tab/>
       </w:r>
-      <w:hyperlink r:id="rId45">
+      <w:hyperlink r:id="rId46">
         <w:r>
           <w:rPr>
             <w:color w:val="2A78D6"/>
@@ -10815,7 +10815,7 @@
         <w:t>33.</w:t>
         <w:tab/>
       </w:r>
-      <w:hyperlink r:id="rId46">
+      <w:hyperlink r:id="rId47">
         <w:r>
           <w:rPr>
             <w:color w:val="2A78D6"/>
@@ -10842,7 +10842,7 @@
         <w:t>34.</w:t>
         <w:tab/>
       </w:r>
-      <w:hyperlink r:id="rId47">
+      <w:hyperlink r:id="rId48">
         <w:r>
           <w:rPr>
             <w:color w:val="2A78D6"/>
@@ -10869,7 +10869,7 @@
         <w:t>35.</w:t>
         <w:tab/>
       </w:r>
-      <w:hyperlink r:id="rId48">
+      <w:hyperlink r:id="rId49">
         <w:r>
           <w:rPr>
             <w:color w:val="2A78D6"/>
@@ -10896,7 +10896,7 @@
         <w:t>36.</w:t>
         <w:tab/>
       </w:r>
-      <w:hyperlink r:id="rId49">
+      <w:hyperlink r:id="rId50">
         <w:r>
           <w:rPr>
             <w:color w:val="2A78D6"/>
@@ -10923,7 +10923,7 @@
         <w:t>37.</w:t>
         <w:tab/>
       </w:r>
-      <w:hyperlink r:id="rId50">
+      <w:hyperlink r:id="rId51">
         <w:r>
           <w:rPr>
             <w:color w:val="2A78D6"/>
@@ -10950,7 +10950,7 @@
         <w:t>38.</w:t>
         <w:tab/>
       </w:r>
-      <w:hyperlink r:id="rId51">
+      <w:hyperlink r:id="rId52">
         <w:r>
           <w:rPr>
             <w:color w:val="2A78D6"/>
@@ -10977,7 +10977,7 @@
         <w:t>39.</w:t>
         <w:tab/>
       </w:r>
-      <w:hyperlink r:id="rId46">
+      <w:hyperlink r:id="rId47">
         <w:r>
           <w:rPr>
             <w:color w:val="2A78D6"/>
@@ -11004,7 +11004,7 @@
         <w:t>40.</w:t>
         <w:tab/>
       </w:r>
-      <w:hyperlink r:id="rId52">
+      <w:hyperlink r:id="rId53">
         <w:r>
           <w:rPr>
             <w:color w:val="2A78D6"/>
@@ -11031,7 +11031,7 @@
         <w:t>41.</w:t>
         <w:tab/>
       </w:r>
-      <w:hyperlink r:id="rId53">
+      <w:hyperlink r:id="rId54">
         <w:r>
           <w:rPr>
             <w:color w:val="2A78D6"/>
@@ -11058,7 +11058,7 @@
         <w:t>42.</w:t>
         <w:tab/>
       </w:r>
-      <w:hyperlink r:id="rId53">
+      <w:hyperlink r:id="rId54">
         <w:r>
           <w:rPr>
             <w:color w:val="2A78D6"/>
@@ -11085,7 +11085,7 @@
         <w:t>43.</w:t>
         <w:tab/>
       </w:r>
-      <w:hyperlink r:id="rId45">
+      <w:hyperlink r:id="rId46">
         <w:r>
           <w:rPr>
             <w:color w:val="2A78D6"/>
@@ -11112,7 +11112,7 @@
         <w:t>44.</w:t>
         <w:tab/>
       </w:r>
-      <w:hyperlink r:id="rId54">
+      <w:hyperlink r:id="rId55">
         <w:r>
           <w:rPr>
             <w:color w:val="2A78D6"/>
@@ -11139,7 +11139,7 @@
         <w:t>45.</w:t>
         <w:tab/>
       </w:r>
-      <w:hyperlink r:id="rId55">
+      <w:hyperlink r:id="rId56">
         <w:r>
           <w:rPr>
             <w:color w:val="2A78D6"/>
@@ -11166,7 +11166,7 @@
         <w:t>46.</w:t>
         <w:tab/>
       </w:r>
-      <w:hyperlink r:id="rId46">
+      <w:hyperlink r:id="rId47">
         <w:r>
           <w:rPr>
             <w:color w:val="2A78D6"/>

--- a/docs/files/latvenergo/latvenergo_6M2026_lt.docx
+++ b/docs/files/latvenergo/latvenergo_6M2026_lt.docx
@@ -6786,7 +6786,7 @@
           <w:color w:val="667085"/>
           <w:sz w:val="18"/>
         </w:rPr>
-        <w:t>Automatinė naujienų paieška (Google News, LV), 2026-07-30 – 2026-10-28: 14 pranešimų.</w:t>
+        <w:t>Automatinė naujienų paieška (Google News, LV), 2026-08-01 – 2026-10-30: 20 pranešimų.</w:t>
       </w:r>
     </w:p>
     <w:tbl>
@@ -7003,7 +7003,7 @@
                 <w:color w:val="1B2430"/>
                 <w:sz w:val="17"/>
               </w:rPr>
-              <w:t>2026-10-27</w:t>
+              <w:t>2026-10-30</w:t>
             </w:r>
           </w:p>
         </w:tc>
@@ -7052,7 +7052,7 @@
                   <w:color w:val="1B2430"/>
                   <w:sz w:val="18"/>
                 </w:rPr>
-                <w:t xml:space="preserve">Apkure Rīgā var kļūt par 30% dārgāka! “Latvenergo” un “Rīgas siltums” meklē veidus, kā cenu mazināt</w:t>
+                <w:t xml:space="preserve">"Elektrum" meita kļūst par "Latvenergo" ģimenes galvu</w:t>
               </w:r>
             </w:hyperlink>
             <w:r>
@@ -7061,7 +7061,7 @@
                 <w:color w:val="667085"/>
                 <w:sz w:val="15"/>
               </w:rPr>
-              <w:t xml:space="preserve">   LA.LV</w:t>
+              <w:t xml:space="preserve">   NRA</w:t>
             </w:r>
           </w:p>
         </w:tc>
@@ -7087,7 +7087,7 @@
                 <w:color w:val="1B2430"/>
                 <w:sz w:val="17"/>
               </w:rPr>
-              <w:t>2026-10-27</w:t>
+              <w:t>2026-10-29</w:t>
             </w:r>
           </w:p>
         </w:tc>
@@ -7136,7 +7136,7 @@
                   <w:color w:val="1B2430"/>
                   <w:sz w:val="18"/>
                 </w:rPr>
-                <w:t xml:space="preserve">Internets no Latvenergo: ko piedāvā jaunā sadarbība ar Tet un Biti</w:t>
+                <w:t xml:space="preserve">"Latvenergo stratēģiskais forums 2035"</w:t>
               </w:r>
             </w:hyperlink>
             <w:r>
@@ -7145,7 +7145,7 @@
                 <w:color w:val="667085"/>
                 <w:sz w:val="15"/>
               </w:rPr>
-              <w:t xml:space="preserve">   Dzentlmenis.lv</w:t>
+              <w:t xml:space="preserve">   NRA</w:t>
             </w:r>
           </w:p>
         </w:tc>
@@ -7171,7 +7171,7 @@
                 <w:color w:val="1B2430"/>
                 <w:sz w:val="17"/>
               </w:rPr>
-              <w:t>2026-10-26</w:t>
+              <w:t>2026-10-29</w:t>
             </w:r>
           </w:p>
         </w:tc>
@@ -7215,6 +7215,342 @@
               <w:spacing w:before="0" w:after="0"/>
             </w:pPr>
             <w:hyperlink r:id="rId41">
+              <w:r>
+                <w:rPr>
+                  <w:color w:val="1B2430"/>
+                  <w:sz w:val="18"/>
+                </w:rPr>
+                <w:t xml:space="preserve">Turpmāk «Latvenergo» vadošais zīmols būs «Elektrum»</w:t>
+              </w:r>
+            </w:hyperlink>
+            <w:r>
+              <w:rPr>
+                <w:b w:val="0"/>
+                <w:color w:val="667085"/>
+                <w:sz w:val="15"/>
+              </w:rPr>
+              <w:t xml:space="preserve">   bb.lv  ·  dar 1 panašūs pranešimai</w:t>
+            </w:r>
+          </w:p>
+        </w:tc>
+      </w:tr>
+      <w:tr>
+        <w:tc>
+          <w:tcPr>
+            <w:tcW w:type="dxa" w:w="1020"/>
+            <w:tcBorders>
+              <w:top w:val="nil"/>
+              <w:left w:val="nil"/>
+              <w:bottom w:val="single" w:sz="4" w:color="E3E8EE" w:space="0"/>
+              <w:right w:val="nil"/>
+            </w:tcBorders>
+          </w:tcPr>
+          <w:p>
+            <w:pPr>
+              <w:spacing w:before="0" w:after="0"/>
+            </w:pPr>
+            <w:r>
+              <w:rPr>
+                <w:b w:val="0"/>
+                <w:color w:val="1B2430"/>
+                <w:sz w:val="17"/>
+              </w:rPr>
+              <w:t>2026-10-29</w:t>
+            </w:r>
+          </w:p>
+        </w:tc>
+        <w:tc>
+          <w:tcPr>
+            <w:tcW w:type="dxa" w:w="1361"/>
+            <w:tcBorders>
+              <w:top w:val="nil"/>
+              <w:left w:val="nil"/>
+              <w:bottom w:val="single" w:sz="4" w:color="E3E8EE" w:space="0"/>
+              <w:right w:val="nil"/>
+            </w:tcBorders>
+          </w:tcPr>
+          <w:p>
+            <w:pPr>
+              <w:spacing w:before="0" w:after="0"/>
+            </w:pPr>
+            <w:r>
+              <w:rPr>
+                <w:b/>
+                <w:color w:val="5F6B7A"/>
+                <w:sz w:val="14"/>
+                <w:shd w:val="clear" w:color="auto" w:fill="F0F2F5"/>
+              </w:rPr>
+              <w:t xml:space="preserve"> KITA </w:t>
+            </w:r>
+          </w:p>
+        </w:tc>
+        <w:tc>
+          <w:tcPr>
+            <w:tcW w:type="dxa" w:w="7257"/>
+            <w:tcBorders>
+              <w:top w:val="nil"/>
+              <w:left w:val="nil"/>
+              <w:bottom w:val="single" w:sz="4" w:color="E3E8EE" w:space="0"/>
+              <w:right w:val="nil"/>
+            </w:tcBorders>
+          </w:tcPr>
+          <w:p>
+            <w:pPr>
+              <w:spacing w:before="0" w:after="0"/>
+            </w:pPr>
+            <w:hyperlink r:id="rId42">
+              <w:r>
+                <w:rPr>
+                  <w:color w:val="1B2430"/>
+                  <w:sz w:val="18"/>
+                </w:rPr>
+                <w:t xml:space="preserve">Dārgāki sūtījumi no Ķīnas, "Latvenergo" zīmola izmaiņas, "Alphabet" kritums. Aktuālais ekonomikā 29. oktobrī</w:t>
+              </w:r>
+            </w:hyperlink>
+            <w:r>
+              <w:rPr>
+                <w:b w:val="0"/>
+                <w:color w:val="667085"/>
+                <w:sz w:val="15"/>
+              </w:rPr>
+              <w:t xml:space="preserve">   DELFI</w:t>
+            </w:r>
+          </w:p>
+        </w:tc>
+      </w:tr>
+      <w:tr>
+        <w:tc>
+          <w:tcPr>
+            <w:tcW w:type="dxa" w:w="1020"/>
+            <w:tcBorders>
+              <w:top w:val="nil"/>
+              <w:left w:val="nil"/>
+              <w:bottom w:val="single" w:sz="4" w:color="E3E8EE" w:space="0"/>
+              <w:right w:val="nil"/>
+            </w:tcBorders>
+          </w:tcPr>
+          <w:p>
+            <w:pPr>
+              <w:spacing w:before="0" w:after="0"/>
+            </w:pPr>
+            <w:r>
+              <w:rPr>
+                <w:b w:val="0"/>
+                <w:color w:val="1B2430"/>
+                <w:sz w:val="17"/>
+              </w:rPr>
+              <w:t>2026-10-27</w:t>
+            </w:r>
+          </w:p>
+        </w:tc>
+        <w:tc>
+          <w:tcPr>
+            <w:tcW w:type="dxa" w:w="1361"/>
+            <w:tcBorders>
+              <w:top w:val="nil"/>
+              <w:left w:val="nil"/>
+              <w:bottom w:val="single" w:sz="4" w:color="E3E8EE" w:space="0"/>
+              <w:right w:val="nil"/>
+            </w:tcBorders>
+          </w:tcPr>
+          <w:p>
+            <w:pPr>
+              <w:spacing w:before="0" w:after="0"/>
+            </w:pPr>
+            <w:r>
+              <w:rPr>
+                <w:b/>
+                <w:color w:val="5F6B7A"/>
+                <w:sz w:val="14"/>
+                <w:shd w:val="clear" w:color="auto" w:fill="F0F2F5"/>
+              </w:rPr>
+              <w:t xml:space="preserve"> KITA </w:t>
+            </w:r>
+          </w:p>
+        </w:tc>
+        <w:tc>
+          <w:tcPr>
+            <w:tcW w:type="dxa" w:w="7257"/>
+            <w:tcBorders>
+              <w:top w:val="nil"/>
+              <w:left w:val="nil"/>
+              <w:bottom w:val="single" w:sz="4" w:color="E3E8EE" w:space="0"/>
+              <w:right w:val="nil"/>
+            </w:tcBorders>
+          </w:tcPr>
+          <w:p>
+            <w:pPr>
+              <w:spacing w:before="0" w:after="0"/>
+            </w:pPr>
+            <w:hyperlink r:id="rId43">
+              <w:r>
+                <w:rPr>
+                  <w:color w:val="1B2430"/>
+                  <w:sz w:val="18"/>
+                </w:rPr>
+                <w:t xml:space="preserve">Apkure Rīgā var kļūt par 30% dārgāka! “Latvenergo” un “Rīgas siltums” meklē veidus, kā cenu mazināt</w:t>
+              </w:r>
+            </w:hyperlink>
+            <w:r>
+              <w:rPr>
+                <w:b w:val="0"/>
+                <w:color w:val="667085"/>
+                <w:sz w:val="15"/>
+              </w:rPr>
+              <w:t xml:space="preserve">   LA.LV</w:t>
+            </w:r>
+          </w:p>
+        </w:tc>
+      </w:tr>
+      <w:tr>
+        <w:tc>
+          <w:tcPr>
+            <w:tcW w:type="dxa" w:w="1020"/>
+            <w:tcBorders>
+              <w:top w:val="nil"/>
+              <w:left w:val="nil"/>
+              <w:bottom w:val="single" w:sz="4" w:color="E3E8EE" w:space="0"/>
+              <w:right w:val="nil"/>
+            </w:tcBorders>
+          </w:tcPr>
+          <w:p>
+            <w:pPr>
+              <w:spacing w:before="0" w:after="0"/>
+            </w:pPr>
+            <w:r>
+              <w:rPr>
+                <w:b w:val="0"/>
+                <w:color w:val="1B2430"/>
+                <w:sz w:val="17"/>
+              </w:rPr>
+              <w:t>2026-10-27</w:t>
+            </w:r>
+          </w:p>
+        </w:tc>
+        <w:tc>
+          <w:tcPr>
+            <w:tcW w:type="dxa" w:w="1361"/>
+            <w:tcBorders>
+              <w:top w:val="nil"/>
+              <w:left w:val="nil"/>
+              <w:bottom w:val="single" w:sz="4" w:color="E3E8EE" w:space="0"/>
+              <w:right w:val="nil"/>
+            </w:tcBorders>
+          </w:tcPr>
+          <w:p>
+            <w:pPr>
+              <w:spacing w:before="0" w:after="0"/>
+            </w:pPr>
+            <w:r>
+              <w:rPr>
+                <w:b/>
+                <w:color w:val="5F6B7A"/>
+                <w:sz w:val="14"/>
+                <w:shd w:val="clear" w:color="auto" w:fill="F0F2F5"/>
+              </w:rPr>
+              <w:t xml:space="preserve"> KITA </w:t>
+            </w:r>
+          </w:p>
+        </w:tc>
+        <w:tc>
+          <w:tcPr>
+            <w:tcW w:type="dxa" w:w="7257"/>
+            <w:tcBorders>
+              <w:top w:val="nil"/>
+              <w:left w:val="nil"/>
+              <w:bottom w:val="single" w:sz="4" w:color="E3E8EE" w:space="0"/>
+              <w:right w:val="nil"/>
+            </w:tcBorders>
+          </w:tcPr>
+          <w:p>
+            <w:pPr>
+              <w:spacing w:before="0" w:after="0"/>
+            </w:pPr>
+            <w:hyperlink r:id="rId44">
+              <w:r>
+                <w:rPr>
+                  <w:color w:val="1B2430"/>
+                  <w:sz w:val="18"/>
+                </w:rPr>
+                <w:t xml:space="preserve">Internets no Latvenergo: ko piedāvā jaunā sadarbība ar Tet un Biti</w:t>
+              </w:r>
+            </w:hyperlink>
+            <w:r>
+              <w:rPr>
+                <w:b w:val="0"/>
+                <w:color w:val="667085"/>
+                <w:sz w:val="15"/>
+              </w:rPr>
+              <w:t xml:space="preserve">   Dzentlmenis.lv</w:t>
+            </w:r>
+          </w:p>
+        </w:tc>
+      </w:tr>
+      <w:tr>
+        <w:tc>
+          <w:tcPr>
+            <w:tcW w:type="dxa" w:w="1020"/>
+            <w:tcBorders>
+              <w:top w:val="nil"/>
+              <w:left w:val="nil"/>
+              <w:bottom w:val="single" w:sz="4" w:color="E3E8EE" w:space="0"/>
+              <w:right w:val="nil"/>
+            </w:tcBorders>
+          </w:tcPr>
+          <w:p>
+            <w:pPr>
+              <w:spacing w:before="0" w:after="0"/>
+            </w:pPr>
+            <w:r>
+              <w:rPr>
+                <w:b w:val="0"/>
+                <w:color w:val="1B2430"/>
+                <w:sz w:val="17"/>
+              </w:rPr>
+              <w:t>2026-10-26</w:t>
+            </w:r>
+          </w:p>
+        </w:tc>
+        <w:tc>
+          <w:tcPr>
+            <w:tcW w:type="dxa" w:w="1361"/>
+            <w:tcBorders>
+              <w:top w:val="nil"/>
+              <w:left w:val="nil"/>
+              <w:bottom w:val="single" w:sz="4" w:color="E3E8EE" w:space="0"/>
+              <w:right w:val="nil"/>
+            </w:tcBorders>
+          </w:tcPr>
+          <w:p>
+            <w:pPr>
+              <w:spacing w:before="0" w:after="0"/>
+            </w:pPr>
+            <w:r>
+              <w:rPr>
+                <w:b/>
+                <w:color w:val="5F6B7A"/>
+                <w:sz w:val="14"/>
+                <w:shd w:val="clear" w:color="auto" w:fill="F0F2F5"/>
+              </w:rPr>
+              <w:t xml:space="preserve"> KITA </w:t>
+            </w:r>
+          </w:p>
+        </w:tc>
+        <w:tc>
+          <w:tcPr>
+            <w:tcW w:type="dxa" w:w="7257"/>
+            <w:tcBorders>
+              <w:top w:val="nil"/>
+              <w:left w:val="nil"/>
+              <w:bottom w:val="single" w:sz="4" w:color="E3E8EE" w:space="0"/>
+              <w:right w:val="nil"/>
+            </w:tcBorders>
+          </w:tcPr>
+          <w:p>
+            <w:pPr>
+              <w:spacing w:before="0" w:after="0"/>
+            </w:pPr>
+            <w:hyperlink r:id="rId45">
               <w:r>
                 <w:rPr>
                   <w:color w:val="1B2430"/>
@@ -7314,342 +7650,6 @@
                 <w:sz w:val="15"/>
               </w:rPr>
               <w:t xml:space="preserve">   TVNET</w:t>
-            </w:r>
-          </w:p>
-        </w:tc>
-      </w:tr>
-      <w:tr>
-        <w:tc>
-          <w:tcPr>
-            <w:tcW w:type="dxa" w:w="1020"/>
-            <w:tcBorders>
-              <w:top w:val="nil"/>
-              <w:left w:val="nil"/>
-              <w:bottom w:val="single" w:sz="4" w:color="E3E8EE" w:space="0"/>
-              <w:right w:val="nil"/>
-            </w:tcBorders>
-          </w:tcPr>
-          <w:p>
-            <w:pPr>
-              <w:spacing w:before="0" w:after="0"/>
-            </w:pPr>
-            <w:r>
-              <w:rPr>
-                <w:b w:val="0"/>
-                <w:color w:val="1B2430"/>
-                <w:sz w:val="17"/>
-              </w:rPr>
-              <w:t>2026-10-21</w:t>
-            </w:r>
-          </w:p>
-        </w:tc>
-        <w:tc>
-          <w:tcPr>
-            <w:tcW w:type="dxa" w:w="1361"/>
-            <w:tcBorders>
-              <w:top w:val="nil"/>
-              <w:left w:val="nil"/>
-              <w:bottom w:val="single" w:sz="4" w:color="E3E8EE" w:space="0"/>
-              <w:right w:val="nil"/>
-            </w:tcBorders>
-          </w:tcPr>
-          <w:p>
-            <w:pPr>
-              <w:spacing w:before="0" w:after="0"/>
-            </w:pPr>
-            <w:r>
-              <w:rPr>
-                <w:b/>
-                <w:color w:val="5F6B7A"/>
-                <w:sz w:val="14"/>
-                <w:shd w:val="clear" w:color="auto" w:fill="F0F2F5"/>
-              </w:rPr>
-              <w:t xml:space="preserve"> KITA </w:t>
-            </w:r>
-          </w:p>
-        </w:tc>
-        <w:tc>
-          <w:tcPr>
-            <w:tcW w:type="dxa" w:w="7257"/>
-            <w:tcBorders>
-              <w:top w:val="nil"/>
-              <w:left w:val="nil"/>
-              <w:bottom w:val="single" w:sz="4" w:color="E3E8EE" w:space="0"/>
-              <w:right w:val="nil"/>
-            </w:tcBorders>
-          </w:tcPr>
-          <w:p>
-            <w:pPr>
-              <w:spacing w:before="0" w:after="0"/>
-            </w:pPr>
-            <w:hyperlink r:id="rId42">
-              <w:r>
-                <w:rPr>
-                  <w:color w:val="1B2430"/>
-                  <w:sz w:val="18"/>
-                </w:rPr>
-                <w:t xml:space="preserve">Vai ziemā pietiks gāzes un kas notiks ar cenām? «Latvenergo» skaidro situāciju pirms apkures sezonas</w:t>
-              </w:r>
-            </w:hyperlink>
-            <w:r>
-              <w:rPr>
-                <w:b w:val="0"/>
-                <w:color w:val="667085"/>
-                <w:sz w:val="15"/>
-              </w:rPr>
-              <w:t xml:space="preserve">   bb.lv</w:t>
-            </w:r>
-          </w:p>
-        </w:tc>
-      </w:tr>
-      <w:tr>
-        <w:tc>
-          <w:tcPr>
-            <w:tcW w:type="dxa" w:w="1020"/>
-            <w:tcBorders>
-              <w:top w:val="nil"/>
-              <w:left w:val="nil"/>
-              <w:bottom w:val="single" w:sz="4" w:color="E3E8EE" w:space="0"/>
-              <w:right w:val="nil"/>
-            </w:tcBorders>
-          </w:tcPr>
-          <w:p>
-            <w:pPr>
-              <w:spacing w:before="0" w:after="0"/>
-            </w:pPr>
-            <w:r>
-              <w:rPr>
-                <w:b w:val="0"/>
-                <w:color w:val="1B2430"/>
-                <w:sz w:val="17"/>
-              </w:rPr>
-              <w:t>2026-10-15</w:t>
-            </w:r>
-          </w:p>
-        </w:tc>
-        <w:tc>
-          <w:tcPr>
-            <w:tcW w:type="dxa" w:w="1361"/>
-            <w:tcBorders>
-              <w:top w:val="nil"/>
-              <w:left w:val="nil"/>
-              <w:bottom w:val="single" w:sz="4" w:color="E3E8EE" w:space="0"/>
-              <w:right w:val="nil"/>
-            </w:tcBorders>
-          </w:tcPr>
-          <w:p>
-            <w:pPr>
-              <w:spacing w:before="0" w:after="0"/>
-            </w:pPr>
-            <w:r>
-              <w:rPr>
-                <w:b/>
-                <w:color w:val="5F6B7A"/>
-                <w:sz w:val="14"/>
-                <w:shd w:val="clear" w:color="auto" w:fill="F0F2F5"/>
-              </w:rPr>
-              <w:t xml:space="preserve"> KITA </w:t>
-            </w:r>
-          </w:p>
-        </w:tc>
-        <w:tc>
-          <w:tcPr>
-            <w:tcW w:type="dxa" w:w="7257"/>
-            <w:tcBorders>
-              <w:top w:val="nil"/>
-              <w:left w:val="nil"/>
-              <w:bottom w:val="single" w:sz="4" w:color="E3E8EE" w:space="0"/>
-              <w:right w:val="nil"/>
-            </w:tcBorders>
-          </w:tcPr>
-          <w:p>
-            <w:pPr>
-              <w:spacing w:before="0" w:after="0"/>
-            </w:pPr>
-            <w:hyperlink r:id="rId43">
-              <w:r>
-                <w:rPr>
-                  <w:color w:val="1B2430"/>
-                  <w:sz w:val="18"/>
-                </w:rPr>
-                <w:t xml:space="preserve">Piecu gadu laikā dubultojusies Latvenergo vērtība</w:t>
-              </w:r>
-            </w:hyperlink>
-            <w:r>
-              <w:rPr>
-                <w:b w:val="0"/>
-                <w:color w:val="667085"/>
-                <w:sz w:val="15"/>
-              </w:rPr>
-              <w:t xml:space="preserve">   Investoru Klubs</w:t>
-            </w:r>
-          </w:p>
-        </w:tc>
-      </w:tr>
-      <w:tr>
-        <w:tc>
-          <w:tcPr>
-            <w:tcW w:type="dxa" w:w="1020"/>
-            <w:tcBorders>
-              <w:top w:val="nil"/>
-              <w:left w:val="nil"/>
-              <w:bottom w:val="single" w:sz="4" w:color="E3E8EE" w:space="0"/>
-              <w:right w:val="nil"/>
-            </w:tcBorders>
-          </w:tcPr>
-          <w:p>
-            <w:pPr>
-              <w:spacing w:before="0" w:after="0"/>
-            </w:pPr>
-            <w:r>
-              <w:rPr>
-                <w:b w:val="0"/>
-                <w:color w:val="1B2430"/>
-                <w:sz w:val="17"/>
-              </w:rPr>
-              <w:t>2026-10-14</w:t>
-            </w:r>
-          </w:p>
-        </w:tc>
-        <w:tc>
-          <w:tcPr>
-            <w:tcW w:type="dxa" w:w="1361"/>
-            <w:tcBorders>
-              <w:top w:val="nil"/>
-              <w:left w:val="nil"/>
-              <w:bottom w:val="single" w:sz="4" w:color="E3E8EE" w:space="0"/>
-              <w:right w:val="nil"/>
-            </w:tcBorders>
-          </w:tcPr>
-          <w:p>
-            <w:pPr>
-              <w:spacing w:before="0" w:after="0"/>
-            </w:pPr>
-            <w:r>
-              <w:rPr>
-                <w:b/>
-                <w:color w:val="5F6B7A"/>
-                <w:sz w:val="14"/>
-                <w:shd w:val="clear" w:color="auto" w:fill="F0F2F5"/>
-              </w:rPr>
-              <w:t xml:space="preserve"> KITA </w:t>
-            </w:r>
-          </w:p>
-        </w:tc>
-        <w:tc>
-          <w:tcPr>
-            <w:tcW w:type="dxa" w:w="7257"/>
-            <w:tcBorders>
-              <w:top w:val="nil"/>
-              <w:left w:val="nil"/>
-              <w:bottom w:val="single" w:sz="4" w:color="E3E8EE" w:space="0"/>
-              <w:right w:val="nil"/>
-            </w:tcBorders>
-          </w:tcPr>
-          <w:p>
-            <w:pPr>
-              <w:spacing w:before="0" w:after="0"/>
-            </w:pPr>
-            <w:hyperlink r:id="rId44">
-              <w:r>
-                <w:rPr>
-                  <w:color w:val="1B2430"/>
-                  <w:sz w:val="18"/>
-                </w:rPr>
-                <w:t xml:space="preserve">Latvenergo : Dabasgāzes cenas sasniedz augstāko līmeni gandrīz četru gadu laikā</w:t>
-              </w:r>
-            </w:hyperlink>
-            <w:r>
-              <w:rPr>
-                <w:b w:val="0"/>
-                <w:color w:val="667085"/>
-                <w:sz w:val="15"/>
-              </w:rPr>
-              <w:t xml:space="preserve">   Diena</w:t>
-            </w:r>
-          </w:p>
-        </w:tc>
-      </w:tr>
-      <w:tr>
-        <w:tc>
-          <w:tcPr>
-            <w:tcW w:type="dxa" w:w="1020"/>
-            <w:tcBorders>
-              <w:top w:val="nil"/>
-              <w:left w:val="nil"/>
-              <w:bottom w:val="single" w:sz="4" w:color="E3E8EE" w:space="0"/>
-              <w:right w:val="nil"/>
-            </w:tcBorders>
-          </w:tcPr>
-          <w:p>
-            <w:pPr>
-              <w:spacing w:before="0" w:after="0"/>
-            </w:pPr>
-            <w:r>
-              <w:rPr>
-                <w:b w:val="0"/>
-                <w:color w:val="1B2430"/>
-                <w:sz w:val="17"/>
-              </w:rPr>
-              <w:t>2026-10-14</w:t>
-            </w:r>
-          </w:p>
-        </w:tc>
-        <w:tc>
-          <w:tcPr>
-            <w:tcW w:type="dxa" w:w="1361"/>
-            <w:tcBorders>
-              <w:top w:val="nil"/>
-              <w:left w:val="nil"/>
-              <w:bottom w:val="single" w:sz="4" w:color="E3E8EE" w:space="0"/>
-              <w:right w:val="nil"/>
-            </w:tcBorders>
-          </w:tcPr>
-          <w:p>
-            <w:pPr>
-              <w:spacing w:before="0" w:after="0"/>
-            </w:pPr>
-            <w:r>
-              <w:rPr>
-                <w:b/>
-                <w:color w:val="5F6B7A"/>
-                <w:sz w:val="14"/>
-                <w:shd w:val="clear" w:color="auto" w:fill="F0F2F5"/>
-              </w:rPr>
-              <w:t xml:space="preserve"> KITA </w:t>
-            </w:r>
-          </w:p>
-        </w:tc>
-        <w:tc>
-          <w:tcPr>
-            <w:tcW w:type="dxa" w:w="7257"/>
-            <w:tcBorders>
-              <w:top w:val="nil"/>
-              <w:left w:val="nil"/>
-              <w:bottom w:val="single" w:sz="4" w:color="E3E8EE" w:space="0"/>
-              <w:right w:val="nil"/>
-            </w:tcBorders>
-          </w:tcPr>
-          <w:p>
-            <w:pPr>
-              <w:spacing w:before="0" w:after="0"/>
-            </w:pPr>
-            <w:hyperlink r:id="rId45">
-              <w:r>
-                <w:rPr>
-                  <w:color w:val="1B2430"/>
-                  <w:sz w:val="18"/>
-                </w:rPr>
-                <w:t xml:space="preserve">Tik dārga gāze nav bijusi gadiem: "Latvenergo" analītiķe brīdina par saspringtu situāciju pirms apkures sezonas</w:t>
-              </w:r>
-            </w:hyperlink>
-            <w:r>
-              <w:rPr>
-                <w:b w:val="0"/>
-                <w:color w:val="667085"/>
-                <w:sz w:val="15"/>
-              </w:rPr>
-              <w:t xml:space="preserve">   Dzentlmenis.lv</w:t>
             </w:r>
           </w:p>
         </w:tc>
@@ -8208,7 +8208,7 @@
                 <w:color w:val="333333"/>
                 <w:sz w:val="18"/>
               </w:rPr>
-              <w:t>Nerasta EU, UN, US OFAC konsoliduotuose sankcijų sąrašuose (automatinė patikra 2026-10-28).</w:t>
+              <w:t>Nerasta EU, UN, US OFAC konsoliduotuose sankcijų sąrašuose (automatinė patikra 2026-10-30).</w:t>
             </w:r>
           </w:p>
           <w:p>
@@ -8447,7 +8447,7 @@
                 <w:color w:val="333333"/>
                 <w:sz w:val="18"/>
               </w:rPr>
-              <w:t>Naujienų suvestinė 2026-07-30 – 2026-10-28: 14 pranešimų, iš jų su neigiamu žodžiu antraštėje – 0 (plačiau – skiltyje „Ką rašo spauda“).</w:t>
+              <w:t>Naujienų suvestinė 2026-08-01 – 2026-10-30: 20 pranešimų, iš jų su neigiamu žodžiu antraštėje – 0 (plačiau – skiltyje „Ką rašo spauda“).</w:t>
             </w:r>
           </w:p>
         </w:tc>

--- a/docs/files/latvenergo/latvenergo_6M2026_lt.docx
+++ b/docs/files/latvenergo/latvenergo_6M2026_lt.docx
@@ -6786,7 +6786,7 @@
           <w:color w:val="667085"/>
           <w:sz w:val="18"/>
         </w:rPr>
-        <w:t>Automatinė naujienų paieška (Google News, LV), 2026-08-01 – 2026-10-30: 20 pranešimų.</w:t>
+        <w:t>Automatinė naujienų paieška (Google News, LV), 2026-08-02 – 2026-10-31: 20 pranešimų.</w:t>
       </w:r>
     </w:p>
     <w:tbl>
@@ -8208,7 +8208,7 @@
                 <w:color w:val="333333"/>
                 <w:sz w:val="18"/>
               </w:rPr>
-              <w:t>Nerasta EU, UN, US OFAC konsoliduotuose sankcijų sąrašuose (automatinė patikra 2026-10-30).</w:t>
+              <w:t>Nerasta EU, UN, US OFAC konsoliduotuose sankcijų sąrašuose (automatinė patikra 2026-10-31).</w:t>
             </w:r>
           </w:p>
           <w:p>
@@ -8447,7 +8447,7 @@
                 <w:color w:val="333333"/>
                 <w:sz w:val="18"/>
               </w:rPr>
-              <w:t>Naujienų suvestinė 2026-08-01 – 2026-10-30: 20 pranešimų, iš jų su neigiamu žodžiu antraštėje – 0 (plačiau – skiltyje „Ką rašo spauda“).</w:t>
+              <w:t>Naujienų suvestinė 2026-08-02 – 2026-10-31: 20 pranešimų, iš jų su neigiamu žodžiu antraštėje – 0 (plačiau – skiltyje „Ką rašo spauda“).</w:t>
             </w:r>
           </w:p>
         </w:tc>
